--- a/01-documentation/PROYECTO DE VOLUNTARIADO PROFESIONAL.docx
+++ b/01-documentation/PROYECTO DE VOLUNTARIADO PROFESIONAL.docx
@@ -55,6 +55,7 @@
     <w:p>
       <w:pPr>
         <w:pStyle w:val="Ttulo1"/>
+        <w:ind w:left="720" w:hanging="720"/>
         <w:jc w:val="both"/>
         <w:rPr>
           <w:rFonts w:asciiTheme="minorHAnsi" w:hAnsiTheme="minorHAnsi"/>
@@ -153,8 +154,9 @@
           <w:szCs w:val="22"/>
           <w:lang w:val="es-MX"/>
         </w:rPr>
-        <w:t xml:space="preserve">           </w:t>
-      </w:r>
+        <w:t xml:space="preserve">           Registro de Usuario, </w:t>
+      </w:r>
+      <w:proofErr w:type="spellStart"/>
       <w:r>
         <w:rPr>
           <w:rFonts w:asciiTheme="minorHAnsi" w:hAnsiTheme="minorHAnsi"/>
@@ -162,9 +164,9 @@
           <w:szCs w:val="22"/>
           <w:lang w:val="es-MX"/>
         </w:rPr>
-        <w:t xml:space="preserve">Registro de Usuario, </w:t>
-      </w:r>
-      <w:proofErr w:type="spellStart"/>
+        <w:t>Login</w:t>
+      </w:r>
+      <w:proofErr w:type="spellEnd"/>
       <w:r>
         <w:rPr>
           <w:rFonts w:asciiTheme="minorHAnsi" w:hAnsiTheme="minorHAnsi"/>
@@ -172,9 +174,9 @@
           <w:szCs w:val="22"/>
           <w:lang w:val="es-MX"/>
         </w:rPr>
-        <w:t>Login</w:t>
-      </w:r>
-      <w:proofErr w:type="spellEnd"/>
+        <w:t xml:space="preserve">, Carrito de Compras y </w:t>
+      </w:r>
+      <w:proofErr w:type="spellStart"/>
       <w:r>
         <w:rPr>
           <w:rFonts w:asciiTheme="minorHAnsi" w:hAnsiTheme="minorHAnsi"/>
@@ -182,16 +184,6 @@
           <w:szCs w:val="22"/>
           <w:lang w:val="es-MX"/>
         </w:rPr>
-        <w:t xml:space="preserve">, Carrito de Compras y </w:t>
-      </w:r>
-      <w:proofErr w:type="spellStart"/>
-      <w:r>
-        <w:rPr>
-          <w:rFonts w:asciiTheme="minorHAnsi" w:hAnsiTheme="minorHAnsi"/>
-          <w:sz w:val="22"/>
-          <w:szCs w:val="22"/>
-          <w:lang w:val="es-MX"/>
-        </w:rPr>
         <w:t>Checkout</w:t>
       </w:r>
       <w:proofErr w:type="spellEnd"/>
@@ -211,7 +203,23 @@
           <w:iCs/>
           <w:lang w:val="es-MX"/>
         </w:rPr>
-        <w:t>Fecha: 05/09/2026</w:t>
+        <w:t xml:space="preserve">Fecha: </w:t>
+      </w:r>
+      <w:r>
+        <w:rPr>
+          <w:i/>
+          <w:iCs/>
+          <w:lang w:val="es-MX"/>
+        </w:rPr>
+        <w:t>03/10</w:t>
+      </w:r>
+      <w:r>
+        <w:rPr>
+          <w:i/>
+          <w:iCs/>
+          <w:lang w:val="es-MX"/>
+        </w:rPr>
+        <w:t>/2026</w:t>
       </w:r>
     </w:p>
     <w:p>
@@ -729,6 +737,44 @@
           </w:p>
         </w:tc>
       </w:tr>
+      <w:tr>
+        <w:tc>
+          <w:tcPr>
+            <w:tcW w:w="4414" w:type="dxa"/>
+          </w:tcPr>
+          <w:p>
+            <w:pPr>
+              <w:jc w:val="both"/>
+            </w:pPr>
+            <w:proofErr w:type="spellStart"/>
+            <w:r>
+              <w:t>Repositorio</w:t>
+            </w:r>
+            <w:proofErr w:type="spellEnd"/>
+            <w:r>
+              <w:t xml:space="preserve"> </w:t>
+            </w:r>
+            <w:proofErr w:type="spellStart"/>
+            <w:r>
+              <w:t>GiHub</w:t>
+            </w:r>
+            <w:proofErr w:type="spellEnd"/>
+          </w:p>
+        </w:tc>
+        <w:tc>
+          <w:tcPr>
+            <w:tcW w:w="4414" w:type="dxa"/>
+          </w:tcPr>
+          <w:p>
+            <w:pPr>
+              <w:jc w:val="both"/>
+            </w:pPr>
+            <w:r>
+              <w:t>https://github.com/simonettilopez-maker/qa-portfolio-automation-exercise</w:t>
+            </w:r>
+          </w:p>
+        </w:tc>
+      </w:tr>
     </w:tbl>
     <w:p>
       <w:pPr>
@@ -967,7 +1013,6 @@
           <w:bCs/>
           <w:lang w:val="es-MX"/>
         </w:rPr>
-        <w:lastRenderedPageBreak/>
         <w:t>2.1. Diagrama de Casos de Uso (UML)</w:t>
       </w:r>
     </w:p>
@@ -1172,7 +1217,6 @@
           <w:szCs w:val="27"/>
           <w:lang w:val="es-MX"/>
         </w:rPr>
-        <w:lastRenderedPageBreak/>
         <w:t>2.2. Diagrama de Flujo: Registro de Usuario</w:t>
       </w:r>
     </w:p>
@@ -1357,7 +1401,6 @@
           <w:b/>
           <w:lang w:val="es-MX"/>
         </w:rPr>
-        <w:lastRenderedPageBreak/>
         <w:t>3. ESTRATEGIA Y METODOLOGÍA DE TESTING</w:t>
       </w:r>
     </w:p>
@@ -1509,6 +1552,9 @@
     <w:p>
       <w:pPr>
         <w:jc w:val="both"/>
+        <w:rPr>
+          <w:lang w:val="es-MX"/>
+        </w:rPr>
       </w:pPr>
       <w:r>
         <w:rPr>
@@ -1555,11 +1601,15 @@
         <w:r>
           <w:rPr>
             <w:rStyle w:val="Hipervnculo"/>
+            <w:lang w:val="es-MX"/>
           </w:rPr>
           <w:t>https://trello.com/b/wpLOT66l/proyecto-qa-voluntariado-profesional-teclab-automation-exercise</w:t>
         </w:r>
       </w:hyperlink>
       <w:r>
+        <w:rPr>
+          <w:lang w:val="es-MX"/>
+        </w:rPr>
         <w:t xml:space="preserve"> </w:t>
       </w:r>
     </w:p>
@@ -1807,12 +1857,6 @@
         <w:gridCol w:w="9241"/>
       </w:tblGrid>
       <w:tr>
-        <w:tblPrEx>
-          <w:tblCellMar>
-            <w:top w:w="0" w:type="dxa"/>
-            <w:bottom w:w="0" w:type="dxa"/>
-          </w:tblCellMar>
-        </w:tblPrEx>
         <w:trPr>
           <w:trHeight w:val="2204"/>
         </w:trPr>
@@ -1909,12 +1953,6 @@
         <w:gridCol w:w="9329"/>
       </w:tblGrid>
       <w:tr>
-        <w:tblPrEx>
-          <w:tblCellMar>
-            <w:top w:w="0" w:type="dxa"/>
-            <w:bottom w:w="0" w:type="dxa"/>
-          </w:tblCellMar>
-        </w:tblPrEx>
         <w:trPr>
           <w:trHeight w:val="1340"/>
         </w:trPr>
@@ -2026,6 +2064,7 @@
         <w:rPr>
           <w:lang w:val="es-MX"/>
         </w:rPr>
+        <w:lastRenderedPageBreak/>
         <w:t xml:space="preserve">  </w:t>
       </w:r>
     </w:p>
@@ -2047,12 +2086,6 @@
         <w:gridCol w:w="8690"/>
       </w:tblGrid>
       <w:tr>
-        <w:tblPrEx>
-          <w:tblCellMar>
-            <w:top w:w="0" w:type="dxa"/>
-            <w:bottom w:w="0" w:type="dxa"/>
-          </w:tblCellMar>
-        </w:tblPrEx>
         <w:trPr>
           <w:trHeight w:val="1833"/>
         </w:trPr>
@@ -2075,7 +2108,6 @@
               <w:rPr>
                 <w:lang w:val="es-MX"/>
               </w:rPr>
-              <w:lastRenderedPageBreak/>
               <w:t>• US-003: Selección de Productos y Carrito</w:t>
             </w:r>
           </w:p>
@@ -2170,12 +2202,6 @@
         <w:gridCol w:w="8627"/>
       </w:tblGrid>
       <w:tr>
-        <w:tblPrEx>
-          <w:tblCellMar>
-            <w:top w:w="0" w:type="dxa"/>
-            <w:bottom w:w="0" w:type="dxa"/>
-          </w:tblCellMar>
-        </w:tblPrEx>
         <w:trPr>
           <w:trHeight w:val="1803"/>
         </w:trPr>
@@ -2286,11 +2312,764 @@
     </w:p>
     <w:p>
       <w:pPr>
-        <w:jc w:val="both"/>
-        <w:rPr>
-          <w:lang w:val="es-MX"/>
-        </w:rPr>
-      </w:pPr>
+        <w:pStyle w:val="Ttulo3"/>
+        <w:rPr>
+          <w:b/>
+          <w:color w:val="000000" w:themeColor="text1"/>
+          <w:sz w:val="22"/>
+          <w:szCs w:val="22"/>
+          <w:lang w:val="es-MX"/>
+        </w:rPr>
+      </w:pPr>
+      <w:r>
+        <w:rPr>
+          <w:b/>
+          <w:color w:val="000000" w:themeColor="text1"/>
+          <w:sz w:val="22"/>
+          <w:szCs w:val="22"/>
+          <w:lang w:val="es-MX"/>
+        </w:rPr>
+        <w:t xml:space="preserve">3.2. Resumen y Estado de Casos de Prueba (Matriz de Trazabilidad) </w:t>
+      </w:r>
+    </w:p>
+    <w:p>
+      <w:pPr>
+        <w:rPr>
+          <w:lang w:val="es-MX"/>
+        </w:rPr>
+      </w:pPr>
+    </w:p>
+    <w:tbl>
+      <w:tblPr>
+        <w:tblStyle w:val="Tabladecuadrcula5oscura-nfasis1"/>
+        <w:tblW w:w="0" w:type="auto"/>
+        <w:tblLook w:val="04A0" w:firstRow="1" w:lastRow="0" w:firstColumn="1" w:lastColumn="0" w:noHBand="0" w:noVBand="1"/>
+      </w:tblPr>
+      <w:tblGrid>
+        <w:gridCol w:w="1417"/>
+        <w:gridCol w:w="4522"/>
+        <w:gridCol w:w="1257"/>
+      </w:tblGrid>
+      <w:tr>
+        <w:trPr>
+          <w:cnfStyle w:val="100000000000" w:firstRow="1" w:lastRow="0" w:firstColumn="0" w:lastColumn="0" w:oddVBand="0" w:evenVBand="0" w:oddHBand="0" w:evenHBand="0" w:firstRowFirstColumn="0" w:firstRowLastColumn="0" w:lastRowFirstColumn="0" w:lastRowLastColumn="0"/>
+        </w:trPr>
+        <w:tc>
+          <w:tcPr>
+            <w:cnfStyle w:val="001000000000" w:firstRow="0" w:lastRow="0" w:firstColumn="1" w:lastColumn="0" w:oddVBand="0" w:evenVBand="0" w:oddHBand="0" w:evenHBand="0" w:firstRowFirstColumn="0" w:firstRowLastColumn="0" w:lastRowFirstColumn="0" w:lastRowLastColumn="0"/>
+            <w:tcW w:w="0" w:type="auto"/>
+            <w:hideMark/>
+          </w:tcPr>
+          <w:p>
+            <w:pPr>
+              <w:spacing w:after="480"/>
+              <w:rPr>
+                <w:rFonts w:ascii="Times New Roman" w:eastAsia="Times New Roman" w:hAnsi="Times New Roman" w:cs="Times New Roman"/>
+                <w:sz w:val="24"/>
+                <w:szCs w:val="24"/>
+              </w:rPr>
+            </w:pPr>
+            <w:r>
+              <w:rPr>
+                <w:rFonts w:ascii="Times New Roman" w:eastAsia="Times New Roman" w:hAnsi="Times New Roman" w:cs="Times New Roman"/>
+                <w:sz w:val="24"/>
+                <w:szCs w:val="24"/>
+              </w:rPr>
+              <w:t xml:space="preserve">ID del </w:t>
+            </w:r>
+            <w:proofErr w:type="spellStart"/>
+            <w:r>
+              <w:rPr>
+                <w:rFonts w:ascii="Times New Roman" w:eastAsia="Times New Roman" w:hAnsi="Times New Roman" w:cs="Times New Roman"/>
+                <w:sz w:val="24"/>
+                <w:szCs w:val="24"/>
+              </w:rPr>
+              <w:t>Caso</w:t>
+            </w:r>
+            <w:proofErr w:type="spellEnd"/>
+          </w:p>
+        </w:tc>
+        <w:tc>
+          <w:tcPr>
+            <w:tcW w:w="0" w:type="auto"/>
+            <w:hideMark/>
+          </w:tcPr>
+          <w:p>
+            <w:pPr>
+              <w:spacing w:after="480"/>
+              <w:cnfStyle w:val="100000000000" w:firstRow="1" w:lastRow="0" w:firstColumn="0" w:lastColumn="0" w:oddVBand="0" w:evenVBand="0" w:oddHBand="0" w:evenHBand="0" w:firstRowFirstColumn="0" w:firstRowLastColumn="0" w:lastRowFirstColumn="0" w:lastRowLastColumn="0"/>
+              <w:rPr>
+                <w:rFonts w:ascii="Times New Roman" w:eastAsia="Times New Roman" w:hAnsi="Times New Roman" w:cs="Times New Roman"/>
+                <w:sz w:val="24"/>
+                <w:szCs w:val="24"/>
+                <w:lang w:val="es-MX"/>
+              </w:rPr>
+            </w:pPr>
+            <w:r>
+              <w:rPr>
+                <w:rFonts w:ascii="Times New Roman" w:eastAsia="Times New Roman" w:hAnsi="Times New Roman" w:cs="Times New Roman"/>
+                <w:sz w:val="24"/>
+                <w:szCs w:val="24"/>
+                <w:lang w:val="es-MX"/>
+              </w:rPr>
+              <w:t>Descripción del Caso de Prueba</w:t>
+            </w:r>
+          </w:p>
+        </w:tc>
+        <w:tc>
+          <w:tcPr>
+            <w:tcW w:w="0" w:type="auto"/>
+            <w:hideMark/>
+          </w:tcPr>
+          <w:p>
+            <w:pPr>
+              <w:spacing w:after="480"/>
+              <w:cnfStyle w:val="100000000000" w:firstRow="1" w:lastRow="0" w:firstColumn="0" w:lastColumn="0" w:oddVBand="0" w:evenVBand="0" w:oddHBand="0" w:evenHBand="0" w:firstRowFirstColumn="0" w:firstRowLastColumn="0" w:lastRowFirstColumn="0" w:lastRowLastColumn="0"/>
+              <w:rPr>
+                <w:rFonts w:ascii="Times New Roman" w:eastAsia="Times New Roman" w:hAnsi="Times New Roman" w:cs="Times New Roman"/>
+                <w:sz w:val="24"/>
+                <w:szCs w:val="24"/>
+              </w:rPr>
+            </w:pPr>
+            <w:r>
+              <w:rPr>
+                <w:rFonts w:ascii="Times New Roman" w:eastAsia="Times New Roman" w:hAnsi="Times New Roman" w:cs="Times New Roman"/>
+                <w:sz w:val="24"/>
+                <w:szCs w:val="24"/>
+              </w:rPr>
+              <w:t>Estado</w:t>
+            </w:r>
+          </w:p>
+        </w:tc>
+      </w:tr>
+      <w:tr>
+        <w:trPr>
+          <w:cnfStyle w:val="000000100000" w:firstRow="0" w:lastRow="0" w:firstColumn="0" w:lastColumn="0" w:oddVBand="0" w:evenVBand="0" w:oddHBand="1" w:evenHBand="0" w:firstRowFirstColumn="0" w:firstRowLastColumn="0" w:lastRowFirstColumn="0" w:lastRowLastColumn="0"/>
+        </w:trPr>
+        <w:tc>
+          <w:tcPr>
+            <w:cnfStyle w:val="001000000000" w:firstRow="0" w:lastRow="0" w:firstColumn="1" w:lastColumn="0" w:oddVBand="0" w:evenVBand="0" w:oddHBand="0" w:evenHBand="0" w:firstRowFirstColumn="0" w:firstRowLastColumn="0" w:lastRowFirstColumn="0" w:lastRowLastColumn="0"/>
+            <w:tcW w:w="0" w:type="auto"/>
+            <w:hideMark/>
+          </w:tcPr>
+          <w:p>
+            <w:pPr>
+              <w:spacing w:after="480"/>
+              <w:rPr>
+                <w:rFonts w:ascii="Times New Roman" w:eastAsia="Times New Roman" w:hAnsi="Times New Roman" w:cs="Times New Roman"/>
+                <w:sz w:val="24"/>
+                <w:szCs w:val="24"/>
+              </w:rPr>
+            </w:pPr>
+            <w:r>
+              <w:rPr>
+                <w:rFonts w:ascii="Times New Roman" w:eastAsia="Times New Roman" w:hAnsi="Times New Roman" w:cs="Times New Roman"/>
+                <w:sz w:val="24"/>
+                <w:szCs w:val="24"/>
+              </w:rPr>
+              <w:t>TC-001</w:t>
+            </w:r>
+          </w:p>
+        </w:tc>
+        <w:tc>
+          <w:tcPr>
+            <w:tcW w:w="0" w:type="auto"/>
+            <w:hideMark/>
+          </w:tcPr>
+          <w:p>
+            <w:pPr>
+              <w:spacing w:after="480"/>
+              <w:cnfStyle w:val="000000100000" w:firstRow="0" w:lastRow="0" w:firstColumn="0" w:lastColumn="0" w:oddVBand="0" w:evenVBand="0" w:oddHBand="1" w:evenHBand="0" w:firstRowFirstColumn="0" w:firstRowLastColumn="0" w:lastRowFirstColumn="0" w:lastRowLastColumn="0"/>
+              <w:rPr>
+                <w:rFonts w:ascii="Times New Roman" w:eastAsia="Times New Roman" w:hAnsi="Times New Roman" w:cs="Times New Roman"/>
+                <w:sz w:val="24"/>
+                <w:szCs w:val="24"/>
+                <w:lang w:val="es-MX"/>
+              </w:rPr>
+            </w:pPr>
+            <w:r>
+              <w:rPr>
+                <w:rFonts w:ascii="Times New Roman" w:eastAsia="Times New Roman" w:hAnsi="Times New Roman" w:cs="Times New Roman"/>
+                <w:sz w:val="24"/>
+                <w:szCs w:val="24"/>
+                <w:lang w:val="es-MX"/>
+              </w:rPr>
+              <w:t>Registro de nuevo usuario (Camino feliz)</w:t>
+            </w:r>
+          </w:p>
+        </w:tc>
+        <w:tc>
+          <w:tcPr>
+            <w:tcW w:w="0" w:type="auto"/>
+            <w:hideMark/>
+          </w:tcPr>
+          <w:p>
+            <w:pPr>
+              <w:spacing w:before="100" w:beforeAutospacing="1" w:after="100" w:afterAutospacing="1"/>
+              <w:cnfStyle w:val="000000100000" w:firstRow="0" w:lastRow="0" w:firstColumn="0" w:lastColumn="0" w:oddVBand="0" w:evenVBand="0" w:oddHBand="1" w:evenHBand="0" w:firstRowFirstColumn="0" w:firstRowLastColumn="0" w:lastRowFirstColumn="0" w:lastRowLastColumn="0"/>
+              <w:rPr>
+                <w:rFonts w:ascii="Times New Roman" w:eastAsia="Times New Roman" w:hAnsi="Times New Roman" w:cs="Times New Roman"/>
+                <w:sz w:val="24"/>
+                <w:szCs w:val="24"/>
+              </w:rPr>
+            </w:pPr>
+            <w:proofErr w:type="spellStart"/>
+            <w:r>
+              <w:rPr>
+                <w:rFonts w:ascii="Times New Roman" w:eastAsia="Times New Roman" w:hAnsi="Times New Roman" w:cs="Times New Roman"/>
+                <w:b/>
+                <w:bCs/>
+                <w:sz w:val="24"/>
+                <w:szCs w:val="24"/>
+              </w:rPr>
+              <w:t>Aprobado</w:t>
+            </w:r>
+            <w:proofErr w:type="spellEnd"/>
+          </w:p>
+        </w:tc>
+      </w:tr>
+      <w:tr>
+        <w:tc>
+          <w:tcPr>
+            <w:cnfStyle w:val="001000000000" w:firstRow="0" w:lastRow="0" w:firstColumn="1" w:lastColumn="0" w:oddVBand="0" w:evenVBand="0" w:oddHBand="0" w:evenHBand="0" w:firstRowFirstColumn="0" w:firstRowLastColumn="0" w:lastRowFirstColumn="0" w:lastRowLastColumn="0"/>
+            <w:tcW w:w="0" w:type="auto"/>
+            <w:hideMark/>
+          </w:tcPr>
+          <w:p>
+            <w:pPr>
+              <w:rPr>
+                <w:rFonts w:ascii="Times New Roman" w:eastAsia="Times New Roman" w:hAnsi="Times New Roman" w:cs="Times New Roman"/>
+                <w:sz w:val="24"/>
+                <w:szCs w:val="24"/>
+              </w:rPr>
+            </w:pPr>
+            <w:r>
+              <w:rPr>
+                <w:rFonts w:ascii="Times New Roman" w:eastAsia="Times New Roman" w:hAnsi="Times New Roman" w:cs="Times New Roman"/>
+                <w:sz w:val="24"/>
+                <w:szCs w:val="24"/>
+              </w:rPr>
+              <w:t>TC-002</w:t>
+            </w:r>
+          </w:p>
+        </w:tc>
+        <w:tc>
+          <w:tcPr>
+            <w:tcW w:w="0" w:type="auto"/>
+            <w:hideMark/>
+          </w:tcPr>
+          <w:p>
+            <w:pPr>
+              <w:cnfStyle w:val="000000000000" w:firstRow="0" w:lastRow="0" w:firstColumn="0" w:lastColumn="0" w:oddVBand="0" w:evenVBand="0" w:oddHBand="0" w:evenHBand="0" w:firstRowFirstColumn="0" w:firstRowLastColumn="0" w:lastRowFirstColumn="0" w:lastRowLastColumn="0"/>
+              <w:rPr>
+                <w:rFonts w:ascii="Times New Roman" w:eastAsia="Times New Roman" w:hAnsi="Times New Roman" w:cs="Times New Roman"/>
+                <w:sz w:val="24"/>
+                <w:szCs w:val="24"/>
+                <w:lang w:val="es-MX"/>
+              </w:rPr>
+            </w:pPr>
+            <w:r>
+              <w:rPr>
+                <w:rFonts w:ascii="Times New Roman" w:eastAsia="Times New Roman" w:hAnsi="Times New Roman" w:cs="Times New Roman"/>
+                <w:sz w:val="24"/>
+                <w:szCs w:val="24"/>
+                <w:lang w:val="es-MX"/>
+              </w:rPr>
+              <w:t>Registro fallido por correo duplicado</w:t>
+            </w:r>
+          </w:p>
+        </w:tc>
+        <w:tc>
+          <w:tcPr>
+            <w:tcW w:w="0" w:type="auto"/>
+            <w:hideMark/>
+          </w:tcPr>
+          <w:p>
+            <w:pPr>
+              <w:spacing w:before="100" w:beforeAutospacing="1" w:after="100" w:afterAutospacing="1"/>
+              <w:cnfStyle w:val="000000000000" w:firstRow="0" w:lastRow="0" w:firstColumn="0" w:lastColumn="0" w:oddVBand="0" w:evenVBand="0" w:oddHBand="0" w:evenHBand="0" w:firstRowFirstColumn="0" w:firstRowLastColumn="0" w:lastRowFirstColumn="0" w:lastRowLastColumn="0"/>
+              <w:rPr>
+                <w:rFonts w:ascii="Times New Roman" w:eastAsia="Times New Roman" w:hAnsi="Times New Roman" w:cs="Times New Roman"/>
+                <w:sz w:val="24"/>
+                <w:szCs w:val="24"/>
+              </w:rPr>
+            </w:pPr>
+            <w:proofErr w:type="spellStart"/>
+            <w:r>
+              <w:rPr>
+                <w:rFonts w:ascii="Times New Roman" w:eastAsia="Times New Roman" w:hAnsi="Times New Roman" w:cs="Times New Roman"/>
+                <w:b/>
+                <w:bCs/>
+                <w:sz w:val="24"/>
+                <w:szCs w:val="24"/>
+              </w:rPr>
+              <w:t>Aprobado</w:t>
+            </w:r>
+            <w:proofErr w:type="spellEnd"/>
+          </w:p>
+        </w:tc>
+      </w:tr>
+      <w:tr>
+        <w:trPr>
+          <w:cnfStyle w:val="000000100000" w:firstRow="0" w:lastRow="0" w:firstColumn="0" w:lastColumn="0" w:oddVBand="0" w:evenVBand="0" w:oddHBand="1" w:evenHBand="0" w:firstRowFirstColumn="0" w:firstRowLastColumn="0" w:lastRowFirstColumn="0" w:lastRowLastColumn="0"/>
+        </w:trPr>
+        <w:tc>
+          <w:tcPr>
+            <w:cnfStyle w:val="001000000000" w:firstRow="0" w:lastRow="0" w:firstColumn="1" w:lastColumn="0" w:oddVBand="0" w:evenVBand="0" w:oddHBand="0" w:evenHBand="0" w:firstRowFirstColumn="0" w:firstRowLastColumn="0" w:lastRowFirstColumn="0" w:lastRowLastColumn="0"/>
+            <w:tcW w:w="0" w:type="auto"/>
+            <w:hideMark/>
+          </w:tcPr>
+          <w:p>
+            <w:pPr>
+              <w:rPr>
+                <w:rFonts w:ascii="Times New Roman" w:eastAsia="Times New Roman" w:hAnsi="Times New Roman" w:cs="Times New Roman"/>
+                <w:sz w:val="24"/>
+                <w:szCs w:val="24"/>
+              </w:rPr>
+            </w:pPr>
+            <w:r>
+              <w:rPr>
+                <w:rFonts w:ascii="Times New Roman" w:eastAsia="Times New Roman" w:hAnsi="Times New Roman" w:cs="Times New Roman"/>
+                <w:sz w:val="24"/>
+                <w:szCs w:val="24"/>
+              </w:rPr>
+              <w:t>TC-003</w:t>
+            </w:r>
+          </w:p>
+        </w:tc>
+        <w:tc>
+          <w:tcPr>
+            <w:tcW w:w="0" w:type="auto"/>
+            <w:hideMark/>
+          </w:tcPr>
+          <w:p>
+            <w:pPr>
+              <w:cnfStyle w:val="000000100000" w:firstRow="0" w:lastRow="0" w:firstColumn="0" w:lastColumn="0" w:oddVBand="0" w:evenVBand="0" w:oddHBand="1" w:evenHBand="0" w:firstRowFirstColumn="0" w:firstRowLastColumn="0" w:lastRowFirstColumn="0" w:lastRowLastColumn="0"/>
+              <w:rPr>
+                <w:rFonts w:ascii="Times New Roman" w:eastAsia="Times New Roman" w:hAnsi="Times New Roman" w:cs="Times New Roman"/>
+                <w:sz w:val="24"/>
+                <w:szCs w:val="24"/>
+                <w:lang w:val="es-MX"/>
+              </w:rPr>
+            </w:pPr>
+            <w:r>
+              <w:rPr>
+                <w:rFonts w:ascii="Times New Roman" w:eastAsia="Times New Roman" w:hAnsi="Times New Roman" w:cs="Times New Roman"/>
+                <w:sz w:val="24"/>
+                <w:szCs w:val="24"/>
+                <w:lang w:val="es-MX"/>
+              </w:rPr>
+              <w:t>Inicio de sesión exitoso (</w:t>
+            </w:r>
+            <w:proofErr w:type="spellStart"/>
+            <w:r>
+              <w:rPr>
+                <w:rFonts w:ascii="Times New Roman" w:eastAsia="Times New Roman" w:hAnsi="Times New Roman" w:cs="Times New Roman"/>
+                <w:sz w:val="24"/>
+                <w:szCs w:val="24"/>
+                <w:lang w:val="es-MX"/>
+              </w:rPr>
+              <w:t>Login</w:t>
+            </w:r>
+            <w:proofErr w:type="spellEnd"/>
+            <w:r>
+              <w:rPr>
+                <w:rFonts w:ascii="Times New Roman" w:eastAsia="Times New Roman" w:hAnsi="Times New Roman" w:cs="Times New Roman"/>
+                <w:sz w:val="24"/>
+                <w:szCs w:val="24"/>
+                <w:lang w:val="es-MX"/>
+              </w:rPr>
+              <w:t>)</w:t>
+            </w:r>
+          </w:p>
+        </w:tc>
+        <w:tc>
+          <w:tcPr>
+            <w:tcW w:w="0" w:type="auto"/>
+            <w:hideMark/>
+          </w:tcPr>
+          <w:p>
+            <w:pPr>
+              <w:spacing w:before="100" w:beforeAutospacing="1" w:after="100" w:afterAutospacing="1"/>
+              <w:cnfStyle w:val="000000100000" w:firstRow="0" w:lastRow="0" w:firstColumn="0" w:lastColumn="0" w:oddVBand="0" w:evenVBand="0" w:oddHBand="1" w:evenHBand="0" w:firstRowFirstColumn="0" w:firstRowLastColumn="0" w:lastRowFirstColumn="0" w:lastRowLastColumn="0"/>
+              <w:rPr>
+                <w:rFonts w:ascii="Times New Roman" w:eastAsia="Times New Roman" w:hAnsi="Times New Roman" w:cs="Times New Roman"/>
+                <w:sz w:val="24"/>
+                <w:szCs w:val="24"/>
+              </w:rPr>
+            </w:pPr>
+            <w:proofErr w:type="spellStart"/>
+            <w:r>
+              <w:rPr>
+                <w:rFonts w:ascii="Times New Roman" w:eastAsia="Times New Roman" w:hAnsi="Times New Roman" w:cs="Times New Roman"/>
+                <w:b/>
+                <w:bCs/>
+                <w:sz w:val="24"/>
+                <w:szCs w:val="24"/>
+              </w:rPr>
+              <w:t>Aprobado</w:t>
+            </w:r>
+            <w:proofErr w:type="spellEnd"/>
+          </w:p>
+        </w:tc>
+      </w:tr>
+      <w:tr>
+        <w:tc>
+          <w:tcPr>
+            <w:cnfStyle w:val="001000000000" w:firstRow="0" w:lastRow="0" w:firstColumn="1" w:lastColumn="0" w:oddVBand="0" w:evenVBand="0" w:oddHBand="0" w:evenHBand="0" w:firstRowFirstColumn="0" w:firstRowLastColumn="0" w:lastRowFirstColumn="0" w:lastRowLastColumn="0"/>
+            <w:tcW w:w="0" w:type="auto"/>
+            <w:hideMark/>
+          </w:tcPr>
+          <w:p>
+            <w:pPr>
+              <w:rPr>
+                <w:rFonts w:ascii="Times New Roman" w:eastAsia="Times New Roman" w:hAnsi="Times New Roman" w:cs="Times New Roman"/>
+                <w:sz w:val="24"/>
+                <w:szCs w:val="24"/>
+              </w:rPr>
+            </w:pPr>
+            <w:r>
+              <w:rPr>
+                <w:rFonts w:ascii="Times New Roman" w:eastAsia="Times New Roman" w:hAnsi="Times New Roman" w:cs="Times New Roman"/>
+                <w:sz w:val="24"/>
+                <w:szCs w:val="24"/>
+              </w:rPr>
+              <w:t>TC-004</w:t>
+            </w:r>
+          </w:p>
+        </w:tc>
+        <w:tc>
+          <w:tcPr>
+            <w:tcW w:w="0" w:type="auto"/>
+            <w:hideMark/>
+          </w:tcPr>
+          <w:p>
+            <w:pPr>
+              <w:cnfStyle w:val="000000000000" w:firstRow="0" w:lastRow="0" w:firstColumn="0" w:lastColumn="0" w:oddVBand="0" w:evenVBand="0" w:oddHBand="0" w:evenHBand="0" w:firstRowFirstColumn="0" w:firstRowLastColumn="0" w:lastRowFirstColumn="0" w:lastRowLastColumn="0"/>
+              <w:rPr>
+                <w:rFonts w:ascii="Times New Roman" w:eastAsia="Times New Roman" w:hAnsi="Times New Roman" w:cs="Times New Roman"/>
+                <w:sz w:val="24"/>
+                <w:szCs w:val="24"/>
+                <w:lang w:val="es-MX"/>
+              </w:rPr>
+            </w:pPr>
+            <w:r>
+              <w:rPr>
+                <w:rFonts w:ascii="Times New Roman" w:eastAsia="Times New Roman" w:hAnsi="Times New Roman" w:cs="Times New Roman"/>
+                <w:sz w:val="24"/>
+                <w:szCs w:val="24"/>
+                <w:lang w:val="es-MX"/>
+              </w:rPr>
+              <w:t xml:space="preserve">Selección de productos al carrito y </w:t>
+            </w:r>
+            <w:proofErr w:type="spellStart"/>
+            <w:r>
+              <w:rPr>
+                <w:rFonts w:ascii="Times New Roman" w:eastAsia="Times New Roman" w:hAnsi="Times New Roman" w:cs="Times New Roman"/>
+                <w:sz w:val="24"/>
+                <w:szCs w:val="24"/>
+                <w:lang w:val="es-MX"/>
+              </w:rPr>
+              <w:t>Checkout</w:t>
+            </w:r>
+            <w:proofErr w:type="spellEnd"/>
+          </w:p>
+        </w:tc>
+        <w:tc>
+          <w:tcPr>
+            <w:tcW w:w="0" w:type="auto"/>
+            <w:hideMark/>
+          </w:tcPr>
+          <w:p>
+            <w:pPr>
+              <w:spacing w:before="100" w:beforeAutospacing="1" w:after="100" w:afterAutospacing="1"/>
+              <w:cnfStyle w:val="000000000000" w:firstRow="0" w:lastRow="0" w:firstColumn="0" w:lastColumn="0" w:oddVBand="0" w:evenVBand="0" w:oddHBand="0" w:evenHBand="0" w:firstRowFirstColumn="0" w:firstRowLastColumn="0" w:lastRowFirstColumn="0" w:lastRowLastColumn="0"/>
+              <w:rPr>
+                <w:rFonts w:ascii="Times New Roman" w:eastAsia="Times New Roman" w:hAnsi="Times New Roman" w:cs="Times New Roman"/>
+                <w:sz w:val="24"/>
+                <w:szCs w:val="24"/>
+              </w:rPr>
+            </w:pPr>
+            <w:proofErr w:type="spellStart"/>
+            <w:r>
+              <w:rPr>
+                <w:rFonts w:ascii="Times New Roman" w:eastAsia="Times New Roman" w:hAnsi="Times New Roman" w:cs="Times New Roman"/>
+                <w:b/>
+                <w:bCs/>
+                <w:sz w:val="24"/>
+                <w:szCs w:val="24"/>
+              </w:rPr>
+              <w:t>Aprobado</w:t>
+            </w:r>
+            <w:proofErr w:type="spellEnd"/>
+          </w:p>
+        </w:tc>
+      </w:tr>
+    </w:tbl>
+    <w:p>
+      <w:pPr>
+        <w:jc w:val="both"/>
+        <w:rPr>
+          <w:lang w:val="es-MX"/>
+        </w:rPr>
+      </w:pPr>
+    </w:p>
+    <w:p>
+      <w:pPr>
+        <w:jc w:val="both"/>
+        <w:rPr>
+          <w:lang w:val="es-MX"/>
+        </w:rPr>
+      </w:pPr>
+      <w:r>
+        <w:rPr>
+          <w:b/>
+          <w:bCs/>
+          <w:lang w:val="es-MX"/>
+        </w:rPr>
+        <w:t xml:space="preserve">3.3   </w:t>
+      </w:r>
+      <w:r>
+        <w:rPr>
+          <w:b/>
+          <w:bCs/>
+          <w:lang w:val="es-MX"/>
+        </w:rPr>
+        <w:t xml:space="preserve">Validación de Servicios y </w:t>
+      </w:r>
+      <w:proofErr w:type="spellStart"/>
+      <w:r>
+        <w:rPr>
+          <w:b/>
+          <w:bCs/>
+          <w:lang w:val="es-MX"/>
+        </w:rPr>
+        <w:t>APIs</w:t>
+      </w:r>
+      <w:proofErr w:type="spellEnd"/>
+      <w:r>
+        <w:rPr>
+          <w:b/>
+          <w:bCs/>
+          <w:lang w:val="es-MX"/>
+        </w:rPr>
+        <w:t xml:space="preserve"> (</w:t>
+      </w:r>
+      <w:proofErr w:type="spellStart"/>
+      <w:r>
+        <w:rPr>
+          <w:b/>
+          <w:bCs/>
+          <w:lang w:val="es-MX"/>
+        </w:rPr>
+        <w:t>Postman</w:t>
+      </w:r>
+      <w:proofErr w:type="spellEnd"/>
+      <w:r>
+        <w:rPr>
+          <w:b/>
+          <w:bCs/>
+          <w:lang w:val="es-MX"/>
+        </w:rPr>
+        <w:t>):</w:t>
+      </w:r>
+      <w:r>
+        <w:rPr>
+          <w:lang w:val="es-MX"/>
+        </w:rPr>
+        <w:t xml:space="preserve"> Como parte complementaria de la estrategia de caja negra y el análisis de </w:t>
+      </w:r>
+      <w:proofErr w:type="spellStart"/>
+      <w:r>
+        <w:rPr>
+          <w:lang w:val="es-MX"/>
+        </w:rPr>
+        <w:t>backend</w:t>
+      </w:r>
+      <w:proofErr w:type="spellEnd"/>
+      <w:r>
+        <w:rPr>
+          <w:lang w:val="es-MX"/>
+        </w:rPr>
+        <w:t xml:space="preserve">, se exploraron las peticiones HTTP de la plataforma mediante la herramienta </w:t>
+      </w:r>
+      <w:proofErr w:type="spellStart"/>
+      <w:r>
+        <w:rPr>
+          <w:lang w:val="es-MX"/>
+        </w:rPr>
+        <w:t>Postman</w:t>
+      </w:r>
+      <w:proofErr w:type="spellEnd"/>
+      <w:r>
+        <w:rPr>
+          <w:lang w:val="es-MX"/>
+        </w:rPr>
+        <w:t xml:space="preserve">. Esto permitió inspeccionar la recepción de </w:t>
+      </w:r>
+      <w:proofErr w:type="spellStart"/>
+      <w:r>
+        <w:rPr>
+          <w:lang w:val="es-MX"/>
+        </w:rPr>
+        <w:t>payloads</w:t>
+      </w:r>
+      <w:proofErr w:type="spellEnd"/>
+      <w:r>
+        <w:rPr>
+          <w:lang w:val="es-MX"/>
+        </w:rPr>
+        <w:t xml:space="preserve">, los códigos de estado de respuesta (HTTP Status </w:t>
+      </w:r>
+      <w:proofErr w:type="spellStart"/>
+      <w:r>
+        <w:rPr>
+          <w:lang w:val="es-MX"/>
+        </w:rPr>
+        <w:t>Codes</w:t>
+      </w:r>
+      <w:proofErr w:type="spellEnd"/>
+      <w:r>
+        <w:rPr>
+          <w:lang w:val="es-MX"/>
+        </w:rPr>
+        <w:t>) ante transacciones exitosas y la correcta gestión de sesiones de usuario a nivel de red.</w:t>
+      </w:r>
+    </w:p>
+    <w:p>
+      <w:pPr>
+        <w:jc w:val="both"/>
+        <w:rPr>
+          <w:lang w:val="es-MX"/>
+        </w:rPr>
+      </w:pPr>
+      <w:r>
+        <w:rPr>
+          <w:noProof/>
+        </w:rPr>
+        <w:lastRenderedPageBreak/>
+        <w:drawing>
+          <wp:inline distT="0" distB="0" distL="0" distR="0" wp14:anchorId="3F492CE3" wp14:editId="7567AE6C">
+            <wp:extent cx="5612130" cy="2966085"/>
+            <wp:effectExtent l="76200" t="76200" r="140970" b="139065"/>
+            <wp:docPr id="35" name="Imagen 35"/>
+            <wp:cNvGraphicFramePr>
+              <a:graphicFrameLocks xmlns:a="http://schemas.openxmlformats.org/drawingml/2006/main" noChangeAspect="1"/>
+            </wp:cNvGraphicFramePr>
+            <a:graphic xmlns:a="http://schemas.openxmlformats.org/drawingml/2006/main">
+              <a:graphicData uri="http://schemas.openxmlformats.org/drawingml/2006/picture">
+                <pic:pic xmlns:pic="http://schemas.openxmlformats.org/drawingml/2006/picture">
+                  <pic:nvPicPr>
+                    <pic:cNvPr id="1" name=""/>
+                    <pic:cNvPicPr/>
+                  </pic:nvPicPr>
+                  <pic:blipFill>
+                    <a:blip r:embed="rId9"/>
+                    <a:stretch>
+                      <a:fillRect/>
+                    </a:stretch>
+                  </pic:blipFill>
+                  <pic:spPr>
+                    <a:xfrm>
+                      <a:off x="0" y="0"/>
+                      <a:ext cx="5612130" cy="2966085"/>
+                    </a:xfrm>
+                    <a:prstGeom prst="rect">
+                      <a:avLst/>
+                    </a:prstGeom>
+                    <a:ln w="38100" cap="sq">
+                      <a:solidFill>
+                        <a:srgbClr val="000000"/>
+                      </a:solidFill>
+                      <a:prstDash val="solid"/>
+                      <a:miter lim="800000"/>
+                    </a:ln>
+                    <a:effectLst>
+                      <a:outerShdw blurRad="50800" dist="38100" dir="2700000" algn="tl" rotWithShape="0">
+                        <a:srgbClr val="000000">
+                          <a:alpha val="43000"/>
+                        </a:srgbClr>
+                      </a:outerShdw>
+                    </a:effectLst>
+                  </pic:spPr>
+                </pic:pic>
+              </a:graphicData>
+            </a:graphic>
+          </wp:inline>
+        </w:drawing>
+      </w:r>
+    </w:p>
+    <w:p>
+      <w:pPr>
+        <w:jc w:val="both"/>
+        <w:rPr>
+          <w:lang w:val="es-MX"/>
+        </w:rPr>
+      </w:pPr>
+    </w:p>
+    <w:p>
+      <w:pPr>
+        <w:jc w:val="both"/>
+        <w:rPr>
+          <w:lang w:val="es-MX"/>
+        </w:rPr>
+      </w:pPr>
+      <w:bookmarkStart w:id="0" w:name="_GoBack"/>
+      <w:r>
+        <w:rPr>
+          <w:noProof/>
+        </w:rPr>
+        <w:drawing>
+          <wp:inline distT="0" distB="0" distL="0" distR="0" wp14:anchorId="1122D91E" wp14:editId="210C2718">
+            <wp:extent cx="5612130" cy="2019300"/>
+            <wp:effectExtent l="76200" t="76200" r="140970" b="133350"/>
+            <wp:docPr id="36" name="Imagen 36"/>
+            <wp:cNvGraphicFramePr>
+              <a:graphicFrameLocks xmlns:a="http://schemas.openxmlformats.org/drawingml/2006/main" noChangeAspect="1"/>
+            </wp:cNvGraphicFramePr>
+            <a:graphic xmlns:a="http://schemas.openxmlformats.org/drawingml/2006/main">
+              <a:graphicData uri="http://schemas.openxmlformats.org/drawingml/2006/picture">
+                <pic:pic xmlns:pic="http://schemas.openxmlformats.org/drawingml/2006/picture">
+                  <pic:nvPicPr>
+                    <pic:cNvPr id="1" name=""/>
+                    <pic:cNvPicPr/>
+                  </pic:nvPicPr>
+                  <pic:blipFill>
+                    <a:blip r:embed="rId10"/>
+                    <a:stretch>
+                      <a:fillRect/>
+                    </a:stretch>
+                  </pic:blipFill>
+                  <pic:spPr>
+                    <a:xfrm>
+                      <a:off x="0" y="0"/>
+                      <a:ext cx="5612130" cy="2019300"/>
+                    </a:xfrm>
+                    <a:prstGeom prst="rect">
+                      <a:avLst/>
+                    </a:prstGeom>
+                    <a:ln w="38100" cap="sq">
+                      <a:solidFill>
+                        <a:srgbClr val="000000"/>
+                      </a:solidFill>
+                      <a:prstDash val="solid"/>
+                      <a:miter lim="800000"/>
+                    </a:ln>
+                    <a:effectLst>
+                      <a:outerShdw blurRad="50800" dist="38100" dir="2700000" algn="tl" rotWithShape="0">
+                        <a:srgbClr val="000000">
+                          <a:alpha val="43000"/>
+                        </a:srgbClr>
+                      </a:outerShdw>
+                    </a:effectLst>
+                  </pic:spPr>
+                </pic:pic>
+              </a:graphicData>
+            </a:graphic>
+          </wp:inline>
+        </w:drawing>
+      </w:r>
+      <w:bookmarkEnd w:id="0"/>
     </w:p>
     <w:p>
       <w:pPr>
@@ -2345,83 +3124,105 @@
           <w:bCs/>
           <w:lang w:val="es-MX"/>
         </w:rPr>
-        <w:t>Exercise:</w:t>
+        <w:t>Exercise</w:t>
       </w:r>
       <w:proofErr w:type="spellEnd"/>
-    </w:p>
-    <w:p>
-      <w:pPr>
-        <w:jc w:val="both"/>
-        <w:rPr>
-          <w:lang w:val="es-MX"/>
-        </w:rPr>
-      </w:pPr>
-      <w:r>
-        <w:rPr>
-          <w:lang w:val="es-MX"/>
-        </w:rPr>
-        <w:t>TC-001)</w:t>
-      </w:r>
-      <w:r>
-        <w:rPr>
-          <w:lang w:val="es-MX"/>
-        </w:rPr>
-        <w:t xml:space="preserve"> </w:t>
-      </w:r>
-      <w:r>
-        <w:rPr>
-          <w:b/>
+      <w:r>
+        <w:rPr>
           <w:bCs/>
           <w:lang w:val="es-MX"/>
         </w:rPr>
-        <w:t>Caso de prueba:</w:t>
-      </w:r>
-      <w:r>
-        <w:rPr>
-          <w:lang w:val="es-MX"/>
-        </w:rPr>
-        <w:t xml:space="preserve"> Registro de usuario</w:t>
-      </w:r>
-    </w:p>
-    <w:p>
-      <w:pPr>
-        <w:jc w:val="both"/>
-        <w:rPr>
-          <w:color w:val="70AD47" w:themeColor="accent6"/>
-          <w:lang w:val="es-MX"/>
-        </w:rPr>
-      </w:pPr>
-      <w:r>
-        <w:rPr>
+        <w:t>:</w:t>
+      </w:r>
+    </w:p>
+    <w:p>
+      <w:pPr>
+        <w:pStyle w:val="NormalWeb"/>
+        <w:rPr>
+          <w:rFonts w:asciiTheme="minorHAnsi" w:hAnsiTheme="minorHAnsi" w:cstheme="minorHAnsi"/>
+          <w:sz w:val="22"/>
+          <w:szCs w:val="22"/>
+          <w:lang w:val="es-MX"/>
+        </w:rPr>
+      </w:pPr>
+      <w:r>
+        <w:rPr>
+          <w:rFonts w:asciiTheme="minorHAnsi" w:hAnsiTheme="minorHAnsi" w:cstheme="minorHAnsi"/>
+          <w:b/>
+          <w:bCs/>
+          <w:sz w:val="22"/>
+          <w:szCs w:val="22"/>
+          <w:lang w:val="es-MX"/>
+        </w:rPr>
+        <w:t>TC-001: Caso de prueba - Registro de usuario (Camino feliz)</w:t>
+      </w:r>
+    </w:p>
+    <w:p>
+      <w:pPr>
+        <w:pStyle w:val="NormalWeb"/>
+        <w:numPr>
+          <w:ilvl w:val="0"/>
+          <w:numId w:val="10"/>
+        </w:numPr>
+        <w:rPr>
+          <w:rFonts w:asciiTheme="minorHAnsi" w:hAnsiTheme="minorHAnsi" w:cstheme="minorHAnsi"/>
+          <w:sz w:val="22"/>
+          <w:szCs w:val="22"/>
+          <w:lang w:val="es-MX"/>
+        </w:rPr>
+      </w:pPr>
+      <w:r>
+        <w:rPr>
+          <w:rFonts w:asciiTheme="minorHAnsi" w:hAnsiTheme="minorHAnsi" w:cstheme="minorHAnsi"/>
+          <w:b/>
+          <w:bCs/>
+          <w:sz w:val="22"/>
+          <w:szCs w:val="22"/>
+          <w:lang w:val="es-MX"/>
+        </w:rPr>
+        <w:t>Paso 1:</w:t>
+      </w:r>
+      <w:r>
+        <w:rPr>
+          <w:rFonts w:asciiTheme="minorHAnsi" w:hAnsiTheme="minorHAnsi" w:cstheme="minorHAnsi"/>
+          <w:sz w:val="22"/>
+          <w:szCs w:val="22"/>
+          <w:lang w:val="es-MX"/>
+        </w:rPr>
+        <w:t xml:space="preserve"> Vista inicial de la plataforma y selección de la opción </w:t>
+      </w:r>
+      <w:proofErr w:type="spellStart"/>
+      <w:r>
+        <w:rPr>
+          <w:rFonts w:asciiTheme="minorHAnsi" w:hAnsiTheme="minorHAnsi" w:cstheme="minorHAnsi"/>
           <w:i/>
           <w:iCs/>
-          <w:lang w:val="es-MX"/>
-        </w:rPr>
-        <w:t xml:space="preserve">Al hacer clic en </w:t>
-      </w:r>
-      <w:proofErr w:type="spellStart"/>
-      <w:r>
-        <w:rPr>
+          <w:sz w:val="22"/>
+          <w:szCs w:val="22"/>
+          <w:lang w:val="es-MX"/>
+        </w:rPr>
+        <w:t>Signup</w:t>
+      </w:r>
+      <w:proofErr w:type="spellEnd"/>
+      <w:r>
+        <w:rPr>
+          <w:rFonts w:asciiTheme="minorHAnsi" w:hAnsiTheme="minorHAnsi" w:cstheme="minorHAnsi"/>
           <w:i/>
           <w:iCs/>
-          <w:lang w:val="es-MX"/>
-        </w:rPr>
-        <w:t>Signup</w:t>
-      </w:r>
-      <w:proofErr w:type="spellEnd"/>
-      <w:r>
-        <w:rPr>
+          <w:sz w:val="22"/>
+          <w:szCs w:val="22"/>
+          <w:lang w:val="es-MX"/>
+        </w:rPr>
+        <w:t xml:space="preserve"> / </w:t>
+      </w:r>
+      <w:proofErr w:type="spellStart"/>
+      <w:r>
+        <w:rPr>
+          <w:rFonts w:asciiTheme="minorHAnsi" w:hAnsiTheme="minorHAnsi" w:cstheme="minorHAnsi"/>
           <w:i/>
           <w:iCs/>
-          <w:lang w:val="es-MX"/>
-        </w:rPr>
-        <w:t>/</w:t>
-      </w:r>
-      <w:proofErr w:type="spellStart"/>
-      <w:r>
-        <w:rPr>
-          <w:i/>
-          <w:iCs/>
+          <w:sz w:val="22"/>
+          <w:szCs w:val="22"/>
           <w:lang w:val="es-MX"/>
         </w:rPr>
         <w:t>Login</w:t>
@@ -2429,53 +3230,24 @@
       <w:proofErr w:type="spellEnd"/>
       <w:r>
         <w:rPr>
-          <w:i/>
-          <w:iCs/>
-          <w:lang w:val="es-MX"/>
-        </w:rPr>
-        <w:t>:</w:t>
-      </w:r>
-      <w:r>
-        <w:rPr>
-          <w:i/>
-          <w:iCs/>
-          <w:lang w:val="es-MX"/>
-        </w:rPr>
-        <w:t xml:space="preserve"> </w:t>
-      </w:r>
-      <w:r>
+          <w:rFonts w:asciiTheme="minorHAnsi" w:hAnsiTheme="minorHAnsi" w:cstheme="minorHAnsi"/>
+          <w:sz w:val="22"/>
+          <w:szCs w:val="22"/>
+          <w:lang w:val="es-MX"/>
+        </w:rPr>
+        <w:t>.</w:t>
+      </w:r>
+    </w:p>
+    <w:p>
+      <w:pPr>
+        <w:spacing w:after="0" w:line="240" w:lineRule="auto"/>
+        <w:ind w:left="720" w:hanging="720"/>
+        <w:jc w:val="both"/>
         <w:rPr>
           <w:rFonts w:eastAsia="Times New Roman" w:cs="Arial"/>
           <w:color w:val="000000"/>
           <w:lang w:val="es-MX"/>
         </w:rPr>
-        <w:t>Caso de prueba: Registro usuario</w:t>
-      </w:r>
-      <w:r>
-        <w:rPr>
-          <w:rFonts w:eastAsia="Times New Roman" w:cs="Arial"/>
-          <w:color w:val="000000"/>
-          <w:lang w:val="es-MX"/>
-        </w:rPr>
-        <w:t xml:space="preserve">. </w:t>
-      </w:r>
-      <w:r>
-        <w:rPr>
-          <w:color w:val="70AD47" w:themeColor="accent6"/>
-          <w:lang w:val="es-MX"/>
-        </w:rPr>
-        <w:t>Camino feliz</w:t>
-      </w:r>
-    </w:p>
-    <w:p>
-      <w:pPr>
-        <w:spacing w:after="0" w:line="240" w:lineRule="auto"/>
-        <w:jc w:val="both"/>
-        <w:rPr>
-          <w:rFonts w:eastAsia="Times New Roman" w:cs="Arial"/>
-          <w:color w:val="000000"/>
-          <w:lang w:val="es-MX"/>
-        </w:rPr>
       </w:pPr>
     </w:p>
     <w:p>
@@ -2486,6 +3258,7 @@
         <w:rPr>
           <w:noProof/>
         </w:rPr>
+        <w:lastRenderedPageBreak/>
         <mc:AlternateContent>
           <mc:Choice Requires="wps">
             <w:drawing>
@@ -2578,7 +3351,7 @@
                     <pic:cNvPicPr/>
                   </pic:nvPicPr>
                   <pic:blipFill>
-                    <a:blip r:embed="rId9"/>
+                    <a:blip r:embed="rId11"/>
                     <a:stretch>
                       <a:fillRect/>
                     </a:stretch>
@@ -2620,108 +3393,19 @@
           <w:lang w:val="es-MX"/>
         </w:rPr>
       </w:pPr>
-    </w:p>
-    <w:p>
-      <w:pPr>
-        <w:jc w:val="both"/>
-        <w:rPr>
-          <w:lang w:val="es-MX"/>
-        </w:rPr>
-      </w:pPr>
-      <w:r>
-        <w:rPr>
-          <w:lang w:val="es-MX"/>
-        </w:rPr>
-        <w:lastRenderedPageBreak/>
-        <w:t xml:space="preserve">Se observan dos opciones iniciar </w:t>
-      </w:r>
-      <w:r>
-        <w:rPr>
-          <w:lang w:val="es-MX"/>
-        </w:rPr>
-        <w:t>sesión</w:t>
-      </w:r>
-      <w:r>
-        <w:rPr>
-          <w:lang w:val="es-MX"/>
-        </w:rPr>
-        <w:t>/</w:t>
-      </w:r>
-      <w:proofErr w:type="spellStart"/>
-      <w:r>
-        <w:rPr>
-          <w:lang w:val="es-MX"/>
-        </w:rPr>
-        <w:t>login</w:t>
-      </w:r>
-      <w:proofErr w:type="spellEnd"/>
-      <w:r>
-        <w:rPr>
-          <w:lang w:val="es-MX"/>
-        </w:rPr>
-        <w:t xml:space="preserve"> o crear cuenta</w:t>
-      </w:r>
-      <w:bookmarkStart w:id="0" w:name="_GoBack"/>
-      <w:bookmarkEnd w:id="0"/>
-      <w:r>
-        <w:rPr>
-          <w:lang w:val="es-MX"/>
-        </w:rPr>
-        <w:t>/</w:t>
-      </w:r>
-      <w:proofErr w:type="spellStart"/>
-      <w:r>
-        <w:rPr>
-          <w:lang w:val="es-MX"/>
-        </w:rPr>
-        <w:t>si</w:t>
-      </w:r>
-      <w:r>
-        <w:rPr>
-          <w:lang w:val="es-MX"/>
-        </w:rPr>
-        <w:t>g</w:t>
-      </w:r>
-      <w:r>
-        <w:rPr>
-          <w:lang w:val="es-MX"/>
-        </w:rPr>
-        <w:t>n</w:t>
-      </w:r>
-      <w:r>
-        <w:rPr>
-          <w:lang w:val="es-MX"/>
-        </w:rPr>
-        <w:t>up</w:t>
-      </w:r>
-      <w:proofErr w:type="spellEnd"/>
-    </w:p>
-    <w:p>
-      <w:pPr>
-        <w:jc w:val="both"/>
-        <w:rPr>
-          <w:lang w:val="es-MX"/>
-        </w:rPr>
-      </w:pPr>
-      <w:r>
-        <w:rPr>
-          <w:lang w:val="es-MX"/>
-        </w:rPr>
-        <w:t>Como es la primera vez que ingreso, creare una cuenta:</w:t>
-      </w:r>
-    </w:p>
-    <w:p>
-      <w:pPr>
-        <w:jc w:val="both"/>
-        <w:rPr>
-          <w:lang w:val="es-MX"/>
-        </w:rPr>
-      </w:pPr>
-      <w:r>
-        <w:rPr>
-          <w:lang w:val="es-MX"/>
-        </w:rPr>
-        <w:t xml:space="preserve">Ingresando en los campos: nombre/correo electrónico </w:t>
+      <w:r>
+        <w:rPr>
+          <w:b/>
+          <w:bCs/>
+          <w:lang w:val="es-MX"/>
+        </w:rPr>
+        <w:t>Paso 2:</w:t>
+      </w:r>
+      <w:r>
+        <w:rPr>
+          <w:lang w:val="es-MX"/>
+        </w:rPr>
+        <w:t xml:space="preserve"> Ingreso de nombre y correo electrónico en el formulario de registro nuevo.</w:t>
       </w:r>
     </w:p>
     <w:p>
@@ -2839,7 +3523,7 @@
                     <pic:cNvPicPr/>
                   </pic:nvPicPr>
                   <pic:blipFill>
-                    <a:blip r:embed="rId10"/>
+                    <a:blip r:embed="rId12"/>
                     <a:stretch>
                       <a:fillRect/>
                     </a:stretch>
@@ -2892,130 +3576,100 @@
     </w:p>
     <w:p>
       <w:pPr>
-        <w:jc w:val="both"/>
-        <w:rPr>
-          <w:lang w:val="es-MX"/>
-        </w:rPr>
-      </w:pPr>
-    </w:p>
-    <w:p>
-      <w:pPr>
-        <w:jc w:val="both"/>
-        <w:rPr>
-          <w:lang w:val="es-MX"/>
-        </w:rPr>
-      </w:pPr>
-    </w:p>
-    <w:p>
-      <w:pPr>
-        <w:jc w:val="both"/>
-        <w:rPr>
-          <w:lang w:val="es-MX"/>
-        </w:rPr>
-      </w:pPr>
-    </w:p>
-    <w:p>
-      <w:pPr>
-        <w:jc w:val="both"/>
-        <w:rPr>
-          <w:lang w:val="es-MX"/>
-        </w:rPr>
-      </w:pPr>
-    </w:p>
-    <w:p>
-      <w:pPr>
-        <w:jc w:val="both"/>
-        <w:rPr>
-          <w:lang w:val="es-MX"/>
-        </w:rPr>
-      </w:pPr>
-    </w:p>
-    <w:p>
-      <w:pPr>
-        <w:jc w:val="both"/>
-        <w:rPr>
-          <w:lang w:val="es-MX"/>
-        </w:rPr>
-      </w:pPr>
-    </w:p>
-    <w:p>
-      <w:pPr>
-        <w:jc w:val="both"/>
-        <w:rPr>
-          <w:lang w:val="es-MX"/>
-        </w:rPr>
-      </w:pPr>
-    </w:p>
-    <w:p>
-      <w:pPr>
-        <w:jc w:val="both"/>
-        <w:rPr>
-          <w:lang w:val="es-MX"/>
-        </w:rPr>
-      </w:pPr>
-    </w:p>
-    <w:p>
-      <w:pPr>
-        <w:jc w:val="both"/>
-        <w:rPr>
-          <w:lang w:val="es-MX"/>
-        </w:rPr>
-      </w:pPr>
-    </w:p>
-    <w:p>
-      <w:pPr>
-        <w:jc w:val="both"/>
-        <w:rPr>
-          <w:lang w:val="es-MX"/>
-        </w:rPr>
-      </w:pPr>
-    </w:p>
-    <w:p>
-      <w:pPr>
-        <w:jc w:val="both"/>
-        <w:rPr>
-          <w:lang w:val="es-MX"/>
-        </w:rPr>
-      </w:pPr>
-    </w:p>
-    <w:p>
-      <w:pPr>
-        <w:jc w:val="both"/>
-        <w:rPr>
-          <w:lang w:val="es-MX"/>
-        </w:rPr>
-      </w:pPr>
-      <w:r>
-        <w:rPr>
-          <w:lang w:val="es-MX"/>
+        <w:spacing w:after="0" w:line="240" w:lineRule="auto"/>
+        <w:rPr>
+          <w:rFonts w:eastAsia="Times New Roman" w:cstheme="minorHAnsi"/>
+          <w:lang w:val="es-MX"/>
+        </w:rPr>
+      </w:pPr>
+      <w:r>
+        <w:rPr>
+          <w:rFonts w:eastAsia="Times New Roman" w:cstheme="minorHAnsi"/>
+          <w:b/>
+          <w:i/>
+          <w:iCs/>
+          <w:lang w:val="es-MX"/>
+        </w:rPr>
+        <w:t>Paso 3:</w:t>
+      </w:r>
+      <w:r>
+        <w:rPr>
+          <w:rFonts w:eastAsia="Times New Roman" w:cstheme="minorHAnsi"/>
+          <w:lang w:val="es-MX"/>
+        </w:rPr>
+        <w:t xml:space="preserve"> Completado del formulario con datos personales, dirección y teléfono (</w:t>
+      </w:r>
+      <w:proofErr w:type="spellStart"/>
+      <w:r>
+        <w:rPr>
+          <w:rFonts w:eastAsia="Times New Roman" w:cstheme="minorHAnsi"/>
+          <w:i/>
+          <w:iCs/>
+          <w:lang w:val="es-MX"/>
+        </w:rPr>
+        <w:t>Enter</w:t>
+      </w:r>
+      <w:proofErr w:type="spellEnd"/>
+      <w:r>
+        <w:rPr>
+          <w:rFonts w:eastAsia="Times New Roman" w:cstheme="minorHAnsi"/>
+          <w:i/>
+          <w:iCs/>
+          <w:lang w:val="es-MX"/>
+        </w:rPr>
+        <w:t xml:space="preserve"> </w:t>
+      </w:r>
+      <w:proofErr w:type="spellStart"/>
+      <w:r>
+        <w:rPr>
+          <w:rFonts w:eastAsia="Times New Roman" w:cstheme="minorHAnsi"/>
+          <w:i/>
+          <w:iCs/>
+          <w:lang w:val="es-MX"/>
+        </w:rPr>
+        <w:t>Account</w:t>
+      </w:r>
+      <w:proofErr w:type="spellEnd"/>
+      <w:r>
+        <w:rPr>
+          <w:rFonts w:eastAsia="Times New Roman" w:cstheme="minorHAnsi"/>
+          <w:i/>
+          <w:iCs/>
+          <w:lang w:val="es-MX"/>
+        </w:rPr>
+        <w:t xml:space="preserve"> </w:t>
+      </w:r>
+      <w:proofErr w:type="spellStart"/>
+      <w:r>
+        <w:rPr>
+          <w:rFonts w:eastAsia="Times New Roman" w:cstheme="minorHAnsi"/>
+          <w:i/>
+          <w:iCs/>
+          <w:lang w:val="es-MX"/>
+        </w:rPr>
+        <w:t>Information</w:t>
+      </w:r>
+      <w:proofErr w:type="spellEnd"/>
+      <w:r>
+        <w:rPr>
+          <w:rFonts w:eastAsia="Times New Roman" w:cstheme="minorHAnsi"/>
+          <w:lang w:val="es-MX"/>
+        </w:rPr>
+        <w:t xml:space="preserve">). </w:t>
+      </w:r>
+    </w:p>
+    <w:p>
+      <w:pPr>
+        <w:jc w:val="both"/>
+        <w:rPr>
+          <w:lang w:val="es-MX"/>
+        </w:rPr>
+      </w:pPr>
+      <w:r>
+        <w:rPr>
+          <w:noProof/>
         </w:rPr>
         <w:lastRenderedPageBreak/>
-        <w:t xml:space="preserve">Una vez el </w:t>
-      </w:r>
-      <w:r>
-        <w:rPr>
-          <w:lang w:val="es-MX"/>
-        </w:rPr>
-        <w:t>s</w:t>
-      </w:r>
-      <w:r>
-        <w:rPr>
-          <w:lang w:val="es-MX"/>
-        </w:rPr>
-        <w:t>istema acepte mis datos principales, me permite completar el siguiente formulario con los siguientes datos a continuación.</w:t>
-      </w:r>
-    </w:p>
-    <w:p>
-      <w:pPr>
-        <w:jc w:val="both"/>
-        <w:rPr>
-          <w:lang w:val="es-MX"/>
-        </w:rPr>
-      </w:pPr>
-      <w:r>
-        <w:rPr>
-          <w:noProof/>
-        </w:rPr>
         <w:drawing>
           <wp:inline distT="0" distB="0" distL="0" distR="0" wp14:anchorId="50BFF1A1" wp14:editId="6EA59DCE">
             <wp:extent cx="5612130" cy="6726803"/>
@@ -3032,7 +3686,7 @@
                     <pic:cNvPicPr/>
                   </pic:nvPicPr>
                   <pic:blipFill>
-                    <a:blip r:embed="rId11"/>
+                    <a:blip r:embed="rId13"/>
                     <a:stretch>
                       <a:fillRect/>
                     </a:stretch>
@@ -3091,21 +3745,6 @@
     </w:p>
     <w:p>
       <w:pPr>
-        <w:jc w:val="both"/>
-        <w:rPr>
-          <w:lang w:val="es-MX"/>
-        </w:rPr>
-      </w:pPr>
-      <w:r>
-        <w:rPr>
-          <w:lang w:val="es-MX"/>
-        </w:rPr>
-        <w:lastRenderedPageBreak/>
-        <w:t>una vez terminado hago clic en crear cuenta.</w:t>
-      </w:r>
-    </w:p>
-    <w:p>
-      <w:pPr>
         <w:tabs>
           <w:tab w:val="left" w:pos="3933"/>
         </w:tabs>
@@ -3123,6 +3762,7 @@
         <w:rPr>
           <w:noProof/>
         </w:rPr>
+        <w:lastRenderedPageBreak/>
         <w:drawing>
           <wp:inline distT="0" distB="0" distL="0" distR="0" wp14:anchorId="62A3CC63" wp14:editId="40E4E92D">
             <wp:extent cx="5133774" cy="7189414"/>
@@ -3139,7 +3779,7 @@
                     <pic:cNvPicPr/>
                   </pic:nvPicPr>
                   <pic:blipFill>
-                    <a:blip r:embed="rId12"/>
+                    <a:blip r:embed="rId14"/>
                     <a:stretch>
                       <a:fillRect/>
                     </a:stretch>
@@ -3183,73 +3823,50 @@
       <w:pPr>
         <w:jc w:val="both"/>
         <w:rPr>
-          <w:lang w:val="es-MX"/>
-        </w:rPr>
-      </w:pPr>
-      <w:r>
-        <w:rPr>
-          <w:lang w:val="es-MX"/>
+          <w:i/>
+          <w:iCs/>
+          <w:lang w:val="es-MX"/>
+        </w:rPr>
+      </w:pPr>
+      <w:r>
+        <w:rPr>
+          <w:b/>
+          <w:i/>
+          <w:iCs/>
+          <w:lang w:val="es-MX"/>
+        </w:rPr>
+        <w:t>Paso 4:</w:t>
+      </w:r>
+      <w:r>
+        <w:rPr>
+          <w:lang w:val="es-MX"/>
+        </w:rPr>
+        <w:t xml:space="preserve"> Confirmación exitosa visualizando el mensaje </w:t>
+      </w:r>
+      <w:r>
+        <w:rPr>
+          <w:b/>
+          <w:bCs/>
+          <w:lang w:val="es-MX"/>
+        </w:rPr>
+        <w:t>'ACCOUNT CREATED!'</w:t>
+      </w:r>
+      <w:r>
+        <w:rPr>
+          <w:lang w:val="es-MX"/>
+        </w:rPr>
+        <w:t xml:space="preserve">. </w:t>
+      </w:r>
+    </w:p>
+    <w:p>
+      <w:pPr>
+        <w:jc w:val="both"/>
+      </w:pPr>
+      <w:r>
+        <w:rPr>
+          <w:noProof/>
         </w:rPr>
         <w:lastRenderedPageBreak/>
-        <w:t xml:space="preserve">Se visualizará un </w:t>
-      </w:r>
-      <w:proofErr w:type="spellStart"/>
-      <w:r>
-        <w:rPr>
-          <w:lang w:val="es-MX"/>
-        </w:rPr>
-        <w:t>mensja</w:t>
-      </w:r>
-      <w:r>
-        <w:rPr>
-          <w:lang w:val="es-MX"/>
-        </w:rPr>
-        <w:t>e</w:t>
-      </w:r>
-      <w:proofErr w:type="spellEnd"/>
-      <w:r>
-        <w:rPr>
-          <w:lang w:val="es-MX"/>
-        </w:rPr>
-        <w:t xml:space="preserve"> </w:t>
-      </w:r>
-      <w:proofErr w:type="spellStart"/>
-      <w:r>
-        <w:rPr>
-          <w:lang w:val="es-MX"/>
-        </w:rPr>
-        <w:t>account</w:t>
-      </w:r>
-      <w:proofErr w:type="spellEnd"/>
-      <w:r>
-        <w:rPr>
-          <w:lang w:val="es-MX"/>
-        </w:rPr>
-        <w:t xml:space="preserve"> </w:t>
-      </w:r>
-      <w:proofErr w:type="spellStart"/>
-      <w:r>
-        <w:rPr>
-          <w:lang w:val="es-MX"/>
-        </w:rPr>
-        <w:t>created</w:t>
-      </w:r>
-      <w:proofErr w:type="spellEnd"/>
-      <w:r>
-        <w:rPr>
-          <w:lang w:val="es-MX"/>
-        </w:rPr>
-        <w:t>/cuenta creada</w:t>
-      </w:r>
-    </w:p>
-    <w:p>
-      <w:pPr>
-        <w:jc w:val="both"/>
-      </w:pPr>
-      <w:r>
-        <w:rPr>
-          <w:noProof/>
-        </w:rPr>
         <w:drawing>
           <wp:inline distT="0" distB="0" distL="0" distR="0" wp14:anchorId="28D23CD0" wp14:editId="2473CCC2">
             <wp:extent cx="5612130" cy="2366010"/>
@@ -3266,7 +3883,7 @@
                     <pic:cNvPicPr/>
                   </pic:nvPicPr>
                   <pic:blipFill>
-                    <a:blip r:embed="rId13"/>
+                    <a:blip r:embed="rId15"/>
                     <a:stretch>
                       <a:fillRect/>
                     </a:stretch>
@@ -3309,73 +3926,55 @@
     <w:p>
       <w:pPr>
         <w:jc w:val="both"/>
-      </w:pPr>
-    </w:p>
-    <w:p>
-      <w:pPr>
-        <w:jc w:val="both"/>
-        <w:rPr>
-          <w:lang w:val="es-MX"/>
-        </w:rPr>
-      </w:pPr>
-      <w:r>
-        <w:rPr>
-          <w:lang w:val="es-MX"/>
-        </w:rPr>
-        <w:t>TC-002</w:t>
-      </w:r>
-      <w:r>
-        <w:rPr>
-          <w:lang w:val="es-MX"/>
-        </w:rPr>
-        <w:t xml:space="preserve">) </w:t>
-      </w:r>
-      <w:r>
-        <w:rPr>
+        <w:rPr>
+          <w:lang w:val="es-MX"/>
+        </w:rPr>
+      </w:pPr>
+    </w:p>
+    <w:p>
+      <w:pPr>
+        <w:spacing w:before="100" w:beforeAutospacing="1" w:after="100" w:afterAutospacing="1" w:line="240" w:lineRule="auto"/>
+        <w:rPr>
+          <w:rFonts w:eastAsia="Times New Roman" w:cstheme="minorHAnsi"/>
+          <w:lang w:val="es-MX"/>
+        </w:rPr>
+      </w:pPr>
+      <w:r>
+        <w:rPr>
+          <w:rFonts w:eastAsia="Times New Roman" w:cstheme="minorHAnsi"/>
           <w:b/>
           <w:bCs/>
           <w:lang w:val="es-MX"/>
         </w:rPr>
-        <w:t>Caso de prueba:</w:t>
-      </w:r>
-      <w:r>
-        <w:rPr>
-          <w:lang w:val="es-MX"/>
-        </w:rPr>
-        <w:t xml:space="preserve"> </w:t>
-      </w:r>
-      <w:r>
-        <w:rPr>
-          <w:lang w:val="es-MX"/>
-        </w:rPr>
-        <w:t>Registro fallido por correo duplicado</w:t>
-      </w:r>
-    </w:p>
-    <w:p>
-      <w:pPr>
-        <w:jc w:val="both"/>
-        <w:rPr>
-          <w:lang w:val="es-MX"/>
-        </w:rPr>
-      </w:pPr>
-      <w:r>
-        <w:rPr>
-          <w:lang w:val="es-MX"/>
-        </w:rPr>
-        <w:t xml:space="preserve"> </w:t>
-      </w:r>
-      <w:r>
-        <w:rPr>
-          <w:i/>
-          <w:iCs/>
-          <w:lang w:val="es-MX"/>
-        </w:rPr>
-        <w:t>Camino alternativo / negativo</w:t>
-      </w:r>
-    </w:p>
-    <w:p>
-      <w:pPr>
-        <w:jc w:val="both"/>
+        <w:t>TC-002:</w:t>
+      </w:r>
+      <w:r>
+        <w:rPr>
+          <w:rFonts w:eastAsia="Times New Roman" w:cstheme="minorHAnsi"/>
+          <w:bCs/>
+          <w:lang w:val="es-MX"/>
+        </w:rPr>
+        <w:t xml:space="preserve"> Registro fallido por correo duplicado (Camino alternativo / negativo)</w:t>
+      </w:r>
+    </w:p>
+    <w:p>
+      <w:pPr>
+        <w:spacing w:beforeAutospacing="1" w:after="0" w:afterAutospacing="1" w:line="240" w:lineRule="auto"/>
+        <w:ind w:left="720"/>
+        <w:rPr>
+          <w:rFonts w:ascii="Times New Roman" w:eastAsia="Times New Roman" w:hAnsi="Times New Roman" w:cs="Times New Roman"/>
+          <w:sz w:val="24"/>
+          <w:szCs w:val="24"/>
+          <w:lang w:val="es-MX"/>
+        </w:rPr>
+      </w:pPr>
+    </w:p>
+    <w:p>
+      <w:pPr>
+        <w:jc w:val="both"/>
+        <w:rPr>
+          <w:lang w:val="es-MX"/>
+        </w:rPr>
       </w:pPr>
       <w:r>
         <w:rPr>
@@ -3473,7 +4072,7 @@
                     <pic:cNvPicPr/>
                   </pic:nvPicPr>
                   <pic:blipFill>
-                    <a:blip r:embed="rId9"/>
+                    <a:blip r:embed="rId11"/>
                     <a:stretch>
                       <a:fillRect/>
                     </a:stretch>
@@ -3511,94 +4110,61 @@
     <w:p>
       <w:pPr>
         <w:jc w:val="both"/>
-      </w:pPr>
-    </w:p>
-    <w:p>
-      <w:pPr>
-        <w:jc w:val="both"/>
-      </w:pPr>
-    </w:p>
-    <w:p>
-      <w:pPr>
-        <w:jc w:val="both"/>
-      </w:pPr>
-    </w:p>
-    <w:p>
-      <w:pPr>
-        <w:jc w:val="both"/>
-      </w:pPr>
-    </w:p>
-    <w:p>
-      <w:pPr>
-        <w:jc w:val="both"/>
-        <w:rPr>
-          <w:lang w:val="es-MX"/>
-        </w:rPr>
-      </w:pPr>
-      <w:r>
-        <w:rPr>
-          <w:lang w:val="es-MX"/>
-        </w:rPr>
-        <w:t>Se observan dos opciones iniciar sesión/</w:t>
-      </w:r>
-      <w:proofErr w:type="spellStart"/>
-      <w:r>
-        <w:rPr>
-          <w:lang w:val="es-MX"/>
-        </w:rPr>
-        <w:t>login</w:t>
-      </w:r>
-      <w:proofErr w:type="spellEnd"/>
-      <w:r>
-        <w:rPr>
-          <w:lang w:val="es-MX"/>
-        </w:rPr>
-        <w:t xml:space="preserve"> o crear cuente/</w:t>
-      </w:r>
-      <w:proofErr w:type="spellStart"/>
-      <w:r>
-        <w:rPr>
-          <w:lang w:val="es-MX"/>
-        </w:rPr>
-        <w:t>singup</w:t>
-      </w:r>
-      <w:proofErr w:type="spellEnd"/>
-    </w:p>
-    <w:p>
-      <w:pPr>
-        <w:jc w:val="both"/>
-        <w:rPr>
-          <w:lang w:val="es-MX"/>
-        </w:rPr>
-      </w:pPr>
-      <w:r>
-        <w:rPr>
-          <w:lang w:val="es-MX"/>
-        </w:rPr>
-        <w:t>Al crear una cuenta, pero modificando solamente el nombre, el sistema avisa: correo existente</w:t>
-      </w:r>
-    </w:p>
-    <w:p>
-      <w:pPr>
-        <w:jc w:val="both"/>
-        <w:rPr>
-          <w:lang w:val="es-MX"/>
-        </w:rPr>
-      </w:pPr>
-      <w:r>
-        <w:rPr>
-          <w:lang w:val="es-MX"/>
-        </w:rPr>
-        <w:t>Y no permite desplegar el formulario para continuar con el registro de usuario.</w:t>
-      </w:r>
-    </w:p>
-    <w:p>
-      <w:pPr>
-        <w:jc w:val="both"/>
-        <w:rPr>
-          <w:lang w:val="es-MX"/>
-        </w:rPr>
-      </w:pPr>
+        <w:rPr>
+          <w:lang w:val="es-MX"/>
+        </w:rPr>
+      </w:pPr>
+    </w:p>
+    <w:p>
+      <w:pPr>
+        <w:jc w:val="both"/>
+        <w:rPr>
+          <w:lang w:val="es-MX"/>
+        </w:rPr>
+      </w:pPr>
+    </w:p>
+    <w:p>
+      <w:pPr>
+        <w:jc w:val="both"/>
+        <w:rPr>
+          <w:lang w:val="es-MX"/>
+        </w:rPr>
+      </w:pPr>
+    </w:p>
+    <w:p>
+      <w:pPr>
+        <w:jc w:val="both"/>
+        <w:rPr>
+          <w:lang w:val="es-MX"/>
+        </w:rPr>
+      </w:pPr>
+    </w:p>
+    <w:p>
+      <w:pPr>
+        <w:spacing w:after="0" w:line="240" w:lineRule="auto"/>
+        <w:rPr>
+          <w:rFonts w:eastAsia="Times New Roman" w:cstheme="minorHAnsi"/>
+          <w:lang w:val="es-MX"/>
+        </w:rPr>
+      </w:pPr>
+      <w:r>
+        <w:rPr>
+          <w:rFonts w:eastAsia="Times New Roman" w:cstheme="minorHAnsi"/>
+          <w:b/>
+          <w:i/>
+          <w:iCs/>
+          <w:lang w:val="es-MX"/>
+        </w:rPr>
+        <w:lastRenderedPageBreak/>
+        <w:t>Paso 1:</w:t>
+      </w:r>
+      <w:r>
+        <w:rPr>
+          <w:rFonts w:eastAsia="Times New Roman" w:cstheme="minorHAnsi"/>
+          <w:lang w:val="es-MX"/>
+        </w:rPr>
+        <w:t xml:space="preserve"> Intento de registro con un correo electrónico ya existente en el sistema. </w:t>
+      </w:r>
     </w:p>
     <w:p>
       <w:pPr>
@@ -3716,7 +4282,7 @@
                     <pic:cNvPicPr/>
                   </pic:nvPicPr>
                   <pic:blipFill>
-                    <a:blip r:embed="rId14"/>
+                    <a:blip r:embed="rId16"/>
                     <a:stretch>
                       <a:fillRect/>
                     </a:stretch>
@@ -3761,28 +4327,1406 @@
       </w:pPr>
       <w:r>
         <w:rPr>
-          <w:lang w:val="es-MX"/>
-        </w:rPr>
-        <w:t xml:space="preserve">Sin </w:t>
-      </w:r>
-      <w:r>
-        <w:rPr>
-          <w:lang w:val="es-MX"/>
-        </w:rPr>
-        <w:t>embargo,</w:t>
-      </w:r>
-      <w:r>
-        <w:rPr>
-          <w:lang w:val="es-MX"/>
-        </w:rPr>
-        <w:t xml:space="preserve"> al intentar crear una cuenta con más de 100 caracteres o espacios, permite el registro de usuario, es decir, completar el formulario</w:t>
+          <w:b/>
+          <w:lang w:val="es-MX"/>
+        </w:rPr>
+        <w:t>Paso 2:</w:t>
+      </w:r>
+      <w:r>
+        <w:rPr>
+          <w:lang w:val="es-MX"/>
+        </w:rPr>
+        <w:t xml:space="preserve"> Validación del sistema arrojando el mensaje de error 'Email </w:t>
+      </w:r>
+      <w:proofErr w:type="spellStart"/>
+      <w:r>
+        <w:rPr>
+          <w:lang w:val="es-MX"/>
+        </w:rPr>
+        <w:t>Address</w:t>
+      </w:r>
+      <w:proofErr w:type="spellEnd"/>
+      <w:r>
+        <w:rPr>
+          <w:lang w:val="es-MX"/>
+        </w:rPr>
+        <w:t xml:space="preserve"> </w:t>
+      </w:r>
+      <w:proofErr w:type="spellStart"/>
+      <w:r>
+        <w:rPr>
+          <w:lang w:val="es-MX"/>
+        </w:rPr>
+        <w:t>already</w:t>
+      </w:r>
+      <w:proofErr w:type="spellEnd"/>
+      <w:r>
+        <w:rPr>
+          <w:lang w:val="es-MX"/>
+        </w:rPr>
+        <w:t xml:space="preserve"> </w:t>
+      </w:r>
+      <w:proofErr w:type="spellStart"/>
+      <w:r>
+        <w:rPr>
+          <w:lang w:val="es-MX"/>
+        </w:rPr>
+        <w:t>exist</w:t>
+      </w:r>
+      <w:proofErr w:type="spellEnd"/>
+      <w:r>
+        <w:rPr>
+          <w:lang w:val="es-MX"/>
+        </w:rPr>
+        <w:t>!' e impid</w:t>
+      </w:r>
+      <w:r>
+        <w:rPr>
+          <w:lang w:val="es-MX"/>
+        </w:rPr>
+        <w:t xml:space="preserve">iendo desplegar el formulario. </w:t>
       </w:r>
       <w:r>
         <w:rPr>
           <w:color w:val="BF8F00" w:themeColor="accent4" w:themeShade="BF"/>
           <w:lang w:val="es-MX"/>
         </w:rPr>
-        <w:t>: Inconsistencias en la validación del campo usuario</w:t>
+        <w:t>Inconsistencias en la validación del campo usuario</w:t>
+      </w:r>
+    </w:p>
+    <w:p>
+      <w:pPr>
+        <w:jc w:val="both"/>
+        <w:rPr>
+          <w:color w:val="BF8F00" w:themeColor="accent4" w:themeShade="BF"/>
+          <w:lang w:val="es-MX"/>
+        </w:rPr>
+      </w:pPr>
+    </w:p>
+    <w:p>
+      <w:pPr>
+        <w:jc w:val="both"/>
+        <w:rPr>
+          <w:color w:val="BF8F00" w:themeColor="accent4" w:themeShade="BF"/>
+          <w:lang w:val="es-MX"/>
+        </w:rPr>
+      </w:pPr>
+      <w:r>
+        <w:rPr>
+          <w:noProof/>
+        </w:rPr>
+        <w:drawing>
+          <wp:inline distT="0" distB="0" distL="0" distR="0" wp14:anchorId="72A440F4" wp14:editId="225CD4F7">
+            <wp:extent cx="5302250" cy="2655325"/>
+            <wp:effectExtent l="76200" t="76200" r="127000" b="126365"/>
+            <wp:docPr id="15" name="Imagen 15"/>
+            <wp:cNvGraphicFramePr>
+              <a:graphicFrameLocks xmlns:a="http://schemas.openxmlformats.org/drawingml/2006/main" noChangeAspect="1"/>
+            </wp:cNvGraphicFramePr>
+            <a:graphic xmlns:a="http://schemas.openxmlformats.org/drawingml/2006/main">
+              <a:graphicData uri="http://schemas.openxmlformats.org/drawingml/2006/picture">
+                <pic:pic xmlns:pic="http://schemas.openxmlformats.org/drawingml/2006/picture">
+                  <pic:nvPicPr>
+                    <pic:cNvPr id="1" name=""/>
+                    <pic:cNvPicPr/>
+                  </pic:nvPicPr>
+                  <pic:blipFill>
+                    <a:blip r:embed="rId17"/>
+                    <a:stretch>
+                      <a:fillRect/>
+                    </a:stretch>
+                  </pic:blipFill>
+                  <pic:spPr>
+                    <a:xfrm>
+                      <a:off x="0" y="0"/>
+                      <a:ext cx="5319479" cy="2663953"/>
+                    </a:xfrm>
+                    <a:prstGeom prst="rect">
+                      <a:avLst/>
+                    </a:prstGeom>
+                    <a:ln w="38100" cap="sq">
+                      <a:solidFill>
+                        <a:srgbClr val="000000"/>
+                      </a:solidFill>
+                      <a:prstDash val="solid"/>
+                      <a:miter lim="800000"/>
+                    </a:ln>
+                    <a:effectLst>
+                      <a:outerShdw blurRad="50800" dist="38100" dir="2700000" algn="tl" rotWithShape="0">
+                        <a:srgbClr val="000000">
+                          <a:alpha val="43000"/>
+                        </a:srgbClr>
+                      </a:outerShdw>
+                    </a:effectLst>
+                  </pic:spPr>
+                </pic:pic>
+              </a:graphicData>
+            </a:graphic>
+          </wp:inline>
+        </w:drawing>
+      </w:r>
+    </w:p>
+    <w:p>
+      <w:pPr>
+        <w:jc w:val="both"/>
+        <w:rPr>
+          <w:b/>
+          <w:bCs/>
+          <w:lang w:val="es-MX"/>
+        </w:rPr>
+      </w:pPr>
+    </w:p>
+    <w:p>
+      <w:pPr>
+        <w:jc w:val="both"/>
+        <w:rPr>
+          <w:b/>
+          <w:bCs/>
+          <w:lang w:val="es-MX"/>
+        </w:rPr>
+      </w:pPr>
+    </w:p>
+    <w:p>
+      <w:pPr>
+        <w:jc w:val="both"/>
+        <w:rPr>
+          <w:b/>
+          <w:bCs/>
+          <w:lang w:val="es-MX"/>
+        </w:rPr>
+      </w:pPr>
+    </w:p>
+    <w:p>
+      <w:pPr>
+        <w:jc w:val="both"/>
+        <w:rPr>
+          <w:b/>
+          <w:bCs/>
+          <w:lang w:val="es-MX"/>
+        </w:rPr>
+      </w:pPr>
+    </w:p>
+    <w:p>
+      <w:pPr>
+        <w:jc w:val="both"/>
+        <w:rPr>
+          <w:lang w:val="es-MX"/>
+        </w:rPr>
+      </w:pPr>
+      <w:r>
+        <w:rPr>
+          <w:b/>
+          <w:bCs/>
+          <w:lang w:val="es-MX"/>
+        </w:rPr>
+        <w:lastRenderedPageBreak/>
+        <w:t xml:space="preserve">TC-003: </w:t>
+      </w:r>
+      <w:r>
+        <w:rPr>
+          <w:bCs/>
+          <w:lang w:val="es-MX"/>
+        </w:rPr>
+        <w:t>Inicio de sesión exitoso (</w:t>
+      </w:r>
+      <w:proofErr w:type="spellStart"/>
+      <w:r>
+        <w:rPr>
+          <w:bCs/>
+          <w:lang w:val="es-MX"/>
+        </w:rPr>
+        <w:t>Login</w:t>
+      </w:r>
+      <w:proofErr w:type="spellEnd"/>
+      <w:r>
+        <w:rPr>
+          <w:bCs/>
+          <w:lang w:val="es-MX"/>
+        </w:rPr>
+        <w:t>)</w:t>
+      </w:r>
+    </w:p>
+    <w:p>
+      <w:pPr>
+        <w:jc w:val="both"/>
+        <w:rPr>
+          <w:lang w:val="es-MX"/>
+        </w:rPr>
+      </w:pPr>
+      <w:r>
+        <w:rPr>
+          <w:b/>
+          <w:i/>
+          <w:iCs/>
+          <w:lang w:val="es-MX"/>
+        </w:rPr>
+        <w:t>Paso 1:</w:t>
+      </w:r>
+      <w:r>
+        <w:rPr>
+          <w:lang w:val="es-MX"/>
+        </w:rPr>
+        <w:t xml:space="preserve"> Ingreso de credenciales válidas en la sección de acceso al sistema. </w:t>
+      </w:r>
+    </w:p>
+    <w:p>
+      <w:pPr>
+        <w:jc w:val="both"/>
+        <w:rPr>
+          <w:b/>
+          <w:lang w:val="es-MX"/>
+        </w:rPr>
+      </w:pPr>
+      <w:r>
+        <w:rPr>
+          <w:noProof/>
+        </w:rPr>
+        <w:drawing>
+          <wp:inline distT="0" distB="0" distL="0" distR="0" wp14:anchorId="6FCD14FE" wp14:editId="1D44F9D0">
+            <wp:extent cx="5612130" cy="2755900"/>
+            <wp:effectExtent l="76200" t="76200" r="140970" b="139700"/>
+            <wp:docPr id="11" name="Imagen 11"/>
+            <wp:cNvGraphicFramePr>
+              <a:graphicFrameLocks xmlns:a="http://schemas.openxmlformats.org/drawingml/2006/main" noChangeAspect="1"/>
+            </wp:cNvGraphicFramePr>
+            <a:graphic xmlns:a="http://schemas.openxmlformats.org/drawingml/2006/main">
+              <a:graphicData uri="http://schemas.openxmlformats.org/drawingml/2006/picture">
+                <pic:pic xmlns:pic="http://schemas.openxmlformats.org/drawingml/2006/picture">
+                  <pic:nvPicPr>
+                    <pic:cNvPr id="1" name=""/>
+                    <pic:cNvPicPr/>
+                  </pic:nvPicPr>
+                  <pic:blipFill>
+                    <a:blip r:embed="rId18"/>
+                    <a:stretch>
+                      <a:fillRect/>
+                    </a:stretch>
+                  </pic:blipFill>
+                  <pic:spPr>
+                    <a:xfrm>
+                      <a:off x="0" y="0"/>
+                      <a:ext cx="5612130" cy="2755900"/>
+                    </a:xfrm>
+                    <a:prstGeom prst="rect">
+                      <a:avLst/>
+                    </a:prstGeom>
+                    <a:ln w="38100" cap="sq">
+                      <a:solidFill>
+                        <a:srgbClr val="000000"/>
+                      </a:solidFill>
+                      <a:prstDash val="solid"/>
+                      <a:miter lim="800000"/>
+                    </a:ln>
+                    <a:effectLst>
+                      <a:outerShdw blurRad="50800" dist="38100" dir="2700000" algn="tl" rotWithShape="0">
+                        <a:srgbClr val="000000">
+                          <a:alpha val="43000"/>
+                        </a:srgbClr>
+                      </a:outerShdw>
+                    </a:effectLst>
+                  </pic:spPr>
+                </pic:pic>
+              </a:graphicData>
+            </a:graphic>
+          </wp:inline>
+        </w:drawing>
+      </w:r>
+    </w:p>
+    <w:p>
+      <w:pPr>
+        <w:jc w:val="both"/>
+        <w:rPr>
+          <w:b/>
+          <w:lang w:val="es-MX"/>
+        </w:rPr>
+      </w:pPr>
+      <w:r>
+        <w:rPr>
+          <w:b/>
+          <w:i/>
+          <w:iCs/>
+          <w:lang w:val="es-MX"/>
+        </w:rPr>
+        <w:t>Paso 2:</w:t>
+      </w:r>
+      <w:r>
+        <w:rPr>
+          <w:b/>
+          <w:lang w:val="es-MX"/>
+        </w:rPr>
+        <w:t xml:space="preserve"> </w:t>
+      </w:r>
+      <w:r>
+        <w:rPr>
+          <w:lang w:val="es-MX"/>
+        </w:rPr>
+        <w:t xml:space="preserve">Validación del inicio de sesión correcto visualizando el identificador </w:t>
+      </w:r>
+      <w:r>
+        <w:rPr>
+          <w:bCs/>
+          <w:lang w:val="es-MX"/>
+        </w:rPr>
+        <w:t>'</w:t>
+      </w:r>
+      <w:proofErr w:type="spellStart"/>
+      <w:r>
+        <w:rPr>
+          <w:bCs/>
+          <w:lang w:val="es-MX"/>
+        </w:rPr>
+        <w:t>Logged</w:t>
+      </w:r>
+      <w:proofErr w:type="spellEnd"/>
+      <w:r>
+        <w:rPr>
+          <w:bCs/>
+          <w:lang w:val="es-MX"/>
+        </w:rPr>
+        <w:t xml:space="preserve"> in as Josefina</w:t>
+      </w:r>
+      <w:r>
+        <w:rPr>
+          <w:bCs/>
+          <w:lang w:val="es-MX"/>
+        </w:rPr>
+        <w:t>'</w:t>
+      </w:r>
+      <w:r>
+        <w:rPr>
+          <w:lang w:val="es-MX"/>
+        </w:rPr>
+        <w:t xml:space="preserve"> en la barra de navegación.</w:t>
+      </w:r>
+    </w:p>
+    <w:p>
+      <w:pPr>
+        <w:jc w:val="both"/>
+        <w:rPr>
+          <w:b/>
+          <w:lang w:val="es-MX"/>
+        </w:rPr>
+      </w:pPr>
+    </w:p>
+    <w:p>
+      <w:pPr>
+        <w:jc w:val="both"/>
+        <w:rPr>
+          <w:b/>
+          <w:lang w:val="es-MX"/>
+        </w:rPr>
+      </w:pPr>
+      <w:r>
+        <w:rPr>
+          <w:noProof/>
+        </w:rPr>
+        <w:drawing>
+          <wp:inline distT="0" distB="0" distL="0" distR="0" wp14:anchorId="23DDE65C" wp14:editId="5E41B5AB">
+            <wp:extent cx="5612130" cy="2249170"/>
+            <wp:effectExtent l="76200" t="76200" r="140970" b="132080"/>
+            <wp:docPr id="16" name="Imagen 16"/>
+            <wp:cNvGraphicFramePr>
+              <a:graphicFrameLocks xmlns:a="http://schemas.openxmlformats.org/drawingml/2006/main" noChangeAspect="1"/>
+            </wp:cNvGraphicFramePr>
+            <a:graphic xmlns:a="http://schemas.openxmlformats.org/drawingml/2006/main">
+              <a:graphicData uri="http://schemas.openxmlformats.org/drawingml/2006/picture">
+                <pic:pic xmlns:pic="http://schemas.openxmlformats.org/drawingml/2006/picture">
+                  <pic:nvPicPr>
+                    <pic:cNvPr id="1" name=""/>
+                    <pic:cNvPicPr/>
+                  </pic:nvPicPr>
+                  <pic:blipFill>
+                    <a:blip r:embed="rId19"/>
+                    <a:stretch>
+                      <a:fillRect/>
+                    </a:stretch>
+                  </pic:blipFill>
+                  <pic:spPr>
+                    <a:xfrm>
+                      <a:off x="0" y="0"/>
+                      <a:ext cx="5612130" cy="2249170"/>
+                    </a:xfrm>
+                    <a:prstGeom prst="rect">
+                      <a:avLst/>
+                    </a:prstGeom>
+                    <a:ln w="38100" cap="sq">
+                      <a:solidFill>
+                        <a:srgbClr val="000000"/>
+                      </a:solidFill>
+                      <a:prstDash val="solid"/>
+                      <a:miter lim="800000"/>
+                    </a:ln>
+                    <a:effectLst>
+                      <a:outerShdw blurRad="50800" dist="38100" dir="2700000" algn="tl" rotWithShape="0">
+                        <a:srgbClr val="000000">
+                          <a:alpha val="43000"/>
+                        </a:srgbClr>
+                      </a:outerShdw>
+                    </a:effectLst>
+                  </pic:spPr>
+                </pic:pic>
+              </a:graphicData>
+            </a:graphic>
+          </wp:inline>
+        </w:drawing>
+      </w:r>
+    </w:p>
+    <w:p>
+      <w:pPr>
+        <w:jc w:val="both"/>
+        <w:rPr>
+          <w:b/>
+          <w:lang w:val="es-MX"/>
+        </w:rPr>
+      </w:pPr>
+    </w:p>
+    <w:p>
+      <w:pPr>
+        <w:jc w:val="both"/>
+        <w:rPr>
+          <w:b/>
+          <w:lang w:val="es-MX"/>
+        </w:rPr>
+      </w:pPr>
+    </w:p>
+    <w:p>
+      <w:pPr>
+        <w:jc w:val="both"/>
+        <w:rPr>
+          <w:b/>
+          <w:lang w:val="es-MX"/>
+        </w:rPr>
+      </w:pPr>
+    </w:p>
+    <w:p>
+      <w:pPr>
+        <w:jc w:val="both"/>
+        <w:rPr>
+          <w:b/>
+          <w:lang w:val="es-MX"/>
+        </w:rPr>
+      </w:pPr>
+    </w:p>
+    <w:p>
+      <w:pPr>
+        <w:jc w:val="both"/>
+        <w:rPr>
+          <w:b/>
+          <w:lang w:val="es-MX"/>
+        </w:rPr>
+      </w:pPr>
+    </w:p>
+    <w:p>
+      <w:pPr>
+        <w:jc w:val="both"/>
+        <w:rPr>
+          <w:b/>
+          <w:lang w:val="es-MX"/>
+        </w:rPr>
+      </w:pPr>
+    </w:p>
+    <w:p>
+      <w:pPr>
+        <w:jc w:val="both"/>
+        <w:rPr>
+          <w:b/>
+          <w:lang w:val="es-MX"/>
+        </w:rPr>
+      </w:pPr>
+    </w:p>
+    <w:p>
+      <w:pPr>
+        <w:jc w:val="both"/>
+        <w:rPr>
+          <w:bCs/>
+          <w:lang w:val="es-MX"/>
+        </w:rPr>
+      </w:pPr>
+      <w:r>
+        <w:rPr>
+          <w:b/>
+          <w:bCs/>
+          <w:lang w:val="es-MX"/>
+        </w:rPr>
+        <w:t xml:space="preserve">TC-004: </w:t>
+      </w:r>
+      <w:r>
+        <w:rPr>
+          <w:bCs/>
+          <w:lang w:val="es-MX"/>
+        </w:rPr>
+        <w:t xml:space="preserve">Selección de productos al carrito, </w:t>
+      </w:r>
+      <w:proofErr w:type="spellStart"/>
+      <w:r>
+        <w:rPr>
+          <w:bCs/>
+          <w:lang w:val="es-MX"/>
+        </w:rPr>
+        <w:t>Checkout</w:t>
+      </w:r>
+      <w:proofErr w:type="spellEnd"/>
+      <w:r>
+        <w:rPr>
+          <w:bCs/>
+          <w:lang w:val="es-MX"/>
+        </w:rPr>
+        <w:t xml:space="preserve"> y Facturación</w:t>
+      </w:r>
+    </w:p>
+    <w:p>
+      <w:pPr>
+        <w:spacing w:after="0" w:line="240" w:lineRule="auto"/>
+        <w:rPr>
+          <w:rFonts w:eastAsia="Times New Roman" w:cstheme="minorHAnsi"/>
+          <w:sz w:val="24"/>
+          <w:szCs w:val="24"/>
+          <w:lang w:val="es-MX"/>
+        </w:rPr>
+      </w:pPr>
+      <w:r>
+        <w:rPr>
+          <w:rFonts w:eastAsia="Times New Roman" w:cstheme="minorHAnsi"/>
+          <w:b/>
+          <w:i/>
+          <w:iCs/>
+          <w:lang w:val="es-MX"/>
+        </w:rPr>
+        <w:t>Paso 1</w:t>
+      </w:r>
+      <w:r>
+        <w:rPr>
+          <w:rFonts w:eastAsia="Times New Roman" w:cstheme="minorHAnsi"/>
+          <w:i/>
+          <w:iCs/>
+          <w:sz w:val="24"/>
+          <w:szCs w:val="24"/>
+          <w:lang w:val="es-MX"/>
+        </w:rPr>
+        <w:t>:</w:t>
+      </w:r>
+      <w:r>
+        <w:rPr>
+          <w:rFonts w:eastAsia="Times New Roman" w:cstheme="minorHAnsi"/>
+          <w:sz w:val="24"/>
+          <w:szCs w:val="24"/>
+          <w:lang w:val="es-MX"/>
+        </w:rPr>
+        <w:t xml:space="preserve"> Selección de artículos del catálogo y adición exitosa al carrito (</w:t>
+      </w:r>
+      <w:proofErr w:type="spellStart"/>
+      <w:proofErr w:type="gramStart"/>
+      <w:r>
+        <w:rPr>
+          <w:rFonts w:eastAsia="Times New Roman" w:cstheme="minorHAnsi"/>
+          <w:i/>
+          <w:iCs/>
+          <w:sz w:val="24"/>
+          <w:szCs w:val="24"/>
+          <w:lang w:val="es-MX"/>
+        </w:rPr>
+        <w:t>Added</w:t>
+      </w:r>
+      <w:proofErr w:type="spellEnd"/>
+      <w:r>
+        <w:rPr>
+          <w:rFonts w:eastAsia="Times New Roman" w:cstheme="minorHAnsi"/>
+          <w:i/>
+          <w:iCs/>
+          <w:sz w:val="24"/>
+          <w:szCs w:val="24"/>
+          <w:lang w:val="es-MX"/>
+        </w:rPr>
+        <w:t>!</w:t>
+      </w:r>
+      <w:proofErr w:type="gramEnd"/>
+      <w:r>
+        <w:rPr>
+          <w:rFonts w:eastAsia="Times New Roman" w:cstheme="minorHAnsi"/>
+          <w:sz w:val="24"/>
+          <w:szCs w:val="24"/>
+          <w:lang w:val="es-MX"/>
+        </w:rPr>
+        <w:t xml:space="preserve">). </w:t>
+      </w:r>
+    </w:p>
+    <w:p>
+      <w:pPr>
+        <w:jc w:val="both"/>
+        <w:rPr>
+          <w:b/>
+          <w:bCs/>
+          <w:lang w:val="es-MX"/>
+        </w:rPr>
+      </w:pPr>
+    </w:p>
+    <w:p>
+      <w:pPr>
+        <w:jc w:val="both"/>
+        <w:rPr>
+          <w:b/>
+          <w:lang w:val="es-MX"/>
+        </w:rPr>
+      </w:pPr>
+      <w:r>
+        <w:rPr>
+          <w:noProof/>
+        </w:rPr>
+        <w:drawing>
+          <wp:inline distT="0" distB="0" distL="0" distR="0" wp14:anchorId="4773761C" wp14:editId="3E632CFA">
+            <wp:extent cx="5612130" cy="2463165"/>
+            <wp:effectExtent l="76200" t="76200" r="140970" b="127635"/>
+            <wp:docPr id="17" name="Imagen 17"/>
+            <wp:cNvGraphicFramePr>
+              <a:graphicFrameLocks xmlns:a="http://schemas.openxmlformats.org/drawingml/2006/main" noChangeAspect="1"/>
+            </wp:cNvGraphicFramePr>
+            <a:graphic xmlns:a="http://schemas.openxmlformats.org/drawingml/2006/main">
+              <a:graphicData uri="http://schemas.openxmlformats.org/drawingml/2006/picture">
+                <pic:pic xmlns:pic="http://schemas.openxmlformats.org/drawingml/2006/picture">
+                  <pic:nvPicPr>
+                    <pic:cNvPr id="1" name=""/>
+                    <pic:cNvPicPr/>
+                  </pic:nvPicPr>
+                  <pic:blipFill>
+                    <a:blip r:embed="rId20"/>
+                    <a:stretch>
+                      <a:fillRect/>
+                    </a:stretch>
+                  </pic:blipFill>
+                  <pic:spPr>
+                    <a:xfrm>
+                      <a:off x="0" y="0"/>
+                      <a:ext cx="5612130" cy="2463165"/>
+                    </a:xfrm>
+                    <a:prstGeom prst="rect">
+                      <a:avLst/>
+                    </a:prstGeom>
+                    <a:ln w="38100" cap="sq">
+                      <a:solidFill>
+                        <a:srgbClr val="000000"/>
+                      </a:solidFill>
+                      <a:prstDash val="solid"/>
+                      <a:miter lim="800000"/>
+                    </a:ln>
+                    <a:effectLst>
+                      <a:outerShdw blurRad="50800" dist="38100" dir="2700000" algn="tl" rotWithShape="0">
+                        <a:srgbClr val="000000">
+                          <a:alpha val="43000"/>
+                        </a:srgbClr>
+                      </a:outerShdw>
+                    </a:effectLst>
+                  </pic:spPr>
+                </pic:pic>
+              </a:graphicData>
+            </a:graphic>
+          </wp:inline>
+        </w:drawing>
+      </w:r>
+    </w:p>
+    <w:p>
+      <w:pPr>
+        <w:spacing w:after="0" w:line="240" w:lineRule="auto"/>
+        <w:rPr>
+          <w:rFonts w:eastAsia="Times New Roman" w:cstheme="minorHAnsi"/>
+          <w:i/>
+          <w:iCs/>
+          <w:lang w:val="es-MX"/>
+        </w:rPr>
+      </w:pPr>
+      <w:r>
+        <w:rPr>
+          <w:rFonts w:eastAsia="Times New Roman" w:cstheme="minorHAnsi"/>
+          <w:b/>
+          <w:i/>
+          <w:iCs/>
+          <w:lang w:val="es-MX"/>
+        </w:rPr>
+        <w:t>Paso 2:</w:t>
+      </w:r>
+      <w:r>
+        <w:rPr>
+          <w:rFonts w:eastAsia="Times New Roman" w:cstheme="minorHAnsi"/>
+          <w:lang w:val="es-MX"/>
+        </w:rPr>
+        <w:t xml:space="preserve"> Visualización del producto en el carrito de compras (</w:t>
+      </w:r>
+      <w:r>
+        <w:rPr>
+          <w:rFonts w:eastAsia="Times New Roman" w:cstheme="minorHAnsi"/>
+          <w:i/>
+          <w:iCs/>
+          <w:lang w:val="es-MX"/>
+        </w:rPr>
+        <w:t xml:space="preserve">Shopping </w:t>
+      </w:r>
+      <w:proofErr w:type="spellStart"/>
+      <w:r>
+        <w:rPr>
+          <w:rFonts w:eastAsia="Times New Roman" w:cstheme="minorHAnsi"/>
+          <w:i/>
+          <w:iCs/>
+          <w:lang w:val="es-MX"/>
+        </w:rPr>
+        <w:t>Cart</w:t>
+      </w:r>
+      <w:proofErr w:type="spellEnd"/>
+      <w:r>
+        <w:rPr>
+          <w:rFonts w:eastAsia="Times New Roman" w:cstheme="minorHAnsi"/>
+          <w:lang w:val="es-MX"/>
+        </w:rPr>
+        <w:t xml:space="preserve">) y avance al botón </w:t>
+      </w:r>
+      <w:proofErr w:type="spellStart"/>
+      <w:r>
+        <w:rPr>
+          <w:rFonts w:eastAsia="Times New Roman" w:cstheme="minorHAnsi"/>
+          <w:i/>
+          <w:iCs/>
+          <w:lang w:val="es-MX"/>
+        </w:rPr>
+        <w:t>Proceed</w:t>
+      </w:r>
+      <w:proofErr w:type="spellEnd"/>
+      <w:r>
+        <w:rPr>
+          <w:rFonts w:eastAsia="Times New Roman" w:cstheme="minorHAnsi"/>
+          <w:i/>
+          <w:iCs/>
+          <w:lang w:val="es-MX"/>
+        </w:rPr>
+        <w:t xml:space="preserve"> To </w:t>
+      </w:r>
+      <w:proofErr w:type="spellStart"/>
+      <w:r>
+        <w:rPr>
+          <w:rFonts w:eastAsia="Times New Roman" w:cstheme="minorHAnsi"/>
+          <w:i/>
+          <w:iCs/>
+          <w:lang w:val="es-MX"/>
+        </w:rPr>
+        <w:t>Checkout</w:t>
+      </w:r>
+      <w:proofErr w:type="spellEnd"/>
+      <w:r>
+        <w:rPr>
+          <w:rFonts w:eastAsia="Times New Roman" w:cstheme="minorHAnsi"/>
+          <w:lang w:val="es-MX"/>
+        </w:rPr>
+        <w:t xml:space="preserve">. </w:t>
+      </w:r>
+    </w:p>
+    <w:p>
+      <w:pPr>
+        <w:spacing w:after="0" w:line="240" w:lineRule="auto"/>
+        <w:rPr>
+          <w:rFonts w:eastAsia="Times New Roman" w:cstheme="minorHAnsi"/>
+          <w:lang w:val="es-MX"/>
+        </w:rPr>
+      </w:pPr>
+      <w:r>
+        <w:rPr>
+          <w:rFonts w:eastAsia="Times New Roman" w:cstheme="minorHAnsi"/>
+          <w:lang w:val="es-MX"/>
+        </w:rPr>
+        <w:t xml:space="preserve"> </w:t>
+      </w:r>
+    </w:p>
+    <w:p>
+      <w:pPr>
+        <w:jc w:val="both"/>
+        <w:rPr>
+          <w:b/>
+          <w:lang w:val="es-MX"/>
+        </w:rPr>
+      </w:pPr>
+      <w:r>
+        <w:rPr>
+          <w:noProof/>
+        </w:rPr>
+        <w:drawing>
+          <wp:inline distT="0" distB="0" distL="0" distR="0" wp14:anchorId="6AC5DAC1" wp14:editId="755E108B">
+            <wp:extent cx="5612130" cy="2369820"/>
+            <wp:effectExtent l="76200" t="76200" r="140970" b="125730"/>
+            <wp:docPr id="18" name="Imagen 18"/>
+            <wp:cNvGraphicFramePr>
+              <a:graphicFrameLocks xmlns:a="http://schemas.openxmlformats.org/drawingml/2006/main" noChangeAspect="1"/>
+            </wp:cNvGraphicFramePr>
+            <a:graphic xmlns:a="http://schemas.openxmlformats.org/drawingml/2006/main">
+              <a:graphicData uri="http://schemas.openxmlformats.org/drawingml/2006/picture">
+                <pic:pic xmlns:pic="http://schemas.openxmlformats.org/drawingml/2006/picture">
+                  <pic:nvPicPr>
+                    <pic:cNvPr id="1" name=""/>
+                    <pic:cNvPicPr/>
+                  </pic:nvPicPr>
+                  <pic:blipFill>
+                    <a:blip r:embed="rId21"/>
+                    <a:stretch>
+                      <a:fillRect/>
+                    </a:stretch>
+                  </pic:blipFill>
+                  <pic:spPr>
+                    <a:xfrm>
+                      <a:off x="0" y="0"/>
+                      <a:ext cx="5612130" cy="2369820"/>
+                    </a:xfrm>
+                    <a:prstGeom prst="rect">
+                      <a:avLst/>
+                    </a:prstGeom>
+                    <a:ln w="38100" cap="sq">
+                      <a:solidFill>
+                        <a:srgbClr val="000000"/>
+                      </a:solidFill>
+                      <a:prstDash val="solid"/>
+                      <a:miter lim="800000"/>
+                    </a:ln>
+                    <a:effectLst>
+                      <a:outerShdw blurRad="50800" dist="38100" dir="2700000" algn="tl" rotWithShape="0">
+                        <a:srgbClr val="000000">
+                          <a:alpha val="43000"/>
+                        </a:srgbClr>
+                      </a:outerShdw>
+                    </a:effectLst>
+                  </pic:spPr>
+                </pic:pic>
+              </a:graphicData>
+            </a:graphic>
+          </wp:inline>
+        </w:drawing>
+      </w:r>
+    </w:p>
+    <w:p>
+      <w:pPr>
+        <w:jc w:val="both"/>
+        <w:rPr>
+          <w:b/>
+          <w:lang w:val="es-MX"/>
+        </w:rPr>
+      </w:pPr>
+    </w:p>
+    <w:p>
+      <w:pPr>
+        <w:jc w:val="both"/>
+        <w:rPr>
+          <w:b/>
+          <w:lang w:val="es-MX"/>
+        </w:rPr>
+      </w:pPr>
+    </w:p>
+    <w:p>
+      <w:pPr>
+        <w:jc w:val="both"/>
+        <w:rPr>
+          <w:b/>
+          <w:lang w:val="es-MX"/>
+        </w:rPr>
+      </w:pPr>
+      <w:r>
+        <w:rPr>
+          <w:b/>
+          <w:lang w:val="es-MX"/>
+        </w:rPr>
+        <w:lastRenderedPageBreak/>
+        <w:t xml:space="preserve">Paso 3: </w:t>
+      </w:r>
+      <w:r>
+        <w:rPr>
+          <w:lang w:val="es-MX"/>
+        </w:rPr>
+        <w:t>Revisión de dirección de envío, detalles de la orden e introducción de datos de pago de tarjeta.</w:t>
+      </w:r>
+      <w:r>
+        <w:rPr>
+          <w:b/>
+          <w:lang w:val="es-MX"/>
+        </w:rPr>
+        <w:t xml:space="preserve"> </w:t>
+      </w:r>
+    </w:p>
+    <w:p>
+      <w:pPr>
+        <w:jc w:val="both"/>
+        <w:rPr>
+          <w:b/>
+          <w:lang w:val="es-MX"/>
+        </w:rPr>
+      </w:pPr>
+      <w:r>
+        <w:rPr>
+          <w:noProof/>
+        </w:rPr>
+        <w:drawing>
+          <wp:inline distT="0" distB="0" distL="0" distR="0" wp14:anchorId="75CCB86C" wp14:editId="05D40362">
+            <wp:extent cx="4930444" cy="3211195"/>
+            <wp:effectExtent l="76200" t="76200" r="137160" b="141605"/>
+            <wp:docPr id="19" name="Imagen 19"/>
+            <wp:cNvGraphicFramePr>
+              <a:graphicFrameLocks xmlns:a="http://schemas.openxmlformats.org/drawingml/2006/main" noChangeAspect="1"/>
+            </wp:cNvGraphicFramePr>
+            <a:graphic xmlns:a="http://schemas.openxmlformats.org/drawingml/2006/main">
+              <a:graphicData uri="http://schemas.openxmlformats.org/drawingml/2006/picture">
+                <pic:pic xmlns:pic="http://schemas.openxmlformats.org/drawingml/2006/picture">
+                  <pic:nvPicPr>
+                    <pic:cNvPr id="1" name=""/>
+                    <pic:cNvPicPr/>
+                  </pic:nvPicPr>
+                  <pic:blipFill>
+                    <a:blip r:embed="rId22"/>
+                    <a:stretch>
+                      <a:fillRect/>
+                    </a:stretch>
+                  </pic:blipFill>
+                  <pic:spPr>
+                    <a:xfrm>
+                      <a:off x="0" y="0"/>
+                      <a:ext cx="4940933" cy="3218026"/>
+                    </a:xfrm>
+                    <a:prstGeom prst="rect">
+                      <a:avLst/>
+                    </a:prstGeom>
+                    <a:ln w="38100" cap="sq">
+                      <a:solidFill>
+                        <a:srgbClr val="000000"/>
+                      </a:solidFill>
+                      <a:prstDash val="solid"/>
+                      <a:miter lim="800000"/>
+                    </a:ln>
+                    <a:effectLst>
+                      <a:outerShdw blurRad="50800" dist="38100" dir="2700000" algn="tl" rotWithShape="0">
+                        <a:srgbClr val="000000">
+                          <a:alpha val="43000"/>
+                        </a:srgbClr>
+                      </a:outerShdw>
+                    </a:effectLst>
+                  </pic:spPr>
+                </pic:pic>
+              </a:graphicData>
+            </a:graphic>
+          </wp:inline>
+        </w:drawing>
+      </w:r>
+    </w:p>
+    <w:p>
+      <w:pPr>
+        <w:jc w:val="both"/>
+        <w:rPr>
+          <w:b/>
+          <w:lang w:val="es-MX"/>
+        </w:rPr>
+      </w:pPr>
+      <w:r>
+        <w:rPr>
+          <w:noProof/>
+        </w:rPr>
+        <w:drawing>
+          <wp:inline distT="0" distB="0" distL="0" distR="0" wp14:anchorId="72D8C883" wp14:editId="71F92B95">
+            <wp:extent cx="5612130" cy="3272155"/>
+            <wp:effectExtent l="76200" t="76200" r="140970" b="137795"/>
+            <wp:docPr id="20" name="Imagen 20"/>
+            <wp:cNvGraphicFramePr>
+              <a:graphicFrameLocks xmlns:a="http://schemas.openxmlformats.org/drawingml/2006/main" noChangeAspect="1"/>
+            </wp:cNvGraphicFramePr>
+            <a:graphic xmlns:a="http://schemas.openxmlformats.org/drawingml/2006/main">
+              <a:graphicData uri="http://schemas.openxmlformats.org/drawingml/2006/picture">
+                <pic:pic xmlns:pic="http://schemas.openxmlformats.org/drawingml/2006/picture">
+                  <pic:nvPicPr>
+                    <pic:cNvPr id="1" name=""/>
+                    <pic:cNvPicPr/>
+                  </pic:nvPicPr>
+                  <pic:blipFill>
+                    <a:blip r:embed="rId23"/>
+                    <a:stretch>
+                      <a:fillRect/>
+                    </a:stretch>
+                  </pic:blipFill>
+                  <pic:spPr>
+                    <a:xfrm>
+                      <a:off x="0" y="0"/>
+                      <a:ext cx="5612130" cy="3272155"/>
+                    </a:xfrm>
+                    <a:prstGeom prst="rect">
+                      <a:avLst/>
+                    </a:prstGeom>
+                    <a:ln w="38100" cap="sq">
+                      <a:solidFill>
+                        <a:srgbClr val="000000"/>
+                      </a:solidFill>
+                      <a:prstDash val="solid"/>
+                      <a:miter lim="800000"/>
+                    </a:ln>
+                    <a:effectLst>
+                      <a:outerShdw blurRad="50800" dist="38100" dir="2700000" algn="tl" rotWithShape="0">
+                        <a:srgbClr val="000000">
+                          <a:alpha val="43000"/>
+                        </a:srgbClr>
+                      </a:outerShdw>
+                    </a:effectLst>
+                  </pic:spPr>
+                </pic:pic>
+              </a:graphicData>
+            </a:graphic>
+          </wp:inline>
+        </w:drawing>
+      </w:r>
+    </w:p>
+    <w:p>
+      <w:pPr>
+        <w:jc w:val="both"/>
+        <w:rPr>
+          <w:b/>
+          <w:lang w:val="es-MX"/>
+        </w:rPr>
+      </w:pPr>
+    </w:p>
+    <w:p>
+      <w:pPr>
+        <w:jc w:val="both"/>
+        <w:rPr>
+          <w:b/>
+          <w:lang w:val="es-MX"/>
+        </w:rPr>
+      </w:pPr>
+    </w:p>
+    <w:p>
+      <w:pPr>
+        <w:spacing w:after="0" w:line="240" w:lineRule="auto"/>
+        <w:rPr>
+          <w:rFonts w:eastAsia="Times New Roman" w:cstheme="minorHAnsi"/>
+          <w:i/>
+          <w:iCs/>
+          <w:lang w:val="es-MX"/>
+        </w:rPr>
+      </w:pPr>
+      <w:r>
+        <w:rPr>
+          <w:rFonts w:eastAsia="Times New Roman" w:cstheme="minorHAnsi"/>
+          <w:b/>
+          <w:i/>
+          <w:iCs/>
+          <w:lang w:val="es-MX"/>
+        </w:rPr>
+        <w:lastRenderedPageBreak/>
+        <w:t>Paso 4:</w:t>
+      </w:r>
+      <w:r>
+        <w:rPr>
+          <w:rFonts w:eastAsia="Times New Roman" w:cstheme="minorHAnsi"/>
+          <w:lang w:val="es-MX"/>
+        </w:rPr>
+        <w:t xml:space="preserve"> Procesamiento de pago exitoso visualizando el mensaje </w:t>
+      </w:r>
+      <w:r>
+        <w:rPr>
+          <w:rFonts w:eastAsia="Times New Roman" w:cstheme="minorHAnsi"/>
+          <w:b/>
+          <w:bCs/>
+          <w:lang w:val="es-MX"/>
+        </w:rPr>
+        <w:t>'ORDER PLACED!'</w:t>
+      </w:r>
+      <w:r>
+        <w:rPr>
+          <w:rFonts w:eastAsia="Times New Roman" w:cstheme="minorHAnsi"/>
+          <w:lang w:val="es-MX"/>
+        </w:rPr>
+        <w:t xml:space="preserve"> y descarga del comprobante (</w:t>
+      </w:r>
+      <w:proofErr w:type="spellStart"/>
+      <w:r>
+        <w:rPr>
+          <w:rFonts w:eastAsia="Times New Roman" w:cstheme="minorHAnsi"/>
+          <w:i/>
+          <w:iCs/>
+          <w:lang w:val="es-MX"/>
+        </w:rPr>
+        <w:t>Download</w:t>
+      </w:r>
+      <w:proofErr w:type="spellEnd"/>
+      <w:r>
+        <w:rPr>
+          <w:rFonts w:eastAsia="Times New Roman" w:cstheme="minorHAnsi"/>
+          <w:i/>
+          <w:iCs/>
+          <w:lang w:val="es-MX"/>
+        </w:rPr>
+        <w:t xml:space="preserve"> </w:t>
+      </w:r>
+      <w:proofErr w:type="spellStart"/>
+      <w:r>
+        <w:rPr>
+          <w:rFonts w:eastAsia="Times New Roman" w:cstheme="minorHAnsi"/>
+          <w:i/>
+          <w:iCs/>
+          <w:lang w:val="es-MX"/>
+        </w:rPr>
+        <w:t>Invoice</w:t>
+      </w:r>
+      <w:proofErr w:type="spellEnd"/>
+      <w:r>
+        <w:rPr>
+          <w:rFonts w:eastAsia="Times New Roman" w:cstheme="minorHAnsi"/>
+          <w:lang w:val="es-MX"/>
+        </w:rPr>
+        <w:t xml:space="preserve">) en formato de texto. </w:t>
+      </w:r>
+    </w:p>
+    <w:p>
+      <w:pPr>
+        <w:spacing w:after="0" w:line="240" w:lineRule="auto"/>
+        <w:rPr>
+          <w:rFonts w:eastAsia="Times New Roman" w:cstheme="minorHAnsi"/>
+          <w:lang w:val="es-MX"/>
+        </w:rPr>
+      </w:pPr>
+    </w:p>
+    <w:p>
+      <w:pPr>
+        <w:jc w:val="both"/>
+        <w:rPr>
+          <w:b/>
+          <w:lang w:val="es-MX"/>
+        </w:rPr>
+      </w:pPr>
+      <w:r>
+        <w:rPr>
+          <w:noProof/>
+        </w:rPr>
+        <w:drawing>
+          <wp:inline distT="0" distB="0" distL="0" distR="0" wp14:anchorId="540861E4" wp14:editId="1ED393E9">
+            <wp:extent cx="5612130" cy="2288540"/>
+            <wp:effectExtent l="76200" t="76200" r="140970" b="130810"/>
+            <wp:docPr id="21" name="Imagen 21"/>
+            <wp:cNvGraphicFramePr>
+              <a:graphicFrameLocks xmlns:a="http://schemas.openxmlformats.org/drawingml/2006/main" noChangeAspect="1"/>
+            </wp:cNvGraphicFramePr>
+            <a:graphic xmlns:a="http://schemas.openxmlformats.org/drawingml/2006/main">
+              <a:graphicData uri="http://schemas.openxmlformats.org/drawingml/2006/picture">
+                <pic:pic xmlns:pic="http://schemas.openxmlformats.org/drawingml/2006/picture">
+                  <pic:nvPicPr>
+                    <pic:cNvPr id="1" name=""/>
+                    <pic:cNvPicPr/>
+                  </pic:nvPicPr>
+                  <pic:blipFill>
+                    <a:blip r:embed="rId24"/>
+                    <a:stretch>
+                      <a:fillRect/>
+                    </a:stretch>
+                  </pic:blipFill>
+                  <pic:spPr>
+                    <a:xfrm>
+                      <a:off x="0" y="0"/>
+                      <a:ext cx="5612130" cy="2288540"/>
+                    </a:xfrm>
+                    <a:prstGeom prst="rect">
+                      <a:avLst/>
+                    </a:prstGeom>
+                    <a:ln w="38100" cap="sq">
+                      <a:solidFill>
+                        <a:srgbClr val="000000"/>
+                      </a:solidFill>
+                      <a:prstDash val="solid"/>
+                      <a:miter lim="800000"/>
+                    </a:ln>
+                    <a:effectLst>
+                      <a:outerShdw blurRad="50800" dist="38100" dir="2700000" algn="tl" rotWithShape="0">
+                        <a:srgbClr val="000000">
+                          <a:alpha val="43000"/>
+                        </a:srgbClr>
+                      </a:outerShdw>
+                    </a:effectLst>
+                  </pic:spPr>
+                </pic:pic>
+              </a:graphicData>
+            </a:graphic>
+          </wp:inline>
+        </w:drawing>
+      </w:r>
+    </w:p>
+    <w:p>
+      <w:pPr>
+        <w:jc w:val="both"/>
+        <w:rPr>
+          <w:b/>
+          <w:lang w:val="es-MX"/>
+        </w:rPr>
+      </w:pPr>
+    </w:p>
+    <w:p>
+      <w:pPr>
+        <w:jc w:val="both"/>
+        <w:rPr>
+          <w:b/>
+          <w:lang w:val="es-MX"/>
+        </w:rPr>
+      </w:pPr>
+      <w:r>
+        <w:rPr>
+          <w:noProof/>
+        </w:rPr>
+        <w:drawing>
+          <wp:inline distT="0" distB="0" distL="0" distR="0" wp14:anchorId="5543F275" wp14:editId="44FC5D06">
+            <wp:extent cx="5612130" cy="3155315"/>
+            <wp:effectExtent l="76200" t="76200" r="140970" b="140335"/>
+            <wp:docPr id="22" name="Imagen 22"/>
+            <wp:cNvGraphicFramePr>
+              <a:graphicFrameLocks xmlns:a="http://schemas.openxmlformats.org/drawingml/2006/main" noChangeAspect="1"/>
+            </wp:cNvGraphicFramePr>
+            <a:graphic xmlns:a="http://schemas.openxmlformats.org/drawingml/2006/main">
+              <a:graphicData uri="http://schemas.openxmlformats.org/drawingml/2006/picture">
+                <pic:pic xmlns:pic="http://schemas.openxmlformats.org/drawingml/2006/picture">
+                  <pic:nvPicPr>
+                    <pic:cNvPr id="1" name=""/>
+                    <pic:cNvPicPr/>
+                  </pic:nvPicPr>
+                  <pic:blipFill>
+                    <a:blip r:embed="rId25"/>
+                    <a:stretch>
+                      <a:fillRect/>
+                    </a:stretch>
+                  </pic:blipFill>
+                  <pic:spPr>
+                    <a:xfrm>
+                      <a:off x="0" y="0"/>
+                      <a:ext cx="5612130" cy="3155315"/>
+                    </a:xfrm>
+                    <a:prstGeom prst="rect">
+                      <a:avLst/>
+                    </a:prstGeom>
+                    <a:ln w="38100" cap="sq">
+                      <a:solidFill>
+                        <a:srgbClr val="000000"/>
+                      </a:solidFill>
+                      <a:prstDash val="solid"/>
+                      <a:miter lim="800000"/>
+                    </a:ln>
+                    <a:effectLst>
+                      <a:outerShdw blurRad="50800" dist="38100" dir="2700000" algn="tl" rotWithShape="0">
+                        <a:srgbClr val="000000">
+                          <a:alpha val="43000"/>
+                        </a:srgbClr>
+                      </a:outerShdw>
+                    </a:effectLst>
+                  </pic:spPr>
+                </pic:pic>
+              </a:graphicData>
+            </a:graphic>
+          </wp:inline>
+        </w:drawing>
+      </w:r>
+    </w:p>
+    <w:p>
+      <w:pPr>
+        <w:jc w:val="both"/>
+        <w:rPr>
+          <w:b/>
+          <w:lang w:val="es-MX"/>
+        </w:rPr>
+      </w:pPr>
+    </w:p>
+    <w:p>
+      <w:pPr>
+        <w:jc w:val="both"/>
+        <w:rPr>
+          <w:b/>
+          <w:lang w:val="es-MX"/>
+        </w:rPr>
+      </w:pPr>
+    </w:p>
+    <w:p>
+      <w:pPr>
+        <w:jc w:val="both"/>
+        <w:rPr>
+          <w:b/>
+          <w:lang w:val="es-MX"/>
+        </w:rPr>
+      </w:pPr>
+    </w:p>
+    <w:p>
+      <w:pPr>
+        <w:jc w:val="both"/>
+        <w:rPr>
+          <w:b/>
+          <w:lang w:val="es-MX"/>
+        </w:rPr>
+      </w:pPr>
+    </w:p>
+    <w:p>
+      <w:pPr>
+        <w:jc w:val="both"/>
+        <w:rPr>
+          <w:b/>
+          <w:lang w:val="es-MX"/>
+        </w:rPr>
+      </w:pPr>
+    </w:p>
+    <w:p>
+      <w:pPr>
+        <w:jc w:val="both"/>
+        <w:rPr>
+          <w:b/>
+          <w:lang w:val="es-MX"/>
+        </w:rPr>
+      </w:pPr>
+      <w:r>
+        <w:rPr>
+          <w:noProof/>
+        </w:rPr>
+        <w:lastRenderedPageBreak/>
+        <w:drawing>
+          <wp:inline distT="0" distB="0" distL="0" distR="0" wp14:anchorId="124FD805" wp14:editId="7E0BA3F8">
+            <wp:extent cx="5611603" cy="1595887"/>
+            <wp:effectExtent l="76200" t="76200" r="141605" b="137795"/>
+            <wp:docPr id="23" name="Imagen 23"/>
+            <wp:cNvGraphicFramePr>
+              <a:graphicFrameLocks xmlns:a="http://schemas.openxmlformats.org/drawingml/2006/main" noChangeAspect="1"/>
+            </wp:cNvGraphicFramePr>
+            <a:graphic xmlns:a="http://schemas.openxmlformats.org/drawingml/2006/main">
+              <a:graphicData uri="http://schemas.openxmlformats.org/drawingml/2006/picture">
+                <pic:pic xmlns:pic="http://schemas.openxmlformats.org/drawingml/2006/picture">
+                  <pic:nvPicPr>
+                    <pic:cNvPr id="1" name=""/>
+                    <pic:cNvPicPr/>
+                  </pic:nvPicPr>
+                  <pic:blipFill rotWithShape="1">
+                    <a:blip r:embed="rId26"/>
+                    <a:srcRect b="67079"/>
+                    <a:stretch/>
+                  </pic:blipFill>
+                  <pic:spPr bwMode="auto">
+                    <a:xfrm>
+                      <a:off x="0" y="0"/>
+                      <a:ext cx="5625331" cy="1599791"/>
+                    </a:xfrm>
+                    <a:prstGeom prst="rect">
+                      <a:avLst/>
+                    </a:prstGeom>
+                    <a:ln w="38100" cap="sq" cmpd="sng" algn="ctr">
+                      <a:solidFill>
+                        <a:srgbClr val="000000"/>
+                      </a:solidFill>
+                      <a:prstDash val="solid"/>
+                      <a:miter lim="800000"/>
+                      <a:headEnd type="none" w="med" len="med"/>
+                      <a:tailEnd type="none" w="med" len="med"/>
+                    </a:ln>
+                    <a:effectLst>
+                      <a:outerShdw blurRad="50800" dist="38100" dir="2700000" algn="tl" rotWithShape="0">
+                        <a:srgbClr val="000000">
+                          <a:alpha val="43000"/>
+                        </a:srgbClr>
+                      </a:outerShdw>
+                    </a:effectLst>
+                    <a:extLst>
+                      <a:ext uri="{53640926-AAD7-44D8-BBD7-CCE9431645EC}">
+                        <a14:shadowObscured xmlns:a14="http://schemas.microsoft.com/office/drawing/2010/main"/>
+                      </a:ext>
+                    </a:extLst>
+                  </pic:spPr>
+                </pic:pic>
+              </a:graphicData>
+            </a:graphic>
+          </wp:inline>
+        </w:drawing>
       </w:r>
     </w:p>
     <w:p>
@@ -3817,9 +5761,507 @@
     </w:p>
     <w:p>
       <w:pPr>
+        <w:pStyle w:val="NormalWeb"/>
+        <w:jc w:val="both"/>
+        <w:rPr>
+          <w:rFonts w:asciiTheme="minorHAnsi" w:hAnsiTheme="minorHAnsi" w:cstheme="minorHAnsi"/>
+          <w:sz w:val="22"/>
+          <w:szCs w:val="22"/>
+          <w:lang w:val="es-MX"/>
+        </w:rPr>
+      </w:pPr>
+      <w:r>
+        <w:rPr>
+          <w:rFonts w:asciiTheme="minorHAnsi" w:hAnsiTheme="minorHAnsi" w:cstheme="minorHAnsi"/>
+          <w:b/>
+          <w:bCs/>
+          <w:sz w:val="22"/>
+          <w:szCs w:val="22"/>
+          <w:lang w:val="es-MX"/>
+        </w:rPr>
+        <w:t xml:space="preserve">-   </w:t>
+      </w:r>
+      <w:r>
+        <w:rPr>
+          <w:rFonts w:asciiTheme="minorHAnsi" w:hAnsiTheme="minorHAnsi" w:cstheme="minorHAnsi"/>
+          <w:b/>
+          <w:bCs/>
+          <w:sz w:val="22"/>
+          <w:szCs w:val="22"/>
+          <w:lang w:val="es-MX"/>
+        </w:rPr>
+        <w:t>Flujos Principales:</w:t>
+      </w:r>
+      <w:r>
+        <w:rPr>
+          <w:rFonts w:asciiTheme="minorHAnsi" w:hAnsiTheme="minorHAnsi" w:cstheme="minorHAnsi"/>
+          <w:sz w:val="22"/>
+          <w:szCs w:val="22"/>
+          <w:lang w:val="es-MX"/>
+        </w:rPr>
+        <w:t xml:space="preserve"> </w:t>
+      </w:r>
+      <w:r>
+        <w:rPr>
+          <w:rFonts w:asciiTheme="minorHAnsi" w:hAnsiTheme="minorHAnsi" w:cstheme="minorHAnsi"/>
+          <w:i/>
+          <w:iCs/>
+          <w:sz w:val="22"/>
+          <w:szCs w:val="22"/>
+          <w:lang w:val="es-MX"/>
+        </w:rPr>
+        <w:t>Los módulos de Registro de Usuario (</w:t>
+      </w:r>
+      <w:r>
+        <w:rPr>
+          <w:rFonts w:asciiTheme="minorHAnsi" w:hAnsiTheme="minorHAnsi" w:cstheme="minorHAnsi"/>
+          <w:b/>
+          <w:bCs/>
+          <w:i/>
+          <w:iCs/>
+          <w:sz w:val="22"/>
+          <w:szCs w:val="22"/>
+          <w:lang w:val="es-MX"/>
+        </w:rPr>
+        <w:t>TC-001</w:t>
+      </w:r>
+      <w:r>
+        <w:rPr>
+          <w:rFonts w:asciiTheme="minorHAnsi" w:hAnsiTheme="minorHAnsi" w:cstheme="minorHAnsi"/>
+          <w:i/>
+          <w:iCs/>
+          <w:sz w:val="22"/>
+          <w:szCs w:val="22"/>
+          <w:lang w:val="es-MX"/>
+        </w:rPr>
+        <w:t xml:space="preserve">), </w:t>
+      </w:r>
+      <w:proofErr w:type="spellStart"/>
+      <w:r>
+        <w:rPr>
+          <w:rFonts w:asciiTheme="minorHAnsi" w:hAnsiTheme="minorHAnsi" w:cstheme="minorHAnsi"/>
+          <w:i/>
+          <w:iCs/>
+          <w:sz w:val="22"/>
+          <w:szCs w:val="22"/>
+          <w:lang w:val="es-MX"/>
+        </w:rPr>
+        <w:t>Login</w:t>
+      </w:r>
+      <w:proofErr w:type="spellEnd"/>
+      <w:r>
+        <w:rPr>
+          <w:rFonts w:asciiTheme="minorHAnsi" w:hAnsiTheme="minorHAnsi" w:cstheme="minorHAnsi"/>
+          <w:i/>
+          <w:iCs/>
+          <w:sz w:val="22"/>
+          <w:szCs w:val="22"/>
+          <w:lang w:val="es-MX"/>
+        </w:rPr>
+        <w:t xml:space="preserve"> (</w:t>
+      </w:r>
+      <w:r>
+        <w:rPr>
+          <w:rFonts w:asciiTheme="minorHAnsi" w:hAnsiTheme="minorHAnsi" w:cstheme="minorHAnsi"/>
+          <w:b/>
+          <w:bCs/>
+          <w:i/>
+          <w:iCs/>
+          <w:sz w:val="22"/>
+          <w:szCs w:val="22"/>
+          <w:lang w:val="es-MX"/>
+        </w:rPr>
+        <w:t>TC-003</w:t>
+      </w:r>
+      <w:r>
+        <w:rPr>
+          <w:rFonts w:asciiTheme="minorHAnsi" w:hAnsiTheme="minorHAnsi" w:cstheme="minorHAnsi"/>
+          <w:i/>
+          <w:iCs/>
+          <w:sz w:val="22"/>
+          <w:szCs w:val="22"/>
+          <w:lang w:val="es-MX"/>
+        </w:rPr>
+        <w:t xml:space="preserve">) y Carrito / </w:t>
+      </w:r>
+      <w:proofErr w:type="spellStart"/>
+      <w:r>
+        <w:rPr>
+          <w:rFonts w:asciiTheme="minorHAnsi" w:hAnsiTheme="minorHAnsi" w:cstheme="minorHAnsi"/>
+          <w:i/>
+          <w:iCs/>
+          <w:sz w:val="22"/>
+          <w:szCs w:val="22"/>
+          <w:lang w:val="es-MX"/>
+        </w:rPr>
+        <w:t>Checkout</w:t>
+      </w:r>
+      <w:proofErr w:type="spellEnd"/>
+      <w:r>
+        <w:rPr>
+          <w:rFonts w:asciiTheme="minorHAnsi" w:hAnsiTheme="minorHAnsi" w:cstheme="minorHAnsi"/>
+          <w:i/>
+          <w:iCs/>
+          <w:sz w:val="22"/>
+          <w:szCs w:val="22"/>
+          <w:lang w:val="es-MX"/>
+        </w:rPr>
+        <w:t xml:space="preserve"> (</w:t>
+      </w:r>
+      <w:r>
+        <w:rPr>
+          <w:rFonts w:asciiTheme="minorHAnsi" w:hAnsiTheme="minorHAnsi" w:cstheme="minorHAnsi"/>
+          <w:b/>
+          <w:bCs/>
+          <w:i/>
+          <w:iCs/>
+          <w:sz w:val="22"/>
+          <w:szCs w:val="22"/>
+          <w:lang w:val="es-MX"/>
+        </w:rPr>
+        <w:t>TC-004</w:t>
+      </w:r>
+      <w:r>
+        <w:rPr>
+          <w:rFonts w:asciiTheme="minorHAnsi" w:hAnsiTheme="minorHAnsi" w:cstheme="minorHAnsi"/>
+          <w:i/>
+          <w:iCs/>
+          <w:sz w:val="22"/>
+          <w:szCs w:val="22"/>
+          <w:lang w:val="es-MX"/>
+        </w:rPr>
+        <w:t>) operan satisfactoriamente.</w:t>
+      </w:r>
+    </w:p>
+    <w:p>
+      <w:pPr>
+        <w:pStyle w:val="NormalWeb"/>
+        <w:jc w:val="both"/>
+        <w:rPr>
+          <w:rFonts w:asciiTheme="minorHAnsi" w:hAnsiTheme="minorHAnsi" w:cstheme="minorHAnsi"/>
+          <w:sz w:val="22"/>
+          <w:szCs w:val="22"/>
+          <w:lang w:val="es-MX"/>
+        </w:rPr>
+      </w:pPr>
+      <w:r>
+        <w:rPr>
+          <w:rFonts w:asciiTheme="minorHAnsi" w:hAnsiTheme="minorHAnsi" w:cstheme="minorHAnsi"/>
+          <w:b/>
+          <w:bCs/>
+          <w:sz w:val="22"/>
+          <w:szCs w:val="22"/>
+          <w:lang w:val="es-MX"/>
+        </w:rPr>
+        <w:t xml:space="preserve">-     </w:t>
+      </w:r>
+      <w:r>
+        <w:rPr>
+          <w:rFonts w:asciiTheme="minorHAnsi" w:hAnsiTheme="minorHAnsi" w:cstheme="minorHAnsi"/>
+          <w:b/>
+          <w:bCs/>
+          <w:sz w:val="22"/>
+          <w:szCs w:val="22"/>
+          <w:lang w:val="es-MX"/>
+        </w:rPr>
+        <w:t>Control de Errores:</w:t>
+      </w:r>
+      <w:r>
+        <w:rPr>
+          <w:rFonts w:asciiTheme="minorHAnsi" w:hAnsiTheme="minorHAnsi" w:cstheme="minorHAnsi"/>
+          <w:sz w:val="22"/>
+          <w:szCs w:val="22"/>
+          <w:lang w:val="es-MX"/>
+        </w:rPr>
+        <w:t xml:space="preserve"> </w:t>
+      </w:r>
+      <w:r>
+        <w:rPr>
+          <w:rFonts w:asciiTheme="minorHAnsi" w:hAnsiTheme="minorHAnsi" w:cstheme="minorHAnsi"/>
+          <w:i/>
+          <w:iCs/>
+          <w:sz w:val="22"/>
+          <w:szCs w:val="22"/>
+          <w:lang w:val="es-MX"/>
+        </w:rPr>
+        <w:t>La validación de correos duplicados (</w:t>
+      </w:r>
+      <w:r>
+        <w:rPr>
+          <w:rFonts w:asciiTheme="minorHAnsi" w:hAnsiTheme="minorHAnsi" w:cstheme="minorHAnsi"/>
+          <w:b/>
+          <w:bCs/>
+          <w:i/>
+          <w:iCs/>
+          <w:sz w:val="22"/>
+          <w:szCs w:val="22"/>
+          <w:lang w:val="es-MX"/>
+        </w:rPr>
+        <w:t>TC-002</w:t>
+      </w:r>
+      <w:r>
+        <w:rPr>
+          <w:rFonts w:asciiTheme="minorHAnsi" w:hAnsiTheme="minorHAnsi" w:cstheme="minorHAnsi"/>
+          <w:i/>
+          <w:iCs/>
+          <w:sz w:val="22"/>
+          <w:szCs w:val="22"/>
+          <w:lang w:val="es-MX"/>
+        </w:rPr>
+        <w:t>) e imposibili</w:t>
+      </w:r>
+      <w:r>
+        <w:rPr>
+          <w:rFonts w:asciiTheme="minorHAnsi" w:hAnsiTheme="minorHAnsi" w:cstheme="minorHAnsi"/>
+          <w:i/>
+          <w:iCs/>
+          <w:sz w:val="22"/>
+          <w:szCs w:val="22"/>
+          <w:lang w:val="es-MX"/>
+        </w:rPr>
+        <w:t>dad de enviar reseñas vacías.</w:t>
+      </w:r>
+    </w:p>
+    <w:p>
+      <w:pPr>
+        <w:jc w:val="both"/>
+        <w:rPr>
+          <w:lang w:val="es-MX"/>
+        </w:rPr>
+      </w:pPr>
+      <w:r>
+        <w:rPr>
+          <w:b/>
+          <w:bCs/>
+          <w:lang w:val="es-MX"/>
+        </w:rPr>
+        <w:t>5.1. Detalle de Pruebas Explo</w:t>
+      </w:r>
+      <w:r>
+        <w:rPr>
+          <w:b/>
+          <w:bCs/>
+          <w:lang w:val="es-MX"/>
+        </w:rPr>
+        <w:t>ratorias y Anomalías Detectadas</w:t>
+      </w:r>
+    </w:p>
+    <w:p>
+      <w:pPr>
+        <w:jc w:val="both"/>
+        <w:rPr>
+          <w:b/>
+          <w:lang w:val="es-MX"/>
+        </w:rPr>
+      </w:pPr>
+      <w:r>
+        <w:rPr>
+          <w:b/>
+          <w:lang w:val="es-MX"/>
+        </w:rPr>
+        <w:t>1. Validación en Pasarela de Pago (</w:t>
+      </w:r>
+      <w:proofErr w:type="spellStart"/>
+      <w:r>
+        <w:rPr>
+          <w:b/>
+          <w:lang w:val="es-MX"/>
+        </w:rPr>
+        <w:t>Checkout</w:t>
+      </w:r>
+      <w:proofErr w:type="spellEnd"/>
+      <w:proofErr w:type="gramStart"/>
+      <w:r>
+        <w:rPr>
+          <w:b/>
+          <w:lang w:val="es-MX"/>
+        </w:rPr>
+        <w:t>):</w:t>
+      </w:r>
+      <w:r>
+        <w:rPr>
+          <w:lang w:val="es-MX"/>
+        </w:rPr>
+        <w:t>Al</w:t>
+      </w:r>
+      <w:proofErr w:type="gramEnd"/>
+      <w:r>
+        <w:rPr>
+          <w:lang w:val="es-MX"/>
+        </w:rPr>
+        <w:t xml:space="preserve"> procesar el pago con una fecha de expiración de tarjeta anterior a la fecha actual (ejemplo: año 1975), se detecta un fallo de validación en el </w:t>
+      </w:r>
+      <w:proofErr w:type="spellStart"/>
+      <w:r>
+        <w:rPr>
+          <w:lang w:val="es-MX"/>
+        </w:rPr>
+        <w:t>frontend</w:t>
+      </w:r>
+      <w:proofErr w:type="spellEnd"/>
+      <w:r>
+        <w:rPr>
+          <w:lang w:val="es-MX"/>
+        </w:rPr>
+        <w:t xml:space="preserve"> y </w:t>
+      </w:r>
+      <w:proofErr w:type="spellStart"/>
+      <w:r>
+        <w:rPr>
+          <w:lang w:val="es-MX"/>
+        </w:rPr>
+        <w:t>backend</w:t>
+      </w:r>
+      <w:proofErr w:type="spellEnd"/>
+      <w:r>
+        <w:rPr>
+          <w:lang w:val="es-MX"/>
+        </w:rPr>
+        <w:t xml:space="preserve">; el sistema permite procesar la transacción emitiendo la confirmación "ORDER PLACED!" de manera errónea.   </w:t>
+      </w:r>
+      <w:r>
+        <w:rPr>
+          <w:noProof/>
+        </w:rPr>
+        <w:drawing>
+          <wp:inline distT="0" distB="0" distL="0" distR="0" wp14:anchorId="1AF7AA3E" wp14:editId="2A4AC7F1">
+            <wp:extent cx="5612130" cy="2835910"/>
+            <wp:effectExtent l="76200" t="76200" r="140970" b="135890"/>
+            <wp:docPr id="24" name="Imagen 24"/>
+            <wp:cNvGraphicFramePr>
+              <a:graphicFrameLocks xmlns:a="http://schemas.openxmlformats.org/drawingml/2006/main" noChangeAspect="1"/>
+            </wp:cNvGraphicFramePr>
+            <a:graphic xmlns:a="http://schemas.openxmlformats.org/drawingml/2006/main">
+              <a:graphicData uri="http://schemas.openxmlformats.org/drawingml/2006/picture">
+                <pic:pic xmlns:pic="http://schemas.openxmlformats.org/drawingml/2006/picture">
+                  <pic:nvPicPr>
+                    <pic:cNvPr id="1" name=""/>
+                    <pic:cNvPicPr/>
+                  </pic:nvPicPr>
+                  <pic:blipFill>
+                    <a:blip r:embed="rId27"/>
+                    <a:stretch>
+                      <a:fillRect/>
+                    </a:stretch>
+                  </pic:blipFill>
+                  <pic:spPr>
+                    <a:xfrm>
+                      <a:off x="0" y="0"/>
+                      <a:ext cx="5612130" cy="2835910"/>
+                    </a:xfrm>
+                    <a:prstGeom prst="rect">
+                      <a:avLst/>
+                    </a:prstGeom>
+                    <a:ln w="38100" cap="sq">
+                      <a:solidFill>
+                        <a:srgbClr val="000000"/>
+                      </a:solidFill>
+                      <a:prstDash val="solid"/>
+                      <a:miter lim="800000"/>
+                    </a:ln>
+                    <a:effectLst>
+                      <a:outerShdw blurRad="50800" dist="38100" dir="2700000" algn="tl" rotWithShape="0">
+                        <a:srgbClr val="000000">
+                          <a:alpha val="43000"/>
+                        </a:srgbClr>
+                      </a:outerShdw>
+                    </a:effectLst>
+                  </pic:spPr>
+                </pic:pic>
+              </a:graphicData>
+            </a:graphic>
+          </wp:inline>
+        </w:drawing>
+      </w:r>
+    </w:p>
+    <w:p>
+      <w:pPr>
+        <w:jc w:val="both"/>
+        <w:rPr>
+          <w:b/>
+          <w:lang w:val="es-MX"/>
+        </w:rPr>
+      </w:pPr>
+    </w:p>
+    <w:p>
+      <w:pPr>
+        <w:jc w:val="both"/>
+        <w:rPr>
+          <w:b/>
+          <w:lang w:val="es-MX"/>
+        </w:rPr>
+      </w:pPr>
+      <w:r>
+        <w:rPr>
+          <w:noProof/>
+        </w:rPr>
+        <w:lastRenderedPageBreak/>
+        <w:drawing>
+          <wp:inline distT="0" distB="0" distL="0" distR="0" wp14:anchorId="11E543F7" wp14:editId="236D2549">
+            <wp:extent cx="5612130" cy="1791970"/>
+            <wp:effectExtent l="76200" t="76200" r="140970" b="132080"/>
+            <wp:docPr id="25" name="Imagen 25"/>
+            <wp:cNvGraphicFramePr>
+              <a:graphicFrameLocks xmlns:a="http://schemas.openxmlformats.org/drawingml/2006/main" noChangeAspect="1"/>
+            </wp:cNvGraphicFramePr>
+            <a:graphic xmlns:a="http://schemas.openxmlformats.org/drawingml/2006/main">
+              <a:graphicData uri="http://schemas.openxmlformats.org/drawingml/2006/picture">
+                <pic:pic xmlns:pic="http://schemas.openxmlformats.org/drawingml/2006/picture">
+                  <pic:nvPicPr>
+                    <pic:cNvPr id="1" name=""/>
+                    <pic:cNvPicPr/>
+                  </pic:nvPicPr>
+                  <pic:blipFill>
+                    <a:blip r:embed="rId28"/>
+                    <a:stretch>
+                      <a:fillRect/>
+                    </a:stretch>
+                  </pic:blipFill>
+                  <pic:spPr>
+                    <a:xfrm>
+                      <a:off x="0" y="0"/>
+                      <a:ext cx="5612130" cy="1791970"/>
+                    </a:xfrm>
+                    <a:prstGeom prst="rect">
+                      <a:avLst/>
+                    </a:prstGeom>
+                    <a:ln w="38100" cap="sq">
+                      <a:solidFill>
+                        <a:srgbClr val="000000"/>
+                      </a:solidFill>
+                      <a:prstDash val="solid"/>
+                      <a:miter lim="800000"/>
+                    </a:ln>
+                    <a:effectLst>
+                      <a:outerShdw blurRad="50800" dist="38100" dir="2700000" algn="tl" rotWithShape="0">
+                        <a:srgbClr val="000000">
+                          <a:alpha val="43000"/>
+                        </a:srgbClr>
+                      </a:outerShdw>
+                    </a:effectLst>
+                  </pic:spPr>
+                </pic:pic>
+              </a:graphicData>
+            </a:graphic>
+          </wp:inline>
+        </w:drawing>
+      </w:r>
+    </w:p>
+    <w:p>
+      <w:pPr>
+        <w:jc w:val="both"/>
+        <w:rPr>
+          <w:b/>
+          <w:lang w:val="es-MX"/>
+        </w:rPr>
+      </w:pPr>
+    </w:p>
+    <w:p>
+      <w:pPr>
+        <w:pStyle w:val="Prrafodelista"/>
         <w:numPr>
           <w:ilvl w:val="0"/>
-          <w:numId w:val="2"/>
+          <w:numId w:val="1"/>
         </w:numPr>
         <w:jc w:val="both"/>
         <w:rPr>
@@ -3829,71 +6271,250 @@
       <w:r>
         <w:rPr>
           <w:b/>
-          <w:bCs/>
-          <w:lang w:val="es-MX"/>
-        </w:rPr>
-        <w:t>Flujos Principales:</w:t>
-      </w:r>
-      <w:r>
-        <w:rPr>
-          <w:lang w:val="es-MX"/>
-        </w:rPr>
-        <w:t xml:space="preserve"> Los módulos de </w:t>
-      </w:r>
-      <w:r>
-        <w:rPr>
-          <w:bCs/>
-          <w:lang w:val="es-MX"/>
-        </w:rPr>
-        <w:t>Registro de Usuario (TC-001)</w:t>
-      </w:r>
-      <w:r>
-        <w:rPr>
-          <w:lang w:val="es-MX"/>
-        </w:rPr>
-        <w:t xml:space="preserve">, </w:t>
+          <w:lang w:val="es-MX"/>
+        </w:rPr>
+        <w:t xml:space="preserve">Comportamiento en la opción </w:t>
       </w:r>
       <w:proofErr w:type="spellStart"/>
       <w:r>
         <w:rPr>
-          <w:bCs/>
-          <w:lang w:val="es-MX"/>
-        </w:rPr>
-        <w:t>Login</w:t>
+          <w:b/>
+          <w:lang w:val="es-MX"/>
+        </w:rPr>
+        <w:t>Delete</w:t>
       </w:r>
       <w:proofErr w:type="spellEnd"/>
       <w:r>
         <w:rPr>
-          <w:bCs/>
-          <w:lang w:val="es-MX"/>
-        </w:rPr>
-        <w:t xml:space="preserve"> (TC-003)</w:t>
-      </w:r>
-      <w:r>
-        <w:rPr>
-          <w:lang w:val="es-MX"/>
-        </w:rPr>
-        <w:t xml:space="preserve"> y </w:t>
-      </w:r>
-      <w:r>
-        <w:rPr>
-          <w:bCs/>
-          <w:lang w:val="es-MX"/>
-        </w:rPr>
-        <w:t>Carrito (TC-004)</w:t>
-      </w:r>
-      <w:r>
-        <w:rPr>
-          <w:lang w:val="es-MX"/>
-        </w:rPr>
-        <w:t xml:space="preserve"> operan satisfactoriamente, permitiendo completar el flujo de navegación de forma estable.</w:t>
-      </w:r>
-    </w:p>
-    <w:p>
-      <w:pPr>
+          <w:b/>
+          <w:lang w:val="es-MX"/>
+        </w:rPr>
+        <w:t xml:space="preserve"> </w:t>
+      </w:r>
+      <w:proofErr w:type="spellStart"/>
+      <w:r>
+        <w:rPr>
+          <w:b/>
+          <w:lang w:val="es-MX"/>
+        </w:rPr>
+        <w:t>Account</w:t>
+      </w:r>
+      <w:proofErr w:type="spellEnd"/>
+      <w:r>
+        <w:rPr>
+          <w:b/>
+          <w:lang w:val="es-MX"/>
+        </w:rPr>
+        <w:t xml:space="preserve">: </w:t>
+      </w:r>
+      <w:r>
+        <w:rPr>
+          <w:lang w:val="es-MX"/>
+        </w:rPr>
+        <w:t>Al seleccionar el botón '</w:t>
+      </w:r>
+      <w:proofErr w:type="spellStart"/>
+      <w:r>
+        <w:rPr>
+          <w:lang w:val="es-MX"/>
+        </w:rPr>
+        <w:t>Delete</w:t>
+      </w:r>
+      <w:proofErr w:type="spellEnd"/>
+      <w:r>
+        <w:rPr>
+          <w:lang w:val="es-MX"/>
+        </w:rPr>
+        <w:t xml:space="preserve"> </w:t>
+      </w:r>
+      <w:proofErr w:type="spellStart"/>
+      <w:r>
+        <w:rPr>
+          <w:lang w:val="es-MX"/>
+        </w:rPr>
+        <w:t>Account</w:t>
+      </w:r>
+      <w:proofErr w:type="spellEnd"/>
+      <w:r>
+        <w:rPr>
+          <w:lang w:val="es-MX"/>
+        </w:rPr>
+        <w:t xml:space="preserve">', el sistema elimina la cuenta de forma directa sin solicitar confirmación previa ni motivo de cancelación, </w:t>
+      </w:r>
+      <w:proofErr w:type="spellStart"/>
+      <w:r>
+        <w:rPr>
+          <w:lang w:val="es-MX"/>
+        </w:rPr>
+        <w:t>redireccionando</w:t>
+      </w:r>
+      <w:proofErr w:type="spellEnd"/>
+      <w:r>
+        <w:rPr>
+          <w:lang w:val="es-MX"/>
+        </w:rPr>
+        <w:t xml:space="preserve"> al usuario a la página de inicio.</w:t>
+      </w:r>
+    </w:p>
+    <w:p>
+      <w:pPr>
+        <w:pStyle w:val="Prrafodelista"/>
+        <w:jc w:val="both"/>
+        <w:rPr>
+          <w:lang w:val="es-MX"/>
+        </w:rPr>
+      </w:pPr>
+      <w:r>
+        <w:rPr>
+          <w:noProof/>
+        </w:rPr>
+        <w:drawing>
+          <wp:inline distT="0" distB="0" distL="0" distR="0" wp14:anchorId="2D3C3118" wp14:editId="79343BCF">
+            <wp:extent cx="5612130" cy="2127250"/>
+            <wp:effectExtent l="76200" t="76200" r="140970" b="139700"/>
+            <wp:docPr id="26" name="Imagen 26"/>
+            <wp:cNvGraphicFramePr>
+              <a:graphicFrameLocks xmlns:a="http://schemas.openxmlformats.org/drawingml/2006/main" noChangeAspect="1"/>
+            </wp:cNvGraphicFramePr>
+            <a:graphic xmlns:a="http://schemas.openxmlformats.org/drawingml/2006/main">
+              <a:graphicData uri="http://schemas.openxmlformats.org/drawingml/2006/picture">
+                <pic:pic xmlns:pic="http://schemas.openxmlformats.org/drawingml/2006/picture">
+                  <pic:nvPicPr>
+                    <pic:cNvPr id="1" name=""/>
+                    <pic:cNvPicPr/>
+                  </pic:nvPicPr>
+                  <pic:blipFill>
+                    <a:blip r:embed="rId29"/>
+                    <a:stretch>
+                      <a:fillRect/>
+                    </a:stretch>
+                  </pic:blipFill>
+                  <pic:spPr>
+                    <a:xfrm>
+                      <a:off x="0" y="0"/>
+                      <a:ext cx="5612130" cy="2127250"/>
+                    </a:xfrm>
+                    <a:prstGeom prst="rect">
+                      <a:avLst/>
+                    </a:prstGeom>
+                    <a:ln w="38100" cap="sq">
+                      <a:solidFill>
+                        <a:srgbClr val="000000"/>
+                      </a:solidFill>
+                      <a:prstDash val="solid"/>
+                      <a:miter lim="800000"/>
+                    </a:ln>
+                    <a:effectLst>
+                      <a:outerShdw blurRad="50800" dist="38100" dir="2700000" algn="tl" rotWithShape="0">
+                        <a:srgbClr val="000000">
+                          <a:alpha val="43000"/>
+                        </a:srgbClr>
+                      </a:outerShdw>
+                    </a:effectLst>
+                  </pic:spPr>
+                </pic:pic>
+              </a:graphicData>
+            </a:graphic>
+          </wp:inline>
+        </w:drawing>
+      </w:r>
+    </w:p>
+    <w:p>
+      <w:pPr>
+        <w:jc w:val="both"/>
+        <w:rPr>
+          <w:b/>
+          <w:lang w:val="es-MX"/>
+        </w:rPr>
+      </w:pPr>
+    </w:p>
+    <w:p>
+      <w:pPr>
+        <w:jc w:val="both"/>
+        <w:rPr>
+          <w:b/>
+          <w:lang w:val="es-MX"/>
+        </w:rPr>
+      </w:pPr>
+    </w:p>
+    <w:p>
+      <w:pPr>
+        <w:jc w:val="both"/>
+        <w:rPr>
+          <w:b/>
+          <w:lang w:val="es-MX"/>
+        </w:rPr>
+      </w:pPr>
+    </w:p>
+    <w:p>
+      <w:pPr>
+        <w:jc w:val="both"/>
+        <w:rPr>
+          <w:b/>
+          <w:lang w:val="es-MX"/>
+        </w:rPr>
+      </w:pPr>
+    </w:p>
+    <w:p>
+      <w:pPr>
+        <w:jc w:val="both"/>
+        <w:rPr>
+          <w:b/>
+          <w:lang w:val="es-MX"/>
+        </w:rPr>
+      </w:pPr>
+    </w:p>
+    <w:p>
+      <w:pPr>
+        <w:jc w:val="both"/>
+        <w:rPr>
+          <w:b/>
+          <w:lang w:val="es-MX"/>
+        </w:rPr>
+      </w:pPr>
+    </w:p>
+    <w:p>
+      <w:pPr>
+        <w:jc w:val="both"/>
+        <w:rPr>
+          <w:b/>
+          <w:lang w:val="es-MX"/>
+        </w:rPr>
+      </w:pPr>
+    </w:p>
+    <w:p>
+      <w:pPr>
+        <w:jc w:val="both"/>
+        <w:rPr>
+          <w:b/>
+          <w:lang w:val="es-MX"/>
+        </w:rPr>
+      </w:pPr>
+    </w:p>
+    <w:p>
+      <w:pPr>
+        <w:jc w:val="both"/>
+        <w:rPr>
+          <w:b/>
+          <w:lang w:val="es-MX"/>
+        </w:rPr>
+      </w:pPr>
+    </w:p>
+    <w:p>
+      <w:pPr>
+        <w:jc w:val="both"/>
+        <w:rPr>
+          <w:b/>
+          <w:lang w:val="es-MX"/>
+        </w:rPr>
+      </w:pPr>
+    </w:p>
+    <w:p>
+      <w:pPr>
+        <w:pStyle w:val="Prrafodelista"/>
         <w:numPr>
           <w:ilvl w:val="0"/>
-          <w:numId w:val="2"/>
+          <w:numId w:val="1"/>
         </w:numPr>
         <w:jc w:val="both"/>
         <w:rPr>
@@ -3903,36 +6524,232 @@
       <w:r>
         <w:rPr>
           <w:b/>
-          <w:bCs/>
-          <w:lang w:val="es-MX"/>
-        </w:rPr>
-        <w:t>Control de Errores:</w:t>
-      </w:r>
-      <w:r>
-        <w:rPr>
-          <w:lang w:val="es-MX"/>
-        </w:rPr>
-        <w:t xml:space="preserve"> La validación de correos duplicados </w:t>
-      </w:r>
-      <w:r>
-        <w:rPr>
-          <w:bCs/>
-          <w:lang w:val="es-MX"/>
-        </w:rPr>
-        <w:t>(TC-002)</w:t>
-      </w:r>
-      <w:r>
-        <w:rPr>
-          <w:lang w:val="es-MX"/>
-        </w:rPr>
-        <w:t xml:space="preserve"> funciona correctamente, impidiendo la creación de cuentas redundantes mediante el mensaje emergente en la interfaz.</w:t>
-      </w:r>
-    </w:p>
-    <w:p>
-      <w:pPr>
+          <w:lang w:val="es-MX"/>
+        </w:rPr>
+        <w:lastRenderedPageBreak/>
+        <w:t>Recuperación e Inconsistencia de Credenciales:</w:t>
+      </w:r>
+      <w:r>
+        <w:rPr>
+          <w:lang w:val="es-MX"/>
+        </w:rPr>
+        <w:t xml:space="preserve"> Posteriormente al borrado, al querer recuperar la cuenta seleccionando </w:t>
+      </w:r>
+      <w:proofErr w:type="spellStart"/>
+      <w:r>
+        <w:rPr>
+          <w:lang w:val="es-MX"/>
+        </w:rPr>
+        <w:t>Signup</w:t>
+      </w:r>
+      <w:proofErr w:type="spellEnd"/>
+      <w:r>
+        <w:rPr>
+          <w:lang w:val="es-MX"/>
+        </w:rPr>
+        <w:t xml:space="preserve"> / </w:t>
+      </w:r>
+      <w:proofErr w:type="spellStart"/>
+      <w:r>
+        <w:rPr>
+          <w:lang w:val="es-MX"/>
+        </w:rPr>
+        <w:t>Login</w:t>
+      </w:r>
+      <w:proofErr w:type="spellEnd"/>
+      <w:r>
+        <w:rPr>
+          <w:lang w:val="es-MX"/>
+        </w:rPr>
+        <w:t xml:space="preserve"> e ingresando las credenciales anteriores, el sistema no permite iniciar sesión. Sin embargo, si se intenta crear una nueva cuenta utilizando el mismo correo de la cuenta anterior, el sistema permite completar el formulario de registro.</w:t>
+      </w:r>
+    </w:p>
+    <w:p>
+      <w:pPr>
+        <w:ind w:left="360"/>
+        <w:jc w:val="both"/>
+        <w:rPr>
+          <w:lang w:val="es-MX"/>
+        </w:rPr>
+      </w:pPr>
+      <w:r>
+        <w:rPr>
+          <w:noProof/>
+        </w:rPr>
+        <w:drawing>
+          <wp:inline distT="0" distB="0" distL="0" distR="0" wp14:anchorId="63E76916" wp14:editId="3FB7589E">
+            <wp:extent cx="5612130" cy="2484120"/>
+            <wp:effectExtent l="76200" t="76200" r="140970" b="125730"/>
+            <wp:docPr id="28" name="Imagen 28"/>
+            <wp:cNvGraphicFramePr>
+              <a:graphicFrameLocks xmlns:a="http://schemas.openxmlformats.org/drawingml/2006/main" noChangeAspect="1"/>
+            </wp:cNvGraphicFramePr>
+            <a:graphic xmlns:a="http://schemas.openxmlformats.org/drawingml/2006/main">
+              <a:graphicData uri="http://schemas.openxmlformats.org/drawingml/2006/picture">
+                <pic:pic xmlns:pic="http://schemas.openxmlformats.org/drawingml/2006/picture">
+                  <pic:nvPicPr>
+                    <pic:cNvPr id="1" name=""/>
+                    <pic:cNvPicPr/>
+                  </pic:nvPicPr>
+                  <pic:blipFill>
+                    <a:blip r:embed="rId30"/>
+                    <a:stretch>
+                      <a:fillRect/>
+                    </a:stretch>
+                  </pic:blipFill>
+                  <pic:spPr>
+                    <a:xfrm>
+                      <a:off x="0" y="0"/>
+                      <a:ext cx="5612130" cy="2484120"/>
+                    </a:xfrm>
+                    <a:prstGeom prst="rect">
+                      <a:avLst/>
+                    </a:prstGeom>
+                    <a:ln w="38100" cap="sq">
+                      <a:solidFill>
+                        <a:srgbClr val="000000"/>
+                      </a:solidFill>
+                      <a:prstDash val="solid"/>
+                      <a:miter lim="800000"/>
+                    </a:ln>
+                    <a:effectLst>
+                      <a:outerShdw blurRad="50800" dist="38100" dir="2700000" algn="tl" rotWithShape="0">
+                        <a:srgbClr val="000000">
+                          <a:alpha val="43000"/>
+                        </a:srgbClr>
+                      </a:outerShdw>
+                    </a:effectLst>
+                  </pic:spPr>
+                </pic:pic>
+              </a:graphicData>
+            </a:graphic>
+          </wp:inline>
+        </w:drawing>
+      </w:r>
+    </w:p>
+    <w:p>
+      <w:pPr>
+        <w:jc w:val="both"/>
+        <w:rPr>
+          <w:b/>
+          <w:lang w:val="es-MX"/>
+        </w:rPr>
+      </w:pPr>
+    </w:p>
+    <w:p>
+      <w:pPr>
+        <w:jc w:val="both"/>
+        <w:rPr>
+          <w:b/>
+          <w:lang w:val="es-MX"/>
+        </w:rPr>
+      </w:pPr>
+      <w:r>
+        <w:rPr>
+          <w:noProof/>
+        </w:rPr>
+        <w:drawing>
+          <wp:inline distT="0" distB="0" distL="0" distR="0" wp14:anchorId="77CF8740" wp14:editId="6F84AAFE">
+            <wp:extent cx="5612130" cy="2735580"/>
+            <wp:effectExtent l="76200" t="76200" r="140970" b="140970"/>
+            <wp:docPr id="29" name="Imagen 29"/>
+            <wp:cNvGraphicFramePr>
+              <a:graphicFrameLocks xmlns:a="http://schemas.openxmlformats.org/drawingml/2006/main" noChangeAspect="1"/>
+            </wp:cNvGraphicFramePr>
+            <a:graphic xmlns:a="http://schemas.openxmlformats.org/drawingml/2006/main">
+              <a:graphicData uri="http://schemas.openxmlformats.org/drawingml/2006/picture">
+                <pic:pic xmlns:pic="http://schemas.openxmlformats.org/drawingml/2006/picture">
+                  <pic:nvPicPr>
+                    <pic:cNvPr id="1" name=""/>
+                    <pic:cNvPicPr/>
+                  </pic:nvPicPr>
+                  <pic:blipFill>
+                    <a:blip r:embed="rId31"/>
+                    <a:stretch>
+                      <a:fillRect/>
+                    </a:stretch>
+                  </pic:blipFill>
+                  <pic:spPr>
+                    <a:xfrm>
+                      <a:off x="0" y="0"/>
+                      <a:ext cx="5612130" cy="2735580"/>
+                    </a:xfrm>
+                    <a:prstGeom prst="rect">
+                      <a:avLst/>
+                    </a:prstGeom>
+                    <a:ln w="38100" cap="sq">
+                      <a:solidFill>
+                        <a:srgbClr val="000000"/>
+                      </a:solidFill>
+                      <a:prstDash val="solid"/>
+                      <a:miter lim="800000"/>
+                    </a:ln>
+                    <a:effectLst>
+                      <a:outerShdw blurRad="50800" dist="38100" dir="2700000" algn="tl" rotWithShape="0">
+                        <a:srgbClr val="000000">
+                          <a:alpha val="43000"/>
+                        </a:srgbClr>
+                      </a:outerShdw>
+                    </a:effectLst>
+                  </pic:spPr>
+                </pic:pic>
+              </a:graphicData>
+            </a:graphic>
+          </wp:inline>
+        </w:drawing>
+      </w:r>
+    </w:p>
+    <w:p>
+      <w:pPr>
+        <w:jc w:val="both"/>
+        <w:rPr>
+          <w:b/>
+          <w:lang w:val="es-MX"/>
+        </w:rPr>
+      </w:pPr>
+    </w:p>
+    <w:p>
+      <w:pPr>
+        <w:jc w:val="both"/>
+        <w:rPr>
+          <w:b/>
+          <w:lang w:val="es-MX"/>
+        </w:rPr>
+      </w:pPr>
+    </w:p>
+    <w:p>
+      <w:pPr>
+        <w:jc w:val="both"/>
+        <w:rPr>
+          <w:b/>
+          <w:lang w:val="es-MX"/>
+        </w:rPr>
+      </w:pPr>
+    </w:p>
+    <w:p>
+      <w:pPr>
+        <w:jc w:val="both"/>
+        <w:rPr>
+          <w:b/>
+          <w:lang w:val="es-MX"/>
+        </w:rPr>
+      </w:pPr>
+    </w:p>
+    <w:p>
+      <w:pPr>
+        <w:jc w:val="both"/>
+        <w:rPr>
+          <w:b/>
+          <w:lang w:val="es-MX"/>
+        </w:rPr>
+      </w:pPr>
+    </w:p>
+    <w:p>
+      <w:pPr>
+        <w:pStyle w:val="Prrafodelista"/>
         <w:numPr>
           <w:ilvl w:val="0"/>
-          <w:numId w:val="2"/>
+          <w:numId w:val="1"/>
         </w:numPr>
         <w:jc w:val="both"/>
         <w:rPr>
@@ -3942,89 +6759,3247 @@
       <w:r>
         <w:rPr>
           <w:b/>
+          <w:lang w:val="es-MX"/>
+        </w:rPr>
+        <w:t>Validación de Rango de Edad en Registro:</w:t>
+      </w:r>
+      <w:r>
+        <w:rPr>
+          <w:lang w:val="es-MX"/>
+        </w:rPr>
+        <w:t xml:space="preserve"> Al completar el formulario de registro con un año de nacimiento incoherente (ejemplo: año 1900), el sistema no aplica reglas de validación de rango de edad lógicas y permite la creación exitosa de la cuenta.</w:t>
+      </w:r>
+    </w:p>
+    <w:p>
+      <w:pPr>
+        <w:ind w:left="360"/>
+        <w:jc w:val="both"/>
+        <w:rPr>
+          <w:lang w:val="es-MX"/>
+        </w:rPr>
+      </w:pPr>
+      <w:r>
+        <w:rPr>
+          <w:noProof/>
+        </w:rPr>
+        <w:drawing>
+          <wp:inline distT="0" distB="0" distL="0" distR="0" wp14:anchorId="4FA0BF25" wp14:editId="64D1C56E">
+            <wp:extent cx="5612130" cy="3587750"/>
+            <wp:effectExtent l="76200" t="76200" r="140970" b="127000"/>
+            <wp:docPr id="30" name="Imagen 30"/>
+            <wp:cNvGraphicFramePr>
+              <a:graphicFrameLocks xmlns:a="http://schemas.openxmlformats.org/drawingml/2006/main" noChangeAspect="1"/>
+            </wp:cNvGraphicFramePr>
+            <a:graphic xmlns:a="http://schemas.openxmlformats.org/drawingml/2006/main">
+              <a:graphicData uri="http://schemas.openxmlformats.org/drawingml/2006/picture">
+                <pic:pic xmlns:pic="http://schemas.openxmlformats.org/drawingml/2006/picture">
+                  <pic:nvPicPr>
+                    <pic:cNvPr id="1" name=""/>
+                    <pic:cNvPicPr/>
+                  </pic:nvPicPr>
+                  <pic:blipFill>
+                    <a:blip r:embed="rId32"/>
+                    <a:stretch>
+                      <a:fillRect/>
+                    </a:stretch>
+                  </pic:blipFill>
+                  <pic:spPr>
+                    <a:xfrm>
+                      <a:off x="0" y="0"/>
+                      <a:ext cx="5612130" cy="3587750"/>
+                    </a:xfrm>
+                    <a:prstGeom prst="rect">
+                      <a:avLst/>
+                    </a:prstGeom>
+                    <a:ln w="38100" cap="sq">
+                      <a:solidFill>
+                        <a:srgbClr val="000000"/>
+                      </a:solidFill>
+                      <a:prstDash val="solid"/>
+                      <a:miter lim="800000"/>
+                    </a:ln>
+                    <a:effectLst>
+                      <a:outerShdw blurRad="50800" dist="38100" dir="2700000" algn="tl" rotWithShape="0">
+                        <a:srgbClr val="000000">
+                          <a:alpha val="43000"/>
+                        </a:srgbClr>
+                      </a:outerShdw>
+                    </a:effectLst>
+                  </pic:spPr>
+                </pic:pic>
+              </a:graphicData>
+            </a:graphic>
+          </wp:inline>
+        </w:drawing>
+      </w:r>
+    </w:p>
+    <w:p>
+      <w:pPr>
+        <w:jc w:val="both"/>
+        <w:rPr>
+          <w:b/>
+          <w:lang w:val="es-MX"/>
+        </w:rPr>
+      </w:pPr>
+    </w:p>
+    <w:p>
+      <w:pPr>
+        <w:jc w:val="both"/>
+        <w:rPr>
+          <w:b/>
+          <w:lang w:val="es-MX"/>
+        </w:rPr>
+      </w:pPr>
+      <w:r>
+        <w:rPr>
+          <w:noProof/>
+        </w:rPr>
+        <w:drawing>
+          <wp:inline distT="0" distB="0" distL="0" distR="0" wp14:anchorId="5E9008BE" wp14:editId="56AC3D8F">
+            <wp:extent cx="5612130" cy="2123440"/>
+            <wp:effectExtent l="76200" t="76200" r="140970" b="124460"/>
+            <wp:docPr id="31" name="Imagen 31"/>
+            <wp:cNvGraphicFramePr>
+              <a:graphicFrameLocks xmlns:a="http://schemas.openxmlformats.org/drawingml/2006/main" noChangeAspect="1"/>
+            </wp:cNvGraphicFramePr>
+            <a:graphic xmlns:a="http://schemas.openxmlformats.org/drawingml/2006/main">
+              <a:graphicData uri="http://schemas.openxmlformats.org/drawingml/2006/picture">
+                <pic:pic xmlns:pic="http://schemas.openxmlformats.org/drawingml/2006/picture">
+                  <pic:nvPicPr>
+                    <pic:cNvPr id="1" name=""/>
+                    <pic:cNvPicPr/>
+                  </pic:nvPicPr>
+                  <pic:blipFill>
+                    <a:blip r:embed="rId33"/>
+                    <a:stretch>
+                      <a:fillRect/>
+                    </a:stretch>
+                  </pic:blipFill>
+                  <pic:spPr>
+                    <a:xfrm>
+                      <a:off x="0" y="0"/>
+                      <a:ext cx="5612130" cy="2123440"/>
+                    </a:xfrm>
+                    <a:prstGeom prst="rect">
+                      <a:avLst/>
+                    </a:prstGeom>
+                    <a:ln w="38100" cap="sq">
+                      <a:solidFill>
+                        <a:srgbClr val="000000"/>
+                      </a:solidFill>
+                      <a:prstDash val="solid"/>
+                      <a:miter lim="800000"/>
+                    </a:ln>
+                    <a:effectLst>
+                      <a:outerShdw blurRad="50800" dist="38100" dir="2700000" algn="tl" rotWithShape="0">
+                        <a:srgbClr val="000000">
+                          <a:alpha val="43000"/>
+                        </a:srgbClr>
+                      </a:outerShdw>
+                    </a:effectLst>
+                  </pic:spPr>
+                </pic:pic>
+              </a:graphicData>
+            </a:graphic>
+          </wp:inline>
+        </w:drawing>
+      </w:r>
+    </w:p>
+    <w:p>
+      <w:pPr>
+        <w:jc w:val="both"/>
+        <w:rPr>
+          <w:b/>
+          <w:lang w:val="es-MX"/>
+        </w:rPr>
+      </w:pPr>
+    </w:p>
+    <w:p>
+      <w:pPr>
+        <w:jc w:val="both"/>
+        <w:rPr>
+          <w:b/>
+          <w:lang w:val="es-MX"/>
+        </w:rPr>
+      </w:pPr>
+    </w:p>
+    <w:p>
+      <w:pPr>
+        <w:jc w:val="both"/>
+        <w:rPr>
+          <w:b/>
+          <w:lang w:val="es-MX"/>
+        </w:rPr>
+      </w:pPr>
+    </w:p>
+    <w:p>
+      <w:pPr>
+        <w:jc w:val="both"/>
+        <w:rPr>
+          <w:b/>
+          <w:lang w:val="es-MX"/>
+        </w:rPr>
+      </w:pPr>
+      <w:r>
+        <w:rPr>
+          <w:b/>
+          <w:lang w:val="es-MX"/>
+        </w:rPr>
+        <w:t>5. Interfaz de Productos y Reseñas (</w:t>
+      </w:r>
+      <w:proofErr w:type="spellStart"/>
+      <w:r>
+        <w:rPr>
+          <w:b/>
+          <w:lang w:val="es-MX"/>
+        </w:rPr>
+        <w:t>Revie</w:t>
+      </w:r>
+      <w:r>
+        <w:rPr>
+          <w:b/>
+          <w:lang w:val="es-MX"/>
+        </w:rPr>
+        <w:t>ws</w:t>
+      </w:r>
+      <w:proofErr w:type="spellEnd"/>
+      <w:r>
+        <w:rPr>
+          <w:b/>
+          <w:lang w:val="es-MX"/>
+        </w:rPr>
+        <w:t xml:space="preserve">): </w:t>
+      </w:r>
+      <w:r>
+        <w:rPr>
+          <w:lang w:val="es-MX"/>
+        </w:rPr>
+        <w:t xml:space="preserve">Durante la navegación, se observa que la visualización del producto permite ver el artículo a comprar, pero no muestra selectores explícitos de colores o talles. </w:t>
+      </w:r>
+      <w:proofErr w:type="gramStart"/>
+      <w:r>
+        <w:rPr>
+          <w:lang w:val="es-MX"/>
+        </w:rPr>
+        <w:t>Por otro lado, al intentar enviar una reseña sin escribir nada en el campo "</w:t>
+      </w:r>
+      <w:proofErr w:type="spellStart"/>
+      <w:r>
+        <w:rPr>
+          <w:lang w:val="es-MX"/>
+        </w:rPr>
+        <w:t>Add</w:t>
+      </w:r>
+      <w:proofErr w:type="spellEnd"/>
+      <w:r>
+        <w:rPr>
+          <w:lang w:val="es-MX"/>
+        </w:rPr>
+        <w:t xml:space="preserve"> </w:t>
+      </w:r>
+      <w:proofErr w:type="spellStart"/>
+      <w:r>
+        <w:rPr>
+          <w:lang w:val="es-MX"/>
+        </w:rPr>
+        <w:t>Review</w:t>
+      </w:r>
+      <w:proofErr w:type="spellEnd"/>
+      <w:r>
+        <w:rPr>
+          <w:lang w:val="es-MX"/>
+        </w:rPr>
+        <w:t xml:space="preserve"> </w:t>
+      </w:r>
+      <w:proofErr w:type="spellStart"/>
+      <w:r>
+        <w:rPr>
+          <w:lang w:val="es-MX"/>
+        </w:rPr>
+        <w:t>Here</w:t>
+      </w:r>
+      <w:proofErr w:type="spellEnd"/>
+      <w:r>
+        <w:rPr>
+          <w:lang w:val="es-MX"/>
+        </w:rPr>
+        <w:t>!</w:t>
+      </w:r>
+      <w:proofErr w:type="gramEnd"/>
+      <w:r>
+        <w:rPr>
+          <w:lang w:val="es-MX"/>
+        </w:rPr>
+        <w:t>", el sistema bloquea el envío correctamente y muestra el aviso de campo obligatorio.</w:t>
+      </w:r>
+    </w:p>
+    <w:p>
+      <w:pPr>
+        <w:jc w:val="both"/>
+        <w:rPr>
+          <w:b/>
+          <w:lang w:val="es-MX"/>
+        </w:rPr>
+      </w:pPr>
+      <w:r>
+        <w:rPr>
+          <w:noProof/>
+        </w:rPr>
+        <w:drawing>
+          <wp:inline distT="0" distB="0" distL="0" distR="0" wp14:anchorId="28C27D4E" wp14:editId="484DD175">
+            <wp:extent cx="5612130" cy="3028493"/>
+            <wp:effectExtent l="76200" t="76200" r="140970" b="133985"/>
+            <wp:docPr id="32" name="Imagen 32"/>
+            <wp:cNvGraphicFramePr>
+              <a:graphicFrameLocks xmlns:a="http://schemas.openxmlformats.org/drawingml/2006/main" noChangeAspect="1"/>
+            </wp:cNvGraphicFramePr>
+            <a:graphic xmlns:a="http://schemas.openxmlformats.org/drawingml/2006/main">
+              <a:graphicData uri="http://schemas.openxmlformats.org/drawingml/2006/picture">
+                <pic:pic xmlns:pic="http://schemas.openxmlformats.org/drawingml/2006/picture">
+                  <pic:nvPicPr>
+                    <pic:cNvPr id="1" name=""/>
+                    <pic:cNvPicPr/>
+                  </pic:nvPicPr>
+                  <pic:blipFill>
+                    <a:blip r:embed="rId34"/>
+                    <a:stretch>
+                      <a:fillRect/>
+                    </a:stretch>
+                  </pic:blipFill>
+                  <pic:spPr>
+                    <a:xfrm>
+                      <a:off x="0" y="0"/>
+                      <a:ext cx="5617919" cy="3031617"/>
+                    </a:xfrm>
+                    <a:prstGeom prst="rect">
+                      <a:avLst/>
+                    </a:prstGeom>
+                    <a:ln w="38100" cap="sq">
+                      <a:solidFill>
+                        <a:srgbClr val="000000"/>
+                      </a:solidFill>
+                      <a:prstDash val="solid"/>
+                      <a:miter lim="800000"/>
+                    </a:ln>
+                    <a:effectLst>
+                      <a:outerShdw blurRad="50800" dist="38100" dir="2700000" algn="tl" rotWithShape="0">
+                        <a:srgbClr val="000000">
+                          <a:alpha val="43000"/>
+                        </a:srgbClr>
+                      </a:outerShdw>
+                    </a:effectLst>
+                  </pic:spPr>
+                </pic:pic>
+              </a:graphicData>
+            </a:graphic>
+          </wp:inline>
+        </w:drawing>
+      </w:r>
+    </w:p>
+    <w:p>
+      <w:pPr>
+        <w:jc w:val="both"/>
+        <w:rPr>
+          <w:b/>
+          <w:lang w:val="es-MX"/>
+        </w:rPr>
+      </w:pPr>
+      <w:r>
+        <w:rPr>
+          <w:noProof/>
+        </w:rPr>
+        <w:drawing>
+          <wp:inline distT="0" distB="0" distL="0" distR="0" wp14:anchorId="6C695137" wp14:editId="1F5D9169">
+            <wp:extent cx="5611254" cy="3145003"/>
+            <wp:effectExtent l="76200" t="76200" r="142240" b="132080"/>
+            <wp:docPr id="33" name="Imagen 33"/>
+            <wp:cNvGraphicFramePr>
+              <a:graphicFrameLocks xmlns:a="http://schemas.openxmlformats.org/drawingml/2006/main" noChangeAspect="1"/>
+            </wp:cNvGraphicFramePr>
+            <a:graphic xmlns:a="http://schemas.openxmlformats.org/drawingml/2006/main">
+              <a:graphicData uri="http://schemas.openxmlformats.org/drawingml/2006/picture">
+                <pic:pic xmlns:pic="http://schemas.openxmlformats.org/drawingml/2006/picture">
+                  <pic:nvPicPr>
+                    <pic:cNvPr id="1" name=""/>
+                    <pic:cNvPicPr/>
+                  </pic:nvPicPr>
+                  <pic:blipFill>
+                    <a:blip r:embed="rId35"/>
+                    <a:stretch>
+                      <a:fillRect/>
+                    </a:stretch>
+                  </pic:blipFill>
+                  <pic:spPr>
+                    <a:xfrm>
+                      <a:off x="0" y="0"/>
+                      <a:ext cx="5624245" cy="3152284"/>
+                    </a:xfrm>
+                    <a:prstGeom prst="rect">
+                      <a:avLst/>
+                    </a:prstGeom>
+                    <a:ln w="38100" cap="sq">
+                      <a:solidFill>
+                        <a:srgbClr val="000000"/>
+                      </a:solidFill>
+                      <a:prstDash val="solid"/>
+                      <a:miter lim="800000"/>
+                    </a:ln>
+                    <a:effectLst>
+                      <a:outerShdw blurRad="50800" dist="38100" dir="2700000" algn="tl" rotWithShape="0">
+                        <a:srgbClr val="000000">
+                          <a:alpha val="43000"/>
+                        </a:srgbClr>
+                      </a:outerShdw>
+                    </a:effectLst>
+                  </pic:spPr>
+                </pic:pic>
+              </a:graphicData>
+            </a:graphic>
+          </wp:inline>
+        </w:drawing>
+      </w:r>
+    </w:p>
+    <w:p>
+      <w:pPr>
+        <w:jc w:val="both"/>
+        <w:rPr>
+          <w:b/>
+          <w:lang w:val="es-MX"/>
+        </w:rPr>
+      </w:pPr>
+    </w:p>
+    <w:p>
+      <w:pPr>
+        <w:pStyle w:val="NormalWeb"/>
+        <w:jc w:val="both"/>
+        <w:rPr>
+          <w:rFonts w:asciiTheme="minorHAnsi" w:hAnsiTheme="minorHAnsi" w:cstheme="minorHAnsi"/>
+          <w:sz w:val="22"/>
+          <w:szCs w:val="22"/>
+          <w:lang w:val="es-MX"/>
+        </w:rPr>
+      </w:pPr>
+      <w:r>
+        <w:rPr>
+          <w:rFonts w:asciiTheme="minorHAnsi" w:hAnsiTheme="minorHAnsi" w:cstheme="minorHAnsi"/>
+          <w:b/>
           <w:bCs/>
-          <w:lang w:val="es-MX"/>
-        </w:rPr>
-        <w:t>Oportunidad de Mejora (Hallazgo TC-005):</w:t>
-      </w:r>
-      <w:r>
-        <w:rPr>
-          <w:lang w:val="es-MX"/>
-        </w:rPr>
-        <w:t xml:space="preserve"> Durante la fase de </w:t>
+          <w:sz w:val="22"/>
+          <w:szCs w:val="22"/>
+          <w:lang w:val="es-MX"/>
+        </w:rPr>
+        <w:lastRenderedPageBreak/>
+        <w:t>Oportunidades de Mejora y Bugs Detectados:</w:t>
+      </w:r>
+    </w:p>
+    <w:tbl>
+      <w:tblPr>
+        <w:tblStyle w:val="Tabladelista4-nfasis1"/>
+        <w:tblW w:w="0" w:type="auto"/>
+        <w:tblLook w:val="04A0" w:firstRow="1" w:lastRow="0" w:firstColumn="1" w:lastColumn="0" w:noHBand="0" w:noVBand="1"/>
+      </w:tblPr>
+      <w:tblGrid>
+        <w:gridCol w:w="795"/>
+        <w:gridCol w:w="1347"/>
+        <w:gridCol w:w="5563"/>
+        <w:gridCol w:w="1123"/>
+      </w:tblGrid>
+      <w:tr>
+        <w:trPr>
+          <w:cnfStyle w:val="100000000000" w:firstRow="1" w:lastRow="0" w:firstColumn="0" w:lastColumn="0" w:oddVBand="0" w:evenVBand="0" w:oddHBand="0" w:evenHBand="0" w:firstRowFirstColumn="0" w:firstRowLastColumn="0" w:lastRowFirstColumn="0" w:lastRowLastColumn="0"/>
+        </w:trPr>
+        <w:tc>
+          <w:tcPr>
+            <w:cnfStyle w:val="001000000000" w:firstRow="0" w:lastRow="0" w:firstColumn="1" w:lastColumn="0" w:oddVBand="0" w:evenVBand="0" w:oddHBand="0" w:evenHBand="0" w:firstRowFirstColumn="0" w:firstRowLastColumn="0" w:lastRowFirstColumn="0" w:lastRowLastColumn="0"/>
+            <w:tcW w:w="0" w:type="auto"/>
+            <w:hideMark/>
+          </w:tcPr>
+          <w:p>
+            <w:pPr>
+              <w:spacing w:after="480"/>
+              <w:rPr>
+                <w:rFonts w:eastAsia="Times New Roman" w:cstheme="minorHAnsi"/>
+              </w:rPr>
+            </w:pPr>
+            <w:r>
+              <w:rPr>
+                <w:rFonts w:eastAsia="Times New Roman" w:cstheme="minorHAnsi"/>
+              </w:rPr>
+              <w:t>ID Bug</w:t>
+            </w:r>
+          </w:p>
+        </w:tc>
+        <w:tc>
+          <w:tcPr>
+            <w:tcW w:w="0" w:type="auto"/>
+            <w:hideMark/>
+          </w:tcPr>
+          <w:p>
+            <w:pPr>
+              <w:spacing w:after="480"/>
+              <w:cnfStyle w:val="100000000000" w:firstRow="1" w:lastRow="0" w:firstColumn="0" w:lastColumn="0" w:oddVBand="0" w:evenVBand="0" w:oddHBand="0" w:evenHBand="0" w:firstRowFirstColumn="0" w:firstRowLastColumn="0" w:lastRowFirstColumn="0" w:lastRowLastColumn="0"/>
+              <w:rPr>
+                <w:rFonts w:eastAsia="Times New Roman" w:cstheme="minorHAnsi"/>
+              </w:rPr>
+            </w:pPr>
+            <w:proofErr w:type="spellStart"/>
+            <w:r>
+              <w:rPr>
+                <w:rFonts w:eastAsia="Times New Roman" w:cstheme="minorHAnsi"/>
+              </w:rPr>
+              <w:t>Módulo</w:t>
+            </w:r>
+            <w:proofErr w:type="spellEnd"/>
+          </w:p>
+        </w:tc>
+        <w:tc>
+          <w:tcPr>
+            <w:tcW w:w="0" w:type="auto"/>
+            <w:hideMark/>
+          </w:tcPr>
+          <w:p>
+            <w:pPr>
+              <w:spacing w:after="480"/>
+              <w:cnfStyle w:val="100000000000" w:firstRow="1" w:lastRow="0" w:firstColumn="0" w:lastColumn="0" w:oddVBand="0" w:evenVBand="0" w:oddHBand="0" w:evenHBand="0" w:firstRowFirstColumn="0" w:firstRowLastColumn="0" w:lastRowFirstColumn="0" w:lastRowLastColumn="0"/>
+              <w:rPr>
+                <w:rFonts w:eastAsia="Times New Roman" w:cstheme="minorHAnsi"/>
+              </w:rPr>
+            </w:pPr>
+            <w:proofErr w:type="spellStart"/>
+            <w:r>
+              <w:rPr>
+                <w:rFonts w:eastAsia="Times New Roman" w:cstheme="minorHAnsi"/>
+              </w:rPr>
+              <w:t>Descripción</w:t>
+            </w:r>
+            <w:proofErr w:type="spellEnd"/>
+            <w:r>
+              <w:rPr>
+                <w:rFonts w:eastAsia="Times New Roman" w:cstheme="minorHAnsi"/>
+              </w:rPr>
+              <w:t xml:space="preserve"> del </w:t>
+            </w:r>
+            <w:proofErr w:type="spellStart"/>
+            <w:r>
+              <w:rPr>
+                <w:rFonts w:eastAsia="Times New Roman" w:cstheme="minorHAnsi"/>
+              </w:rPr>
+              <w:t>Hallazgo</w:t>
+            </w:r>
+            <w:proofErr w:type="spellEnd"/>
+          </w:p>
+        </w:tc>
+        <w:tc>
+          <w:tcPr>
+            <w:tcW w:w="0" w:type="auto"/>
+            <w:hideMark/>
+          </w:tcPr>
+          <w:p>
+            <w:pPr>
+              <w:spacing w:after="480"/>
+              <w:cnfStyle w:val="100000000000" w:firstRow="1" w:lastRow="0" w:firstColumn="0" w:lastColumn="0" w:oddVBand="0" w:evenVBand="0" w:oddHBand="0" w:evenHBand="0" w:firstRowFirstColumn="0" w:firstRowLastColumn="0" w:lastRowFirstColumn="0" w:lastRowLastColumn="0"/>
+              <w:rPr>
+                <w:rFonts w:eastAsia="Times New Roman" w:cstheme="minorHAnsi"/>
+              </w:rPr>
+            </w:pPr>
+            <w:proofErr w:type="spellStart"/>
+            <w:r>
+              <w:rPr>
+                <w:rFonts w:eastAsia="Times New Roman" w:cstheme="minorHAnsi"/>
+              </w:rPr>
+              <w:t>Severidad</w:t>
+            </w:r>
+            <w:proofErr w:type="spellEnd"/>
+          </w:p>
+        </w:tc>
+      </w:tr>
+      <w:tr>
+        <w:trPr>
+          <w:cnfStyle w:val="000000100000" w:firstRow="0" w:lastRow="0" w:firstColumn="0" w:lastColumn="0" w:oddVBand="0" w:evenVBand="0" w:oddHBand="1" w:evenHBand="0" w:firstRowFirstColumn="0" w:firstRowLastColumn="0" w:lastRowFirstColumn="0" w:lastRowLastColumn="0"/>
+        </w:trPr>
+        <w:tc>
+          <w:tcPr>
+            <w:cnfStyle w:val="001000000000" w:firstRow="0" w:lastRow="0" w:firstColumn="1" w:lastColumn="0" w:oddVBand="0" w:evenVBand="0" w:oddHBand="0" w:evenHBand="0" w:firstRowFirstColumn="0" w:firstRowLastColumn="0" w:lastRowFirstColumn="0" w:lastRowLastColumn="0"/>
+            <w:tcW w:w="0" w:type="auto"/>
+            <w:hideMark/>
+          </w:tcPr>
+          <w:p>
+            <w:pPr>
+              <w:spacing w:after="480"/>
+              <w:rPr>
+                <w:rFonts w:eastAsia="Times New Roman" w:cstheme="minorHAnsi"/>
+              </w:rPr>
+            </w:pPr>
+            <w:r>
+              <w:rPr>
+                <w:rFonts w:eastAsia="Times New Roman" w:cstheme="minorHAnsi"/>
+              </w:rPr>
+              <w:t>BUG-01</w:t>
+            </w:r>
+          </w:p>
+        </w:tc>
+        <w:tc>
+          <w:tcPr>
+            <w:tcW w:w="0" w:type="auto"/>
+            <w:hideMark/>
+          </w:tcPr>
+          <w:p>
+            <w:pPr>
+              <w:spacing w:after="480"/>
+              <w:cnfStyle w:val="000000100000" w:firstRow="0" w:lastRow="0" w:firstColumn="0" w:lastColumn="0" w:oddVBand="0" w:evenVBand="0" w:oddHBand="1" w:evenHBand="0" w:firstRowFirstColumn="0" w:firstRowLastColumn="0" w:lastRowFirstColumn="0" w:lastRowLastColumn="0"/>
+              <w:rPr>
+                <w:rFonts w:eastAsia="Times New Roman" w:cstheme="minorHAnsi"/>
+              </w:rPr>
+            </w:pPr>
+            <w:proofErr w:type="spellStart"/>
+            <w:r>
+              <w:rPr>
+                <w:rFonts w:eastAsia="Times New Roman" w:cstheme="minorHAnsi"/>
+              </w:rPr>
+              <w:t>Registro</w:t>
+            </w:r>
+            <w:proofErr w:type="spellEnd"/>
+          </w:p>
+        </w:tc>
+        <w:tc>
+          <w:tcPr>
+            <w:tcW w:w="0" w:type="auto"/>
+            <w:hideMark/>
+          </w:tcPr>
+          <w:p>
+            <w:pPr>
+              <w:spacing w:after="480"/>
+              <w:cnfStyle w:val="000000100000" w:firstRow="0" w:lastRow="0" w:firstColumn="0" w:lastColumn="0" w:oddVBand="0" w:evenVBand="0" w:oddHBand="1" w:evenHBand="0" w:firstRowFirstColumn="0" w:firstRowLastColumn="0" w:lastRowFirstColumn="0" w:lastRowLastColumn="0"/>
+              <w:rPr>
+                <w:rFonts w:eastAsia="Times New Roman" w:cstheme="minorHAnsi"/>
+                <w:lang w:val="es-MX"/>
+              </w:rPr>
+            </w:pPr>
+            <w:r>
+              <w:rPr>
+                <w:rFonts w:eastAsia="Times New Roman" w:cstheme="minorHAnsi"/>
+                <w:lang w:val="es-MX"/>
+              </w:rPr>
+              <w:t xml:space="preserve">El sistema permite registrar nombres con más de 100 caracteres o espacios vacíos sin </w:t>
+            </w:r>
+            <w:proofErr w:type="spellStart"/>
+            <w:r>
+              <w:rPr>
+                <w:rFonts w:eastAsia="Times New Roman" w:cstheme="minorHAnsi"/>
+                <w:lang w:val="es-MX"/>
+              </w:rPr>
+              <w:t>sanitización</w:t>
+            </w:r>
+            <w:proofErr w:type="spellEnd"/>
+            <w:r>
+              <w:rPr>
+                <w:rFonts w:eastAsia="Times New Roman" w:cstheme="minorHAnsi"/>
+                <w:lang w:val="es-MX"/>
+              </w:rPr>
+              <w:t>.</w:t>
+            </w:r>
+          </w:p>
+        </w:tc>
+        <w:tc>
+          <w:tcPr>
+            <w:tcW w:w="0" w:type="auto"/>
+            <w:hideMark/>
+          </w:tcPr>
+          <w:p>
+            <w:pPr>
+              <w:spacing w:before="100" w:beforeAutospacing="1" w:after="100" w:afterAutospacing="1"/>
+              <w:cnfStyle w:val="000000100000" w:firstRow="0" w:lastRow="0" w:firstColumn="0" w:lastColumn="0" w:oddVBand="0" w:evenVBand="0" w:oddHBand="1" w:evenHBand="0" w:firstRowFirstColumn="0" w:firstRowLastColumn="0" w:lastRowFirstColumn="0" w:lastRowLastColumn="0"/>
+              <w:rPr>
+                <w:rFonts w:eastAsia="Times New Roman" w:cstheme="minorHAnsi"/>
+              </w:rPr>
+            </w:pPr>
+            <w:r>
+              <w:rPr>
+                <w:rFonts w:eastAsia="Times New Roman" w:cstheme="minorHAnsi"/>
+              </w:rPr>
+              <w:t xml:space="preserve">Media </w:t>
+            </w:r>
+          </w:p>
+        </w:tc>
+      </w:tr>
+      <w:tr>
+        <w:tc>
+          <w:tcPr>
+            <w:cnfStyle w:val="001000000000" w:firstRow="0" w:lastRow="0" w:firstColumn="1" w:lastColumn="0" w:oddVBand="0" w:evenVBand="0" w:oddHBand="0" w:evenHBand="0" w:firstRowFirstColumn="0" w:firstRowLastColumn="0" w:lastRowFirstColumn="0" w:lastRowLastColumn="0"/>
+            <w:tcW w:w="0" w:type="auto"/>
+            <w:hideMark/>
+          </w:tcPr>
+          <w:p>
+            <w:pPr>
+              <w:rPr>
+                <w:rFonts w:eastAsia="Times New Roman" w:cstheme="minorHAnsi"/>
+              </w:rPr>
+            </w:pPr>
+            <w:r>
+              <w:rPr>
+                <w:rFonts w:eastAsia="Times New Roman" w:cstheme="minorHAnsi"/>
+              </w:rPr>
+              <w:t>BUG-02</w:t>
+            </w:r>
+          </w:p>
+        </w:tc>
+        <w:tc>
+          <w:tcPr>
+            <w:tcW w:w="0" w:type="auto"/>
+            <w:hideMark/>
+          </w:tcPr>
+          <w:p>
+            <w:pPr>
+              <w:cnfStyle w:val="000000000000" w:firstRow="0" w:lastRow="0" w:firstColumn="0" w:lastColumn="0" w:oddVBand="0" w:evenVBand="0" w:oddHBand="0" w:evenHBand="0" w:firstRowFirstColumn="0" w:firstRowLastColumn="0" w:lastRowFirstColumn="0" w:lastRowLastColumn="0"/>
+              <w:rPr>
+                <w:rFonts w:eastAsia="Times New Roman" w:cstheme="minorHAnsi"/>
+              </w:rPr>
+            </w:pPr>
+            <w:r>
+              <w:rPr>
+                <w:rFonts w:eastAsia="Times New Roman" w:cstheme="minorHAnsi"/>
+              </w:rPr>
+              <w:t>Checkout / Pago</w:t>
+            </w:r>
+          </w:p>
+        </w:tc>
+        <w:tc>
+          <w:tcPr>
+            <w:tcW w:w="0" w:type="auto"/>
+            <w:hideMark/>
+          </w:tcPr>
+          <w:p>
+            <w:pPr>
+              <w:cnfStyle w:val="000000000000" w:firstRow="0" w:lastRow="0" w:firstColumn="0" w:lastColumn="0" w:oddVBand="0" w:evenVBand="0" w:oddHBand="0" w:evenHBand="0" w:firstRowFirstColumn="0" w:firstRowLastColumn="0" w:lastRowFirstColumn="0" w:lastRowLastColumn="0"/>
+              <w:rPr>
+                <w:rFonts w:eastAsia="Times New Roman" w:cstheme="minorHAnsi"/>
+                <w:lang w:val="es-MX"/>
+              </w:rPr>
+            </w:pPr>
+            <w:r>
+              <w:rPr>
+                <w:rFonts w:eastAsia="Times New Roman" w:cstheme="minorHAnsi"/>
+                <w:lang w:val="es-MX"/>
+              </w:rPr>
+              <w:t>La pasarela acepta fechas de expiración pasadas (ej. año 1975) procesando la orden como "ORDER PLACED!".</w:t>
+            </w:r>
+          </w:p>
+        </w:tc>
+        <w:tc>
+          <w:tcPr>
+            <w:tcW w:w="0" w:type="auto"/>
+            <w:hideMark/>
+          </w:tcPr>
+          <w:p>
+            <w:pPr>
+              <w:spacing w:before="100" w:beforeAutospacing="1" w:after="100" w:afterAutospacing="1"/>
+              <w:cnfStyle w:val="000000000000" w:firstRow="0" w:lastRow="0" w:firstColumn="0" w:lastColumn="0" w:oddVBand="0" w:evenVBand="0" w:oddHBand="0" w:evenHBand="0" w:firstRowFirstColumn="0" w:firstRowLastColumn="0" w:lastRowFirstColumn="0" w:lastRowLastColumn="0"/>
+              <w:rPr>
+                <w:rFonts w:eastAsia="Times New Roman" w:cstheme="minorHAnsi"/>
+              </w:rPr>
+            </w:pPr>
+            <w:r>
+              <w:rPr>
+                <w:rFonts w:eastAsia="Times New Roman" w:cstheme="minorHAnsi"/>
+              </w:rPr>
+              <w:t xml:space="preserve">Alta </w:t>
+            </w:r>
+          </w:p>
+        </w:tc>
+      </w:tr>
+      <w:tr>
+        <w:trPr>
+          <w:cnfStyle w:val="000000100000" w:firstRow="0" w:lastRow="0" w:firstColumn="0" w:lastColumn="0" w:oddVBand="0" w:evenVBand="0" w:oddHBand="1" w:evenHBand="0" w:firstRowFirstColumn="0" w:firstRowLastColumn="0" w:lastRowFirstColumn="0" w:lastRowLastColumn="0"/>
+        </w:trPr>
+        <w:tc>
+          <w:tcPr>
+            <w:cnfStyle w:val="001000000000" w:firstRow="0" w:lastRow="0" w:firstColumn="1" w:lastColumn="0" w:oddVBand="0" w:evenVBand="0" w:oddHBand="0" w:evenHBand="0" w:firstRowFirstColumn="0" w:firstRowLastColumn="0" w:lastRowFirstColumn="0" w:lastRowLastColumn="0"/>
+            <w:tcW w:w="0" w:type="auto"/>
+            <w:hideMark/>
+          </w:tcPr>
+          <w:p>
+            <w:pPr>
+              <w:rPr>
+                <w:rFonts w:eastAsia="Times New Roman" w:cstheme="minorHAnsi"/>
+              </w:rPr>
+            </w:pPr>
+            <w:r>
+              <w:rPr>
+                <w:rFonts w:eastAsia="Times New Roman" w:cstheme="minorHAnsi"/>
+              </w:rPr>
+              <w:t>BUG-03</w:t>
+            </w:r>
+          </w:p>
+        </w:tc>
+        <w:tc>
+          <w:tcPr>
+            <w:tcW w:w="0" w:type="auto"/>
+            <w:hideMark/>
+          </w:tcPr>
+          <w:p>
+            <w:pPr>
+              <w:cnfStyle w:val="000000100000" w:firstRow="0" w:lastRow="0" w:firstColumn="0" w:lastColumn="0" w:oddVBand="0" w:evenVBand="0" w:oddHBand="1" w:evenHBand="0" w:firstRowFirstColumn="0" w:firstRowLastColumn="0" w:lastRowFirstColumn="0" w:lastRowLastColumn="0"/>
+              <w:rPr>
+                <w:rFonts w:eastAsia="Times New Roman" w:cstheme="minorHAnsi"/>
+              </w:rPr>
+            </w:pPr>
+            <w:proofErr w:type="spellStart"/>
+            <w:r>
+              <w:rPr>
+                <w:rFonts w:eastAsia="Times New Roman" w:cstheme="minorHAnsi"/>
+              </w:rPr>
+              <w:t>Registro</w:t>
+            </w:r>
+            <w:proofErr w:type="spellEnd"/>
+          </w:p>
+        </w:tc>
+        <w:tc>
+          <w:tcPr>
+            <w:tcW w:w="0" w:type="auto"/>
+            <w:hideMark/>
+          </w:tcPr>
+          <w:p>
+            <w:pPr>
+              <w:cnfStyle w:val="000000100000" w:firstRow="0" w:lastRow="0" w:firstColumn="0" w:lastColumn="0" w:oddVBand="0" w:evenVBand="0" w:oddHBand="1" w:evenHBand="0" w:firstRowFirstColumn="0" w:firstRowLastColumn="0" w:lastRowFirstColumn="0" w:lastRowLastColumn="0"/>
+              <w:rPr>
+                <w:rFonts w:eastAsia="Times New Roman" w:cstheme="minorHAnsi"/>
+                <w:lang w:val="es-MX"/>
+              </w:rPr>
+            </w:pPr>
+            <w:r>
+              <w:rPr>
+                <w:rFonts w:eastAsia="Times New Roman" w:cstheme="minorHAnsi"/>
+                <w:lang w:val="es-MX"/>
+              </w:rPr>
+              <w:t>Permite seleccionar fechas de nacimiento incoherentes (ej. año 1900) sin validar rangos lógicos de edad.</w:t>
+            </w:r>
+          </w:p>
+        </w:tc>
+        <w:tc>
+          <w:tcPr>
+            <w:tcW w:w="0" w:type="auto"/>
+            <w:hideMark/>
+          </w:tcPr>
+          <w:p>
+            <w:pPr>
+              <w:spacing w:before="100" w:beforeAutospacing="1" w:after="100" w:afterAutospacing="1"/>
+              <w:cnfStyle w:val="000000100000" w:firstRow="0" w:lastRow="0" w:firstColumn="0" w:lastColumn="0" w:oddVBand="0" w:evenVBand="0" w:oddHBand="1" w:evenHBand="0" w:firstRowFirstColumn="0" w:firstRowLastColumn="0" w:lastRowFirstColumn="0" w:lastRowLastColumn="0"/>
+              <w:rPr>
+                <w:rFonts w:eastAsia="Times New Roman" w:cstheme="minorHAnsi"/>
+              </w:rPr>
+            </w:pPr>
+            <w:r>
+              <w:rPr>
+                <w:rFonts w:eastAsia="Times New Roman" w:cstheme="minorHAnsi"/>
+              </w:rPr>
+              <w:t xml:space="preserve">Baja </w:t>
+            </w:r>
+          </w:p>
+        </w:tc>
+      </w:tr>
+      <w:tr>
+        <w:tc>
+          <w:tcPr>
+            <w:cnfStyle w:val="001000000000" w:firstRow="0" w:lastRow="0" w:firstColumn="1" w:lastColumn="0" w:oddVBand="0" w:evenVBand="0" w:oddHBand="0" w:evenHBand="0" w:firstRowFirstColumn="0" w:firstRowLastColumn="0" w:lastRowFirstColumn="0" w:lastRowLastColumn="0"/>
+            <w:tcW w:w="0" w:type="auto"/>
+            <w:hideMark/>
+          </w:tcPr>
+          <w:p>
+            <w:pPr>
+              <w:rPr>
+                <w:rFonts w:eastAsia="Times New Roman" w:cstheme="minorHAnsi"/>
+              </w:rPr>
+            </w:pPr>
+            <w:r>
+              <w:rPr>
+                <w:rFonts w:eastAsia="Times New Roman" w:cstheme="minorHAnsi"/>
+              </w:rPr>
+              <w:t>BUG-04</w:t>
+            </w:r>
+          </w:p>
+        </w:tc>
+        <w:tc>
+          <w:tcPr>
+            <w:tcW w:w="0" w:type="auto"/>
+            <w:hideMark/>
+          </w:tcPr>
+          <w:p>
+            <w:pPr>
+              <w:cnfStyle w:val="000000000000" w:firstRow="0" w:lastRow="0" w:firstColumn="0" w:lastColumn="0" w:oddVBand="0" w:evenVBand="0" w:oddHBand="0" w:evenHBand="0" w:firstRowFirstColumn="0" w:firstRowLastColumn="0" w:lastRowFirstColumn="0" w:lastRowLastColumn="0"/>
+              <w:rPr>
+                <w:rFonts w:eastAsia="Times New Roman" w:cstheme="minorHAnsi"/>
+              </w:rPr>
+            </w:pPr>
+            <w:proofErr w:type="spellStart"/>
+            <w:r>
+              <w:rPr>
+                <w:rFonts w:eastAsia="Times New Roman" w:cstheme="minorHAnsi"/>
+              </w:rPr>
+              <w:t>Cuentas</w:t>
+            </w:r>
+            <w:proofErr w:type="spellEnd"/>
+          </w:p>
+        </w:tc>
+        <w:tc>
+          <w:tcPr>
+            <w:tcW w:w="0" w:type="auto"/>
+            <w:hideMark/>
+          </w:tcPr>
+          <w:p>
+            <w:pPr>
+              <w:cnfStyle w:val="000000000000" w:firstRow="0" w:lastRow="0" w:firstColumn="0" w:lastColumn="0" w:oddVBand="0" w:evenVBand="0" w:oddHBand="0" w:evenHBand="0" w:firstRowFirstColumn="0" w:firstRowLastColumn="0" w:lastRowFirstColumn="0" w:lastRowLastColumn="0"/>
+              <w:rPr>
+                <w:rFonts w:eastAsia="Times New Roman" w:cstheme="minorHAnsi"/>
+                <w:lang w:val="es-MX"/>
+              </w:rPr>
+            </w:pPr>
+            <w:r>
+              <w:rPr>
+                <w:rFonts w:eastAsia="Times New Roman" w:cstheme="minorHAnsi"/>
+                <w:lang w:val="es-MX"/>
+              </w:rPr>
+              <w:t>La opción "</w:t>
+            </w:r>
+            <w:proofErr w:type="spellStart"/>
+            <w:r>
+              <w:rPr>
+                <w:rFonts w:eastAsia="Times New Roman" w:cstheme="minorHAnsi"/>
+                <w:lang w:val="es-MX"/>
+              </w:rPr>
+              <w:t>Delete</w:t>
+            </w:r>
+            <w:proofErr w:type="spellEnd"/>
+            <w:r>
+              <w:rPr>
+                <w:rFonts w:eastAsia="Times New Roman" w:cstheme="minorHAnsi"/>
+                <w:lang w:val="es-MX"/>
+              </w:rPr>
+              <w:t xml:space="preserve"> </w:t>
+            </w:r>
+            <w:proofErr w:type="spellStart"/>
+            <w:r>
+              <w:rPr>
+                <w:rFonts w:eastAsia="Times New Roman" w:cstheme="minorHAnsi"/>
+                <w:lang w:val="es-MX"/>
+              </w:rPr>
+              <w:t>Account</w:t>
+            </w:r>
+            <w:proofErr w:type="spellEnd"/>
+            <w:r>
+              <w:rPr>
+                <w:rFonts w:eastAsia="Times New Roman" w:cstheme="minorHAnsi"/>
+                <w:lang w:val="es-MX"/>
+              </w:rPr>
+              <w:t>" elimina el usuario de forma directa sin solicitar contraseña o confirmación de motivo.</w:t>
+            </w:r>
+          </w:p>
+        </w:tc>
+        <w:tc>
+          <w:tcPr>
+            <w:tcW w:w="0" w:type="auto"/>
+            <w:hideMark/>
+          </w:tcPr>
+          <w:p>
+            <w:pPr>
+              <w:spacing w:before="100" w:beforeAutospacing="1" w:after="100" w:afterAutospacing="1"/>
+              <w:cnfStyle w:val="000000000000" w:firstRow="0" w:lastRow="0" w:firstColumn="0" w:lastColumn="0" w:oddVBand="0" w:evenVBand="0" w:oddHBand="0" w:evenHBand="0" w:firstRowFirstColumn="0" w:firstRowLastColumn="0" w:lastRowFirstColumn="0" w:lastRowLastColumn="0"/>
+              <w:rPr>
+                <w:rFonts w:eastAsia="Times New Roman" w:cstheme="minorHAnsi"/>
+              </w:rPr>
+            </w:pPr>
+            <w:r>
+              <w:rPr>
+                <w:rFonts w:eastAsia="Times New Roman" w:cstheme="minorHAnsi"/>
+              </w:rPr>
+              <w:t xml:space="preserve">Media </w:t>
+            </w:r>
+          </w:p>
+        </w:tc>
+      </w:tr>
+    </w:tbl>
+    <w:p>
+      <w:pPr>
+        <w:pStyle w:val="NormalWeb"/>
+        <w:jc w:val="both"/>
+        <w:rPr>
+          <w:rFonts w:asciiTheme="minorHAnsi" w:hAnsiTheme="minorHAnsi" w:cstheme="minorHAnsi"/>
+          <w:sz w:val="22"/>
+          <w:szCs w:val="22"/>
+          <w:lang w:val="es-MX"/>
+        </w:rPr>
+      </w:pPr>
+    </w:p>
+    <w:p>
+      <w:pPr>
+        <w:pStyle w:val="Ttulo3"/>
+        <w:jc w:val="both"/>
+        <w:rPr>
+          <w:rFonts w:asciiTheme="minorHAnsi" w:hAnsiTheme="minorHAnsi" w:cstheme="minorHAnsi"/>
+          <w:b/>
+          <w:color w:val="auto"/>
+          <w:lang w:val="es-MX"/>
+        </w:rPr>
+      </w:pPr>
+      <w:r>
+        <w:rPr>
+          <w:rFonts w:asciiTheme="minorHAnsi" w:hAnsiTheme="minorHAnsi" w:cstheme="minorHAnsi"/>
+          <w:b/>
+          <w:color w:val="auto"/>
+          <w:lang w:val="es-MX"/>
+        </w:rPr>
+        <w:t>6. SECCIÓN: AUTOMATIZACIÓN DE PRUEBAS</w:t>
+      </w:r>
+    </w:p>
+    <w:p>
+      <w:pPr>
+        <w:pStyle w:val="NormalWeb"/>
+        <w:numPr>
+          <w:ilvl w:val="0"/>
+          <w:numId w:val="6"/>
+        </w:numPr>
+        <w:jc w:val="both"/>
+        <w:rPr>
+          <w:rFonts w:asciiTheme="minorHAnsi" w:hAnsiTheme="minorHAnsi" w:cstheme="minorHAnsi"/>
+          <w:lang w:val="es-MX"/>
+        </w:rPr>
+      </w:pPr>
+      <w:r>
+        <w:rPr>
+          <w:rFonts w:asciiTheme="minorHAnsi" w:hAnsiTheme="minorHAnsi" w:cstheme="minorHAnsi"/>
+          <w:b/>
+          <w:bCs/>
+          <w:lang w:val="es-MX"/>
+        </w:rPr>
+        <w:t>Herramientas y Entorno Utilizados</w:t>
+      </w:r>
+      <w:r>
+        <w:rPr>
+          <w:rFonts w:asciiTheme="minorHAnsi" w:hAnsiTheme="minorHAnsi" w:cstheme="minorHAnsi"/>
+          <w:lang w:val="es-MX"/>
+        </w:rPr>
+        <w:t xml:space="preserve">: Para cumplir con la automatización del proyecto, se configuró un entorno de desarrollo local empleando </w:t>
+      </w:r>
+      <w:r>
+        <w:rPr>
+          <w:rFonts w:asciiTheme="minorHAnsi" w:hAnsiTheme="minorHAnsi" w:cstheme="minorHAnsi"/>
+          <w:bCs/>
+          <w:lang w:val="es-MX"/>
+        </w:rPr>
+        <w:t xml:space="preserve">Visual Studio </w:t>
       </w:r>
       <w:proofErr w:type="spellStart"/>
       <w:r>
         <w:rPr>
-          <w:lang w:val="es-MX"/>
-        </w:rPr>
-        <w:t>sanitización</w:t>
+          <w:rFonts w:asciiTheme="minorHAnsi" w:hAnsiTheme="minorHAnsi" w:cstheme="minorHAnsi"/>
+          <w:bCs/>
+          <w:lang w:val="es-MX"/>
+        </w:rPr>
+        <w:t>Code</w:t>
       </w:r>
       <w:proofErr w:type="spellEnd"/>
       <w:r>
         <w:rPr>
-          <w:lang w:val="es-MX"/>
-        </w:rPr>
-        <w:t xml:space="preserve"> de campos, se identificó que el input '</w:t>
+          <w:rFonts w:asciiTheme="minorHAnsi" w:hAnsiTheme="minorHAnsi" w:cstheme="minorHAnsi"/>
+          <w:lang w:val="es-MX"/>
+        </w:rPr>
+        <w:t xml:space="preserve">, el entorno de ejecución </w:t>
+      </w:r>
+      <w:r>
+        <w:rPr>
+          <w:rFonts w:asciiTheme="minorHAnsi" w:hAnsiTheme="minorHAnsi" w:cstheme="minorHAnsi"/>
+          <w:bCs/>
+          <w:lang w:val="es-MX"/>
+        </w:rPr>
+        <w:t>Node.js</w:t>
+      </w:r>
+      <w:r>
+        <w:rPr>
+          <w:rFonts w:asciiTheme="minorHAnsi" w:hAnsiTheme="minorHAnsi" w:cstheme="minorHAnsi"/>
+          <w:lang w:val="es-MX"/>
+        </w:rPr>
+        <w:t xml:space="preserve"> y el </w:t>
       </w:r>
       <w:proofErr w:type="spellStart"/>
       <w:r>
         <w:rPr>
-          <w:lang w:val="es-MX"/>
-        </w:rPr>
-        <w:t>Name</w:t>
+          <w:rFonts w:asciiTheme="minorHAnsi" w:hAnsiTheme="minorHAnsi" w:cstheme="minorHAnsi"/>
+          <w:lang w:val="es-MX"/>
+        </w:rPr>
+        <w:t>framework</w:t>
       </w:r>
       <w:proofErr w:type="spellEnd"/>
       <w:r>
         <w:rPr>
-          <w:lang w:val="es-MX"/>
-        </w:rPr>
-        <w:t xml:space="preserve">' no cuenta con restricciones de longitud ni filtro de tipos de datos, permitiendo ingresar cadenas superiores a 100 caracteres y símbolos especiales. Se recomienda implementar reglas de validación en el </w:t>
+          <w:rFonts w:asciiTheme="minorHAnsi" w:hAnsiTheme="minorHAnsi" w:cstheme="minorHAnsi"/>
+          <w:lang w:val="es-MX"/>
+        </w:rPr>
+        <w:t xml:space="preserve"> de pruebas </w:t>
       </w:r>
       <w:proofErr w:type="spellStart"/>
       <w:r>
         <w:rPr>
-          <w:lang w:val="es-MX"/>
-        </w:rPr>
-        <w:t>frontend</w:t>
+          <w:rFonts w:asciiTheme="minorHAnsi" w:hAnsiTheme="minorHAnsi" w:cstheme="minorHAnsi"/>
+          <w:lang w:val="es-MX"/>
+        </w:rPr>
+        <w:t>end</w:t>
       </w:r>
       <w:proofErr w:type="spellEnd"/>
       <w:r>
         <w:rPr>
-          <w:lang w:val="es-MX"/>
-        </w:rPr>
-        <w:t xml:space="preserve"> para robustecer la seguridad de la entrada de datos.</w:t>
-      </w:r>
-    </w:p>
-    <w:p>
-      <w:pPr>
-        <w:jc w:val="both"/>
-        <w:rPr>
-          <w:lang w:val="es-MX"/>
-        </w:rPr>
-      </w:pPr>
-      <w:r>
-        <w:rPr>
-          <w:b/>
+          <w:rFonts w:asciiTheme="minorHAnsi" w:hAnsiTheme="minorHAnsi" w:cstheme="minorHAnsi"/>
+          <w:lang w:val="es-MX"/>
+        </w:rPr>
+        <w:t>-to-</w:t>
+      </w:r>
+      <w:proofErr w:type="spellStart"/>
+      <w:r>
+        <w:rPr>
+          <w:rFonts w:asciiTheme="minorHAnsi" w:hAnsiTheme="minorHAnsi" w:cstheme="minorHAnsi"/>
+          <w:lang w:val="es-MX"/>
+        </w:rPr>
+        <w:t>end</w:t>
+      </w:r>
+      <w:proofErr w:type="spellEnd"/>
+      <w:r>
+        <w:rPr>
+          <w:rFonts w:asciiTheme="minorHAnsi" w:hAnsiTheme="minorHAnsi" w:cstheme="minorHAnsi"/>
+          <w:lang w:val="es-MX"/>
+        </w:rPr>
+        <w:t xml:space="preserve"> </w:t>
+      </w:r>
+      <w:proofErr w:type="spellStart"/>
+      <w:r>
+        <w:rPr>
+          <w:rFonts w:asciiTheme="minorHAnsi" w:hAnsiTheme="minorHAnsi" w:cstheme="minorHAnsi"/>
           <w:bCs/>
           <w:lang w:val="es-MX"/>
         </w:rPr>
-        <w:t>Estado Final de la Entrega:</w:t>
-      </w:r>
-      <w:r>
-        <w:rPr>
-          <w:lang w:val="es-MX"/>
-        </w:rPr>
-        <w:t xml:space="preserve"> Sistema validado y apto con observaciones menores.</w:t>
-      </w:r>
-    </w:p>
-    <w:p>
-      <w:pPr>
-        <w:jc w:val="both"/>
-        <w:rPr>
-          <w:lang w:val="es-MX"/>
-        </w:rPr>
-      </w:pPr>
+        <w:t>Playwright</w:t>
+      </w:r>
+      <w:proofErr w:type="spellEnd"/>
+      <w:r>
+        <w:rPr>
+          <w:rFonts w:asciiTheme="minorHAnsi" w:hAnsiTheme="minorHAnsi" w:cstheme="minorHAnsi"/>
+          <w:lang w:val="es-MX"/>
+        </w:rPr>
+        <w:t xml:space="preserve"> con JavaScript.</w:t>
+      </w:r>
+    </w:p>
+    <w:p>
+      <w:pPr>
+        <w:pStyle w:val="NormalWeb"/>
+        <w:ind w:left="720"/>
+        <w:jc w:val="both"/>
+        <w:rPr>
+          <w:rFonts w:asciiTheme="minorHAnsi" w:hAnsiTheme="minorHAnsi" w:cstheme="minorHAnsi"/>
+          <w:lang w:val="es-MX"/>
+        </w:rPr>
+      </w:pPr>
+    </w:p>
+    <w:p>
+      <w:pPr>
+        <w:pStyle w:val="NormalWeb"/>
+        <w:numPr>
+          <w:ilvl w:val="0"/>
+          <w:numId w:val="6"/>
+        </w:numPr>
+        <w:jc w:val="both"/>
+        <w:rPr>
+          <w:rFonts w:asciiTheme="minorHAnsi" w:hAnsiTheme="minorHAnsi" w:cstheme="minorHAnsi"/>
+          <w:lang w:val="es-MX"/>
+        </w:rPr>
+      </w:pPr>
+      <w:r>
+        <w:rPr>
+          <w:rFonts w:asciiTheme="minorHAnsi" w:hAnsiTheme="minorHAnsi" w:cstheme="minorHAnsi"/>
+          <w:b/>
+          <w:bCs/>
+          <w:lang w:val="es-MX"/>
+        </w:rPr>
+        <w:t>Caso de Prueba Automatizado (</w:t>
+      </w:r>
+      <w:r>
+        <w:rPr>
+          <w:rFonts w:asciiTheme="minorHAnsi" w:hAnsiTheme="minorHAnsi" w:cstheme="minorHAnsi"/>
+          <w:b/>
+          <w:bCs/>
+          <w:lang w:val="es-MX"/>
+        </w:rPr>
+        <w:t>TC</w:t>
+      </w:r>
+      <w:r>
+        <w:rPr>
+          <w:rFonts w:asciiTheme="minorHAnsi" w:hAnsiTheme="minorHAnsi" w:cstheme="minorHAnsi"/>
+          <w:b/>
+          <w:bCs/>
+          <w:lang w:val="es-MX"/>
+        </w:rPr>
+        <w:t>-</w:t>
+      </w:r>
+      <w:r>
+        <w:rPr>
+          <w:rFonts w:asciiTheme="minorHAnsi" w:hAnsiTheme="minorHAnsi" w:cstheme="minorHAnsi"/>
+          <w:b/>
+          <w:bCs/>
+          <w:lang w:val="es-MX"/>
+        </w:rPr>
+        <w:t>003</w:t>
+      </w:r>
+      <w:r>
+        <w:rPr>
+          <w:rFonts w:asciiTheme="minorHAnsi" w:hAnsiTheme="minorHAnsi" w:cstheme="minorHAnsi"/>
+          <w:b/>
+          <w:bCs/>
+          <w:lang w:val="es-MX"/>
+        </w:rPr>
+        <w:t xml:space="preserve"> </w:t>
+      </w:r>
+      <w:r>
+        <w:rPr>
+          <w:rFonts w:asciiTheme="minorHAnsi" w:hAnsiTheme="minorHAnsi" w:cstheme="minorHAnsi"/>
+          <w:b/>
+          <w:bCs/>
+          <w:lang w:val="es-MX"/>
+        </w:rPr>
+        <w:t xml:space="preserve">- Módulo de </w:t>
+      </w:r>
+      <w:proofErr w:type="spellStart"/>
+      <w:r>
+        <w:rPr>
+          <w:rFonts w:asciiTheme="minorHAnsi" w:hAnsiTheme="minorHAnsi" w:cstheme="minorHAnsi"/>
+          <w:b/>
+          <w:bCs/>
+          <w:lang w:val="es-MX"/>
+        </w:rPr>
+        <w:t>Login</w:t>
+      </w:r>
+      <w:proofErr w:type="spellEnd"/>
+      <w:r>
+        <w:rPr>
+          <w:rFonts w:asciiTheme="minorHAnsi" w:hAnsiTheme="minorHAnsi" w:cstheme="minorHAnsi"/>
+          <w:b/>
+          <w:bCs/>
+          <w:lang w:val="es-MX"/>
+        </w:rPr>
+        <w:t>)</w:t>
+      </w:r>
+      <w:r>
+        <w:rPr>
+          <w:rFonts w:asciiTheme="minorHAnsi" w:hAnsiTheme="minorHAnsi" w:cstheme="minorHAnsi"/>
+          <w:lang w:val="es-MX"/>
+        </w:rPr>
+        <w:t>:</w:t>
+      </w:r>
+    </w:p>
+    <w:tbl>
+      <w:tblPr>
+        <w:tblStyle w:val="Tabladelista3-nfasis1"/>
+        <w:tblW w:w="0" w:type="auto"/>
+        <w:tblLook w:val="04A0" w:firstRow="1" w:lastRow="0" w:firstColumn="1" w:lastColumn="0" w:noHBand="0" w:noVBand="1"/>
+      </w:tblPr>
+      <w:tblGrid>
+        <w:gridCol w:w="1396"/>
+        <w:gridCol w:w="7432"/>
+      </w:tblGrid>
+      <w:tr>
+        <w:trPr>
+          <w:cnfStyle w:val="100000000000" w:firstRow="1" w:lastRow="0" w:firstColumn="0" w:lastColumn="0" w:oddVBand="0" w:evenVBand="0" w:oddHBand="0" w:evenHBand="0" w:firstRowFirstColumn="0" w:firstRowLastColumn="0" w:lastRowFirstColumn="0" w:lastRowLastColumn="0"/>
+        </w:trPr>
+        <w:tc>
+          <w:tcPr>
+            <w:cnfStyle w:val="001000000100" w:firstRow="0" w:lastRow="0" w:firstColumn="1" w:lastColumn="0" w:oddVBand="0" w:evenVBand="0" w:oddHBand="0" w:evenHBand="0" w:firstRowFirstColumn="1" w:firstRowLastColumn="0" w:lastRowFirstColumn="0" w:lastRowLastColumn="0"/>
+            <w:tcW w:w="4414" w:type="dxa"/>
+          </w:tcPr>
+          <w:p>
+            <w:pPr>
+              <w:pStyle w:val="NormalWeb"/>
+              <w:jc w:val="both"/>
+              <w:rPr>
+                <w:rFonts w:asciiTheme="minorHAnsi" w:hAnsiTheme="minorHAnsi" w:cstheme="minorHAnsi"/>
+                <w:lang w:val="es-MX"/>
+              </w:rPr>
+            </w:pPr>
+            <w:r>
+              <w:rPr>
+                <w:rFonts w:asciiTheme="minorHAnsi" w:hAnsiTheme="minorHAnsi" w:cstheme="minorHAnsi"/>
+                <w:b w:val="0"/>
+                <w:bCs w:val="0"/>
+                <w:lang w:val="es-MX"/>
+              </w:rPr>
+              <w:t>ID del Caso</w:t>
+            </w:r>
+            <w:r>
+              <w:rPr>
+                <w:rFonts w:asciiTheme="minorHAnsi" w:hAnsiTheme="minorHAnsi" w:cstheme="minorHAnsi"/>
+                <w:lang w:val="es-MX"/>
+              </w:rPr>
+              <w:t>:</w:t>
+            </w:r>
+          </w:p>
+        </w:tc>
+        <w:tc>
+          <w:tcPr>
+            <w:tcW w:w="4414" w:type="dxa"/>
+          </w:tcPr>
+          <w:p>
+            <w:pPr>
+              <w:pStyle w:val="NormalWeb"/>
+              <w:jc w:val="both"/>
+              <w:cnfStyle w:val="100000000000" w:firstRow="1" w:lastRow="0" w:firstColumn="0" w:lastColumn="0" w:oddVBand="0" w:evenVBand="0" w:oddHBand="0" w:evenHBand="0" w:firstRowFirstColumn="0" w:firstRowLastColumn="0" w:lastRowFirstColumn="0" w:lastRowLastColumn="0"/>
+              <w:rPr>
+                <w:rFonts w:asciiTheme="minorHAnsi" w:hAnsiTheme="minorHAnsi" w:cstheme="minorHAnsi"/>
+                <w:lang w:val="es-MX"/>
+              </w:rPr>
+            </w:pPr>
+            <w:r>
+              <w:rPr>
+                <w:rFonts w:asciiTheme="minorHAnsi" w:hAnsiTheme="minorHAnsi" w:cstheme="minorHAnsi"/>
+                <w:lang w:val="es-MX"/>
+              </w:rPr>
+              <w:t>CP-AUTO-01</w:t>
+            </w:r>
+          </w:p>
+        </w:tc>
+      </w:tr>
+      <w:tr>
+        <w:trPr>
+          <w:cnfStyle w:val="000000100000" w:firstRow="0" w:lastRow="0" w:firstColumn="0" w:lastColumn="0" w:oddVBand="0" w:evenVBand="0" w:oddHBand="1" w:evenHBand="0" w:firstRowFirstColumn="0" w:firstRowLastColumn="0" w:lastRowFirstColumn="0" w:lastRowLastColumn="0"/>
+        </w:trPr>
+        <w:tc>
+          <w:tcPr>
+            <w:cnfStyle w:val="001000000000" w:firstRow="0" w:lastRow="0" w:firstColumn="1" w:lastColumn="0" w:oddVBand="0" w:evenVBand="0" w:oddHBand="0" w:evenHBand="0" w:firstRowFirstColumn="0" w:firstRowLastColumn="0" w:lastRowFirstColumn="0" w:lastRowLastColumn="0"/>
+            <w:tcW w:w="4414" w:type="dxa"/>
+          </w:tcPr>
+          <w:p>
+            <w:pPr>
+              <w:pStyle w:val="NormalWeb"/>
+              <w:jc w:val="both"/>
+              <w:rPr>
+                <w:rFonts w:asciiTheme="minorHAnsi" w:hAnsiTheme="minorHAnsi" w:cstheme="minorHAnsi"/>
+                <w:b w:val="0"/>
+                <w:bCs w:val="0"/>
+                <w:lang w:val="es-MX"/>
+              </w:rPr>
+            </w:pPr>
+          </w:p>
+          <w:p>
+            <w:pPr>
+              <w:pStyle w:val="NormalWeb"/>
+              <w:jc w:val="both"/>
+              <w:rPr>
+                <w:rFonts w:asciiTheme="minorHAnsi" w:hAnsiTheme="minorHAnsi" w:cstheme="minorHAnsi"/>
+                <w:lang w:val="es-MX"/>
+              </w:rPr>
+            </w:pPr>
+            <w:r>
+              <w:rPr>
+                <w:rFonts w:asciiTheme="minorHAnsi" w:hAnsiTheme="minorHAnsi" w:cstheme="minorHAnsi"/>
+                <w:b w:val="0"/>
+                <w:bCs w:val="0"/>
+                <w:lang w:val="es-MX"/>
+              </w:rPr>
+              <w:t>Objetivo</w:t>
+            </w:r>
+          </w:p>
+        </w:tc>
+        <w:tc>
+          <w:tcPr>
+            <w:tcW w:w="4414" w:type="dxa"/>
+          </w:tcPr>
+          <w:p>
+            <w:pPr>
+              <w:pStyle w:val="NormalWeb"/>
+              <w:jc w:val="both"/>
+              <w:cnfStyle w:val="000000100000" w:firstRow="0" w:lastRow="0" w:firstColumn="0" w:lastColumn="0" w:oddVBand="0" w:evenVBand="0" w:oddHBand="1" w:evenHBand="0" w:firstRowFirstColumn="0" w:firstRowLastColumn="0" w:lastRowFirstColumn="0" w:lastRowLastColumn="0"/>
+              <w:rPr>
+                <w:rFonts w:asciiTheme="minorHAnsi" w:hAnsiTheme="minorHAnsi" w:cstheme="minorHAnsi"/>
+                <w:lang w:val="es-MX"/>
+              </w:rPr>
+            </w:pPr>
+          </w:p>
+          <w:p>
+            <w:pPr>
+              <w:pStyle w:val="NormalWeb"/>
+              <w:jc w:val="both"/>
+              <w:cnfStyle w:val="000000100000" w:firstRow="0" w:lastRow="0" w:firstColumn="0" w:lastColumn="0" w:oddVBand="0" w:evenVBand="0" w:oddHBand="1" w:evenHBand="0" w:firstRowFirstColumn="0" w:firstRowLastColumn="0" w:lastRowFirstColumn="0" w:lastRowLastColumn="0"/>
+              <w:rPr>
+                <w:rFonts w:asciiTheme="minorHAnsi" w:hAnsiTheme="minorHAnsi" w:cstheme="minorHAnsi"/>
+                <w:lang w:val="es-MX"/>
+              </w:rPr>
+            </w:pPr>
+            <w:r>
+              <w:rPr>
+                <w:rFonts w:asciiTheme="minorHAnsi" w:hAnsiTheme="minorHAnsi" w:cstheme="minorHAnsi"/>
+                <w:lang w:val="es-MX"/>
+              </w:rPr>
+              <w:t xml:space="preserve">Validar el comportamiento del sistema al intentar iniciar sesión con credenciales incorrectas o no registradas en la plataforma </w:t>
+            </w:r>
+            <w:proofErr w:type="spellStart"/>
+            <w:r>
+              <w:rPr>
+                <w:rFonts w:asciiTheme="minorHAnsi" w:hAnsiTheme="minorHAnsi" w:cstheme="minorHAnsi"/>
+                <w:i/>
+                <w:iCs/>
+                <w:lang w:val="es-MX"/>
+              </w:rPr>
+              <w:t>Automation</w:t>
+            </w:r>
+            <w:proofErr w:type="spellEnd"/>
+            <w:r>
+              <w:rPr>
+                <w:rFonts w:asciiTheme="minorHAnsi" w:hAnsiTheme="minorHAnsi" w:cstheme="minorHAnsi"/>
+                <w:i/>
+                <w:iCs/>
+                <w:lang w:val="es-MX"/>
+              </w:rPr>
+              <w:t xml:space="preserve"> </w:t>
+            </w:r>
+            <w:proofErr w:type="spellStart"/>
+            <w:r>
+              <w:rPr>
+                <w:rFonts w:asciiTheme="minorHAnsi" w:hAnsiTheme="minorHAnsi" w:cstheme="minorHAnsi"/>
+                <w:i/>
+                <w:iCs/>
+                <w:lang w:val="es-MX"/>
+              </w:rPr>
+              <w:t>Exercise</w:t>
+            </w:r>
+            <w:proofErr w:type="spellEnd"/>
+            <w:r>
+              <w:rPr>
+                <w:rFonts w:asciiTheme="minorHAnsi" w:hAnsiTheme="minorHAnsi" w:cstheme="minorHAnsi"/>
+                <w:lang w:val="es-MX"/>
+              </w:rPr>
+              <w:t>.</w:t>
+            </w:r>
+          </w:p>
+          <w:p>
+            <w:pPr>
+              <w:pStyle w:val="NormalWeb"/>
+              <w:jc w:val="both"/>
+              <w:cnfStyle w:val="000000100000" w:firstRow="0" w:lastRow="0" w:firstColumn="0" w:lastColumn="0" w:oddVBand="0" w:evenVBand="0" w:oddHBand="1" w:evenHBand="0" w:firstRowFirstColumn="0" w:firstRowLastColumn="0" w:lastRowFirstColumn="0" w:lastRowLastColumn="0"/>
+              <w:rPr>
+                <w:rFonts w:asciiTheme="minorHAnsi" w:hAnsiTheme="minorHAnsi" w:cstheme="minorHAnsi"/>
+                <w:lang w:val="es-MX"/>
+              </w:rPr>
+            </w:pPr>
+          </w:p>
+        </w:tc>
+      </w:tr>
+      <w:tr>
+        <w:tc>
+          <w:tcPr>
+            <w:cnfStyle w:val="001000000000" w:firstRow="0" w:lastRow="0" w:firstColumn="1" w:lastColumn="0" w:oddVBand="0" w:evenVBand="0" w:oddHBand="0" w:evenHBand="0" w:firstRowFirstColumn="0" w:firstRowLastColumn="0" w:lastRowFirstColumn="0" w:lastRowLastColumn="0"/>
+            <w:tcW w:w="4414" w:type="dxa"/>
+          </w:tcPr>
+          <w:p>
+            <w:pPr>
+              <w:pStyle w:val="NormalWeb"/>
+              <w:jc w:val="both"/>
+              <w:rPr>
+                <w:rFonts w:asciiTheme="minorHAnsi" w:hAnsiTheme="minorHAnsi" w:cstheme="minorHAnsi"/>
+                <w:b w:val="0"/>
+                <w:bCs w:val="0"/>
+                <w:lang w:val="es-MX"/>
+              </w:rPr>
+            </w:pPr>
+          </w:p>
+          <w:p>
+            <w:pPr>
+              <w:pStyle w:val="NormalWeb"/>
+              <w:jc w:val="both"/>
+              <w:rPr>
+                <w:rFonts w:asciiTheme="minorHAnsi" w:hAnsiTheme="minorHAnsi" w:cstheme="minorHAnsi"/>
+                <w:b w:val="0"/>
+                <w:bCs w:val="0"/>
+                <w:lang w:val="es-MX"/>
+              </w:rPr>
+            </w:pPr>
+          </w:p>
+          <w:p>
+            <w:pPr>
+              <w:pStyle w:val="NormalWeb"/>
+              <w:jc w:val="both"/>
+              <w:rPr>
+                <w:rFonts w:asciiTheme="minorHAnsi" w:hAnsiTheme="minorHAnsi" w:cstheme="minorHAnsi"/>
+                <w:b w:val="0"/>
+                <w:bCs w:val="0"/>
+                <w:lang w:val="es-MX"/>
+              </w:rPr>
+            </w:pPr>
+          </w:p>
+          <w:p>
+            <w:pPr>
+              <w:pStyle w:val="NormalWeb"/>
+              <w:jc w:val="both"/>
+              <w:rPr>
+                <w:rFonts w:asciiTheme="minorHAnsi" w:hAnsiTheme="minorHAnsi" w:cstheme="minorHAnsi"/>
+                <w:lang w:val="es-MX"/>
+              </w:rPr>
+            </w:pPr>
+            <w:r>
+              <w:rPr>
+                <w:rFonts w:asciiTheme="minorHAnsi" w:hAnsiTheme="minorHAnsi" w:cstheme="minorHAnsi"/>
+                <w:b w:val="0"/>
+                <w:bCs w:val="0"/>
+                <w:lang w:val="es-MX"/>
+              </w:rPr>
+              <w:t>Pasos automatiza</w:t>
+            </w:r>
+            <w:r>
+              <w:rPr>
+                <w:rFonts w:asciiTheme="minorHAnsi" w:hAnsiTheme="minorHAnsi" w:cstheme="minorHAnsi"/>
+                <w:b w:val="0"/>
+                <w:bCs w:val="0"/>
+                <w:lang w:val="es-MX"/>
+              </w:rPr>
+              <w:lastRenderedPageBreak/>
+              <w:t>dos por el script</w:t>
+            </w:r>
+          </w:p>
+        </w:tc>
+        <w:tc>
+          <w:tcPr>
+            <w:tcW w:w="4414" w:type="dxa"/>
+          </w:tcPr>
+          <w:p>
+            <w:pPr>
+              <w:pStyle w:val="NormalWeb"/>
+              <w:jc w:val="both"/>
+              <w:cnfStyle w:val="000000000000" w:firstRow="0" w:lastRow="0" w:firstColumn="0" w:lastColumn="0" w:oddVBand="0" w:evenVBand="0" w:oddHBand="0" w:evenHBand="0" w:firstRowFirstColumn="0" w:firstRowLastColumn="0" w:lastRowFirstColumn="0" w:lastRowLastColumn="0"/>
+              <w:rPr>
+                <w:rFonts w:asciiTheme="minorHAnsi" w:hAnsiTheme="minorHAnsi" w:cstheme="minorHAnsi"/>
+                <w:lang w:val="es-MX"/>
+              </w:rPr>
+            </w:pPr>
+          </w:p>
+          <w:p>
+            <w:pPr>
+              <w:pStyle w:val="NormalWeb"/>
+              <w:jc w:val="both"/>
+              <w:cnfStyle w:val="000000000000" w:firstRow="0" w:lastRow="0" w:firstColumn="0" w:lastColumn="0" w:oddVBand="0" w:evenVBand="0" w:oddHBand="0" w:evenHBand="0" w:firstRowFirstColumn="0" w:firstRowLastColumn="0" w:lastRowFirstColumn="0" w:lastRowLastColumn="0"/>
+              <w:rPr>
+                <w:rFonts w:asciiTheme="minorHAnsi" w:hAnsiTheme="minorHAnsi" w:cstheme="minorHAnsi"/>
+                <w:lang w:val="es-MX"/>
+              </w:rPr>
+            </w:pPr>
+            <w:r>
+              <w:rPr>
+                <w:rFonts w:asciiTheme="minorHAnsi" w:hAnsiTheme="minorHAnsi" w:cstheme="minorHAnsi"/>
+                <w:lang w:val="es-MX"/>
+              </w:rPr>
+              <w:t xml:space="preserve">Navegación automática a la página principal </w:t>
+            </w:r>
+            <w:r>
+              <w:rPr>
+                <w:rFonts w:asciiTheme="minorHAnsi" w:hAnsiTheme="minorHAnsi" w:cstheme="minorHAnsi"/>
+                <w:lang w:val="es-MX"/>
+              </w:rPr>
+              <w:t>(</w:t>
+            </w:r>
+            <w:r>
+              <w:rPr>
+                <w:rStyle w:val="CdigoHTML"/>
+                <w:rFonts w:asciiTheme="minorHAnsi" w:hAnsiTheme="minorHAnsi" w:cstheme="minorHAnsi"/>
+                <w:lang w:val="es-MX"/>
+              </w:rPr>
+              <w:t>[https://automationexercise.com/](https://automationexercise.com/)</w:t>
+            </w:r>
+            <w:r>
+              <w:rPr>
+                <w:rFonts w:asciiTheme="minorHAnsi" w:hAnsiTheme="minorHAnsi" w:cstheme="minorHAnsi"/>
+                <w:lang w:val="es-MX"/>
+              </w:rPr>
+              <w:t>).</w:t>
+            </w:r>
+          </w:p>
+          <w:p>
+            <w:pPr>
+              <w:pStyle w:val="NormalWeb"/>
+              <w:jc w:val="both"/>
+              <w:cnfStyle w:val="000000000000" w:firstRow="0" w:lastRow="0" w:firstColumn="0" w:lastColumn="0" w:oddVBand="0" w:evenVBand="0" w:oddHBand="0" w:evenHBand="0" w:firstRowFirstColumn="0" w:firstRowLastColumn="0" w:lastRowFirstColumn="0" w:lastRowLastColumn="0"/>
+              <w:rPr>
+                <w:rFonts w:asciiTheme="minorHAnsi" w:hAnsiTheme="minorHAnsi" w:cstheme="minorHAnsi"/>
+                <w:lang w:val="es-MX"/>
+              </w:rPr>
+            </w:pPr>
+            <w:r>
+              <w:rPr>
+                <w:rFonts w:asciiTheme="minorHAnsi" w:hAnsiTheme="minorHAnsi" w:cstheme="minorHAnsi"/>
+                <w:lang w:val="es-MX"/>
+              </w:rPr>
+              <w:t>Localización y clic en el botón de acceso (</w:t>
+            </w:r>
+            <w:proofErr w:type="spellStart"/>
+            <w:r>
+              <w:rPr>
+                <w:rFonts w:asciiTheme="minorHAnsi" w:hAnsiTheme="minorHAnsi" w:cstheme="minorHAnsi"/>
+                <w:i/>
+                <w:iCs/>
+                <w:lang w:val="es-MX"/>
+              </w:rPr>
+              <w:t>Signup</w:t>
+            </w:r>
+            <w:proofErr w:type="spellEnd"/>
+            <w:r>
+              <w:rPr>
+                <w:rFonts w:asciiTheme="minorHAnsi" w:hAnsiTheme="minorHAnsi" w:cstheme="minorHAnsi"/>
+                <w:i/>
+                <w:iCs/>
+                <w:lang w:val="es-MX"/>
+              </w:rPr>
+              <w:t xml:space="preserve"> / </w:t>
+            </w:r>
+            <w:proofErr w:type="spellStart"/>
+            <w:r>
+              <w:rPr>
+                <w:rFonts w:asciiTheme="minorHAnsi" w:hAnsiTheme="minorHAnsi" w:cstheme="minorHAnsi"/>
+                <w:i/>
+                <w:iCs/>
+                <w:lang w:val="es-MX"/>
+              </w:rPr>
+              <w:t>Login</w:t>
+            </w:r>
+            <w:proofErr w:type="spellEnd"/>
+            <w:r>
+              <w:rPr>
+                <w:rFonts w:asciiTheme="minorHAnsi" w:hAnsiTheme="minorHAnsi" w:cstheme="minorHAnsi"/>
+                <w:lang w:val="es-MX"/>
+              </w:rPr>
+              <w:t>).</w:t>
+            </w:r>
+          </w:p>
+          <w:p>
+            <w:pPr>
+              <w:pStyle w:val="NormalWeb"/>
+              <w:jc w:val="both"/>
+              <w:cnfStyle w:val="000000000000" w:firstRow="0" w:lastRow="0" w:firstColumn="0" w:lastColumn="0" w:oddVBand="0" w:evenVBand="0" w:oddHBand="0" w:evenHBand="0" w:firstRowFirstColumn="0" w:firstRowLastColumn="0" w:lastRowFirstColumn="0" w:lastRowLastColumn="0"/>
+              <w:rPr>
+                <w:rFonts w:asciiTheme="minorHAnsi" w:hAnsiTheme="minorHAnsi" w:cstheme="minorHAnsi"/>
+                <w:lang w:val="es-MX"/>
+              </w:rPr>
+            </w:pPr>
+            <w:r>
+              <w:rPr>
+                <w:rFonts w:asciiTheme="minorHAnsi" w:hAnsiTheme="minorHAnsi" w:cstheme="minorHAnsi"/>
+                <w:lang w:val="es-MX"/>
+              </w:rPr>
+              <w:lastRenderedPageBreak/>
+              <w:t>Ingreso automatizado de un correo electrónico y contraseña de prueba en los campos correspondientes (</w:t>
+            </w:r>
+            <w:proofErr w:type="spellStart"/>
+            <w:proofErr w:type="gramStart"/>
+            <w:r>
+              <w:rPr>
+                <w:rStyle w:val="CdigoHTML"/>
+                <w:rFonts w:asciiTheme="minorHAnsi" w:hAnsiTheme="minorHAnsi" w:cstheme="minorHAnsi"/>
+                <w:lang w:val="es-MX"/>
+              </w:rPr>
+              <w:t>page.fill</w:t>
+            </w:r>
+            <w:proofErr w:type="spellEnd"/>
+            <w:proofErr w:type="gramEnd"/>
+            <w:r>
+              <w:rPr>
+                <w:rFonts w:asciiTheme="minorHAnsi" w:hAnsiTheme="minorHAnsi" w:cstheme="minorHAnsi"/>
+                <w:lang w:val="es-MX"/>
+              </w:rPr>
+              <w:t>).</w:t>
+            </w:r>
+          </w:p>
+          <w:p>
+            <w:pPr>
+              <w:pStyle w:val="NormalWeb"/>
+              <w:jc w:val="both"/>
+              <w:cnfStyle w:val="000000000000" w:firstRow="0" w:lastRow="0" w:firstColumn="0" w:lastColumn="0" w:oddVBand="0" w:evenVBand="0" w:oddHBand="0" w:evenHBand="0" w:firstRowFirstColumn="0" w:firstRowLastColumn="0" w:lastRowFirstColumn="0" w:lastRowLastColumn="0"/>
+              <w:rPr>
+                <w:rFonts w:asciiTheme="minorHAnsi" w:hAnsiTheme="minorHAnsi" w:cstheme="minorHAnsi"/>
+                <w:lang w:val="es-MX"/>
+              </w:rPr>
+            </w:pPr>
+            <w:r>
+              <w:rPr>
+                <w:rFonts w:asciiTheme="minorHAnsi" w:hAnsiTheme="minorHAnsi" w:cstheme="minorHAnsi"/>
+                <w:lang w:val="es-MX"/>
+              </w:rPr>
+              <w:t xml:space="preserve">Simulación del envío del formulario mediante clic en el botón de </w:t>
+            </w:r>
+            <w:proofErr w:type="spellStart"/>
+            <w:r>
+              <w:rPr>
+                <w:rFonts w:asciiTheme="minorHAnsi" w:hAnsiTheme="minorHAnsi" w:cstheme="minorHAnsi"/>
+                <w:lang w:val="es-MX"/>
+              </w:rPr>
+              <w:t>login</w:t>
+            </w:r>
+            <w:proofErr w:type="spellEnd"/>
+            <w:r>
+              <w:rPr>
+                <w:rFonts w:asciiTheme="minorHAnsi" w:hAnsiTheme="minorHAnsi" w:cstheme="minorHAnsi"/>
+                <w:lang w:val="es-MX"/>
+              </w:rPr>
+              <w:t>.</w:t>
+            </w:r>
+          </w:p>
+          <w:p>
+            <w:pPr>
+              <w:pStyle w:val="NormalWeb"/>
+              <w:jc w:val="both"/>
+              <w:cnfStyle w:val="000000000000" w:firstRow="0" w:lastRow="0" w:firstColumn="0" w:lastColumn="0" w:oddVBand="0" w:evenVBand="0" w:oddHBand="0" w:evenHBand="0" w:firstRowFirstColumn="0" w:firstRowLastColumn="0" w:lastRowFirstColumn="0" w:lastRowLastColumn="0"/>
+              <w:rPr>
+                <w:rFonts w:asciiTheme="minorHAnsi" w:hAnsiTheme="minorHAnsi" w:cstheme="minorHAnsi"/>
+                <w:lang w:val="es-MX"/>
+              </w:rPr>
+            </w:pPr>
+            <w:r>
+              <w:rPr>
+                <w:rFonts w:asciiTheme="minorHAnsi" w:hAnsiTheme="minorHAnsi" w:cstheme="minorHAnsi"/>
+                <w:b/>
+                <w:bCs/>
+                <w:lang w:val="es-MX"/>
+              </w:rPr>
+              <w:t>Aserción (</w:t>
+            </w:r>
+            <w:proofErr w:type="spellStart"/>
+            <w:r>
+              <w:rPr>
+                <w:rStyle w:val="CdigoHTML"/>
+                <w:rFonts w:asciiTheme="minorHAnsi" w:hAnsiTheme="minorHAnsi" w:cstheme="minorHAnsi"/>
+                <w:b/>
+                <w:bCs/>
+                <w:lang w:val="es-MX"/>
+              </w:rPr>
+              <w:t>expect</w:t>
+            </w:r>
+            <w:proofErr w:type="spellEnd"/>
+            <w:r>
+              <w:rPr>
+                <w:rFonts w:asciiTheme="minorHAnsi" w:hAnsiTheme="minorHAnsi" w:cstheme="minorHAnsi"/>
+                <w:b/>
+                <w:bCs/>
+                <w:lang w:val="es-MX"/>
+              </w:rPr>
+              <w:t>)</w:t>
+            </w:r>
+            <w:r>
+              <w:rPr>
+                <w:rFonts w:asciiTheme="minorHAnsi" w:hAnsiTheme="minorHAnsi" w:cstheme="minorHAnsi"/>
+                <w:lang w:val="es-MX"/>
+              </w:rPr>
+              <w:t>: Validación técnica automatizada para comprobar que el sistema arroja el mensaje de error esperado (</w:t>
+            </w:r>
+            <w:proofErr w:type="gramStart"/>
+            <w:r>
+              <w:rPr>
+                <w:rFonts w:asciiTheme="minorHAnsi" w:hAnsiTheme="minorHAnsi" w:cstheme="minorHAnsi"/>
+                <w:i/>
+                <w:iCs/>
+                <w:lang w:val="es-MX"/>
+              </w:rPr>
+              <w:t>"</w:t>
+            </w:r>
+            <w:proofErr w:type="spellStart"/>
+            <w:r>
+              <w:rPr>
+                <w:rFonts w:asciiTheme="minorHAnsi" w:hAnsiTheme="minorHAnsi" w:cstheme="minorHAnsi"/>
+                <w:i/>
+                <w:iCs/>
+                <w:lang w:val="es-MX"/>
+              </w:rPr>
+              <w:t>Your</w:t>
+            </w:r>
+            <w:proofErr w:type="spellEnd"/>
+            <w:r>
+              <w:rPr>
+                <w:rFonts w:asciiTheme="minorHAnsi" w:hAnsiTheme="minorHAnsi" w:cstheme="minorHAnsi"/>
+                <w:i/>
+                <w:iCs/>
+                <w:lang w:val="es-MX"/>
+              </w:rPr>
+              <w:t xml:space="preserve"> email </w:t>
+            </w:r>
+            <w:proofErr w:type="spellStart"/>
+            <w:r>
+              <w:rPr>
+                <w:rFonts w:asciiTheme="minorHAnsi" w:hAnsiTheme="minorHAnsi" w:cstheme="minorHAnsi"/>
+                <w:i/>
+                <w:iCs/>
+                <w:lang w:val="es-MX"/>
+              </w:rPr>
+              <w:t>or</w:t>
+            </w:r>
+            <w:proofErr w:type="spellEnd"/>
+            <w:r>
+              <w:rPr>
+                <w:rFonts w:asciiTheme="minorHAnsi" w:hAnsiTheme="minorHAnsi" w:cstheme="minorHAnsi"/>
+                <w:i/>
+                <w:iCs/>
+                <w:lang w:val="es-MX"/>
+              </w:rPr>
+              <w:t xml:space="preserve"> </w:t>
+            </w:r>
+            <w:proofErr w:type="spellStart"/>
+            <w:r>
+              <w:rPr>
+                <w:rFonts w:asciiTheme="minorHAnsi" w:hAnsiTheme="minorHAnsi" w:cstheme="minorHAnsi"/>
+                <w:i/>
+                <w:iCs/>
+                <w:lang w:val="es-MX"/>
+              </w:rPr>
+              <w:t>password</w:t>
+            </w:r>
+            <w:proofErr w:type="spellEnd"/>
+            <w:r>
+              <w:rPr>
+                <w:rFonts w:asciiTheme="minorHAnsi" w:hAnsiTheme="minorHAnsi" w:cstheme="minorHAnsi"/>
+                <w:i/>
+                <w:iCs/>
+                <w:lang w:val="es-MX"/>
+              </w:rPr>
+              <w:t xml:space="preserve"> </w:t>
+            </w:r>
+            <w:proofErr w:type="spellStart"/>
+            <w:r>
+              <w:rPr>
+                <w:rFonts w:asciiTheme="minorHAnsi" w:hAnsiTheme="minorHAnsi" w:cstheme="minorHAnsi"/>
+                <w:i/>
+                <w:iCs/>
+                <w:lang w:val="es-MX"/>
+              </w:rPr>
+              <w:t>is</w:t>
+            </w:r>
+            <w:proofErr w:type="spellEnd"/>
+            <w:r>
+              <w:rPr>
+                <w:rFonts w:asciiTheme="minorHAnsi" w:hAnsiTheme="minorHAnsi" w:cstheme="minorHAnsi"/>
+                <w:i/>
+                <w:iCs/>
+                <w:lang w:val="es-MX"/>
+              </w:rPr>
+              <w:t xml:space="preserve"> </w:t>
+            </w:r>
+            <w:proofErr w:type="spellStart"/>
+            <w:r>
+              <w:rPr>
+                <w:rFonts w:asciiTheme="minorHAnsi" w:hAnsiTheme="minorHAnsi" w:cstheme="minorHAnsi"/>
+                <w:i/>
+                <w:iCs/>
+                <w:lang w:val="es-MX"/>
+              </w:rPr>
+              <w:t>incorrect</w:t>
+            </w:r>
+            <w:proofErr w:type="spellEnd"/>
+            <w:r>
+              <w:rPr>
+                <w:rFonts w:asciiTheme="minorHAnsi" w:hAnsiTheme="minorHAnsi" w:cstheme="minorHAnsi"/>
+                <w:i/>
+                <w:iCs/>
+                <w:lang w:val="es-MX"/>
+              </w:rPr>
+              <w:t>!"</w:t>
+            </w:r>
+            <w:proofErr w:type="gramEnd"/>
+            <w:r>
+              <w:rPr>
+                <w:rFonts w:asciiTheme="minorHAnsi" w:hAnsiTheme="minorHAnsi" w:cstheme="minorHAnsi"/>
+                <w:lang w:val="es-MX"/>
+              </w:rPr>
+              <w:t>).</w:t>
+            </w:r>
+          </w:p>
+          <w:p>
+            <w:pPr>
+              <w:pStyle w:val="NormalWeb"/>
+              <w:jc w:val="both"/>
+              <w:cnfStyle w:val="000000000000" w:firstRow="0" w:lastRow="0" w:firstColumn="0" w:lastColumn="0" w:oddVBand="0" w:evenVBand="0" w:oddHBand="0" w:evenHBand="0" w:firstRowFirstColumn="0" w:firstRowLastColumn="0" w:lastRowFirstColumn="0" w:lastRowLastColumn="0"/>
+              <w:rPr>
+                <w:rFonts w:asciiTheme="minorHAnsi" w:hAnsiTheme="minorHAnsi" w:cstheme="minorHAnsi"/>
+                <w:lang w:val="es-MX"/>
+              </w:rPr>
+            </w:pPr>
+          </w:p>
+        </w:tc>
+      </w:tr>
+      <w:tr>
+        <w:trPr>
+          <w:cnfStyle w:val="000000100000" w:firstRow="0" w:lastRow="0" w:firstColumn="0" w:lastColumn="0" w:oddVBand="0" w:evenVBand="0" w:oddHBand="1" w:evenHBand="0" w:firstRowFirstColumn="0" w:firstRowLastColumn="0" w:lastRowFirstColumn="0" w:lastRowLastColumn="0"/>
+        </w:trPr>
+        <w:tc>
+          <w:tcPr>
+            <w:cnfStyle w:val="001000000000" w:firstRow="0" w:lastRow="0" w:firstColumn="1" w:lastColumn="0" w:oddVBand="0" w:evenVBand="0" w:oddHBand="0" w:evenHBand="0" w:firstRowFirstColumn="0" w:firstRowLastColumn="0" w:lastRowFirstColumn="0" w:lastRowLastColumn="0"/>
+            <w:tcW w:w="4414" w:type="dxa"/>
+          </w:tcPr>
+          <w:p>
+            <w:pPr>
+              <w:pStyle w:val="NormalWeb"/>
+              <w:jc w:val="both"/>
+              <w:rPr>
+                <w:rFonts w:asciiTheme="minorHAnsi" w:hAnsiTheme="minorHAnsi" w:cstheme="minorHAnsi"/>
+                <w:b w:val="0"/>
+                <w:bCs w:val="0"/>
+                <w:lang w:val="es-MX"/>
+              </w:rPr>
+            </w:pPr>
+          </w:p>
+          <w:p>
+            <w:pPr>
+              <w:pStyle w:val="NormalWeb"/>
+              <w:jc w:val="both"/>
+              <w:rPr>
+                <w:rFonts w:asciiTheme="minorHAnsi" w:hAnsiTheme="minorHAnsi" w:cstheme="minorHAnsi"/>
+                <w:b w:val="0"/>
+                <w:bCs w:val="0"/>
+                <w:lang w:val="es-MX"/>
+              </w:rPr>
+            </w:pPr>
+          </w:p>
+          <w:p>
+            <w:pPr>
+              <w:pStyle w:val="NormalWeb"/>
+              <w:jc w:val="both"/>
+              <w:rPr>
+                <w:rFonts w:asciiTheme="minorHAnsi" w:hAnsiTheme="minorHAnsi" w:cstheme="minorHAnsi"/>
+                <w:b w:val="0"/>
+                <w:bCs w:val="0"/>
+                <w:lang w:val="es-MX"/>
+              </w:rPr>
+            </w:pPr>
+          </w:p>
+          <w:p>
+            <w:pPr>
+              <w:pStyle w:val="NormalWeb"/>
+              <w:jc w:val="both"/>
+              <w:rPr>
+                <w:rFonts w:asciiTheme="minorHAnsi" w:hAnsiTheme="minorHAnsi" w:cstheme="minorHAnsi"/>
+                <w:b w:val="0"/>
+                <w:bCs w:val="0"/>
+                <w:lang w:val="es-MX"/>
+              </w:rPr>
+            </w:pPr>
+          </w:p>
+          <w:p>
+            <w:pPr>
+              <w:pStyle w:val="NormalWeb"/>
+              <w:jc w:val="both"/>
+              <w:rPr>
+                <w:rFonts w:asciiTheme="minorHAnsi" w:hAnsiTheme="minorHAnsi" w:cstheme="minorHAnsi"/>
+                <w:b w:val="0"/>
+                <w:bCs w:val="0"/>
+                <w:lang w:val="es-MX"/>
+              </w:rPr>
+            </w:pPr>
+          </w:p>
+          <w:p>
+            <w:pPr>
+              <w:pStyle w:val="NormalWeb"/>
+              <w:jc w:val="both"/>
+              <w:rPr>
+                <w:rFonts w:asciiTheme="minorHAnsi" w:hAnsiTheme="minorHAnsi" w:cstheme="minorHAnsi"/>
+                <w:b w:val="0"/>
+                <w:bCs w:val="0"/>
+                <w:lang w:val="es-MX"/>
+              </w:rPr>
+            </w:pPr>
+          </w:p>
+          <w:p>
+            <w:pPr>
+              <w:pStyle w:val="NormalWeb"/>
+              <w:jc w:val="both"/>
+              <w:rPr>
+                <w:rFonts w:asciiTheme="minorHAnsi" w:hAnsiTheme="minorHAnsi" w:cstheme="minorHAnsi"/>
+                <w:b w:val="0"/>
+                <w:bCs w:val="0"/>
+                <w:lang w:val="es-MX"/>
+              </w:rPr>
+            </w:pPr>
+          </w:p>
+          <w:p>
+            <w:pPr>
+              <w:pStyle w:val="NormalWeb"/>
+              <w:jc w:val="both"/>
+              <w:rPr>
+                <w:rFonts w:asciiTheme="minorHAnsi" w:hAnsiTheme="minorHAnsi" w:cstheme="minorHAnsi"/>
+                <w:b w:val="0"/>
+                <w:bCs w:val="0"/>
+                <w:lang w:val="es-MX"/>
+              </w:rPr>
+            </w:pPr>
+          </w:p>
+          <w:p>
+            <w:pPr>
+              <w:pStyle w:val="NormalWeb"/>
+              <w:jc w:val="both"/>
+              <w:rPr>
+                <w:rFonts w:asciiTheme="minorHAnsi" w:hAnsiTheme="minorHAnsi" w:cstheme="minorHAnsi"/>
+                <w:b w:val="0"/>
+                <w:bCs w:val="0"/>
+                <w:lang w:val="es-MX"/>
+              </w:rPr>
+            </w:pPr>
+          </w:p>
+          <w:p>
+            <w:pPr>
+              <w:pStyle w:val="NormalWeb"/>
+              <w:jc w:val="both"/>
+              <w:rPr>
+                <w:rFonts w:asciiTheme="minorHAnsi" w:hAnsiTheme="minorHAnsi" w:cstheme="minorHAnsi"/>
+                <w:b w:val="0"/>
+                <w:bCs w:val="0"/>
+                <w:lang w:val="es-MX"/>
+              </w:rPr>
+            </w:pPr>
+          </w:p>
+          <w:p>
+            <w:pPr>
+              <w:pStyle w:val="NormalWeb"/>
+              <w:jc w:val="both"/>
+              <w:rPr>
+                <w:rFonts w:asciiTheme="minorHAnsi" w:hAnsiTheme="minorHAnsi" w:cstheme="minorHAnsi"/>
+                <w:b w:val="0"/>
+                <w:bCs w:val="0"/>
+                <w:lang w:val="es-MX"/>
+              </w:rPr>
+            </w:pPr>
+          </w:p>
+          <w:p>
+            <w:pPr>
+              <w:pStyle w:val="NormalWeb"/>
+              <w:jc w:val="both"/>
+              <w:rPr>
+                <w:rFonts w:asciiTheme="minorHAnsi" w:hAnsiTheme="minorHAnsi" w:cstheme="minorHAnsi"/>
+                <w:lang w:val="es-MX"/>
+              </w:rPr>
+            </w:pPr>
+            <w:r>
+              <w:rPr>
+                <w:rFonts w:asciiTheme="minorHAnsi" w:hAnsiTheme="minorHAnsi" w:cstheme="minorHAnsi"/>
+                <w:b w:val="0"/>
+                <w:bCs w:val="0"/>
+                <w:lang w:val="es-MX"/>
+              </w:rPr>
+              <w:t>Fragmento del Código Implementado (</w:t>
+            </w:r>
+            <w:r>
+              <w:rPr>
+                <w:rStyle w:val="CdigoHTML"/>
+                <w:rFonts w:asciiTheme="minorHAnsi" w:hAnsiTheme="minorHAnsi" w:cstheme="minorHAnsi"/>
+                <w:b w:val="0"/>
+                <w:bCs w:val="0"/>
+                <w:lang w:val="es-MX"/>
+              </w:rPr>
+              <w:t>login.spec.js</w:t>
+            </w:r>
+            <w:r>
+              <w:rPr>
+                <w:rFonts w:asciiTheme="minorHAnsi" w:hAnsiTheme="minorHAnsi" w:cstheme="minorHAnsi"/>
+                <w:b w:val="0"/>
+                <w:bCs w:val="0"/>
+                <w:lang w:val="es-MX"/>
+              </w:rPr>
+              <w:t>)</w:t>
+            </w:r>
+          </w:p>
+        </w:tc>
+        <w:tc>
+          <w:tcPr>
+            <w:tcW w:w="4414" w:type="dxa"/>
+          </w:tcPr>
+          <w:p>
+            <w:pPr>
+              <w:pStyle w:val="NormalWeb"/>
+              <w:jc w:val="both"/>
+              <w:cnfStyle w:val="000000100000" w:firstRow="0" w:lastRow="0" w:firstColumn="0" w:lastColumn="0" w:oddVBand="0" w:evenVBand="0" w:oddHBand="1" w:evenHBand="0" w:firstRowFirstColumn="0" w:firstRowLastColumn="0" w:lastRowFirstColumn="0" w:lastRowLastColumn="0"/>
+              <w:rPr>
+                <w:rFonts w:asciiTheme="minorHAnsi" w:hAnsiTheme="minorHAnsi" w:cstheme="minorHAnsi"/>
+                <w:lang w:val="es-MX"/>
+              </w:rPr>
+            </w:pPr>
+          </w:p>
+          <w:p>
+            <w:pPr>
+              <w:pStyle w:val="NormalWeb"/>
+              <w:jc w:val="both"/>
+              <w:cnfStyle w:val="000000100000" w:firstRow="0" w:lastRow="0" w:firstColumn="0" w:lastColumn="0" w:oddVBand="0" w:evenVBand="0" w:oddHBand="1" w:evenHBand="0" w:firstRowFirstColumn="0" w:firstRowLastColumn="0" w:lastRowFirstColumn="0" w:lastRowLastColumn="0"/>
+              <w:rPr>
+                <w:rFonts w:asciiTheme="minorHAnsi" w:hAnsiTheme="minorHAnsi" w:cstheme="minorHAnsi"/>
+              </w:rPr>
+            </w:pPr>
+            <w:proofErr w:type="spellStart"/>
+            <w:r>
+              <w:rPr>
+                <w:rFonts w:asciiTheme="minorHAnsi" w:hAnsiTheme="minorHAnsi" w:cstheme="minorHAnsi"/>
+              </w:rPr>
+              <w:t>const</w:t>
+            </w:r>
+            <w:proofErr w:type="spellEnd"/>
+            <w:r>
+              <w:rPr>
+                <w:rFonts w:asciiTheme="minorHAnsi" w:hAnsiTheme="minorHAnsi" w:cstheme="minorHAnsi"/>
+              </w:rPr>
+              <w:t xml:space="preserve"> </w:t>
+            </w:r>
+            <w:proofErr w:type="gramStart"/>
+            <w:r>
+              <w:rPr>
+                <w:rFonts w:asciiTheme="minorHAnsi" w:hAnsiTheme="minorHAnsi" w:cstheme="minorHAnsi"/>
+              </w:rPr>
+              <w:t>{ test</w:t>
+            </w:r>
+            <w:proofErr w:type="gramEnd"/>
+            <w:r>
+              <w:rPr>
+                <w:rFonts w:asciiTheme="minorHAnsi" w:hAnsiTheme="minorHAnsi" w:cstheme="minorHAnsi"/>
+              </w:rPr>
+              <w:t>, expect } = require('@playwright/test');</w:t>
+            </w:r>
+          </w:p>
+          <w:p>
+            <w:pPr>
+              <w:pStyle w:val="NormalWeb"/>
+              <w:jc w:val="both"/>
+              <w:cnfStyle w:val="000000100000" w:firstRow="0" w:lastRow="0" w:firstColumn="0" w:lastColumn="0" w:oddVBand="0" w:evenVBand="0" w:oddHBand="1" w:evenHBand="0" w:firstRowFirstColumn="0" w:firstRowLastColumn="0" w:lastRowFirstColumn="0" w:lastRowLastColumn="0"/>
+              <w:rPr>
+                <w:rFonts w:asciiTheme="minorHAnsi" w:hAnsiTheme="minorHAnsi" w:cstheme="minorHAnsi"/>
+              </w:rPr>
+            </w:pPr>
+          </w:p>
+          <w:p>
+            <w:pPr>
+              <w:pStyle w:val="NormalWeb"/>
+              <w:jc w:val="both"/>
+              <w:cnfStyle w:val="000000100000" w:firstRow="0" w:lastRow="0" w:firstColumn="0" w:lastColumn="0" w:oddVBand="0" w:evenVBand="0" w:oddHBand="1" w:evenHBand="0" w:firstRowFirstColumn="0" w:firstRowLastColumn="0" w:lastRowFirstColumn="0" w:lastRowLastColumn="0"/>
+              <w:rPr>
+                <w:rFonts w:asciiTheme="minorHAnsi" w:hAnsiTheme="minorHAnsi" w:cstheme="minorHAnsi"/>
+                <w:lang w:val="es-MX"/>
+              </w:rPr>
+            </w:pPr>
+            <w:proofErr w:type="gramStart"/>
+            <w:r>
+              <w:rPr>
+                <w:rFonts w:asciiTheme="minorHAnsi" w:hAnsiTheme="minorHAnsi" w:cstheme="minorHAnsi"/>
+                <w:lang w:val="es-MX"/>
+              </w:rPr>
+              <w:t>test(</w:t>
+            </w:r>
+            <w:proofErr w:type="gramEnd"/>
+            <w:r>
+              <w:rPr>
+                <w:rFonts w:asciiTheme="minorHAnsi" w:hAnsiTheme="minorHAnsi" w:cstheme="minorHAnsi"/>
+                <w:lang w:val="es-MX"/>
+              </w:rPr>
+              <w:t xml:space="preserve">'Prueba automatizada de </w:t>
+            </w:r>
+            <w:proofErr w:type="spellStart"/>
+            <w:r>
+              <w:rPr>
+                <w:rFonts w:asciiTheme="minorHAnsi" w:hAnsiTheme="minorHAnsi" w:cstheme="minorHAnsi"/>
+                <w:lang w:val="es-MX"/>
+              </w:rPr>
+              <w:t>Login</w:t>
+            </w:r>
+            <w:proofErr w:type="spellEnd"/>
+            <w:r>
+              <w:rPr>
+                <w:rFonts w:asciiTheme="minorHAnsi" w:hAnsiTheme="minorHAnsi" w:cstheme="minorHAnsi"/>
+                <w:lang w:val="es-MX"/>
+              </w:rPr>
+              <w:t xml:space="preserve"> con validación', </w:t>
+            </w:r>
+            <w:proofErr w:type="spellStart"/>
+            <w:r>
+              <w:rPr>
+                <w:rFonts w:asciiTheme="minorHAnsi" w:hAnsiTheme="minorHAnsi" w:cstheme="minorHAnsi"/>
+                <w:lang w:val="es-MX"/>
+              </w:rPr>
+              <w:t>async</w:t>
+            </w:r>
+            <w:proofErr w:type="spellEnd"/>
+            <w:r>
+              <w:rPr>
+                <w:rFonts w:asciiTheme="minorHAnsi" w:hAnsiTheme="minorHAnsi" w:cstheme="minorHAnsi"/>
+                <w:lang w:val="es-MX"/>
+              </w:rPr>
+              <w:t xml:space="preserve"> ({ page }) =&gt; {</w:t>
+            </w:r>
+          </w:p>
+          <w:p>
+            <w:pPr>
+              <w:pStyle w:val="NormalWeb"/>
+              <w:jc w:val="both"/>
+              <w:cnfStyle w:val="000000100000" w:firstRow="0" w:lastRow="0" w:firstColumn="0" w:lastColumn="0" w:oddVBand="0" w:evenVBand="0" w:oddHBand="1" w:evenHBand="0" w:firstRowFirstColumn="0" w:firstRowLastColumn="0" w:lastRowFirstColumn="0" w:lastRowLastColumn="0"/>
+              <w:rPr>
+                <w:rFonts w:asciiTheme="minorHAnsi" w:hAnsiTheme="minorHAnsi" w:cstheme="minorHAnsi"/>
+                <w:lang w:val="es-MX"/>
+              </w:rPr>
+            </w:pPr>
+            <w:r>
+              <w:rPr>
+                <w:rFonts w:asciiTheme="minorHAnsi" w:hAnsiTheme="minorHAnsi" w:cstheme="minorHAnsi"/>
+                <w:lang w:val="es-MX"/>
+              </w:rPr>
+              <w:t xml:space="preserve">  // 1. Ir a la página principal de </w:t>
+            </w:r>
+            <w:proofErr w:type="spellStart"/>
+            <w:r>
+              <w:rPr>
+                <w:rFonts w:asciiTheme="minorHAnsi" w:hAnsiTheme="minorHAnsi" w:cstheme="minorHAnsi"/>
+                <w:lang w:val="es-MX"/>
+              </w:rPr>
+              <w:t>Automation</w:t>
+            </w:r>
+            <w:proofErr w:type="spellEnd"/>
+            <w:r>
+              <w:rPr>
+                <w:rFonts w:asciiTheme="minorHAnsi" w:hAnsiTheme="minorHAnsi" w:cstheme="minorHAnsi"/>
+                <w:lang w:val="es-MX"/>
+              </w:rPr>
+              <w:t xml:space="preserve"> </w:t>
+            </w:r>
+            <w:proofErr w:type="spellStart"/>
+            <w:r>
+              <w:rPr>
+                <w:rFonts w:asciiTheme="minorHAnsi" w:hAnsiTheme="minorHAnsi" w:cstheme="minorHAnsi"/>
+                <w:lang w:val="es-MX"/>
+              </w:rPr>
+              <w:t>Exercise</w:t>
+            </w:r>
+            <w:proofErr w:type="spellEnd"/>
+          </w:p>
+          <w:p>
+            <w:pPr>
+              <w:pStyle w:val="NormalWeb"/>
+              <w:jc w:val="both"/>
+              <w:cnfStyle w:val="000000100000" w:firstRow="0" w:lastRow="0" w:firstColumn="0" w:lastColumn="0" w:oddVBand="0" w:evenVBand="0" w:oddHBand="1" w:evenHBand="0" w:firstRowFirstColumn="0" w:firstRowLastColumn="0" w:lastRowFirstColumn="0" w:lastRowLastColumn="0"/>
+              <w:rPr>
+                <w:rFonts w:asciiTheme="minorHAnsi" w:hAnsiTheme="minorHAnsi" w:cstheme="minorHAnsi"/>
+              </w:rPr>
+            </w:pPr>
+            <w:r>
+              <w:rPr>
+                <w:rFonts w:asciiTheme="minorHAnsi" w:hAnsiTheme="minorHAnsi" w:cstheme="minorHAnsi"/>
+                <w:lang w:val="es-MX"/>
+              </w:rPr>
+              <w:t xml:space="preserve">  </w:t>
+            </w:r>
+            <w:r>
+              <w:rPr>
+                <w:rFonts w:asciiTheme="minorHAnsi" w:hAnsiTheme="minorHAnsi" w:cstheme="minorHAnsi"/>
+              </w:rPr>
+              <w:t xml:space="preserve">await </w:t>
+            </w:r>
+            <w:proofErr w:type="spellStart"/>
+            <w:r>
+              <w:rPr>
+                <w:rFonts w:asciiTheme="minorHAnsi" w:hAnsiTheme="minorHAnsi" w:cstheme="minorHAnsi"/>
+              </w:rPr>
+              <w:t>page.goto</w:t>
+            </w:r>
+            <w:proofErr w:type="spellEnd"/>
+            <w:r>
+              <w:rPr>
+                <w:rFonts w:asciiTheme="minorHAnsi" w:hAnsiTheme="minorHAnsi" w:cstheme="minorHAnsi"/>
+              </w:rPr>
+              <w:t>('https://automationexercise.com/');</w:t>
+            </w:r>
+          </w:p>
+          <w:p>
+            <w:pPr>
+              <w:pStyle w:val="NormalWeb"/>
+              <w:jc w:val="both"/>
+              <w:cnfStyle w:val="000000100000" w:firstRow="0" w:lastRow="0" w:firstColumn="0" w:lastColumn="0" w:oddVBand="0" w:evenVBand="0" w:oddHBand="1" w:evenHBand="0" w:firstRowFirstColumn="0" w:firstRowLastColumn="0" w:lastRowFirstColumn="0" w:lastRowLastColumn="0"/>
+              <w:rPr>
+                <w:rFonts w:asciiTheme="minorHAnsi" w:hAnsiTheme="minorHAnsi" w:cstheme="minorHAnsi"/>
+              </w:rPr>
+            </w:pPr>
+          </w:p>
+          <w:p>
+            <w:pPr>
+              <w:pStyle w:val="NormalWeb"/>
+              <w:jc w:val="both"/>
+              <w:cnfStyle w:val="000000100000" w:firstRow="0" w:lastRow="0" w:firstColumn="0" w:lastColumn="0" w:oddVBand="0" w:evenVBand="0" w:oddHBand="1" w:evenHBand="0" w:firstRowFirstColumn="0" w:firstRowLastColumn="0" w:lastRowFirstColumn="0" w:lastRowLastColumn="0"/>
+              <w:rPr>
+                <w:rFonts w:asciiTheme="minorHAnsi" w:hAnsiTheme="minorHAnsi" w:cstheme="minorHAnsi"/>
+                <w:lang w:val="es-MX"/>
+              </w:rPr>
+            </w:pPr>
+            <w:r>
+              <w:rPr>
+                <w:rFonts w:asciiTheme="minorHAnsi" w:hAnsiTheme="minorHAnsi" w:cstheme="minorHAnsi"/>
+              </w:rPr>
+              <w:t xml:space="preserve">  </w:t>
+            </w:r>
+            <w:r>
+              <w:rPr>
+                <w:rFonts w:asciiTheme="minorHAnsi" w:hAnsiTheme="minorHAnsi" w:cstheme="minorHAnsi"/>
+                <w:lang w:val="es-MX"/>
+              </w:rPr>
+              <w:t>// 2. Hacer clic en el botón "</w:t>
+            </w:r>
+            <w:proofErr w:type="spellStart"/>
+            <w:r>
+              <w:rPr>
+                <w:rFonts w:asciiTheme="minorHAnsi" w:hAnsiTheme="minorHAnsi" w:cstheme="minorHAnsi"/>
+                <w:lang w:val="es-MX"/>
+              </w:rPr>
+              <w:t>Signup</w:t>
+            </w:r>
+            <w:proofErr w:type="spellEnd"/>
+            <w:r>
+              <w:rPr>
+                <w:rFonts w:asciiTheme="minorHAnsi" w:hAnsiTheme="minorHAnsi" w:cstheme="minorHAnsi"/>
+                <w:lang w:val="es-MX"/>
+              </w:rPr>
+              <w:t xml:space="preserve"> / </w:t>
+            </w:r>
+            <w:proofErr w:type="spellStart"/>
+            <w:r>
+              <w:rPr>
+                <w:rFonts w:asciiTheme="minorHAnsi" w:hAnsiTheme="minorHAnsi" w:cstheme="minorHAnsi"/>
+                <w:lang w:val="es-MX"/>
+              </w:rPr>
+              <w:t>Login</w:t>
+            </w:r>
+            <w:proofErr w:type="spellEnd"/>
+            <w:r>
+              <w:rPr>
+                <w:rFonts w:asciiTheme="minorHAnsi" w:hAnsiTheme="minorHAnsi" w:cstheme="minorHAnsi"/>
+                <w:lang w:val="es-MX"/>
+              </w:rPr>
+              <w:t>"</w:t>
+            </w:r>
+          </w:p>
+          <w:p>
+            <w:pPr>
+              <w:pStyle w:val="NormalWeb"/>
+              <w:jc w:val="both"/>
+              <w:cnfStyle w:val="000000100000" w:firstRow="0" w:lastRow="0" w:firstColumn="0" w:lastColumn="0" w:oddVBand="0" w:evenVBand="0" w:oddHBand="1" w:evenHBand="0" w:firstRowFirstColumn="0" w:firstRowLastColumn="0" w:lastRowFirstColumn="0" w:lastRowLastColumn="0"/>
+              <w:rPr>
+                <w:rFonts w:asciiTheme="minorHAnsi" w:hAnsiTheme="minorHAnsi" w:cstheme="minorHAnsi"/>
+              </w:rPr>
+            </w:pPr>
+            <w:r>
+              <w:rPr>
+                <w:rFonts w:asciiTheme="minorHAnsi" w:hAnsiTheme="minorHAnsi" w:cstheme="minorHAnsi"/>
+                <w:lang w:val="es-MX"/>
+              </w:rPr>
+              <w:t xml:space="preserve">  </w:t>
+            </w:r>
+            <w:r>
+              <w:rPr>
+                <w:rFonts w:asciiTheme="minorHAnsi" w:hAnsiTheme="minorHAnsi" w:cstheme="minorHAnsi"/>
+              </w:rPr>
+              <w:t xml:space="preserve">await </w:t>
+            </w:r>
+            <w:proofErr w:type="spellStart"/>
+            <w:proofErr w:type="gramStart"/>
+            <w:r>
+              <w:rPr>
+                <w:rFonts w:asciiTheme="minorHAnsi" w:hAnsiTheme="minorHAnsi" w:cstheme="minorHAnsi"/>
+              </w:rPr>
+              <w:t>page.click</w:t>
+            </w:r>
+            <w:proofErr w:type="spellEnd"/>
+            <w:proofErr w:type="gramEnd"/>
+            <w:r>
+              <w:rPr>
+                <w:rFonts w:asciiTheme="minorHAnsi" w:hAnsiTheme="minorHAnsi" w:cstheme="minorHAnsi"/>
+              </w:rPr>
+              <w:t>('a[</w:t>
+            </w:r>
+            <w:proofErr w:type="spellStart"/>
+            <w:r>
+              <w:rPr>
+                <w:rFonts w:asciiTheme="minorHAnsi" w:hAnsiTheme="minorHAnsi" w:cstheme="minorHAnsi"/>
+              </w:rPr>
+              <w:t>href</w:t>
+            </w:r>
+            <w:proofErr w:type="spellEnd"/>
+            <w:r>
+              <w:rPr>
+                <w:rFonts w:asciiTheme="minorHAnsi" w:hAnsiTheme="minorHAnsi" w:cstheme="minorHAnsi"/>
+              </w:rPr>
+              <w:t>="/login"]');</w:t>
+            </w:r>
+          </w:p>
+          <w:p>
+            <w:pPr>
+              <w:pStyle w:val="NormalWeb"/>
+              <w:jc w:val="both"/>
+              <w:cnfStyle w:val="000000100000" w:firstRow="0" w:lastRow="0" w:firstColumn="0" w:lastColumn="0" w:oddVBand="0" w:evenVBand="0" w:oddHBand="1" w:evenHBand="0" w:firstRowFirstColumn="0" w:firstRowLastColumn="0" w:lastRowFirstColumn="0" w:lastRowLastColumn="0"/>
+              <w:rPr>
+                <w:rFonts w:asciiTheme="minorHAnsi" w:hAnsiTheme="minorHAnsi" w:cstheme="minorHAnsi"/>
+              </w:rPr>
+            </w:pPr>
+          </w:p>
+          <w:p>
+            <w:pPr>
+              <w:pStyle w:val="NormalWeb"/>
+              <w:jc w:val="both"/>
+              <w:cnfStyle w:val="000000100000" w:firstRow="0" w:lastRow="0" w:firstColumn="0" w:lastColumn="0" w:oddVBand="0" w:evenVBand="0" w:oddHBand="1" w:evenHBand="0" w:firstRowFirstColumn="0" w:firstRowLastColumn="0" w:lastRowFirstColumn="0" w:lastRowLastColumn="0"/>
+              <w:rPr>
+                <w:rFonts w:asciiTheme="minorHAnsi" w:hAnsiTheme="minorHAnsi" w:cstheme="minorHAnsi"/>
+                <w:lang w:val="es-MX"/>
+              </w:rPr>
+            </w:pPr>
+            <w:r>
+              <w:rPr>
+                <w:rFonts w:asciiTheme="minorHAnsi" w:hAnsiTheme="minorHAnsi" w:cstheme="minorHAnsi"/>
+              </w:rPr>
+              <w:t xml:space="preserve">  </w:t>
+            </w:r>
+            <w:r>
+              <w:rPr>
+                <w:rFonts w:asciiTheme="minorHAnsi" w:hAnsiTheme="minorHAnsi" w:cstheme="minorHAnsi"/>
+                <w:lang w:val="es-MX"/>
+              </w:rPr>
+              <w:t>// 3. Escribir credenciales de prueba</w:t>
+            </w:r>
+          </w:p>
+          <w:p>
+            <w:pPr>
+              <w:pStyle w:val="NormalWeb"/>
+              <w:jc w:val="both"/>
+              <w:cnfStyle w:val="000000100000" w:firstRow="0" w:lastRow="0" w:firstColumn="0" w:lastColumn="0" w:oddVBand="0" w:evenVBand="0" w:oddHBand="1" w:evenHBand="0" w:firstRowFirstColumn="0" w:firstRowLastColumn="0" w:lastRowFirstColumn="0" w:lastRowLastColumn="0"/>
+              <w:rPr>
+                <w:rFonts w:asciiTheme="minorHAnsi" w:hAnsiTheme="minorHAnsi" w:cstheme="minorHAnsi"/>
+              </w:rPr>
+            </w:pPr>
+            <w:r>
+              <w:rPr>
+                <w:rFonts w:asciiTheme="minorHAnsi" w:hAnsiTheme="minorHAnsi" w:cstheme="minorHAnsi"/>
+                <w:lang w:val="es-MX"/>
+              </w:rPr>
+              <w:t xml:space="preserve">  </w:t>
+            </w:r>
+            <w:r>
+              <w:rPr>
+                <w:rFonts w:asciiTheme="minorHAnsi" w:hAnsiTheme="minorHAnsi" w:cstheme="minorHAnsi"/>
+              </w:rPr>
+              <w:t xml:space="preserve">await </w:t>
+            </w:r>
+            <w:proofErr w:type="spellStart"/>
+            <w:proofErr w:type="gramStart"/>
+            <w:r>
+              <w:rPr>
+                <w:rFonts w:asciiTheme="minorHAnsi" w:hAnsiTheme="minorHAnsi" w:cstheme="minorHAnsi"/>
+              </w:rPr>
+              <w:t>page.fill</w:t>
+            </w:r>
+            <w:proofErr w:type="spellEnd"/>
+            <w:proofErr w:type="gramEnd"/>
+            <w:r>
+              <w:rPr>
+                <w:rFonts w:asciiTheme="minorHAnsi" w:hAnsiTheme="minorHAnsi" w:cstheme="minorHAnsi"/>
+              </w:rPr>
+              <w:t>('input[data-</w:t>
+            </w:r>
+            <w:proofErr w:type="spellStart"/>
+            <w:r>
+              <w:rPr>
+                <w:rFonts w:asciiTheme="minorHAnsi" w:hAnsiTheme="minorHAnsi" w:cstheme="minorHAnsi"/>
+              </w:rPr>
+              <w:t>qa</w:t>
+            </w:r>
+            <w:proofErr w:type="spellEnd"/>
+            <w:r>
+              <w:rPr>
+                <w:rFonts w:asciiTheme="minorHAnsi" w:hAnsiTheme="minorHAnsi" w:cstheme="minorHAnsi"/>
+              </w:rPr>
+              <w:t>="login-email"]', 'prueba_qa@gmail.com');</w:t>
+            </w:r>
+          </w:p>
+          <w:p>
+            <w:pPr>
+              <w:pStyle w:val="NormalWeb"/>
+              <w:jc w:val="both"/>
+              <w:cnfStyle w:val="000000100000" w:firstRow="0" w:lastRow="0" w:firstColumn="0" w:lastColumn="0" w:oddVBand="0" w:evenVBand="0" w:oddHBand="1" w:evenHBand="0" w:firstRowFirstColumn="0" w:firstRowLastColumn="0" w:lastRowFirstColumn="0" w:lastRowLastColumn="0"/>
+              <w:rPr>
+                <w:rFonts w:asciiTheme="minorHAnsi" w:hAnsiTheme="minorHAnsi" w:cstheme="minorHAnsi"/>
+              </w:rPr>
+            </w:pPr>
+            <w:r>
+              <w:rPr>
+                <w:rFonts w:asciiTheme="minorHAnsi" w:hAnsiTheme="minorHAnsi" w:cstheme="minorHAnsi"/>
+              </w:rPr>
+              <w:t xml:space="preserve">  </w:t>
+            </w:r>
+            <w:r>
+              <w:rPr>
+                <w:rFonts w:asciiTheme="minorHAnsi" w:hAnsiTheme="minorHAnsi" w:cstheme="minorHAnsi"/>
+              </w:rPr>
+              <w:t xml:space="preserve">await </w:t>
+            </w:r>
+            <w:proofErr w:type="spellStart"/>
+            <w:proofErr w:type="gramStart"/>
+            <w:r>
+              <w:rPr>
+                <w:rFonts w:asciiTheme="minorHAnsi" w:hAnsiTheme="minorHAnsi" w:cstheme="minorHAnsi"/>
+              </w:rPr>
+              <w:t>page.fill</w:t>
+            </w:r>
+            <w:proofErr w:type="spellEnd"/>
+            <w:proofErr w:type="gramEnd"/>
+            <w:r>
+              <w:rPr>
+                <w:rFonts w:asciiTheme="minorHAnsi" w:hAnsiTheme="minorHAnsi" w:cstheme="minorHAnsi"/>
+              </w:rPr>
+              <w:t>('input[data-</w:t>
+            </w:r>
+            <w:proofErr w:type="spellStart"/>
+            <w:r>
+              <w:rPr>
+                <w:rFonts w:asciiTheme="minorHAnsi" w:hAnsiTheme="minorHAnsi" w:cstheme="minorHAnsi"/>
+              </w:rPr>
+              <w:t>qa</w:t>
+            </w:r>
+            <w:proofErr w:type="spellEnd"/>
+            <w:r>
+              <w:rPr>
+                <w:rFonts w:asciiTheme="minorHAnsi" w:hAnsiTheme="minorHAnsi" w:cstheme="minorHAnsi"/>
+              </w:rPr>
+              <w:t>="login-password"]', 'Password123');</w:t>
+            </w:r>
+          </w:p>
+          <w:p>
+            <w:pPr>
+              <w:pStyle w:val="NormalWeb"/>
+              <w:jc w:val="both"/>
+              <w:cnfStyle w:val="000000100000" w:firstRow="0" w:lastRow="0" w:firstColumn="0" w:lastColumn="0" w:oddVBand="0" w:evenVBand="0" w:oddHBand="1" w:evenHBand="0" w:firstRowFirstColumn="0" w:firstRowLastColumn="0" w:lastRowFirstColumn="0" w:lastRowLastColumn="0"/>
+              <w:rPr>
+                <w:rFonts w:asciiTheme="minorHAnsi" w:hAnsiTheme="minorHAnsi" w:cstheme="minorHAnsi"/>
+              </w:rPr>
+            </w:pPr>
+          </w:p>
+          <w:p>
+            <w:pPr>
+              <w:pStyle w:val="NormalWeb"/>
+              <w:jc w:val="both"/>
+              <w:cnfStyle w:val="000000100000" w:firstRow="0" w:lastRow="0" w:firstColumn="0" w:lastColumn="0" w:oddVBand="0" w:evenVBand="0" w:oddHBand="1" w:evenHBand="0" w:firstRowFirstColumn="0" w:firstRowLastColumn="0" w:lastRowFirstColumn="0" w:lastRowLastColumn="0"/>
+              <w:rPr>
+                <w:rFonts w:asciiTheme="minorHAnsi" w:hAnsiTheme="minorHAnsi" w:cstheme="minorHAnsi"/>
+                <w:lang w:val="es-MX"/>
+              </w:rPr>
+            </w:pPr>
+            <w:r>
+              <w:rPr>
+                <w:rFonts w:asciiTheme="minorHAnsi" w:hAnsiTheme="minorHAnsi" w:cstheme="minorHAnsi"/>
+              </w:rPr>
+              <w:t xml:space="preserve">  </w:t>
+            </w:r>
+            <w:r>
+              <w:rPr>
+                <w:rFonts w:asciiTheme="minorHAnsi" w:hAnsiTheme="minorHAnsi" w:cstheme="minorHAnsi"/>
+                <w:lang w:val="es-MX"/>
+              </w:rPr>
+              <w:t xml:space="preserve">// 4. Hacer clic en el botón de </w:t>
+            </w:r>
+            <w:proofErr w:type="spellStart"/>
+            <w:r>
+              <w:rPr>
+                <w:rFonts w:asciiTheme="minorHAnsi" w:hAnsiTheme="minorHAnsi" w:cstheme="minorHAnsi"/>
+                <w:lang w:val="es-MX"/>
+              </w:rPr>
+              <w:t>Login</w:t>
+            </w:r>
+            <w:proofErr w:type="spellEnd"/>
+          </w:p>
+          <w:p>
+            <w:pPr>
+              <w:pStyle w:val="NormalWeb"/>
+              <w:jc w:val="both"/>
+              <w:cnfStyle w:val="000000100000" w:firstRow="0" w:lastRow="0" w:firstColumn="0" w:lastColumn="0" w:oddVBand="0" w:evenVBand="0" w:oddHBand="1" w:evenHBand="0" w:firstRowFirstColumn="0" w:firstRowLastColumn="0" w:lastRowFirstColumn="0" w:lastRowLastColumn="0"/>
+              <w:rPr>
+                <w:rFonts w:asciiTheme="minorHAnsi" w:hAnsiTheme="minorHAnsi" w:cstheme="minorHAnsi"/>
+              </w:rPr>
+            </w:pPr>
+            <w:r>
+              <w:rPr>
+                <w:rFonts w:asciiTheme="minorHAnsi" w:hAnsiTheme="minorHAnsi" w:cstheme="minorHAnsi"/>
+                <w:lang w:val="es-MX"/>
+              </w:rPr>
+              <w:t xml:space="preserve">  </w:t>
+            </w:r>
+            <w:r>
+              <w:rPr>
+                <w:rFonts w:asciiTheme="minorHAnsi" w:hAnsiTheme="minorHAnsi" w:cstheme="minorHAnsi"/>
+              </w:rPr>
+              <w:t xml:space="preserve">await </w:t>
+            </w:r>
+            <w:proofErr w:type="spellStart"/>
+            <w:proofErr w:type="gramStart"/>
+            <w:r>
+              <w:rPr>
+                <w:rFonts w:asciiTheme="minorHAnsi" w:hAnsiTheme="minorHAnsi" w:cstheme="minorHAnsi"/>
+              </w:rPr>
+              <w:t>page.click</w:t>
+            </w:r>
+            <w:proofErr w:type="spellEnd"/>
+            <w:proofErr w:type="gramEnd"/>
+            <w:r>
+              <w:rPr>
+                <w:rFonts w:asciiTheme="minorHAnsi" w:hAnsiTheme="minorHAnsi" w:cstheme="minorHAnsi"/>
+              </w:rPr>
+              <w:t>('button[data-</w:t>
+            </w:r>
+            <w:proofErr w:type="spellStart"/>
+            <w:r>
+              <w:rPr>
+                <w:rFonts w:asciiTheme="minorHAnsi" w:hAnsiTheme="minorHAnsi" w:cstheme="minorHAnsi"/>
+              </w:rPr>
+              <w:t>qa</w:t>
+            </w:r>
+            <w:proofErr w:type="spellEnd"/>
+            <w:r>
+              <w:rPr>
+                <w:rFonts w:asciiTheme="minorHAnsi" w:hAnsiTheme="minorHAnsi" w:cstheme="minorHAnsi"/>
+              </w:rPr>
+              <w:t>="login-button"]');</w:t>
+            </w:r>
+          </w:p>
+          <w:p>
+            <w:pPr>
+              <w:pStyle w:val="NormalWeb"/>
+              <w:jc w:val="both"/>
+              <w:cnfStyle w:val="000000100000" w:firstRow="0" w:lastRow="0" w:firstColumn="0" w:lastColumn="0" w:oddVBand="0" w:evenVBand="0" w:oddHBand="1" w:evenHBand="0" w:firstRowFirstColumn="0" w:firstRowLastColumn="0" w:lastRowFirstColumn="0" w:lastRowLastColumn="0"/>
+              <w:rPr>
+                <w:rFonts w:asciiTheme="minorHAnsi" w:hAnsiTheme="minorHAnsi" w:cstheme="minorHAnsi"/>
+              </w:rPr>
+            </w:pPr>
+          </w:p>
+          <w:p>
+            <w:pPr>
+              <w:pStyle w:val="NormalWeb"/>
+              <w:jc w:val="both"/>
+              <w:cnfStyle w:val="000000100000" w:firstRow="0" w:lastRow="0" w:firstColumn="0" w:lastColumn="0" w:oddVBand="0" w:evenVBand="0" w:oddHBand="1" w:evenHBand="0" w:firstRowFirstColumn="0" w:firstRowLastColumn="0" w:lastRowFirstColumn="0" w:lastRowLastColumn="0"/>
+              <w:rPr>
+                <w:rFonts w:asciiTheme="minorHAnsi" w:hAnsiTheme="minorHAnsi" w:cstheme="minorHAnsi"/>
+                <w:lang w:val="es-MX"/>
+              </w:rPr>
+            </w:pPr>
+            <w:r>
+              <w:rPr>
+                <w:rFonts w:asciiTheme="minorHAnsi" w:hAnsiTheme="minorHAnsi" w:cstheme="minorHAnsi"/>
+              </w:rPr>
+              <w:lastRenderedPageBreak/>
+              <w:t xml:space="preserve">  </w:t>
+            </w:r>
+            <w:r>
+              <w:rPr>
+                <w:rFonts w:asciiTheme="minorHAnsi" w:hAnsiTheme="minorHAnsi" w:cstheme="minorHAnsi"/>
+                <w:lang w:val="es-MX"/>
+              </w:rPr>
+              <w:t>// 5. ASERCIÓN (Validación): Verificar que aparezca el mensaje de error esperado</w:t>
+            </w:r>
+          </w:p>
+          <w:p>
+            <w:pPr>
+              <w:pStyle w:val="NormalWeb"/>
+              <w:jc w:val="both"/>
+              <w:cnfStyle w:val="000000100000" w:firstRow="0" w:lastRow="0" w:firstColumn="0" w:lastColumn="0" w:oddVBand="0" w:evenVBand="0" w:oddHBand="1" w:evenHBand="0" w:firstRowFirstColumn="0" w:firstRowLastColumn="0" w:lastRowFirstColumn="0" w:lastRowLastColumn="0"/>
+              <w:rPr>
+                <w:rFonts w:asciiTheme="minorHAnsi" w:hAnsiTheme="minorHAnsi" w:cstheme="minorHAnsi"/>
+                <w:lang w:val="es-MX"/>
+              </w:rPr>
+            </w:pPr>
+            <w:r>
+              <w:rPr>
+                <w:rFonts w:asciiTheme="minorHAnsi" w:hAnsiTheme="minorHAnsi" w:cstheme="minorHAnsi"/>
+                <w:lang w:val="es-MX"/>
+              </w:rPr>
+              <w:t xml:space="preserve">  // (</w:t>
+            </w:r>
+            <w:proofErr w:type="spellStart"/>
+            <w:r>
+              <w:rPr>
+                <w:rFonts w:asciiTheme="minorHAnsi" w:hAnsiTheme="minorHAnsi" w:cstheme="minorHAnsi"/>
+                <w:lang w:val="es-MX"/>
+              </w:rPr>
+              <w:t>Automation</w:t>
+            </w:r>
+            <w:proofErr w:type="spellEnd"/>
+            <w:r>
+              <w:rPr>
+                <w:rFonts w:asciiTheme="minorHAnsi" w:hAnsiTheme="minorHAnsi" w:cstheme="minorHAnsi"/>
+                <w:lang w:val="es-MX"/>
+              </w:rPr>
+              <w:t xml:space="preserve"> </w:t>
+            </w:r>
+            <w:proofErr w:type="spellStart"/>
+            <w:r>
+              <w:rPr>
+                <w:rFonts w:asciiTheme="minorHAnsi" w:hAnsiTheme="minorHAnsi" w:cstheme="minorHAnsi"/>
+                <w:lang w:val="es-MX"/>
+              </w:rPr>
+              <w:t>Exercise</w:t>
+            </w:r>
+            <w:proofErr w:type="spellEnd"/>
+            <w:r>
+              <w:rPr>
+                <w:rFonts w:asciiTheme="minorHAnsi" w:hAnsiTheme="minorHAnsi" w:cstheme="minorHAnsi"/>
+                <w:lang w:val="es-MX"/>
+              </w:rPr>
+              <w:t xml:space="preserve"> muestra este texto cuando el usuario o contraseña son incorrectos)</w:t>
+            </w:r>
+          </w:p>
+          <w:p>
+            <w:pPr>
+              <w:pStyle w:val="NormalWeb"/>
+              <w:jc w:val="both"/>
+              <w:cnfStyle w:val="000000100000" w:firstRow="0" w:lastRow="0" w:firstColumn="0" w:lastColumn="0" w:oddVBand="0" w:evenVBand="0" w:oddHBand="1" w:evenHBand="0" w:firstRowFirstColumn="0" w:firstRowLastColumn="0" w:lastRowFirstColumn="0" w:lastRowLastColumn="0"/>
+              <w:rPr>
+                <w:rFonts w:asciiTheme="minorHAnsi" w:hAnsiTheme="minorHAnsi" w:cstheme="minorHAnsi"/>
+              </w:rPr>
+            </w:pPr>
+            <w:r>
+              <w:rPr>
+                <w:rFonts w:asciiTheme="minorHAnsi" w:hAnsiTheme="minorHAnsi" w:cstheme="minorHAnsi"/>
+                <w:lang w:val="es-MX"/>
+              </w:rPr>
+              <w:t xml:space="preserve">  </w:t>
+            </w:r>
+            <w:proofErr w:type="spellStart"/>
+            <w:r>
+              <w:rPr>
+                <w:rFonts w:asciiTheme="minorHAnsi" w:hAnsiTheme="minorHAnsi" w:cstheme="minorHAnsi"/>
+              </w:rPr>
+              <w:t>const</w:t>
+            </w:r>
+            <w:proofErr w:type="spellEnd"/>
+            <w:r>
+              <w:rPr>
+                <w:rFonts w:asciiTheme="minorHAnsi" w:hAnsiTheme="minorHAnsi" w:cstheme="minorHAnsi"/>
+              </w:rPr>
+              <w:t xml:space="preserve"> </w:t>
+            </w:r>
+            <w:proofErr w:type="spellStart"/>
+            <w:r>
+              <w:rPr>
+                <w:rFonts w:asciiTheme="minorHAnsi" w:hAnsiTheme="minorHAnsi" w:cstheme="minorHAnsi"/>
+              </w:rPr>
+              <w:t>mensajeError</w:t>
+            </w:r>
+            <w:proofErr w:type="spellEnd"/>
+            <w:r>
+              <w:rPr>
+                <w:rFonts w:asciiTheme="minorHAnsi" w:hAnsiTheme="minorHAnsi" w:cstheme="minorHAnsi"/>
+              </w:rPr>
+              <w:t xml:space="preserve"> = </w:t>
+            </w:r>
+            <w:proofErr w:type="spellStart"/>
+            <w:proofErr w:type="gramStart"/>
+            <w:r>
+              <w:rPr>
+                <w:rFonts w:asciiTheme="minorHAnsi" w:hAnsiTheme="minorHAnsi" w:cstheme="minorHAnsi"/>
+              </w:rPr>
+              <w:t>page.locator</w:t>
+            </w:r>
+            <w:proofErr w:type="spellEnd"/>
+            <w:proofErr w:type="gramEnd"/>
+            <w:r>
+              <w:rPr>
+                <w:rFonts w:asciiTheme="minorHAnsi" w:hAnsiTheme="minorHAnsi" w:cstheme="minorHAnsi"/>
+              </w:rPr>
+              <w:t>('form[action="/login"] p');</w:t>
+            </w:r>
+          </w:p>
+          <w:p>
+            <w:pPr>
+              <w:pStyle w:val="NormalWeb"/>
+              <w:jc w:val="both"/>
+              <w:cnfStyle w:val="000000100000" w:firstRow="0" w:lastRow="0" w:firstColumn="0" w:lastColumn="0" w:oddVBand="0" w:evenVBand="0" w:oddHBand="1" w:evenHBand="0" w:firstRowFirstColumn="0" w:firstRowLastColumn="0" w:lastRowFirstColumn="0" w:lastRowLastColumn="0"/>
+              <w:rPr>
+                <w:rFonts w:asciiTheme="minorHAnsi" w:hAnsiTheme="minorHAnsi" w:cstheme="minorHAnsi"/>
+              </w:rPr>
+            </w:pPr>
+            <w:r>
+              <w:rPr>
+                <w:rFonts w:asciiTheme="minorHAnsi" w:hAnsiTheme="minorHAnsi" w:cstheme="minorHAnsi"/>
+              </w:rPr>
+              <w:t xml:space="preserve">  await expect(</w:t>
+            </w:r>
+            <w:proofErr w:type="spellStart"/>
+            <w:r>
+              <w:rPr>
+                <w:rFonts w:asciiTheme="minorHAnsi" w:hAnsiTheme="minorHAnsi" w:cstheme="minorHAnsi"/>
+              </w:rPr>
+              <w:t>mensajeError</w:t>
+            </w:r>
+            <w:proofErr w:type="spellEnd"/>
+            <w:proofErr w:type="gramStart"/>
+            <w:r>
+              <w:rPr>
+                <w:rFonts w:asciiTheme="minorHAnsi" w:hAnsiTheme="minorHAnsi" w:cstheme="minorHAnsi"/>
+              </w:rPr>
+              <w:t>).</w:t>
+            </w:r>
+            <w:proofErr w:type="spellStart"/>
+            <w:r>
+              <w:rPr>
+                <w:rFonts w:asciiTheme="minorHAnsi" w:hAnsiTheme="minorHAnsi" w:cstheme="minorHAnsi"/>
+              </w:rPr>
+              <w:t>toHaveText</w:t>
+            </w:r>
+            <w:proofErr w:type="spellEnd"/>
+            <w:proofErr w:type="gramEnd"/>
+            <w:r>
+              <w:rPr>
+                <w:rFonts w:asciiTheme="minorHAnsi" w:hAnsiTheme="minorHAnsi" w:cstheme="minorHAnsi"/>
+              </w:rPr>
+              <w:t>('Your email or password is incorrect!');</w:t>
+            </w:r>
+          </w:p>
+          <w:p>
+            <w:pPr>
+              <w:pStyle w:val="NormalWeb"/>
+              <w:jc w:val="both"/>
+              <w:cnfStyle w:val="000000100000" w:firstRow="0" w:lastRow="0" w:firstColumn="0" w:lastColumn="0" w:oddVBand="0" w:evenVBand="0" w:oddHBand="1" w:evenHBand="0" w:firstRowFirstColumn="0" w:firstRowLastColumn="0" w:lastRowFirstColumn="0" w:lastRowLastColumn="0"/>
+              <w:rPr>
+                <w:rFonts w:asciiTheme="minorHAnsi" w:hAnsiTheme="minorHAnsi" w:cstheme="minorHAnsi"/>
+              </w:rPr>
+            </w:pPr>
+          </w:p>
+          <w:p>
+            <w:pPr>
+              <w:pStyle w:val="NormalWeb"/>
+              <w:jc w:val="both"/>
+              <w:cnfStyle w:val="000000100000" w:firstRow="0" w:lastRow="0" w:firstColumn="0" w:lastColumn="0" w:oddVBand="0" w:evenVBand="0" w:oddHBand="1" w:evenHBand="0" w:firstRowFirstColumn="0" w:firstRowLastColumn="0" w:lastRowFirstColumn="0" w:lastRowLastColumn="0"/>
+              <w:rPr>
+                <w:rFonts w:asciiTheme="minorHAnsi" w:hAnsiTheme="minorHAnsi" w:cstheme="minorHAnsi"/>
+                <w:lang w:val="es-MX"/>
+              </w:rPr>
+            </w:pPr>
+            <w:r>
+              <w:rPr>
+                <w:rFonts w:asciiTheme="minorHAnsi" w:hAnsiTheme="minorHAnsi" w:cstheme="minorHAnsi"/>
+              </w:rPr>
+              <w:t xml:space="preserve">  </w:t>
+            </w:r>
+            <w:r>
+              <w:rPr>
+                <w:rFonts w:asciiTheme="minorHAnsi" w:hAnsiTheme="minorHAnsi" w:cstheme="minorHAnsi"/>
+                <w:lang w:val="es-MX"/>
+              </w:rPr>
+              <w:t>// Esperar un par de segundos para ver el resultado en pantalla</w:t>
+            </w:r>
+          </w:p>
+          <w:p>
+            <w:pPr>
+              <w:pStyle w:val="NormalWeb"/>
+              <w:jc w:val="both"/>
+              <w:cnfStyle w:val="000000100000" w:firstRow="0" w:lastRow="0" w:firstColumn="0" w:lastColumn="0" w:oddVBand="0" w:evenVBand="0" w:oddHBand="1" w:evenHBand="0" w:firstRowFirstColumn="0" w:firstRowLastColumn="0" w:lastRowFirstColumn="0" w:lastRowLastColumn="0"/>
+              <w:rPr>
+                <w:rFonts w:asciiTheme="minorHAnsi" w:hAnsiTheme="minorHAnsi" w:cstheme="minorHAnsi"/>
+                <w:lang w:val="es-MX"/>
+              </w:rPr>
+            </w:pPr>
+            <w:r>
+              <w:rPr>
+                <w:rFonts w:asciiTheme="minorHAnsi" w:hAnsiTheme="minorHAnsi" w:cstheme="minorHAnsi"/>
+                <w:lang w:val="es-MX"/>
+              </w:rPr>
+              <w:t xml:space="preserve">  </w:t>
+            </w:r>
+            <w:proofErr w:type="spellStart"/>
+            <w:r>
+              <w:rPr>
+                <w:rFonts w:asciiTheme="minorHAnsi" w:hAnsiTheme="minorHAnsi" w:cstheme="minorHAnsi"/>
+                <w:lang w:val="es-MX"/>
+              </w:rPr>
+              <w:t>await</w:t>
+            </w:r>
+            <w:proofErr w:type="spellEnd"/>
+            <w:r>
+              <w:rPr>
+                <w:rFonts w:asciiTheme="minorHAnsi" w:hAnsiTheme="minorHAnsi" w:cstheme="minorHAnsi"/>
+                <w:lang w:val="es-MX"/>
+              </w:rPr>
+              <w:t xml:space="preserve"> </w:t>
+            </w:r>
+            <w:proofErr w:type="spellStart"/>
+            <w:proofErr w:type="gramStart"/>
+            <w:r>
+              <w:rPr>
+                <w:rFonts w:asciiTheme="minorHAnsi" w:hAnsiTheme="minorHAnsi" w:cstheme="minorHAnsi"/>
+                <w:lang w:val="es-MX"/>
+              </w:rPr>
+              <w:t>page.waitForTimeout</w:t>
+            </w:r>
+            <w:proofErr w:type="spellEnd"/>
+            <w:proofErr w:type="gramEnd"/>
+            <w:r>
+              <w:rPr>
+                <w:rFonts w:asciiTheme="minorHAnsi" w:hAnsiTheme="minorHAnsi" w:cstheme="minorHAnsi"/>
+                <w:lang w:val="es-MX"/>
+              </w:rPr>
+              <w:t>(2000);</w:t>
+            </w:r>
+          </w:p>
+          <w:p>
+            <w:pPr>
+              <w:pStyle w:val="NormalWeb"/>
+              <w:jc w:val="both"/>
+              <w:cnfStyle w:val="000000100000" w:firstRow="0" w:lastRow="0" w:firstColumn="0" w:lastColumn="0" w:oddVBand="0" w:evenVBand="0" w:oddHBand="1" w:evenHBand="0" w:firstRowFirstColumn="0" w:firstRowLastColumn="0" w:lastRowFirstColumn="0" w:lastRowLastColumn="0"/>
+              <w:rPr>
+                <w:rFonts w:asciiTheme="minorHAnsi" w:hAnsiTheme="minorHAnsi" w:cstheme="minorHAnsi"/>
+                <w:lang w:val="es-MX"/>
+              </w:rPr>
+            </w:pPr>
+            <w:r>
+              <w:rPr>
+                <w:rFonts w:asciiTheme="minorHAnsi" w:hAnsiTheme="minorHAnsi" w:cstheme="minorHAnsi"/>
+                <w:lang w:val="es-MX"/>
+              </w:rPr>
+              <w:t>});</w:t>
+            </w:r>
+          </w:p>
+          <w:p>
+            <w:pPr>
+              <w:pStyle w:val="NormalWeb"/>
+              <w:jc w:val="both"/>
+              <w:cnfStyle w:val="000000100000" w:firstRow="0" w:lastRow="0" w:firstColumn="0" w:lastColumn="0" w:oddVBand="0" w:evenVBand="0" w:oddHBand="1" w:evenHBand="0" w:firstRowFirstColumn="0" w:firstRowLastColumn="0" w:lastRowFirstColumn="0" w:lastRowLastColumn="0"/>
+              <w:rPr>
+                <w:rFonts w:asciiTheme="minorHAnsi" w:hAnsiTheme="minorHAnsi" w:cstheme="minorHAnsi"/>
+                <w:lang w:val="es-MX"/>
+              </w:rPr>
+            </w:pPr>
+          </w:p>
+        </w:tc>
+      </w:tr>
+      <w:tr>
+        <w:tc>
+          <w:tcPr>
+            <w:cnfStyle w:val="001000000000" w:firstRow="0" w:lastRow="0" w:firstColumn="1" w:lastColumn="0" w:oddVBand="0" w:evenVBand="0" w:oddHBand="0" w:evenHBand="0" w:firstRowFirstColumn="0" w:firstRowLastColumn="0" w:lastRowFirstColumn="0" w:lastRowLastColumn="0"/>
+            <w:tcW w:w="4414" w:type="dxa"/>
+          </w:tcPr>
+          <w:p>
+            <w:pPr>
+              <w:pStyle w:val="NormalWeb"/>
+              <w:jc w:val="both"/>
+              <w:rPr>
+                <w:rFonts w:asciiTheme="minorHAnsi" w:hAnsiTheme="minorHAnsi" w:cstheme="minorHAnsi"/>
+                <w:b w:val="0"/>
+                <w:bCs w:val="0"/>
+                <w:lang w:val="es-MX"/>
+              </w:rPr>
+            </w:pPr>
+          </w:p>
+          <w:p>
+            <w:pPr>
+              <w:pStyle w:val="NormalWeb"/>
+              <w:jc w:val="both"/>
+              <w:rPr>
+                <w:rFonts w:asciiTheme="minorHAnsi" w:hAnsiTheme="minorHAnsi" w:cstheme="minorHAnsi"/>
+                <w:lang w:val="es-MX"/>
+              </w:rPr>
+            </w:pPr>
+            <w:r>
+              <w:rPr>
+                <w:rFonts w:asciiTheme="minorHAnsi" w:hAnsiTheme="minorHAnsi" w:cstheme="minorHAnsi"/>
+                <w:b w:val="0"/>
+                <w:bCs w:val="0"/>
+                <w:lang w:val="es-MX"/>
+              </w:rPr>
+              <w:t>Evidencia de Ejecución Exitosa</w:t>
+            </w:r>
+          </w:p>
+        </w:tc>
+        <w:tc>
+          <w:tcPr>
+            <w:tcW w:w="4414" w:type="dxa"/>
+          </w:tcPr>
+          <w:p>
+            <w:pPr>
+              <w:pStyle w:val="NormalWeb"/>
+              <w:jc w:val="both"/>
+              <w:cnfStyle w:val="000000000000" w:firstRow="0" w:lastRow="0" w:firstColumn="0" w:lastColumn="0" w:oddVBand="0" w:evenVBand="0" w:oddHBand="0" w:evenHBand="0" w:firstRowFirstColumn="0" w:firstRowLastColumn="0" w:lastRowFirstColumn="0" w:lastRowLastColumn="0"/>
+              <w:rPr>
+                <w:rFonts w:asciiTheme="minorHAnsi" w:hAnsiTheme="minorHAnsi" w:cstheme="minorHAnsi"/>
+                <w:lang w:val="es-MX"/>
+              </w:rPr>
+            </w:pPr>
+            <w:r>
+              <w:rPr>
+                <w:noProof/>
+              </w:rPr>
+              <w:drawing>
+                <wp:inline distT="0" distB="0" distL="0" distR="0" wp14:anchorId="1396DCB9" wp14:editId="5B21E557">
+                  <wp:extent cx="5612130" cy="1466215"/>
+                  <wp:effectExtent l="0" t="0" r="7620" b="635"/>
+                  <wp:docPr id="34" name="Imagen 34"/>
+                  <wp:cNvGraphicFramePr>
+                    <a:graphicFrameLocks xmlns:a="http://schemas.openxmlformats.org/drawingml/2006/main" noChangeAspect="1"/>
+                  </wp:cNvGraphicFramePr>
+                  <a:graphic xmlns:a="http://schemas.openxmlformats.org/drawingml/2006/main">
+                    <a:graphicData uri="http://schemas.openxmlformats.org/drawingml/2006/picture">
+                      <pic:pic xmlns:pic="http://schemas.openxmlformats.org/drawingml/2006/picture">
+                        <pic:nvPicPr>
+                          <pic:cNvPr id="1" name=""/>
+                          <pic:cNvPicPr/>
+                        </pic:nvPicPr>
+                        <pic:blipFill>
+                          <a:blip r:embed="rId36"/>
+                          <a:stretch>
+                            <a:fillRect/>
+                          </a:stretch>
+                        </pic:blipFill>
+                        <pic:spPr>
+                          <a:xfrm>
+                            <a:off x="0" y="0"/>
+                            <a:ext cx="5612130" cy="1466215"/>
+                          </a:xfrm>
+                          <a:prstGeom prst="rect">
+                            <a:avLst/>
+                          </a:prstGeom>
+                        </pic:spPr>
+                      </pic:pic>
+                    </a:graphicData>
+                  </a:graphic>
+                </wp:inline>
+              </w:drawing>
+            </w:r>
+          </w:p>
+        </w:tc>
+      </w:tr>
+    </w:tbl>
+    <w:p>
+      <w:pPr>
+        <w:pStyle w:val="NormalWeb"/>
+        <w:jc w:val="both"/>
+        <w:rPr>
+          <w:rFonts w:asciiTheme="minorHAnsi" w:hAnsiTheme="minorHAnsi" w:cstheme="minorHAnsi"/>
+          <w:lang w:val="es-MX"/>
+        </w:rPr>
+      </w:pPr>
+    </w:p>
+    <w:p>
+      <w:pPr>
+        <w:jc w:val="both"/>
+        <w:rPr>
+          <w:b/>
+          <w:bCs/>
+          <w:lang w:val="es-MX"/>
+        </w:rPr>
+      </w:pPr>
+    </w:p>
+    <w:p>
+      <w:pPr>
+        <w:jc w:val="both"/>
+        <w:rPr>
+          <w:b/>
+          <w:bCs/>
+          <w:lang w:val="es-MX"/>
+        </w:rPr>
+      </w:pPr>
+    </w:p>
+    <w:p>
+      <w:pPr>
+        <w:jc w:val="both"/>
+        <w:rPr>
+          <w:b/>
+          <w:bCs/>
+          <w:lang w:val="es-MX"/>
+        </w:rPr>
+      </w:pPr>
+    </w:p>
+    <w:p>
+      <w:pPr>
+        <w:jc w:val="both"/>
+        <w:rPr>
+          <w:b/>
+          <w:bCs/>
+          <w:lang w:val="es-MX"/>
+        </w:rPr>
+      </w:pPr>
+    </w:p>
+    <w:p>
+      <w:pPr>
+        <w:jc w:val="both"/>
+        <w:rPr>
+          <w:b/>
+          <w:bCs/>
+          <w:lang w:val="es-MX"/>
+        </w:rPr>
+      </w:pPr>
+    </w:p>
+    <w:p>
+      <w:pPr>
+        <w:jc w:val="both"/>
+        <w:rPr>
+          <w:b/>
+          <w:bCs/>
+          <w:lang w:val="es-MX"/>
+        </w:rPr>
+      </w:pPr>
+    </w:p>
+    <w:p>
+      <w:pPr>
+        <w:jc w:val="both"/>
+        <w:rPr>
+          <w:b/>
+          <w:bCs/>
+          <w:lang w:val="es-MX"/>
+        </w:rPr>
+      </w:pPr>
+    </w:p>
+    <w:p>
+      <w:pPr>
+        <w:jc w:val="both"/>
+        <w:rPr>
+          <w:b/>
+          <w:bCs/>
+          <w:lang w:val="es-MX"/>
+        </w:rPr>
+      </w:pPr>
+    </w:p>
+    <w:p>
+      <w:pPr>
+        <w:jc w:val="both"/>
+        <w:rPr>
+          <w:b/>
+          <w:bCs/>
+          <w:lang w:val="es-MX"/>
+        </w:rPr>
+      </w:pPr>
+    </w:p>
+    <w:p>
+      <w:pPr>
+        <w:jc w:val="both"/>
+        <w:rPr>
+          <w:b/>
+          <w:bCs/>
+          <w:lang w:val="es-MX"/>
+        </w:rPr>
+      </w:pPr>
+    </w:p>
+    <w:p>
+      <w:pPr>
+        <w:jc w:val="both"/>
+        <w:rPr>
+          <w:lang w:val="es-MX"/>
+        </w:rPr>
+      </w:pPr>
+      <w:r>
+        <w:rPr>
+          <w:b/>
+          <w:bCs/>
+          <w:lang w:val="es-MX"/>
+        </w:rPr>
+        <w:t>CONCLUSIÓN DEL VOLUNTARIADO:</w:t>
+      </w:r>
+      <w:r>
+        <w:rPr>
+          <w:lang w:val="es-MX"/>
+        </w:rPr>
+        <w:t xml:space="preserve"> </w:t>
+      </w:r>
+    </w:p>
+    <w:p>
+      <w:pPr>
+        <w:spacing w:line="360" w:lineRule="auto"/>
+        <w:jc w:val="both"/>
+        <w:rPr>
+          <w:rFonts w:cstheme="minorHAnsi"/>
+          <w:lang w:val="es-MX"/>
+        </w:rPr>
+      </w:pPr>
+      <w:r>
+        <w:rPr>
+          <w:i/>
+          <w:iCs/>
+          <w:lang w:val="es-MX"/>
+        </w:rPr>
+        <w:t xml:space="preserve">La realización de este proyecto permitió consolidar los conocimientos teóricos y prácticos adquiridos en el área de </w:t>
+      </w:r>
+      <w:proofErr w:type="spellStart"/>
+      <w:r>
+        <w:rPr>
+          <w:i/>
+          <w:iCs/>
+          <w:lang w:val="es-MX"/>
+        </w:rPr>
+        <w:t>Quality</w:t>
+      </w:r>
+      <w:proofErr w:type="spellEnd"/>
+      <w:r>
+        <w:rPr>
+          <w:i/>
+          <w:iCs/>
+          <w:lang w:val="es-MX"/>
+        </w:rPr>
+        <w:t xml:space="preserve"> </w:t>
+      </w:r>
+      <w:proofErr w:type="spellStart"/>
+      <w:r>
+        <w:rPr>
+          <w:i/>
+          <w:iCs/>
+          <w:lang w:val="es-MX"/>
+        </w:rPr>
+        <w:t>Assurance</w:t>
+      </w:r>
+      <w:proofErr w:type="spellEnd"/>
+      <w:r>
+        <w:rPr>
+          <w:i/>
+          <w:iCs/>
+          <w:lang w:val="es-MX"/>
+        </w:rPr>
+        <w:t>, enfrentando un escenario real de pruebas sobre una plataforma e-</w:t>
+      </w:r>
+      <w:proofErr w:type="spellStart"/>
+      <w:r>
+        <w:rPr>
+          <w:i/>
+          <w:iCs/>
+          <w:lang w:val="es-MX"/>
+        </w:rPr>
+        <w:t>commerce</w:t>
+      </w:r>
+      <w:proofErr w:type="spellEnd"/>
+      <w:r>
+        <w:rPr>
+          <w:i/>
+          <w:iCs/>
+          <w:lang w:val="es-MX"/>
+        </w:rPr>
+        <w:t xml:space="preserve">. La combinación de técnicas de caja negra, el modelado mediante diagramas, la gestión de casos y la automatización inicial de pruebas utilizando </w:t>
+      </w:r>
+      <w:proofErr w:type="spellStart"/>
+      <w:r>
+        <w:rPr>
+          <w:i/>
+          <w:iCs/>
+          <w:lang w:val="es-MX"/>
+        </w:rPr>
+        <w:t>Playwright</w:t>
+      </w:r>
+      <w:proofErr w:type="spellEnd"/>
+      <w:r>
+        <w:rPr>
+          <w:i/>
+          <w:iCs/>
+          <w:lang w:val="es-MX"/>
+        </w:rPr>
+        <w:t xml:space="preserve"> brindó una perspectiva integral del ciclo de vida del software, demostrando la importancia crítica del </w:t>
+      </w:r>
+      <w:proofErr w:type="spellStart"/>
+      <w:r>
+        <w:rPr>
+          <w:i/>
+          <w:iCs/>
+          <w:lang w:val="es-MX"/>
+        </w:rPr>
+        <w:t>testing</w:t>
+      </w:r>
+      <w:proofErr w:type="spellEnd"/>
+      <w:r>
+        <w:rPr>
+          <w:i/>
+          <w:iCs/>
+          <w:lang w:val="es-MX"/>
+        </w:rPr>
+        <w:t xml:space="preserve"> para garantizar productos digitales robustos, funcionales y de alta calidad.</w:t>
+      </w:r>
     </w:p>
     <w:sectPr>
       <w:pgSz w:w="12240" w:h="15840"/>
@@ -4039,9 +10014,9 @@
 <file path=word/numbering.xml><?xml version="1.0" encoding="utf-8"?>
 <w:numbering xmlns:wpc="http://schemas.microsoft.com/office/word/2010/wordprocessingCanvas" xmlns:cx="http://schemas.microsoft.com/office/drawing/2014/chartex" xmlns:mc="http://schemas.openxmlformats.org/markup-compatibility/2006" xmlns:o="urn:schemas-microsoft-com:office:office" xmlns:r="http://schemas.openxmlformats.org/officeDocument/2006/relationships" xmlns:m="http://schemas.openxmlformats.org/officeDocument/2006/math" xmlns:v="urn:schemas-microsoft-com:vml" xmlns:wp14="http://schemas.microsoft.com/office/word/2010/wordprocessingDrawing" xmlns:wp="http://schemas.openxmlformats.org/drawingml/2006/wordprocessingDrawing" xmlns:w10="urn:schemas-microsoft-com:office:word" xmlns:w="http://schemas.openxmlformats.org/wordprocessingml/2006/main" xmlns:w14="http://schemas.microsoft.com/office/word/2010/wordml" xmlns:w15="http://schemas.microsoft.com/office/word/2012/wordml" xmlns:w16se="http://schemas.microsoft.com/office/word/2015/wordml/symex" xmlns:wpg="http://schemas.microsoft.com/office/word/2010/wordprocessingGroup" xmlns:wpi="http://schemas.microsoft.com/office/word/2010/wordprocessingInk" xmlns:wne="http://schemas.microsoft.com/office/word/2006/wordml" xmlns:wps="http://schemas.microsoft.com/office/word/2010/wordprocessingShape" mc:Ignorable="w14 w15 w16se wp14">
   <w:abstractNum w:abstractNumId="0" w15:restartNumberingAfterBreak="0">
-    <w:nsid w:val="4D1A217B"/>
+    <w:nsid w:val="05DB5725"/>
     <w:multiLevelType w:val="multilevel"/>
-    <w:tmpl w:val="4C0A8E82"/>
+    <w:tmpl w:val="DC66F2F0"/>
     <w:lvl w:ilvl="0">
       <w:start w:val="1"/>
       <w:numFmt w:val="bullet"/>
@@ -4188,6 +10163,1090 @@
     </w:lvl>
   </w:abstractNum>
   <w:abstractNum w:abstractNumId="1" w15:restartNumberingAfterBreak="0">
+    <w:nsid w:val="0DE1114D"/>
+    <w:multiLevelType w:val="multilevel"/>
+    <w:tmpl w:val="BCD2549E"/>
+    <w:lvl w:ilvl="0">
+      <w:start w:val="1"/>
+      <w:numFmt w:val="bullet"/>
+      <w:lvlText w:val=""/>
+      <w:lvlJc w:val="left"/>
+      <w:pPr>
+        <w:tabs>
+          <w:tab w:val="num" w:pos="720"/>
+        </w:tabs>
+        <w:ind w:left="720" w:hanging="360"/>
+      </w:pPr>
+      <w:rPr>
+        <w:rFonts w:ascii="Symbol" w:hAnsi="Symbol" w:hint="default"/>
+        <w:sz w:val="20"/>
+      </w:rPr>
+    </w:lvl>
+    <w:lvl w:ilvl="1" w:tentative="1">
+      <w:start w:val="1"/>
+      <w:numFmt w:val="bullet"/>
+      <w:lvlText w:val="o"/>
+      <w:lvlJc w:val="left"/>
+      <w:pPr>
+        <w:tabs>
+          <w:tab w:val="num" w:pos="1440"/>
+        </w:tabs>
+        <w:ind w:left="1440" w:hanging="360"/>
+      </w:pPr>
+      <w:rPr>
+        <w:rFonts w:ascii="Courier New" w:hAnsi="Courier New" w:hint="default"/>
+        <w:sz w:val="20"/>
+      </w:rPr>
+    </w:lvl>
+    <w:lvl w:ilvl="2" w:tentative="1">
+      <w:start w:val="1"/>
+      <w:numFmt w:val="bullet"/>
+      <w:lvlText w:val=""/>
+      <w:lvlJc w:val="left"/>
+      <w:pPr>
+        <w:tabs>
+          <w:tab w:val="num" w:pos="2160"/>
+        </w:tabs>
+        <w:ind w:left="2160" w:hanging="360"/>
+      </w:pPr>
+      <w:rPr>
+        <w:rFonts w:ascii="Wingdings" w:hAnsi="Wingdings" w:hint="default"/>
+        <w:sz w:val="20"/>
+      </w:rPr>
+    </w:lvl>
+    <w:lvl w:ilvl="3" w:tentative="1">
+      <w:start w:val="1"/>
+      <w:numFmt w:val="bullet"/>
+      <w:lvlText w:val=""/>
+      <w:lvlJc w:val="left"/>
+      <w:pPr>
+        <w:tabs>
+          <w:tab w:val="num" w:pos="2880"/>
+        </w:tabs>
+        <w:ind w:left="2880" w:hanging="360"/>
+      </w:pPr>
+      <w:rPr>
+        <w:rFonts w:ascii="Wingdings" w:hAnsi="Wingdings" w:hint="default"/>
+        <w:sz w:val="20"/>
+      </w:rPr>
+    </w:lvl>
+    <w:lvl w:ilvl="4" w:tentative="1">
+      <w:start w:val="1"/>
+      <w:numFmt w:val="bullet"/>
+      <w:lvlText w:val=""/>
+      <w:lvlJc w:val="left"/>
+      <w:pPr>
+        <w:tabs>
+          <w:tab w:val="num" w:pos="3600"/>
+        </w:tabs>
+        <w:ind w:left="3600" w:hanging="360"/>
+      </w:pPr>
+      <w:rPr>
+        <w:rFonts w:ascii="Wingdings" w:hAnsi="Wingdings" w:hint="default"/>
+        <w:sz w:val="20"/>
+      </w:rPr>
+    </w:lvl>
+    <w:lvl w:ilvl="5" w:tentative="1">
+      <w:start w:val="1"/>
+      <w:numFmt w:val="bullet"/>
+      <w:lvlText w:val=""/>
+      <w:lvlJc w:val="left"/>
+      <w:pPr>
+        <w:tabs>
+          <w:tab w:val="num" w:pos="4320"/>
+        </w:tabs>
+        <w:ind w:left="4320" w:hanging="360"/>
+      </w:pPr>
+      <w:rPr>
+        <w:rFonts w:ascii="Wingdings" w:hAnsi="Wingdings" w:hint="default"/>
+        <w:sz w:val="20"/>
+      </w:rPr>
+    </w:lvl>
+    <w:lvl w:ilvl="6" w:tentative="1">
+      <w:start w:val="1"/>
+      <w:numFmt w:val="bullet"/>
+      <w:lvlText w:val=""/>
+      <w:lvlJc w:val="left"/>
+      <w:pPr>
+        <w:tabs>
+          <w:tab w:val="num" w:pos="5040"/>
+        </w:tabs>
+        <w:ind w:left="5040" w:hanging="360"/>
+      </w:pPr>
+      <w:rPr>
+        <w:rFonts w:ascii="Wingdings" w:hAnsi="Wingdings" w:hint="default"/>
+        <w:sz w:val="20"/>
+      </w:rPr>
+    </w:lvl>
+    <w:lvl w:ilvl="7" w:tentative="1">
+      <w:start w:val="1"/>
+      <w:numFmt w:val="bullet"/>
+      <w:lvlText w:val=""/>
+      <w:lvlJc w:val="left"/>
+      <w:pPr>
+        <w:tabs>
+          <w:tab w:val="num" w:pos="5760"/>
+        </w:tabs>
+        <w:ind w:left="5760" w:hanging="360"/>
+      </w:pPr>
+      <w:rPr>
+        <w:rFonts w:ascii="Wingdings" w:hAnsi="Wingdings" w:hint="default"/>
+        <w:sz w:val="20"/>
+      </w:rPr>
+    </w:lvl>
+    <w:lvl w:ilvl="8" w:tentative="1">
+      <w:start w:val="1"/>
+      <w:numFmt w:val="bullet"/>
+      <w:lvlText w:val=""/>
+      <w:lvlJc w:val="left"/>
+      <w:pPr>
+        <w:tabs>
+          <w:tab w:val="num" w:pos="6480"/>
+        </w:tabs>
+        <w:ind w:left="6480" w:hanging="360"/>
+      </w:pPr>
+      <w:rPr>
+        <w:rFonts w:ascii="Wingdings" w:hAnsi="Wingdings" w:hint="default"/>
+        <w:sz w:val="20"/>
+      </w:rPr>
+    </w:lvl>
+  </w:abstractNum>
+  <w:abstractNum w:abstractNumId="2" w15:restartNumberingAfterBreak="0">
+    <w:nsid w:val="17A70587"/>
+    <w:multiLevelType w:val="hybridMultilevel"/>
+    <w:tmpl w:val="97ECDED0"/>
+    <w:lvl w:ilvl="0" w:tplc="04090001">
+      <w:start w:val="1"/>
+      <w:numFmt w:val="bullet"/>
+      <w:lvlText w:val=""/>
+      <w:lvlJc w:val="left"/>
+      <w:pPr>
+        <w:ind w:left="1080" w:hanging="360"/>
+      </w:pPr>
+      <w:rPr>
+        <w:rFonts w:ascii="Symbol" w:hAnsi="Symbol" w:hint="default"/>
+      </w:rPr>
+    </w:lvl>
+    <w:lvl w:ilvl="1" w:tplc="04090003" w:tentative="1">
+      <w:start w:val="1"/>
+      <w:numFmt w:val="bullet"/>
+      <w:lvlText w:val="o"/>
+      <w:lvlJc w:val="left"/>
+      <w:pPr>
+        <w:ind w:left="1800" w:hanging="360"/>
+      </w:pPr>
+      <w:rPr>
+        <w:rFonts w:ascii="Courier New" w:hAnsi="Courier New" w:cs="Courier New" w:hint="default"/>
+      </w:rPr>
+    </w:lvl>
+    <w:lvl w:ilvl="2" w:tplc="04090005" w:tentative="1">
+      <w:start w:val="1"/>
+      <w:numFmt w:val="bullet"/>
+      <w:lvlText w:val=""/>
+      <w:lvlJc w:val="left"/>
+      <w:pPr>
+        <w:ind w:left="2520" w:hanging="360"/>
+      </w:pPr>
+      <w:rPr>
+        <w:rFonts w:ascii="Wingdings" w:hAnsi="Wingdings" w:hint="default"/>
+      </w:rPr>
+    </w:lvl>
+    <w:lvl w:ilvl="3" w:tplc="04090001" w:tentative="1">
+      <w:start w:val="1"/>
+      <w:numFmt w:val="bullet"/>
+      <w:lvlText w:val=""/>
+      <w:lvlJc w:val="left"/>
+      <w:pPr>
+        <w:ind w:left="3240" w:hanging="360"/>
+      </w:pPr>
+      <w:rPr>
+        <w:rFonts w:ascii="Symbol" w:hAnsi="Symbol" w:hint="default"/>
+      </w:rPr>
+    </w:lvl>
+    <w:lvl w:ilvl="4" w:tplc="04090003" w:tentative="1">
+      <w:start w:val="1"/>
+      <w:numFmt w:val="bullet"/>
+      <w:lvlText w:val="o"/>
+      <w:lvlJc w:val="left"/>
+      <w:pPr>
+        <w:ind w:left="3960" w:hanging="360"/>
+      </w:pPr>
+      <w:rPr>
+        <w:rFonts w:ascii="Courier New" w:hAnsi="Courier New" w:cs="Courier New" w:hint="default"/>
+      </w:rPr>
+    </w:lvl>
+    <w:lvl w:ilvl="5" w:tplc="04090005" w:tentative="1">
+      <w:start w:val="1"/>
+      <w:numFmt w:val="bullet"/>
+      <w:lvlText w:val=""/>
+      <w:lvlJc w:val="left"/>
+      <w:pPr>
+        <w:ind w:left="4680" w:hanging="360"/>
+      </w:pPr>
+      <w:rPr>
+        <w:rFonts w:ascii="Wingdings" w:hAnsi="Wingdings" w:hint="default"/>
+      </w:rPr>
+    </w:lvl>
+    <w:lvl w:ilvl="6" w:tplc="04090001" w:tentative="1">
+      <w:start w:val="1"/>
+      <w:numFmt w:val="bullet"/>
+      <w:lvlText w:val=""/>
+      <w:lvlJc w:val="left"/>
+      <w:pPr>
+        <w:ind w:left="5400" w:hanging="360"/>
+      </w:pPr>
+      <w:rPr>
+        <w:rFonts w:ascii="Symbol" w:hAnsi="Symbol" w:hint="default"/>
+      </w:rPr>
+    </w:lvl>
+    <w:lvl w:ilvl="7" w:tplc="04090003" w:tentative="1">
+      <w:start w:val="1"/>
+      <w:numFmt w:val="bullet"/>
+      <w:lvlText w:val="o"/>
+      <w:lvlJc w:val="left"/>
+      <w:pPr>
+        <w:ind w:left="6120" w:hanging="360"/>
+      </w:pPr>
+      <w:rPr>
+        <w:rFonts w:ascii="Courier New" w:hAnsi="Courier New" w:cs="Courier New" w:hint="default"/>
+      </w:rPr>
+    </w:lvl>
+    <w:lvl w:ilvl="8" w:tplc="04090005" w:tentative="1">
+      <w:start w:val="1"/>
+      <w:numFmt w:val="bullet"/>
+      <w:lvlText w:val=""/>
+      <w:lvlJc w:val="left"/>
+      <w:pPr>
+        <w:ind w:left="6840" w:hanging="360"/>
+      </w:pPr>
+      <w:rPr>
+        <w:rFonts w:ascii="Wingdings" w:hAnsi="Wingdings" w:hint="default"/>
+      </w:rPr>
+    </w:lvl>
+  </w:abstractNum>
+  <w:abstractNum w:abstractNumId="3" w15:restartNumberingAfterBreak="0">
+    <w:nsid w:val="1ACB01B0"/>
+    <w:multiLevelType w:val="multilevel"/>
+    <w:tmpl w:val="5A6C4760"/>
+    <w:lvl w:ilvl="0">
+      <w:start w:val="1"/>
+      <w:numFmt w:val="bullet"/>
+      <w:lvlText w:val=""/>
+      <w:lvlJc w:val="left"/>
+      <w:pPr>
+        <w:tabs>
+          <w:tab w:val="num" w:pos="720"/>
+        </w:tabs>
+        <w:ind w:left="720" w:hanging="360"/>
+      </w:pPr>
+      <w:rPr>
+        <w:rFonts w:ascii="Symbol" w:hAnsi="Symbol" w:hint="default"/>
+        <w:sz w:val="20"/>
+      </w:rPr>
+    </w:lvl>
+    <w:lvl w:ilvl="1">
+      <w:start w:val="1"/>
+      <w:numFmt w:val="bullet"/>
+      <w:lvlText w:val="o"/>
+      <w:lvlJc w:val="left"/>
+      <w:pPr>
+        <w:tabs>
+          <w:tab w:val="num" w:pos="1919"/>
+        </w:tabs>
+        <w:ind w:left="1919" w:hanging="360"/>
+      </w:pPr>
+      <w:rPr>
+        <w:rFonts w:ascii="Courier New" w:hAnsi="Courier New" w:hint="default"/>
+        <w:sz w:val="20"/>
+      </w:rPr>
+    </w:lvl>
+    <w:lvl w:ilvl="2">
+      <w:start w:val="1"/>
+      <w:numFmt w:val="decimal"/>
+      <w:lvlText w:val="%3."/>
+      <w:lvlJc w:val="left"/>
+      <w:pPr>
+        <w:tabs>
+          <w:tab w:val="num" w:pos="2160"/>
+        </w:tabs>
+        <w:ind w:left="2160" w:hanging="360"/>
+      </w:pPr>
+      <w:rPr>
+        <w:rFonts w:asciiTheme="minorHAnsi" w:eastAsia="Times New Roman" w:hAnsiTheme="minorHAnsi" w:cstheme="minorHAnsi"/>
+      </w:rPr>
+    </w:lvl>
+    <w:lvl w:ilvl="3" w:tentative="1">
+      <w:start w:val="1"/>
+      <w:numFmt w:val="bullet"/>
+      <w:lvlText w:val=""/>
+      <w:lvlJc w:val="left"/>
+      <w:pPr>
+        <w:tabs>
+          <w:tab w:val="num" w:pos="2880"/>
+        </w:tabs>
+        <w:ind w:left="2880" w:hanging="360"/>
+      </w:pPr>
+      <w:rPr>
+        <w:rFonts w:ascii="Wingdings" w:hAnsi="Wingdings" w:hint="default"/>
+        <w:sz w:val="20"/>
+      </w:rPr>
+    </w:lvl>
+    <w:lvl w:ilvl="4" w:tentative="1">
+      <w:start w:val="1"/>
+      <w:numFmt w:val="bullet"/>
+      <w:lvlText w:val=""/>
+      <w:lvlJc w:val="left"/>
+      <w:pPr>
+        <w:tabs>
+          <w:tab w:val="num" w:pos="3600"/>
+        </w:tabs>
+        <w:ind w:left="3600" w:hanging="360"/>
+      </w:pPr>
+      <w:rPr>
+        <w:rFonts w:ascii="Wingdings" w:hAnsi="Wingdings" w:hint="default"/>
+        <w:sz w:val="20"/>
+      </w:rPr>
+    </w:lvl>
+    <w:lvl w:ilvl="5" w:tentative="1">
+      <w:start w:val="1"/>
+      <w:numFmt w:val="bullet"/>
+      <w:lvlText w:val=""/>
+      <w:lvlJc w:val="left"/>
+      <w:pPr>
+        <w:tabs>
+          <w:tab w:val="num" w:pos="4320"/>
+        </w:tabs>
+        <w:ind w:left="4320" w:hanging="360"/>
+      </w:pPr>
+      <w:rPr>
+        <w:rFonts w:ascii="Wingdings" w:hAnsi="Wingdings" w:hint="default"/>
+        <w:sz w:val="20"/>
+      </w:rPr>
+    </w:lvl>
+    <w:lvl w:ilvl="6" w:tentative="1">
+      <w:start w:val="1"/>
+      <w:numFmt w:val="bullet"/>
+      <w:lvlText w:val=""/>
+      <w:lvlJc w:val="left"/>
+      <w:pPr>
+        <w:tabs>
+          <w:tab w:val="num" w:pos="5040"/>
+        </w:tabs>
+        <w:ind w:left="5040" w:hanging="360"/>
+      </w:pPr>
+      <w:rPr>
+        <w:rFonts w:ascii="Wingdings" w:hAnsi="Wingdings" w:hint="default"/>
+        <w:sz w:val="20"/>
+      </w:rPr>
+    </w:lvl>
+    <w:lvl w:ilvl="7" w:tentative="1">
+      <w:start w:val="1"/>
+      <w:numFmt w:val="bullet"/>
+      <w:lvlText w:val=""/>
+      <w:lvlJc w:val="left"/>
+      <w:pPr>
+        <w:tabs>
+          <w:tab w:val="num" w:pos="5760"/>
+        </w:tabs>
+        <w:ind w:left="5760" w:hanging="360"/>
+      </w:pPr>
+      <w:rPr>
+        <w:rFonts w:ascii="Wingdings" w:hAnsi="Wingdings" w:hint="default"/>
+        <w:sz w:val="20"/>
+      </w:rPr>
+    </w:lvl>
+    <w:lvl w:ilvl="8" w:tentative="1">
+      <w:start w:val="1"/>
+      <w:numFmt w:val="bullet"/>
+      <w:lvlText w:val=""/>
+      <w:lvlJc w:val="left"/>
+      <w:pPr>
+        <w:tabs>
+          <w:tab w:val="num" w:pos="6480"/>
+        </w:tabs>
+        <w:ind w:left="6480" w:hanging="360"/>
+      </w:pPr>
+      <w:rPr>
+        <w:rFonts w:ascii="Wingdings" w:hAnsi="Wingdings" w:hint="default"/>
+        <w:sz w:val="20"/>
+      </w:rPr>
+    </w:lvl>
+  </w:abstractNum>
+  <w:abstractNum w:abstractNumId="4" w15:restartNumberingAfterBreak="0">
+    <w:nsid w:val="3A6E40A9"/>
+    <w:multiLevelType w:val="hybridMultilevel"/>
+    <w:tmpl w:val="E57A35AC"/>
+    <w:lvl w:ilvl="0" w:tplc="771021FA">
+      <w:start w:val="5"/>
+      <w:numFmt w:val="bullet"/>
+      <w:lvlText w:val="-"/>
+      <w:lvlJc w:val="left"/>
+      <w:pPr>
+        <w:ind w:left="720" w:hanging="360"/>
+      </w:pPr>
+      <w:rPr>
+        <w:rFonts w:ascii="Calibri" w:eastAsia="Times New Roman" w:hAnsi="Calibri" w:cs="Calibri" w:hint="default"/>
+        <w:b/>
+      </w:rPr>
+    </w:lvl>
+    <w:lvl w:ilvl="1" w:tplc="04090003" w:tentative="1">
+      <w:start w:val="1"/>
+      <w:numFmt w:val="bullet"/>
+      <w:lvlText w:val="o"/>
+      <w:lvlJc w:val="left"/>
+      <w:pPr>
+        <w:ind w:left="1440" w:hanging="360"/>
+      </w:pPr>
+      <w:rPr>
+        <w:rFonts w:ascii="Courier New" w:hAnsi="Courier New" w:cs="Courier New" w:hint="default"/>
+      </w:rPr>
+    </w:lvl>
+    <w:lvl w:ilvl="2" w:tplc="04090005" w:tentative="1">
+      <w:start w:val="1"/>
+      <w:numFmt w:val="bullet"/>
+      <w:lvlText w:val=""/>
+      <w:lvlJc w:val="left"/>
+      <w:pPr>
+        <w:ind w:left="2160" w:hanging="360"/>
+      </w:pPr>
+      <w:rPr>
+        <w:rFonts w:ascii="Wingdings" w:hAnsi="Wingdings" w:hint="default"/>
+      </w:rPr>
+    </w:lvl>
+    <w:lvl w:ilvl="3" w:tplc="04090001" w:tentative="1">
+      <w:start w:val="1"/>
+      <w:numFmt w:val="bullet"/>
+      <w:lvlText w:val=""/>
+      <w:lvlJc w:val="left"/>
+      <w:pPr>
+        <w:ind w:left="2880" w:hanging="360"/>
+      </w:pPr>
+      <w:rPr>
+        <w:rFonts w:ascii="Symbol" w:hAnsi="Symbol" w:hint="default"/>
+      </w:rPr>
+    </w:lvl>
+    <w:lvl w:ilvl="4" w:tplc="04090003" w:tentative="1">
+      <w:start w:val="1"/>
+      <w:numFmt w:val="bullet"/>
+      <w:lvlText w:val="o"/>
+      <w:lvlJc w:val="left"/>
+      <w:pPr>
+        <w:ind w:left="3600" w:hanging="360"/>
+      </w:pPr>
+      <w:rPr>
+        <w:rFonts w:ascii="Courier New" w:hAnsi="Courier New" w:cs="Courier New" w:hint="default"/>
+      </w:rPr>
+    </w:lvl>
+    <w:lvl w:ilvl="5" w:tplc="04090005" w:tentative="1">
+      <w:start w:val="1"/>
+      <w:numFmt w:val="bullet"/>
+      <w:lvlText w:val=""/>
+      <w:lvlJc w:val="left"/>
+      <w:pPr>
+        <w:ind w:left="4320" w:hanging="360"/>
+      </w:pPr>
+      <w:rPr>
+        <w:rFonts w:ascii="Wingdings" w:hAnsi="Wingdings" w:hint="default"/>
+      </w:rPr>
+    </w:lvl>
+    <w:lvl w:ilvl="6" w:tplc="04090001" w:tentative="1">
+      <w:start w:val="1"/>
+      <w:numFmt w:val="bullet"/>
+      <w:lvlText w:val=""/>
+      <w:lvlJc w:val="left"/>
+      <w:pPr>
+        <w:ind w:left="5040" w:hanging="360"/>
+      </w:pPr>
+      <w:rPr>
+        <w:rFonts w:ascii="Symbol" w:hAnsi="Symbol" w:hint="default"/>
+      </w:rPr>
+    </w:lvl>
+    <w:lvl w:ilvl="7" w:tplc="04090003" w:tentative="1">
+      <w:start w:val="1"/>
+      <w:numFmt w:val="bullet"/>
+      <w:lvlText w:val="o"/>
+      <w:lvlJc w:val="left"/>
+      <w:pPr>
+        <w:ind w:left="5760" w:hanging="360"/>
+      </w:pPr>
+      <w:rPr>
+        <w:rFonts w:ascii="Courier New" w:hAnsi="Courier New" w:cs="Courier New" w:hint="default"/>
+      </w:rPr>
+    </w:lvl>
+    <w:lvl w:ilvl="8" w:tplc="04090005" w:tentative="1">
+      <w:start w:val="1"/>
+      <w:numFmt w:val="bullet"/>
+      <w:lvlText w:val=""/>
+      <w:lvlJc w:val="left"/>
+      <w:pPr>
+        <w:ind w:left="6480" w:hanging="360"/>
+      </w:pPr>
+      <w:rPr>
+        <w:rFonts w:ascii="Wingdings" w:hAnsi="Wingdings" w:hint="default"/>
+      </w:rPr>
+    </w:lvl>
+  </w:abstractNum>
+  <w:abstractNum w:abstractNumId="5" w15:restartNumberingAfterBreak="0">
+    <w:nsid w:val="4A98672A"/>
+    <w:multiLevelType w:val="hybridMultilevel"/>
+    <w:tmpl w:val="6BE4A80A"/>
+    <w:lvl w:ilvl="0" w:tplc="04090001">
+      <w:start w:val="1"/>
+      <w:numFmt w:val="bullet"/>
+      <w:lvlText w:val=""/>
+      <w:lvlJc w:val="left"/>
+      <w:pPr>
+        <w:ind w:left="720" w:hanging="360"/>
+      </w:pPr>
+      <w:rPr>
+        <w:rFonts w:ascii="Symbol" w:hAnsi="Symbol" w:hint="default"/>
+      </w:rPr>
+    </w:lvl>
+    <w:lvl w:ilvl="1" w:tplc="04090003" w:tentative="1">
+      <w:start w:val="1"/>
+      <w:numFmt w:val="bullet"/>
+      <w:lvlText w:val="o"/>
+      <w:lvlJc w:val="left"/>
+      <w:pPr>
+        <w:ind w:left="1440" w:hanging="360"/>
+      </w:pPr>
+      <w:rPr>
+        <w:rFonts w:ascii="Courier New" w:hAnsi="Courier New" w:cs="Courier New" w:hint="default"/>
+      </w:rPr>
+    </w:lvl>
+    <w:lvl w:ilvl="2" w:tplc="04090005" w:tentative="1">
+      <w:start w:val="1"/>
+      <w:numFmt w:val="bullet"/>
+      <w:lvlText w:val=""/>
+      <w:lvlJc w:val="left"/>
+      <w:pPr>
+        <w:ind w:left="2160" w:hanging="360"/>
+      </w:pPr>
+      <w:rPr>
+        <w:rFonts w:ascii="Wingdings" w:hAnsi="Wingdings" w:hint="default"/>
+      </w:rPr>
+    </w:lvl>
+    <w:lvl w:ilvl="3" w:tplc="04090001" w:tentative="1">
+      <w:start w:val="1"/>
+      <w:numFmt w:val="bullet"/>
+      <w:lvlText w:val=""/>
+      <w:lvlJc w:val="left"/>
+      <w:pPr>
+        <w:ind w:left="2880" w:hanging="360"/>
+      </w:pPr>
+      <w:rPr>
+        <w:rFonts w:ascii="Symbol" w:hAnsi="Symbol" w:hint="default"/>
+      </w:rPr>
+    </w:lvl>
+    <w:lvl w:ilvl="4" w:tplc="04090003" w:tentative="1">
+      <w:start w:val="1"/>
+      <w:numFmt w:val="bullet"/>
+      <w:lvlText w:val="o"/>
+      <w:lvlJc w:val="left"/>
+      <w:pPr>
+        <w:ind w:left="3600" w:hanging="360"/>
+      </w:pPr>
+      <w:rPr>
+        <w:rFonts w:ascii="Courier New" w:hAnsi="Courier New" w:cs="Courier New" w:hint="default"/>
+      </w:rPr>
+    </w:lvl>
+    <w:lvl w:ilvl="5" w:tplc="04090005" w:tentative="1">
+      <w:start w:val="1"/>
+      <w:numFmt w:val="bullet"/>
+      <w:lvlText w:val=""/>
+      <w:lvlJc w:val="left"/>
+      <w:pPr>
+        <w:ind w:left="4320" w:hanging="360"/>
+      </w:pPr>
+      <w:rPr>
+        <w:rFonts w:ascii="Wingdings" w:hAnsi="Wingdings" w:hint="default"/>
+      </w:rPr>
+    </w:lvl>
+    <w:lvl w:ilvl="6" w:tplc="04090001" w:tentative="1">
+      <w:start w:val="1"/>
+      <w:numFmt w:val="bullet"/>
+      <w:lvlText w:val=""/>
+      <w:lvlJc w:val="left"/>
+      <w:pPr>
+        <w:ind w:left="5040" w:hanging="360"/>
+      </w:pPr>
+      <w:rPr>
+        <w:rFonts w:ascii="Symbol" w:hAnsi="Symbol" w:hint="default"/>
+      </w:rPr>
+    </w:lvl>
+    <w:lvl w:ilvl="7" w:tplc="04090003" w:tentative="1">
+      <w:start w:val="1"/>
+      <w:numFmt w:val="bullet"/>
+      <w:lvlText w:val="o"/>
+      <w:lvlJc w:val="left"/>
+      <w:pPr>
+        <w:ind w:left="5760" w:hanging="360"/>
+      </w:pPr>
+      <w:rPr>
+        <w:rFonts w:ascii="Courier New" w:hAnsi="Courier New" w:cs="Courier New" w:hint="default"/>
+      </w:rPr>
+    </w:lvl>
+    <w:lvl w:ilvl="8" w:tplc="04090005" w:tentative="1">
+      <w:start w:val="1"/>
+      <w:numFmt w:val="bullet"/>
+      <w:lvlText w:val=""/>
+      <w:lvlJc w:val="left"/>
+      <w:pPr>
+        <w:ind w:left="6480" w:hanging="360"/>
+      </w:pPr>
+      <w:rPr>
+        <w:rFonts w:ascii="Wingdings" w:hAnsi="Wingdings" w:hint="default"/>
+      </w:rPr>
+    </w:lvl>
+  </w:abstractNum>
+  <w:abstractNum w:abstractNumId="6" w15:restartNumberingAfterBreak="0">
+    <w:nsid w:val="4D1A217B"/>
+    <w:multiLevelType w:val="multilevel"/>
+    <w:tmpl w:val="4C0A8E82"/>
+    <w:lvl w:ilvl="0">
+      <w:start w:val="1"/>
+      <w:numFmt w:val="bullet"/>
+      <w:lvlText w:val=""/>
+      <w:lvlJc w:val="left"/>
+      <w:pPr>
+        <w:tabs>
+          <w:tab w:val="num" w:pos="720"/>
+        </w:tabs>
+        <w:ind w:left="720" w:hanging="360"/>
+      </w:pPr>
+      <w:rPr>
+        <w:rFonts w:ascii="Symbol" w:hAnsi="Symbol" w:hint="default"/>
+        <w:sz w:val="20"/>
+      </w:rPr>
+    </w:lvl>
+    <w:lvl w:ilvl="1" w:tentative="1">
+      <w:start w:val="1"/>
+      <w:numFmt w:val="bullet"/>
+      <w:lvlText w:val="o"/>
+      <w:lvlJc w:val="left"/>
+      <w:pPr>
+        <w:tabs>
+          <w:tab w:val="num" w:pos="1440"/>
+        </w:tabs>
+        <w:ind w:left="1440" w:hanging="360"/>
+      </w:pPr>
+      <w:rPr>
+        <w:rFonts w:ascii="Courier New" w:hAnsi="Courier New" w:hint="default"/>
+        <w:sz w:val="20"/>
+      </w:rPr>
+    </w:lvl>
+    <w:lvl w:ilvl="2" w:tentative="1">
+      <w:start w:val="1"/>
+      <w:numFmt w:val="bullet"/>
+      <w:lvlText w:val=""/>
+      <w:lvlJc w:val="left"/>
+      <w:pPr>
+        <w:tabs>
+          <w:tab w:val="num" w:pos="2160"/>
+        </w:tabs>
+        <w:ind w:left="2160" w:hanging="360"/>
+      </w:pPr>
+      <w:rPr>
+        <w:rFonts w:ascii="Wingdings" w:hAnsi="Wingdings" w:hint="default"/>
+        <w:sz w:val="20"/>
+      </w:rPr>
+    </w:lvl>
+    <w:lvl w:ilvl="3" w:tentative="1">
+      <w:start w:val="1"/>
+      <w:numFmt w:val="bullet"/>
+      <w:lvlText w:val=""/>
+      <w:lvlJc w:val="left"/>
+      <w:pPr>
+        <w:tabs>
+          <w:tab w:val="num" w:pos="2880"/>
+        </w:tabs>
+        <w:ind w:left="2880" w:hanging="360"/>
+      </w:pPr>
+      <w:rPr>
+        <w:rFonts w:ascii="Wingdings" w:hAnsi="Wingdings" w:hint="default"/>
+        <w:sz w:val="20"/>
+      </w:rPr>
+    </w:lvl>
+    <w:lvl w:ilvl="4" w:tentative="1">
+      <w:start w:val="1"/>
+      <w:numFmt w:val="bullet"/>
+      <w:lvlText w:val=""/>
+      <w:lvlJc w:val="left"/>
+      <w:pPr>
+        <w:tabs>
+          <w:tab w:val="num" w:pos="3600"/>
+        </w:tabs>
+        <w:ind w:left="3600" w:hanging="360"/>
+      </w:pPr>
+      <w:rPr>
+        <w:rFonts w:ascii="Wingdings" w:hAnsi="Wingdings" w:hint="default"/>
+        <w:sz w:val="20"/>
+      </w:rPr>
+    </w:lvl>
+    <w:lvl w:ilvl="5" w:tentative="1">
+      <w:start w:val="1"/>
+      <w:numFmt w:val="bullet"/>
+      <w:lvlText w:val=""/>
+      <w:lvlJc w:val="left"/>
+      <w:pPr>
+        <w:tabs>
+          <w:tab w:val="num" w:pos="4320"/>
+        </w:tabs>
+        <w:ind w:left="4320" w:hanging="360"/>
+      </w:pPr>
+      <w:rPr>
+        <w:rFonts w:ascii="Wingdings" w:hAnsi="Wingdings" w:hint="default"/>
+        <w:sz w:val="20"/>
+      </w:rPr>
+    </w:lvl>
+    <w:lvl w:ilvl="6" w:tentative="1">
+      <w:start w:val="1"/>
+      <w:numFmt w:val="bullet"/>
+      <w:lvlText w:val=""/>
+      <w:lvlJc w:val="left"/>
+      <w:pPr>
+        <w:tabs>
+          <w:tab w:val="num" w:pos="5040"/>
+        </w:tabs>
+        <w:ind w:left="5040" w:hanging="360"/>
+      </w:pPr>
+      <w:rPr>
+        <w:rFonts w:ascii="Wingdings" w:hAnsi="Wingdings" w:hint="default"/>
+        <w:sz w:val="20"/>
+      </w:rPr>
+    </w:lvl>
+    <w:lvl w:ilvl="7" w:tentative="1">
+      <w:start w:val="1"/>
+      <w:numFmt w:val="bullet"/>
+      <w:lvlText w:val=""/>
+      <w:lvlJc w:val="left"/>
+      <w:pPr>
+        <w:tabs>
+          <w:tab w:val="num" w:pos="5760"/>
+        </w:tabs>
+        <w:ind w:left="5760" w:hanging="360"/>
+      </w:pPr>
+      <w:rPr>
+        <w:rFonts w:ascii="Wingdings" w:hAnsi="Wingdings" w:hint="default"/>
+        <w:sz w:val="20"/>
+      </w:rPr>
+    </w:lvl>
+    <w:lvl w:ilvl="8" w:tentative="1">
+      <w:start w:val="1"/>
+      <w:numFmt w:val="bullet"/>
+      <w:lvlText w:val=""/>
+      <w:lvlJc w:val="left"/>
+      <w:pPr>
+        <w:tabs>
+          <w:tab w:val="num" w:pos="6480"/>
+        </w:tabs>
+        <w:ind w:left="6480" w:hanging="360"/>
+      </w:pPr>
+      <w:rPr>
+        <w:rFonts w:ascii="Wingdings" w:hAnsi="Wingdings" w:hint="default"/>
+        <w:sz w:val="20"/>
+      </w:rPr>
+    </w:lvl>
+  </w:abstractNum>
+  <w:abstractNum w:abstractNumId="7" w15:restartNumberingAfterBreak="0">
+    <w:nsid w:val="50C44333"/>
+    <w:multiLevelType w:val="multilevel"/>
+    <w:tmpl w:val="69D814B4"/>
+    <w:lvl w:ilvl="0">
+      <w:start w:val="1"/>
+      <w:numFmt w:val="bullet"/>
+      <w:lvlText w:val=""/>
+      <w:lvlJc w:val="left"/>
+      <w:pPr>
+        <w:tabs>
+          <w:tab w:val="num" w:pos="720"/>
+        </w:tabs>
+        <w:ind w:left="720" w:hanging="360"/>
+      </w:pPr>
+      <w:rPr>
+        <w:rFonts w:ascii="Symbol" w:hAnsi="Symbol" w:hint="default"/>
+        <w:sz w:val="20"/>
+      </w:rPr>
+    </w:lvl>
+    <w:lvl w:ilvl="1" w:tentative="1">
+      <w:start w:val="1"/>
+      <w:numFmt w:val="bullet"/>
+      <w:lvlText w:val="o"/>
+      <w:lvlJc w:val="left"/>
+      <w:pPr>
+        <w:tabs>
+          <w:tab w:val="num" w:pos="1440"/>
+        </w:tabs>
+        <w:ind w:left="1440" w:hanging="360"/>
+      </w:pPr>
+      <w:rPr>
+        <w:rFonts w:ascii="Courier New" w:hAnsi="Courier New" w:hint="default"/>
+        <w:sz w:val="20"/>
+      </w:rPr>
+    </w:lvl>
+    <w:lvl w:ilvl="2" w:tentative="1">
+      <w:start w:val="1"/>
+      <w:numFmt w:val="bullet"/>
+      <w:lvlText w:val=""/>
+      <w:lvlJc w:val="left"/>
+      <w:pPr>
+        <w:tabs>
+          <w:tab w:val="num" w:pos="2160"/>
+        </w:tabs>
+        <w:ind w:left="2160" w:hanging="360"/>
+      </w:pPr>
+      <w:rPr>
+        <w:rFonts w:ascii="Wingdings" w:hAnsi="Wingdings" w:hint="default"/>
+        <w:sz w:val="20"/>
+      </w:rPr>
+    </w:lvl>
+    <w:lvl w:ilvl="3" w:tentative="1">
+      <w:start w:val="1"/>
+      <w:numFmt w:val="bullet"/>
+      <w:lvlText w:val=""/>
+      <w:lvlJc w:val="left"/>
+      <w:pPr>
+        <w:tabs>
+          <w:tab w:val="num" w:pos="2880"/>
+        </w:tabs>
+        <w:ind w:left="2880" w:hanging="360"/>
+      </w:pPr>
+      <w:rPr>
+        <w:rFonts w:ascii="Wingdings" w:hAnsi="Wingdings" w:hint="default"/>
+        <w:sz w:val="20"/>
+      </w:rPr>
+    </w:lvl>
+    <w:lvl w:ilvl="4" w:tentative="1">
+      <w:start w:val="1"/>
+      <w:numFmt w:val="bullet"/>
+      <w:lvlText w:val=""/>
+      <w:lvlJc w:val="left"/>
+      <w:pPr>
+        <w:tabs>
+          <w:tab w:val="num" w:pos="3600"/>
+        </w:tabs>
+        <w:ind w:left="3600" w:hanging="360"/>
+      </w:pPr>
+      <w:rPr>
+        <w:rFonts w:ascii="Wingdings" w:hAnsi="Wingdings" w:hint="default"/>
+        <w:sz w:val="20"/>
+      </w:rPr>
+    </w:lvl>
+    <w:lvl w:ilvl="5" w:tentative="1">
+      <w:start w:val="1"/>
+      <w:numFmt w:val="bullet"/>
+      <w:lvlText w:val=""/>
+      <w:lvlJc w:val="left"/>
+      <w:pPr>
+        <w:tabs>
+          <w:tab w:val="num" w:pos="4320"/>
+        </w:tabs>
+        <w:ind w:left="4320" w:hanging="360"/>
+      </w:pPr>
+      <w:rPr>
+        <w:rFonts w:ascii="Wingdings" w:hAnsi="Wingdings" w:hint="default"/>
+        <w:sz w:val="20"/>
+      </w:rPr>
+    </w:lvl>
+    <w:lvl w:ilvl="6" w:tentative="1">
+      <w:start w:val="1"/>
+      <w:numFmt w:val="bullet"/>
+      <w:lvlText w:val=""/>
+      <w:lvlJc w:val="left"/>
+      <w:pPr>
+        <w:tabs>
+          <w:tab w:val="num" w:pos="5040"/>
+        </w:tabs>
+        <w:ind w:left="5040" w:hanging="360"/>
+      </w:pPr>
+      <w:rPr>
+        <w:rFonts w:ascii="Wingdings" w:hAnsi="Wingdings" w:hint="default"/>
+        <w:sz w:val="20"/>
+      </w:rPr>
+    </w:lvl>
+    <w:lvl w:ilvl="7" w:tentative="1">
+      <w:start w:val="1"/>
+      <w:numFmt w:val="bullet"/>
+      <w:lvlText w:val=""/>
+      <w:lvlJc w:val="left"/>
+      <w:pPr>
+        <w:tabs>
+          <w:tab w:val="num" w:pos="5760"/>
+        </w:tabs>
+        <w:ind w:left="5760" w:hanging="360"/>
+      </w:pPr>
+      <w:rPr>
+        <w:rFonts w:ascii="Wingdings" w:hAnsi="Wingdings" w:hint="default"/>
+        <w:sz w:val="20"/>
+      </w:rPr>
+    </w:lvl>
+    <w:lvl w:ilvl="8" w:tentative="1">
+      <w:start w:val="1"/>
+      <w:numFmt w:val="bullet"/>
+      <w:lvlText w:val=""/>
+      <w:lvlJc w:val="left"/>
+      <w:pPr>
+        <w:tabs>
+          <w:tab w:val="num" w:pos="6480"/>
+        </w:tabs>
+        <w:ind w:left="6480" w:hanging="360"/>
+      </w:pPr>
+      <w:rPr>
+        <w:rFonts w:ascii="Wingdings" w:hAnsi="Wingdings" w:hint="default"/>
+        <w:sz w:val="20"/>
+      </w:rPr>
+    </w:lvl>
+  </w:abstractNum>
+  <w:abstractNum w:abstractNumId="8" w15:restartNumberingAfterBreak="0">
+    <w:nsid w:val="5C241F42"/>
+    <w:multiLevelType w:val="multilevel"/>
+    <w:tmpl w:val="B9EAD060"/>
+    <w:lvl w:ilvl="0">
+      <w:start w:val="1"/>
+      <w:numFmt w:val="bullet"/>
+      <w:lvlText w:val=""/>
+      <w:lvlJc w:val="left"/>
+      <w:pPr>
+        <w:tabs>
+          <w:tab w:val="num" w:pos="720"/>
+        </w:tabs>
+        <w:ind w:left="720" w:hanging="360"/>
+      </w:pPr>
+      <w:rPr>
+        <w:rFonts w:ascii="Symbol" w:hAnsi="Symbol" w:hint="default"/>
+        <w:sz w:val="20"/>
+      </w:rPr>
+    </w:lvl>
+    <w:lvl w:ilvl="1" w:tentative="1">
+      <w:start w:val="1"/>
+      <w:numFmt w:val="bullet"/>
+      <w:lvlText w:val="o"/>
+      <w:lvlJc w:val="left"/>
+      <w:pPr>
+        <w:tabs>
+          <w:tab w:val="num" w:pos="1440"/>
+        </w:tabs>
+        <w:ind w:left="1440" w:hanging="360"/>
+      </w:pPr>
+      <w:rPr>
+        <w:rFonts w:ascii="Courier New" w:hAnsi="Courier New" w:hint="default"/>
+        <w:sz w:val="20"/>
+      </w:rPr>
+    </w:lvl>
+    <w:lvl w:ilvl="2" w:tentative="1">
+      <w:start w:val="1"/>
+      <w:numFmt w:val="bullet"/>
+      <w:lvlText w:val=""/>
+      <w:lvlJc w:val="left"/>
+      <w:pPr>
+        <w:tabs>
+          <w:tab w:val="num" w:pos="2160"/>
+        </w:tabs>
+        <w:ind w:left="2160" w:hanging="360"/>
+      </w:pPr>
+      <w:rPr>
+        <w:rFonts w:ascii="Wingdings" w:hAnsi="Wingdings" w:hint="default"/>
+        <w:sz w:val="20"/>
+      </w:rPr>
+    </w:lvl>
+    <w:lvl w:ilvl="3" w:tentative="1">
+      <w:start w:val="1"/>
+      <w:numFmt w:val="bullet"/>
+      <w:lvlText w:val=""/>
+      <w:lvlJc w:val="left"/>
+      <w:pPr>
+        <w:tabs>
+          <w:tab w:val="num" w:pos="2880"/>
+        </w:tabs>
+        <w:ind w:left="2880" w:hanging="360"/>
+      </w:pPr>
+      <w:rPr>
+        <w:rFonts w:ascii="Wingdings" w:hAnsi="Wingdings" w:hint="default"/>
+        <w:sz w:val="20"/>
+      </w:rPr>
+    </w:lvl>
+    <w:lvl w:ilvl="4" w:tentative="1">
+      <w:start w:val="1"/>
+      <w:numFmt w:val="bullet"/>
+      <w:lvlText w:val=""/>
+      <w:lvlJc w:val="left"/>
+      <w:pPr>
+        <w:tabs>
+          <w:tab w:val="num" w:pos="3600"/>
+        </w:tabs>
+        <w:ind w:left="3600" w:hanging="360"/>
+      </w:pPr>
+      <w:rPr>
+        <w:rFonts w:ascii="Wingdings" w:hAnsi="Wingdings" w:hint="default"/>
+        <w:sz w:val="20"/>
+      </w:rPr>
+    </w:lvl>
+    <w:lvl w:ilvl="5" w:tentative="1">
+      <w:start w:val="1"/>
+      <w:numFmt w:val="bullet"/>
+      <w:lvlText w:val=""/>
+      <w:lvlJc w:val="left"/>
+      <w:pPr>
+        <w:tabs>
+          <w:tab w:val="num" w:pos="4320"/>
+        </w:tabs>
+        <w:ind w:left="4320" w:hanging="360"/>
+      </w:pPr>
+      <w:rPr>
+        <w:rFonts w:ascii="Wingdings" w:hAnsi="Wingdings" w:hint="default"/>
+        <w:sz w:val="20"/>
+      </w:rPr>
+    </w:lvl>
+    <w:lvl w:ilvl="6" w:tentative="1">
+      <w:start w:val="1"/>
+      <w:numFmt w:val="bullet"/>
+      <w:lvlText w:val=""/>
+      <w:lvlJc w:val="left"/>
+      <w:pPr>
+        <w:tabs>
+          <w:tab w:val="num" w:pos="5040"/>
+        </w:tabs>
+        <w:ind w:left="5040" w:hanging="360"/>
+      </w:pPr>
+      <w:rPr>
+        <w:rFonts w:ascii="Wingdings" w:hAnsi="Wingdings" w:hint="default"/>
+        <w:sz w:val="20"/>
+      </w:rPr>
+    </w:lvl>
+    <w:lvl w:ilvl="7" w:tentative="1">
+      <w:start w:val="1"/>
+      <w:numFmt w:val="bullet"/>
+      <w:lvlText w:val=""/>
+      <w:lvlJc w:val="left"/>
+      <w:pPr>
+        <w:tabs>
+          <w:tab w:val="num" w:pos="5760"/>
+        </w:tabs>
+        <w:ind w:left="5760" w:hanging="360"/>
+      </w:pPr>
+      <w:rPr>
+        <w:rFonts w:ascii="Wingdings" w:hAnsi="Wingdings" w:hint="default"/>
+        <w:sz w:val="20"/>
+      </w:rPr>
+    </w:lvl>
+    <w:lvl w:ilvl="8" w:tentative="1">
+      <w:start w:val="1"/>
+      <w:numFmt w:val="bullet"/>
+      <w:lvlText w:val=""/>
+      <w:lvlJc w:val="left"/>
+      <w:pPr>
+        <w:tabs>
+          <w:tab w:val="num" w:pos="6480"/>
+        </w:tabs>
+        <w:ind w:left="6480" w:hanging="360"/>
+      </w:pPr>
+      <w:rPr>
+        <w:rFonts w:ascii="Wingdings" w:hAnsi="Wingdings" w:hint="default"/>
+        <w:sz w:val="20"/>
+      </w:rPr>
+    </w:lvl>
+  </w:abstractNum>
+  <w:abstractNum w:abstractNumId="9" w15:restartNumberingAfterBreak="0">
     <w:nsid w:val="67100E72"/>
     <w:multiLevelType w:val="hybridMultilevel"/>
     <w:tmpl w:val="3580E1A0"/>
@@ -4276,11 +11335,303 @@
       </w:pPr>
     </w:lvl>
   </w:abstractNum>
+  <w:abstractNum w:abstractNumId="10" w15:restartNumberingAfterBreak="0">
+    <w:nsid w:val="67CB2B51"/>
+    <w:multiLevelType w:val="multilevel"/>
+    <w:tmpl w:val="0D3E71AC"/>
+    <w:lvl w:ilvl="0">
+      <w:start w:val="1"/>
+      <w:numFmt w:val="decimal"/>
+      <w:lvlText w:val="%1."/>
+      <w:lvlJc w:val="left"/>
+      <w:pPr>
+        <w:tabs>
+          <w:tab w:val="num" w:pos="720"/>
+        </w:tabs>
+        <w:ind w:left="720" w:hanging="360"/>
+      </w:pPr>
+    </w:lvl>
+    <w:lvl w:ilvl="1" w:tentative="1">
+      <w:start w:val="1"/>
+      <w:numFmt w:val="decimal"/>
+      <w:lvlText w:val="%2."/>
+      <w:lvlJc w:val="left"/>
+      <w:pPr>
+        <w:tabs>
+          <w:tab w:val="num" w:pos="1440"/>
+        </w:tabs>
+        <w:ind w:left="1440" w:hanging="360"/>
+      </w:pPr>
+    </w:lvl>
+    <w:lvl w:ilvl="2" w:tentative="1">
+      <w:start w:val="1"/>
+      <w:numFmt w:val="decimal"/>
+      <w:lvlText w:val="%3."/>
+      <w:lvlJc w:val="left"/>
+      <w:pPr>
+        <w:tabs>
+          <w:tab w:val="num" w:pos="2160"/>
+        </w:tabs>
+        <w:ind w:left="2160" w:hanging="360"/>
+      </w:pPr>
+    </w:lvl>
+    <w:lvl w:ilvl="3" w:tentative="1">
+      <w:start w:val="1"/>
+      <w:numFmt w:val="decimal"/>
+      <w:lvlText w:val="%4."/>
+      <w:lvlJc w:val="left"/>
+      <w:pPr>
+        <w:tabs>
+          <w:tab w:val="num" w:pos="2880"/>
+        </w:tabs>
+        <w:ind w:left="2880" w:hanging="360"/>
+      </w:pPr>
+    </w:lvl>
+    <w:lvl w:ilvl="4" w:tentative="1">
+      <w:start w:val="1"/>
+      <w:numFmt w:val="decimal"/>
+      <w:lvlText w:val="%5."/>
+      <w:lvlJc w:val="left"/>
+      <w:pPr>
+        <w:tabs>
+          <w:tab w:val="num" w:pos="3600"/>
+        </w:tabs>
+        <w:ind w:left="3600" w:hanging="360"/>
+      </w:pPr>
+    </w:lvl>
+    <w:lvl w:ilvl="5" w:tentative="1">
+      <w:start w:val="1"/>
+      <w:numFmt w:val="decimal"/>
+      <w:lvlText w:val="%6."/>
+      <w:lvlJc w:val="left"/>
+      <w:pPr>
+        <w:tabs>
+          <w:tab w:val="num" w:pos="4320"/>
+        </w:tabs>
+        <w:ind w:left="4320" w:hanging="360"/>
+      </w:pPr>
+    </w:lvl>
+    <w:lvl w:ilvl="6" w:tentative="1">
+      <w:start w:val="1"/>
+      <w:numFmt w:val="decimal"/>
+      <w:lvlText w:val="%7."/>
+      <w:lvlJc w:val="left"/>
+      <w:pPr>
+        <w:tabs>
+          <w:tab w:val="num" w:pos="5040"/>
+        </w:tabs>
+        <w:ind w:left="5040" w:hanging="360"/>
+      </w:pPr>
+    </w:lvl>
+    <w:lvl w:ilvl="7" w:tentative="1">
+      <w:start w:val="1"/>
+      <w:numFmt w:val="decimal"/>
+      <w:lvlText w:val="%8."/>
+      <w:lvlJc w:val="left"/>
+      <w:pPr>
+        <w:tabs>
+          <w:tab w:val="num" w:pos="5760"/>
+        </w:tabs>
+        <w:ind w:left="5760" w:hanging="360"/>
+      </w:pPr>
+    </w:lvl>
+    <w:lvl w:ilvl="8" w:tentative="1">
+      <w:start w:val="1"/>
+      <w:numFmt w:val="decimal"/>
+      <w:lvlText w:val="%9."/>
+      <w:lvlJc w:val="left"/>
+      <w:pPr>
+        <w:tabs>
+          <w:tab w:val="num" w:pos="6480"/>
+        </w:tabs>
+        <w:ind w:left="6480" w:hanging="360"/>
+      </w:pPr>
+    </w:lvl>
+  </w:abstractNum>
+  <w:abstractNum w:abstractNumId="11" w15:restartNumberingAfterBreak="0">
+    <w:nsid w:val="691930D2"/>
+    <w:multiLevelType w:val="multilevel"/>
+    <w:tmpl w:val="41E0A746"/>
+    <w:lvl w:ilvl="0">
+      <w:start w:val="1"/>
+      <w:numFmt w:val="bullet"/>
+      <w:lvlText w:val=""/>
+      <w:lvlJc w:val="left"/>
+      <w:pPr>
+        <w:tabs>
+          <w:tab w:val="num" w:pos="720"/>
+        </w:tabs>
+        <w:ind w:left="720" w:hanging="360"/>
+      </w:pPr>
+      <w:rPr>
+        <w:rFonts w:ascii="Symbol" w:hAnsi="Symbol" w:hint="default"/>
+        <w:sz w:val="20"/>
+      </w:rPr>
+    </w:lvl>
+    <w:lvl w:ilvl="1" w:tentative="1">
+      <w:start w:val="1"/>
+      <w:numFmt w:val="bullet"/>
+      <w:lvlText w:val="o"/>
+      <w:lvlJc w:val="left"/>
+      <w:pPr>
+        <w:tabs>
+          <w:tab w:val="num" w:pos="1440"/>
+        </w:tabs>
+        <w:ind w:left="1440" w:hanging="360"/>
+      </w:pPr>
+      <w:rPr>
+        <w:rFonts w:ascii="Courier New" w:hAnsi="Courier New" w:hint="default"/>
+        <w:sz w:val="20"/>
+      </w:rPr>
+    </w:lvl>
+    <w:lvl w:ilvl="2" w:tentative="1">
+      <w:start w:val="1"/>
+      <w:numFmt w:val="bullet"/>
+      <w:lvlText w:val=""/>
+      <w:lvlJc w:val="left"/>
+      <w:pPr>
+        <w:tabs>
+          <w:tab w:val="num" w:pos="2160"/>
+        </w:tabs>
+        <w:ind w:left="2160" w:hanging="360"/>
+      </w:pPr>
+      <w:rPr>
+        <w:rFonts w:ascii="Wingdings" w:hAnsi="Wingdings" w:hint="default"/>
+        <w:sz w:val="20"/>
+      </w:rPr>
+    </w:lvl>
+    <w:lvl w:ilvl="3" w:tentative="1">
+      <w:start w:val="1"/>
+      <w:numFmt w:val="bullet"/>
+      <w:lvlText w:val=""/>
+      <w:lvlJc w:val="left"/>
+      <w:pPr>
+        <w:tabs>
+          <w:tab w:val="num" w:pos="2880"/>
+        </w:tabs>
+        <w:ind w:left="2880" w:hanging="360"/>
+      </w:pPr>
+      <w:rPr>
+        <w:rFonts w:ascii="Wingdings" w:hAnsi="Wingdings" w:hint="default"/>
+        <w:sz w:val="20"/>
+      </w:rPr>
+    </w:lvl>
+    <w:lvl w:ilvl="4" w:tentative="1">
+      <w:start w:val="1"/>
+      <w:numFmt w:val="bullet"/>
+      <w:lvlText w:val=""/>
+      <w:lvlJc w:val="left"/>
+      <w:pPr>
+        <w:tabs>
+          <w:tab w:val="num" w:pos="3600"/>
+        </w:tabs>
+        <w:ind w:left="3600" w:hanging="360"/>
+      </w:pPr>
+      <w:rPr>
+        <w:rFonts w:ascii="Wingdings" w:hAnsi="Wingdings" w:hint="default"/>
+        <w:sz w:val="20"/>
+      </w:rPr>
+    </w:lvl>
+    <w:lvl w:ilvl="5" w:tentative="1">
+      <w:start w:val="1"/>
+      <w:numFmt w:val="bullet"/>
+      <w:lvlText w:val=""/>
+      <w:lvlJc w:val="left"/>
+      <w:pPr>
+        <w:tabs>
+          <w:tab w:val="num" w:pos="4320"/>
+        </w:tabs>
+        <w:ind w:left="4320" w:hanging="360"/>
+      </w:pPr>
+      <w:rPr>
+        <w:rFonts w:ascii="Wingdings" w:hAnsi="Wingdings" w:hint="default"/>
+        <w:sz w:val="20"/>
+      </w:rPr>
+    </w:lvl>
+    <w:lvl w:ilvl="6" w:tentative="1">
+      <w:start w:val="1"/>
+      <w:numFmt w:val="bullet"/>
+      <w:lvlText w:val=""/>
+      <w:lvlJc w:val="left"/>
+      <w:pPr>
+        <w:tabs>
+          <w:tab w:val="num" w:pos="5040"/>
+        </w:tabs>
+        <w:ind w:left="5040" w:hanging="360"/>
+      </w:pPr>
+      <w:rPr>
+        <w:rFonts w:ascii="Wingdings" w:hAnsi="Wingdings" w:hint="default"/>
+        <w:sz w:val="20"/>
+      </w:rPr>
+    </w:lvl>
+    <w:lvl w:ilvl="7" w:tentative="1">
+      <w:start w:val="1"/>
+      <w:numFmt w:val="bullet"/>
+      <w:lvlText w:val=""/>
+      <w:lvlJc w:val="left"/>
+      <w:pPr>
+        <w:tabs>
+          <w:tab w:val="num" w:pos="5760"/>
+        </w:tabs>
+        <w:ind w:left="5760" w:hanging="360"/>
+      </w:pPr>
+      <w:rPr>
+        <w:rFonts w:ascii="Wingdings" w:hAnsi="Wingdings" w:hint="default"/>
+        <w:sz w:val="20"/>
+      </w:rPr>
+    </w:lvl>
+    <w:lvl w:ilvl="8" w:tentative="1">
+      <w:start w:val="1"/>
+      <w:numFmt w:val="bullet"/>
+      <w:lvlText w:val=""/>
+      <w:lvlJc w:val="left"/>
+      <w:pPr>
+        <w:tabs>
+          <w:tab w:val="num" w:pos="6480"/>
+        </w:tabs>
+        <w:ind w:left="6480" w:hanging="360"/>
+      </w:pPr>
+      <w:rPr>
+        <w:rFonts w:ascii="Wingdings" w:hAnsi="Wingdings" w:hint="default"/>
+        <w:sz w:val="20"/>
+      </w:rPr>
+    </w:lvl>
+  </w:abstractNum>
   <w:num w:numId="1">
-    <w:abstractNumId w:val="1"/>
+    <w:abstractNumId w:val="9"/>
   </w:num>
   <w:num w:numId="2">
+    <w:abstractNumId w:val="6"/>
+  </w:num>
+  <w:num w:numId="3">
+    <w:abstractNumId w:val="10"/>
+  </w:num>
+  <w:num w:numId="4">
+    <w:abstractNumId w:val="5"/>
+  </w:num>
+  <w:num w:numId="5">
+    <w:abstractNumId w:val="2"/>
+  </w:num>
+  <w:num w:numId="6">
+    <w:abstractNumId w:val="3"/>
+  </w:num>
+  <w:num w:numId="7">
+    <w:abstractNumId w:val="11"/>
+  </w:num>
+  <w:num w:numId="8">
+    <w:abstractNumId w:val="4"/>
+  </w:num>
+  <w:num w:numId="9">
+    <w:abstractNumId w:val="7"/>
+  </w:num>
+  <w:num w:numId="10">
     <w:abstractNumId w:val="0"/>
+  </w:num>
+  <w:num w:numId="11">
+    <w:abstractNumId w:val="8"/>
+  </w:num>
+  <w:num w:numId="12">
+    <w:abstractNumId w:val="1"/>
   </w:num>
 </w:numbering>
 </file>
@@ -4726,6 +12077,7 @@
   <w:style w:type="character" w:default="1" w:styleId="Fuentedeprrafopredeter">
     <w:name w:val="Default Paragraph Font"/>
     <w:uiPriority w:val="1"/>
+    <w:semiHidden/>
     <w:unhideWhenUsed/>
   </w:style>
   <w:style w:type="table" w:default="1" w:styleId="Tablanormal">
@@ -4844,6 +12196,321 @@
       <w:sz w:val="24"/>
       <w:szCs w:val="24"/>
     </w:rPr>
+  </w:style>
+  <w:style w:type="table" w:styleId="Tabladelista3-nfasis1">
+    <w:name w:val="List Table 3 Accent 1"/>
+    <w:basedOn w:val="Tablanormal"/>
+    <w:uiPriority w:val="48"/>
+    <w:rsid w:val="004D5782"/>
+    <w:pPr>
+      <w:spacing w:after="0" w:line="240" w:lineRule="auto"/>
+    </w:pPr>
+    <w:tblPr>
+      <w:tblStyleRowBandSize w:val="1"/>
+      <w:tblStyleColBandSize w:val="1"/>
+      <w:tblBorders>
+        <w:top w:val="single" w:sz="4" w:space="0" w:color="5B9BD5" w:themeColor="accent1"/>
+        <w:left w:val="single" w:sz="4" w:space="0" w:color="5B9BD5" w:themeColor="accent1"/>
+        <w:bottom w:val="single" w:sz="4" w:space="0" w:color="5B9BD5" w:themeColor="accent1"/>
+        <w:right w:val="single" w:sz="4" w:space="0" w:color="5B9BD5" w:themeColor="accent1"/>
+      </w:tblBorders>
+    </w:tblPr>
+    <w:tblStylePr w:type="firstRow">
+      <w:rPr>
+        <w:b/>
+        <w:bCs/>
+        <w:color w:val="FFFFFF" w:themeColor="background1"/>
+      </w:rPr>
+      <w:tblPr/>
+      <w:tcPr>
+        <w:shd w:val="clear" w:color="auto" w:fill="5B9BD5" w:themeFill="accent1"/>
+      </w:tcPr>
+    </w:tblStylePr>
+    <w:tblStylePr w:type="lastRow">
+      <w:rPr>
+        <w:b/>
+        <w:bCs/>
+      </w:rPr>
+      <w:tblPr/>
+      <w:tcPr>
+        <w:tcBorders>
+          <w:top w:val="double" w:sz="4" w:space="0" w:color="5B9BD5" w:themeColor="accent1"/>
+        </w:tcBorders>
+        <w:shd w:val="clear" w:color="auto" w:fill="FFFFFF" w:themeFill="background1"/>
+      </w:tcPr>
+    </w:tblStylePr>
+    <w:tblStylePr w:type="firstCol">
+      <w:rPr>
+        <w:b/>
+        <w:bCs/>
+      </w:rPr>
+      <w:tblPr/>
+      <w:tcPr>
+        <w:tcBorders>
+          <w:right w:val="nil"/>
+        </w:tcBorders>
+        <w:shd w:val="clear" w:color="auto" w:fill="FFFFFF" w:themeFill="background1"/>
+      </w:tcPr>
+    </w:tblStylePr>
+    <w:tblStylePr w:type="lastCol">
+      <w:rPr>
+        <w:b/>
+        <w:bCs/>
+      </w:rPr>
+      <w:tblPr/>
+      <w:tcPr>
+        <w:tcBorders>
+          <w:left w:val="nil"/>
+        </w:tcBorders>
+        <w:shd w:val="clear" w:color="auto" w:fill="FFFFFF" w:themeFill="background1"/>
+      </w:tcPr>
+    </w:tblStylePr>
+    <w:tblStylePr w:type="band1Vert">
+      <w:tblPr/>
+      <w:tcPr>
+        <w:tcBorders>
+          <w:left w:val="single" w:sz="4" w:space="0" w:color="5B9BD5" w:themeColor="accent1"/>
+          <w:right w:val="single" w:sz="4" w:space="0" w:color="5B9BD5" w:themeColor="accent1"/>
+        </w:tcBorders>
+      </w:tcPr>
+    </w:tblStylePr>
+    <w:tblStylePr w:type="band1Horz">
+      <w:tblPr/>
+      <w:tcPr>
+        <w:tcBorders>
+          <w:top w:val="single" w:sz="4" w:space="0" w:color="5B9BD5" w:themeColor="accent1"/>
+          <w:bottom w:val="single" w:sz="4" w:space="0" w:color="5B9BD5" w:themeColor="accent1"/>
+          <w:insideH w:val="nil"/>
+        </w:tcBorders>
+      </w:tcPr>
+    </w:tblStylePr>
+    <w:tblStylePr w:type="neCell">
+      <w:tblPr/>
+      <w:tcPr>
+        <w:tcBorders>
+          <w:left w:val="nil"/>
+          <w:bottom w:val="nil"/>
+        </w:tcBorders>
+      </w:tcPr>
+    </w:tblStylePr>
+    <w:tblStylePr w:type="nwCell">
+      <w:tblPr/>
+      <w:tcPr>
+        <w:tcBorders>
+          <w:bottom w:val="nil"/>
+          <w:right w:val="nil"/>
+        </w:tcBorders>
+      </w:tcPr>
+    </w:tblStylePr>
+    <w:tblStylePr w:type="seCell">
+      <w:tblPr/>
+      <w:tcPr>
+        <w:tcBorders>
+          <w:top w:val="double" w:sz="4" w:space="0" w:color="5B9BD5" w:themeColor="accent1"/>
+          <w:left w:val="nil"/>
+        </w:tcBorders>
+      </w:tcPr>
+    </w:tblStylePr>
+    <w:tblStylePr w:type="swCell">
+      <w:tblPr/>
+      <w:tcPr>
+        <w:tcBorders>
+          <w:top w:val="double" w:sz="4" w:space="0" w:color="5B9BD5" w:themeColor="accent1"/>
+          <w:right w:val="nil"/>
+        </w:tcBorders>
+      </w:tcPr>
+    </w:tblStylePr>
+  </w:style>
+  <w:style w:type="character" w:styleId="Textoennegrita">
+    <w:name w:val="Strong"/>
+    <w:basedOn w:val="Fuentedeprrafopredeter"/>
+    <w:uiPriority w:val="22"/>
+    <w:qFormat/>
+    <w:rsid w:val="00CA3C31"/>
+    <w:rPr>
+      <w:b/>
+      <w:bCs/>
+    </w:rPr>
+  </w:style>
+  <w:style w:type="table" w:styleId="Tabladelista4-nfasis1">
+    <w:name w:val="List Table 4 Accent 1"/>
+    <w:basedOn w:val="Tablanormal"/>
+    <w:uiPriority w:val="49"/>
+    <w:rsid w:val="00CA3C31"/>
+    <w:pPr>
+      <w:spacing w:after="0" w:line="240" w:lineRule="auto"/>
+    </w:pPr>
+    <w:tblPr>
+      <w:tblStyleRowBandSize w:val="1"/>
+      <w:tblStyleColBandSize w:val="1"/>
+      <w:tblBorders>
+        <w:top w:val="single" w:sz="4" w:space="0" w:color="9CC2E5" w:themeColor="accent1" w:themeTint="99"/>
+        <w:left w:val="single" w:sz="4" w:space="0" w:color="9CC2E5" w:themeColor="accent1" w:themeTint="99"/>
+        <w:bottom w:val="single" w:sz="4" w:space="0" w:color="9CC2E5" w:themeColor="accent1" w:themeTint="99"/>
+        <w:right w:val="single" w:sz="4" w:space="0" w:color="9CC2E5" w:themeColor="accent1" w:themeTint="99"/>
+        <w:insideH w:val="single" w:sz="4" w:space="0" w:color="9CC2E5" w:themeColor="accent1" w:themeTint="99"/>
+      </w:tblBorders>
+    </w:tblPr>
+    <w:tblStylePr w:type="firstRow">
+      <w:rPr>
+        <w:b/>
+        <w:bCs/>
+        <w:color w:val="FFFFFF" w:themeColor="background1"/>
+      </w:rPr>
+      <w:tblPr/>
+      <w:tcPr>
+        <w:tcBorders>
+          <w:top w:val="single" w:sz="4" w:space="0" w:color="5B9BD5" w:themeColor="accent1"/>
+          <w:left w:val="single" w:sz="4" w:space="0" w:color="5B9BD5" w:themeColor="accent1"/>
+          <w:bottom w:val="single" w:sz="4" w:space="0" w:color="5B9BD5" w:themeColor="accent1"/>
+          <w:right w:val="single" w:sz="4" w:space="0" w:color="5B9BD5" w:themeColor="accent1"/>
+          <w:insideH w:val="nil"/>
+        </w:tcBorders>
+        <w:shd w:val="clear" w:color="auto" w:fill="5B9BD5" w:themeFill="accent1"/>
+      </w:tcPr>
+    </w:tblStylePr>
+    <w:tblStylePr w:type="lastRow">
+      <w:rPr>
+        <w:b/>
+        <w:bCs/>
+      </w:rPr>
+      <w:tblPr/>
+      <w:tcPr>
+        <w:tcBorders>
+          <w:top w:val="double" w:sz="4" w:space="0" w:color="9CC2E5" w:themeColor="accent1" w:themeTint="99"/>
+        </w:tcBorders>
+      </w:tcPr>
+    </w:tblStylePr>
+    <w:tblStylePr w:type="firstCol">
+      <w:rPr>
+        <w:b/>
+        <w:bCs/>
+      </w:rPr>
+    </w:tblStylePr>
+    <w:tblStylePr w:type="lastCol">
+      <w:rPr>
+        <w:b/>
+        <w:bCs/>
+      </w:rPr>
+    </w:tblStylePr>
+    <w:tblStylePr w:type="band1Vert">
+      <w:tblPr/>
+      <w:tcPr>
+        <w:shd w:val="clear" w:color="auto" w:fill="DEEAF6" w:themeFill="accent1" w:themeFillTint="33"/>
+      </w:tcPr>
+    </w:tblStylePr>
+    <w:tblStylePr w:type="band1Horz">
+      <w:tblPr/>
+      <w:tcPr>
+        <w:shd w:val="clear" w:color="auto" w:fill="DEEAF6" w:themeFill="accent1" w:themeFillTint="33"/>
+      </w:tcPr>
+    </w:tblStylePr>
+  </w:style>
+  <w:style w:type="table" w:styleId="Tabladecuadrcula5oscura-nfasis1">
+    <w:name w:val="Grid Table 5 Dark Accent 1"/>
+    <w:basedOn w:val="Tablanormal"/>
+    <w:uiPriority w:val="50"/>
+    <w:rsid w:val="00CA3C31"/>
+    <w:pPr>
+      <w:spacing w:after="0" w:line="240" w:lineRule="auto"/>
+    </w:pPr>
+    <w:tblPr>
+      <w:tblStyleRowBandSize w:val="1"/>
+      <w:tblStyleColBandSize w:val="1"/>
+      <w:tblBorders>
+        <w:top w:val="single" w:sz="4" w:space="0" w:color="FFFFFF" w:themeColor="background1"/>
+        <w:left w:val="single" w:sz="4" w:space="0" w:color="FFFFFF" w:themeColor="background1"/>
+        <w:bottom w:val="single" w:sz="4" w:space="0" w:color="FFFFFF" w:themeColor="background1"/>
+        <w:right w:val="single" w:sz="4" w:space="0" w:color="FFFFFF" w:themeColor="background1"/>
+        <w:insideH w:val="single" w:sz="4" w:space="0" w:color="FFFFFF" w:themeColor="background1"/>
+        <w:insideV w:val="single" w:sz="4" w:space="0" w:color="FFFFFF" w:themeColor="background1"/>
+      </w:tblBorders>
+    </w:tblPr>
+    <w:tcPr>
+      <w:shd w:val="clear" w:color="auto" w:fill="DEEAF6" w:themeFill="accent1" w:themeFillTint="33"/>
+    </w:tcPr>
+    <w:tblStylePr w:type="firstRow">
+      <w:rPr>
+        <w:b/>
+        <w:bCs/>
+        <w:color w:val="FFFFFF" w:themeColor="background1"/>
+      </w:rPr>
+      <w:tblPr/>
+      <w:tcPr>
+        <w:tcBorders>
+          <w:top w:val="single" w:sz="4" w:space="0" w:color="FFFFFF" w:themeColor="background1"/>
+          <w:left w:val="single" w:sz="4" w:space="0" w:color="FFFFFF" w:themeColor="background1"/>
+          <w:right w:val="single" w:sz="4" w:space="0" w:color="FFFFFF" w:themeColor="background1"/>
+          <w:insideH w:val="nil"/>
+          <w:insideV w:val="nil"/>
+        </w:tcBorders>
+        <w:shd w:val="clear" w:color="auto" w:fill="5B9BD5" w:themeFill="accent1"/>
+      </w:tcPr>
+    </w:tblStylePr>
+    <w:tblStylePr w:type="lastRow">
+      <w:rPr>
+        <w:b/>
+        <w:bCs/>
+        <w:color w:val="FFFFFF" w:themeColor="background1"/>
+      </w:rPr>
+      <w:tblPr/>
+      <w:tcPr>
+        <w:tcBorders>
+          <w:left w:val="single" w:sz="4" w:space="0" w:color="FFFFFF" w:themeColor="background1"/>
+          <w:bottom w:val="single" w:sz="4" w:space="0" w:color="FFFFFF" w:themeColor="background1"/>
+          <w:right w:val="single" w:sz="4" w:space="0" w:color="FFFFFF" w:themeColor="background1"/>
+          <w:insideH w:val="nil"/>
+          <w:insideV w:val="nil"/>
+        </w:tcBorders>
+        <w:shd w:val="clear" w:color="auto" w:fill="5B9BD5" w:themeFill="accent1"/>
+      </w:tcPr>
+    </w:tblStylePr>
+    <w:tblStylePr w:type="firstCol">
+      <w:rPr>
+        <w:b/>
+        <w:bCs/>
+        <w:color w:val="FFFFFF" w:themeColor="background1"/>
+      </w:rPr>
+      <w:tblPr/>
+      <w:tcPr>
+        <w:tcBorders>
+          <w:top w:val="single" w:sz="4" w:space="0" w:color="FFFFFF" w:themeColor="background1"/>
+          <w:left w:val="single" w:sz="4" w:space="0" w:color="FFFFFF" w:themeColor="background1"/>
+          <w:bottom w:val="single" w:sz="4" w:space="0" w:color="FFFFFF" w:themeColor="background1"/>
+          <w:insideV w:val="nil"/>
+        </w:tcBorders>
+        <w:shd w:val="clear" w:color="auto" w:fill="5B9BD5" w:themeFill="accent1"/>
+      </w:tcPr>
+    </w:tblStylePr>
+    <w:tblStylePr w:type="lastCol">
+      <w:rPr>
+        <w:b/>
+        <w:bCs/>
+        <w:color w:val="FFFFFF" w:themeColor="background1"/>
+      </w:rPr>
+      <w:tblPr/>
+      <w:tcPr>
+        <w:tcBorders>
+          <w:top w:val="single" w:sz="4" w:space="0" w:color="FFFFFF" w:themeColor="background1"/>
+          <w:bottom w:val="single" w:sz="4" w:space="0" w:color="FFFFFF" w:themeColor="background1"/>
+          <w:right w:val="single" w:sz="4" w:space="0" w:color="FFFFFF" w:themeColor="background1"/>
+          <w:insideV w:val="nil"/>
+        </w:tcBorders>
+        <w:shd w:val="clear" w:color="auto" w:fill="5B9BD5" w:themeFill="accent1"/>
+      </w:tcPr>
+    </w:tblStylePr>
+    <w:tblStylePr w:type="band1Vert">
+      <w:tblPr/>
+      <w:tcPr>
+        <w:shd w:val="clear" w:color="auto" w:fill="BDD6EE" w:themeFill="accent1" w:themeFillTint="66"/>
+      </w:tcPr>
+    </w:tblStylePr>
+    <w:tblStylePr w:type="band1Horz">
+      <w:tblPr/>
+      <w:tcPr>
+        <w:shd w:val="clear" w:color="auto" w:fill="BDD6EE" w:themeFill="accent1" w:themeFillTint="66"/>
+      </w:tcPr>
+    </w:tblStylePr>
   </w:style>
 </w:styles>
 </file>
